--- a/docs/studienskripte/word-rohfassungen/woek-g-v10.docx
+++ b/docs/studienskripte/word-rohfassungen/woek-g-v10.docx
@@ -29,47 +29,7 @@
     </w:p>
     <w:p>
       <w:r>
-        <w:t>Track: Grundstudium Wirkungsökonomie</w:t>
-      </w:r>
-    </w:p>
-    <w:p>
-      <w:r>
-        <w:t>Kurscode: woek-g</w:t>
-      </w:r>
-    </w:p>
-    <w:p>
-      <w:r>
-        <w:t>Vorlesungscode: V10</w:t>
-      </w:r>
-    </w:p>
-    <w:p>
-      <w:r>
-        <w:t>Modul/Abschnitt: G1.4</w:t>
-      </w:r>
-    </w:p>
-    <w:p>
-      <w:r>
-        <w:t>Titel: Wirkung ist nicht Absicht</w:t>
-      </w:r>
-    </w:p>
-    <w:p>
-      <w:r>
-        <w:t>Status: Rohfassung V0 · Sprint-Produktionslauf · muss im nächsten Tiefensprint auf 40-50 Seiten erweitert werden</w:t>
-      </w:r>
-    </w:p>
-    <w:p>
-      <w:r>
-        <w:t>Quelle: woek-akademie-app/content/lehrgaenge/woek-g-v10.md</w:t>
-      </w:r>
-    </w:p>
-    <w:p>
-      <w:r>
-        <w:t>Ablage: Markdown-Master in content/studienskripte/woek-g-v10.md, Word-Rohfassung in docs/studienskripte/word-rohfassungen/woek-g-v10.docx</w:t>
-      </w:r>
-    </w:p>
-    <w:p>
-      <w:r>
-        <w:t>Wissensbasis: aktuelles Grundlagenwerk, Website-Korpus inklusive Journal, Akademie-Quelltexte, Glossar, interne Dossiers und externe Fachquellen</w:t>
+        <w:t>Track: Grundstudium Wirkungsökonomie Kurscode: woek-g Vorlesungscode: V10 Modul/Abschnitt: G1.4 Titel: Wirkung ist nicht Absicht Status: Rohfassung V0 · Sprint-Produktionslauf · muss im nächsten Tiefensprint auf 40-50 Seiten erweitert werden Quelle: woek-akademie-app/content/lehrgaenge/woek-g-v10.md Ablage: Markdown-Master in content/studienskripte/woek-g-v10.md, Word-Rohfassung in docs/studienskripte/word-rohfassungen/woek-g-v10.docx Wissensbasis: aktuelles Grundlagenwerk, Website-Korpus inklusive Journal, Akademie-Quelltexte, Glossar, interne Dossiers und externe Fachquellen</w:t>
       </w:r>
     </w:p>
     <w:p>
@@ -715,42 +675,7 @@
     </w:p>
     <w:p>
       <w:r>
-        <w:t>```chart-spec</w:t>
-      </w:r>
-    </w:p>
-    <w:p>
-      <w:r>
-        <w:t>slug: woek-g-v10-wirkpfad</w:t>
-      </w:r>
-    </w:p>
-    <w:p>
-      <w:r>
-        <w:t>type: wirkpfad</w:t>
-      </w:r>
-    </w:p>
-    <w:p>
-      <w:r>
-        <w:t>reuse_first: true</w:t>
-      </w:r>
-    </w:p>
-    <w:p>
-      <w:r>
-        <w:t>preferred_asset: content/studienskripte/assets/woek-g-v10/woek-g-v10-wirkpfad.svg</w:t>
-      </w:r>
-    </w:p>
-    <w:p>
-      <w:r>
-        <w:t>message: Wirkung ist nicht Absicht wird als Wirkpfad von Auslöser über Mechanismus, Wirkungsempfänger und Zustandsveränderung bis zur Rückkopplung dargestellt.</w:t>
-      </w:r>
-    </w:p>
-    <w:p>
-      <w:r>
-        <w:t>source: WÖk-Grundlagenwerk, Website-Korpus, Akademie-Quelltexte, Glossar</w:t>
-      </w:r>
-    </w:p>
-    <w:p>
-      <w:r>
-        <w:t>```</w:t>
+        <w:t>``chart-spec slug: woek-g-v10-wirkpfad type: wirkpfad reuse_first: true preferred_asset: content/studienskripte/assets/woek-g-v10/woek-g-v10-wirkpfad.svg message: Wirkung ist nicht Absicht wird als Wirkpfad von Auslöser über Mechanismus, Wirkungsempfänger und Zustandsveränderung bis zur Rückkopplung dargestellt. source: WÖk-Grundlagenwerk, Website-Korpus, Akademie-Quelltexte, Glossar ``</w:t>
       </w:r>
     </w:p>
     <w:p>

--- a/docs/studienskripte/word-rohfassungen/woek-g-v10.docx
+++ b/docs/studienskripte/word-rohfassungen/woek-g-v10.docx
@@ -29,7 +29,7 @@
     </w:p>
     <w:p>
       <w:r>
-        <w:t>Track: Grundstudium Wirkungsökonomie Kurscode: woek-g Vorlesungscode: V10 Modul/Abschnitt: G1.4 Titel: Wirkung ist nicht Absicht Status: Rohfassung V0 · Sprint-Produktionslauf · muss im nächsten Tiefensprint auf 40-50 Seiten erweitert werden Quelle: woek-akademie-app/content/lehrgaenge/woek-g-v10.md Ablage: Markdown-Master in content/studienskripte/woek-g-v10.md, Word-Rohfassung in docs/studienskripte/word-rohfassungen/woek-g-v10.docx Wissensbasis: aktuelles Grundlagenwerk, Website-Korpus inklusive Journal, Akademie-Quelltexte, Glossar, interne Dossiers und externe Fachquellen</w:t>
+        <w:t>Track: Grundstudium Wirkungsökonomie Kurscode: woek-g Vorlesungscode: V10 Modul/Abschnitt: G1.4 Titel: Wirkung ist nicht Absicht Status: Tiefenskript-Sprint 7 · substanzielle Arbeitsfassung, Claude-CI/CD-Finalisierung offen Quelle: woek-akademie-app/content/lehrgaenge/woek-g-v10.md Ablage: Markdown-Master in content/studienskripte/woek-g-v10.md, Word-Rohfassung in docs/studienskripte/word-rohfassungen/woek-g-v10.docx Wissensbasis: aktuelles Grundlagenwerk, Website-Korpus inklusive Journal, Akademie-Quelltexte, Glossar, interne Dossiers und externe Fachquellen</w:t>
       </w:r>
     </w:p>
     <w:p>
@@ -993,17 +993,1385 @@
         <w:pStyle w:val="Heading2"/>
       </w:pPr>
       <w:r>
-        <w:t>7. Prüfungsrelevanz</w:t>
-      </w:r>
-    </w:p>
-    <w:p>
-      <w:r>
-        <w:t>Diese Vorlesung ist prüfungsrelevant, aber die eigentliche Antwortlogik gehört nicht in das öffentliche Studienskript. Zertifikatsfragen, CorrectAnswer, Scoring-Regeln und Fallrubrics werden separat in der geschützten App-Lane unter woek-akademie-app/content/pruefungen/ gepflegt.</w:t>
-      </w:r>
-    </w:p>
-    <w:p>
-      <w:r>
-        <w:t>Für den Fragenpool sind besonders geeignet:</w:t>
+        <w:t>7. Tiefenskript-Erweiterung Sprint 7</w:t>
+      </w:r>
+    </w:p>
+    <w:p>
+      <w:r>
+        <w:t>Status dieser Erweiterung: ausgebaute Arbeitsfassung für Claude-CI/CD, Word-Rohfassung und Reader-Spiegel. Sie ersetzt noch nicht die spätere Satz-, Quellen- und PDF-Finalisierung, bringt die Vorlesung aber aus der Kurzfassung in eine substanzielle Studienskriptfassung.</w:t>
+      </w:r>
+    </w:p>
+    <w:p>
+      <w:pPr>
+        <w:pStyle w:val="Heading3"/>
+      </w:pPr>
+      <w:r>
+        <w:t>7.1 Leitthese</w:t>
+      </w:r>
+    </w:p>
+    <w:p>
+      <w:r>
+        <w:t>Wirkung ist nicht Absicht markiert im Grundstudium eine Grundentscheidung der Wirkungsökonomie: Entscheidend ist nicht, was plausibel klingt, sondern welche Zustände sich bei welchen Wirkungsempfängern in welchem Wirkungsraum tatsächlich verändern.</w:t>
+      </w:r>
+    </w:p>
+    <w:p>
+      <w:r>
+        <w:t>Die Vorlesung bleibt dabei an die Grundregel gebunden: Wirkung ist neutral und relational. Erst die Bewertung im Referenzrahmen Mensch, Planet, Demokratie, SDGs, Agenda 2030 und SDG+ entscheidet, ob eine Veränderung positiv, negativ oder ambivalent einzuordnen ist. Wenn eine Zielgröße gemeint ist, sprechen wir von positiver Netto-Wirkung.</w:t>
+      </w:r>
+    </w:p>
+    <w:p>
+      <w:pPr>
+        <w:pStyle w:val="Heading3"/>
+      </w:pPr>
+      <w:r>
+        <w:t>7.2 Didaktische Einordnung im Studiengang</w:t>
+      </w:r>
+    </w:p>
+    <w:p>
+      <w:r>
+        <w:t>V10 liegt an der Schwelle zwischen begrifflicher Grundlegung und Bewertungsarchitektur. Die Studierenden sollen nicht nur Begriffe wiedergeben, sondern an Fällen erkennen, welche Aussage schon Wirkung behauptet, welche nur Wirkungspotenzial beschreibt und wo ein Wirkungsrisiko offenliegt. Der Tiefensinn dieser Vorlesung liegt deshalb nicht in zusätzlicher Komplexität, sondern in besserer Unterscheidungsfähigkeit.</w:t>
+      </w:r>
+    </w:p>
+    <w:p>
+      <w:r>
+        <w:t>Für die spätere Praxis ist entscheidend, dass jede Analyse vier Ebenen getrennt hält:</w:t>
+      </w:r>
+    </w:p>
+    <w:p>
+      <w:r>
+        <w:t>1. Beschreibung: Was geschieht tatsächlich oder soll geschehen?</w:t>
+      </w:r>
+    </w:p>
+    <w:p>
+      <w:r>
+        <w:t>2. Kausalannahme: Über welchen Mechanismus könnte daraus eine Zustandsveränderung entstehen?</w:t>
+      </w:r>
+    </w:p>
+    <w:p>
+      <w:r>
+        <w:t>3. Bewertung: Welche Richtung hat diese Veränderung im Referenzrahmen?</w:t>
+      </w:r>
+    </w:p>
+    <w:p>
+      <w:r>
+        <w:t>4. Rückkopplung: Welche Entscheidung, Regel, Ressource oder Kommunikation wird dadurch verändert?</w:t>
+      </w:r>
+    </w:p>
+    <w:p>
+      <w:r>
+        <w:t>Wo diese Ebenen vermischt werden, entstehen typische WÖk-Fehler: Aktivität wird als Wirkung ausgegeben, Reichweite ersetzt Zustandsveränderung, gute Absicht verdeckt Nebenwirkungen oder Reporting wird mit Lernen verwechselt.</w:t>
+      </w:r>
+    </w:p>
+    <w:p>
+      <w:pPr>
+        <w:pStyle w:val="Heading3"/>
+      </w:pPr>
+      <w:r>
+        <w:t>7.3 Analysemodell</w:t>
+      </w:r>
+    </w:p>
+    <w:tbl>
+      <w:tblPr>
+        <w:tblStyle w:val="TableGrid"/>
+        <w:tblW w:type="auto" w:w="0"/>
+        <w:jc w:val="left"/>
+        <w:tblLook w:firstColumn="1" w:firstRow="1" w:lastColumn="0" w:lastRow="0" w:noHBand="0" w:noVBand="1" w:val="04A0"/>
+      </w:tblPr>
+      <w:tblGrid>
+        <w:gridCol w:w="2340"/>
+        <w:gridCol w:w="2340"/>
+        <w:gridCol w:w="2340"/>
+        <w:gridCol w:w="2340"/>
+      </w:tblGrid>
+      <w:tr>
+        <w:tc>
+          <w:tcPr>
+            <w:tcW w:type="dxa" w:w="2340"/>
+            <w:vAlign w:val="center"/>
+          </w:tcPr>
+          <w:p>
+            <w:r>
+              <w:rPr>
+                <w:b/>
+              </w:rPr>
+              <w:t>Analyseobjekt</w:t>
+            </w:r>
+          </w:p>
+        </w:tc>
+        <w:tc>
+          <w:tcPr>
+            <w:tcW w:type="dxa" w:w="2340"/>
+            <w:vAlign w:val="center"/>
+          </w:tcPr>
+          <w:p>
+            <w:r>
+              <w:rPr>
+                <w:b/>
+              </w:rPr>
+              <w:t>Woran es wirkt</w:t>
+            </w:r>
+          </w:p>
+        </w:tc>
+        <w:tc>
+          <w:tcPr>
+            <w:tcW w:type="dxa" w:w="2340"/>
+            <w:vAlign w:val="center"/>
+          </w:tcPr>
+          <w:p>
+            <w:r>
+              <w:rPr>
+                <w:b/>
+              </w:rPr>
+              <w:t>Typischer Fehler</w:t>
+            </w:r>
+          </w:p>
+        </w:tc>
+        <w:tc>
+          <w:tcPr>
+            <w:tcW w:type="dxa" w:w="2340"/>
+            <w:vAlign w:val="center"/>
+          </w:tcPr>
+          <w:p>
+            <w:r>
+              <w:rPr>
+                <w:b/>
+              </w:rPr>
+              <w:t>Saubere WÖk-Lesart</w:t>
+            </w:r>
+          </w:p>
+        </w:tc>
+      </w:tr>
+      <w:tr>
+        <w:tc>
+          <w:tcPr>
+            <w:tcW w:type="dxa" w:w="2340"/>
+            <w:vAlign w:val="center"/>
+          </w:tcPr>
+          <w:p>
+            <w:r>
+              <w:t>Begriff</w:t>
+            </w:r>
+          </w:p>
+        </w:tc>
+        <w:tc>
+          <w:tcPr>
+            <w:tcW w:type="dxa" w:w="2340"/>
+            <w:vAlign w:val="center"/>
+          </w:tcPr>
+          <w:p>
+            <w:r>
+              <w:t>Was muss präzise getrennt werden?</w:t>
+            </w:r>
+          </w:p>
+        </w:tc>
+        <w:tc>
+          <w:tcPr>
+            <w:tcW w:type="dxa" w:w="2340"/>
+            <w:vAlign w:val="center"/>
+          </w:tcPr>
+          <w:p>
+            <w:r>
+              <w:t>Typischer Fehler</w:t>
+            </w:r>
+          </w:p>
+        </w:tc>
+        <w:tc>
+          <w:tcPr>
+            <w:tcW w:type="dxa" w:w="2340"/>
+            <w:vAlign w:val="center"/>
+          </w:tcPr>
+          <w:p>
+            <w:r>
+              <w:t>Saubere WÖk-Lesart</w:t>
+            </w:r>
+          </w:p>
+        </w:tc>
+      </w:tr>
+      <w:tr>
+        <w:tc>
+          <w:tcPr>
+            <w:tcW w:type="dxa" w:w="2340"/>
+            <w:vAlign w:val="center"/>
+          </w:tcPr>
+          <w:p>
+            <w:r>
+              <w:t>Wirkung</w:t>
+            </w:r>
+          </w:p>
+        </w:tc>
+        <w:tc>
+          <w:tcPr>
+            <w:tcW w:type="dxa" w:w="2340"/>
+            <w:vAlign w:val="center"/>
+          </w:tcPr>
+          <w:p>
+            <w:r>
+              <w:t>tatsächliche Zustandsveränderung</w:t>
+            </w:r>
+          </w:p>
+        </w:tc>
+        <w:tc>
+          <w:tcPr>
+            <w:tcW w:type="dxa" w:w="2340"/>
+            <w:vAlign w:val="center"/>
+          </w:tcPr>
+          <w:p>
+            <w:r>
+              <w:t>Absicht, Aktivität oder Reichweite als Wirkung ausgeben</w:t>
+            </w:r>
+          </w:p>
+        </w:tc>
+        <w:tc>
+          <w:tcPr>
+            <w:tcW w:type="dxa" w:w="2340"/>
+            <w:vAlign w:val="center"/>
+          </w:tcPr>
+          <w:p>
+            <w:r>
+              <w:t>Zustand, Empfänger, Wirkpfad und Quelle nennen</w:t>
+            </w:r>
+          </w:p>
+        </w:tc>
+      </w:tr>
+      <w:tr>
+        <w:tc>
+          <w:tcPr>
+            <w:tcW w:type="dxa" w:w="2340"/>
+            <w:vAlign w:val="center"/>
+          </w:tcPr>
+          <w:p>
+            <w:r>
+              <w:t>Potenzial</w:t>
+            </w:r>
+          </w:p>
+        </w:tc>
+        <w:tc>
+          <w:tcPr>
+            <w:tcW w:type="dxa" w:w="2340"/>
+            <w:vAlign w:val="center"/>
+          </w:tcPr>
+          <w:p>
+            <w:r>
+              <w:t>mögliche künftige Wirkung</w:t>
+            </w:r>
+          </w:p>
+        </w:tc>
+        <w:tc>
+          <w:tcPr>
+            <w:tcW w:type="dxa" w:w="2340"/>
+            <w:vAlign w:val="center"/>
+          </w:tcPr>
+          <w:p>
+            <w:r>
+              <w:t>Möglichkeit als Ergebnis verkaufen</w:t>
+            </w:r>
+          </w:p>
+        </w:tc>
+        <w:tc>
+          <w:tcPr>
+            <w:tcW w:type="dxa" w:w="2340"/>
+            <w:vAlign w:val="center"/>
+          </w:tcPr>
+          <w:p>
+            <w:r>
+              <w:t>Bedingungen, Unsicherheit und Resonanzraum markieren</w:t>
+            </w:r>
+          </w:p>
+        </w:tc>
+      </w:tr>
+      <w:tr>
+        <w:tc>
+          <w:tcPr>
+            <w:tcW w:type="dxa" w:w="2340"/>
+            <w:vAlign w:val="center"/>
+          </w:tcPr>
+          <w:p>
+            <w:r>
+              <w:t>Risiko</w:t>
+            </w:r>
+          </w:p>
+        </w:tc>
+        <w:tc>
+          <w:tcPr>
+            <w:tcW w:type="dxa" w:w="2340"/>
+            <w:vAlign w:val="center"/>
+          </w:tcPr>
+          <w:p>
+            <w:r>
+              <w:t>mögliche negative Wirkung oder Nebenwirkung</w:t>
+            </w:r>
+          </w:p>
+        </w:tc>
+        <w:tc>
+          <w:tcPr>
+            <w:tcW w:type="dxa" w:w="2340"/>
+            <w:vAlign w:val="center"/>
+          </w:tcPr>
+          <w:p>
+            <w:r>
+              <w:t>positive Geschichte ohne Schattenseite erzählen</w:t>
+            </w:r>
+          </w:p>
+        </w:tc>
+        <w:tc>
+          <w:tcPr>
+            <w:tcW w:type="dxa" w:w="2340"/>
+            <w:vAlign w:val="center"/>
+          </w:tcPr>
+          <w:p>
+            <w:r>
+              <w:t>Nebenwirkungen, Rebound und Zielkonflikte offenlegen</w:t>
+            </w:r>
+          </w:p>
+        </w:tc>
+      </w:tr>
+      <w:tr>
+        <w:tc>
+          <w:tcPr>
+            <w:tcW w:type="dxa" w:w="2340"/>
+            <w:vAlign w:val="center"/>
+          </w:tcPr>
+          <w:p>
+            <w:r>
+              <w:t>Rückkopplung</w:t>
+            </w:r>
+          </w:p>
+        </w:tc>
+        <w:tc>
+          <w:tcPr>
+            <w:tcW w:type="dxa" w:w="2340"/>
+            <w:vAlign w:val="center"/>
+          </w:tcPr>
+          <w:p>
+            <w:r>
+              <w:t>Konsequenz aus beobachteter oder bewerteter Wirkung</w:t>
+            </w:r>
+          </w:p>
+        </w:tc>
+        <w:tc>
+          <w:tcPr>
+            <w:tcW w:type="dxa" w:w="2340"/>
+            <w:vAlign w:val="center"/>
+          </w:tcPr>
+          <w:p>
+            <w:r>
+              <w:t>Reporting als Abschluss behandeln</w:t>
+            </w:r>
+          </w:p>
+        </w:tc>
+        <w:tc>
+          <w:tcPr>
+            <w:tcW w:type="dxa" w:w="2340"/>
+            <w:vAlign w:val="center"/>
+          </w:tcPr>
+          <w:p>
+            <w:r>
+              <w:t>Lernen und Steuerungsänderung einbauen</w:t>
+            </w:r>
+          </w:p>
+        </w:tc>
+      </w:tr>
+    </w:tbl>
+    <w:p/>
+    <w:p>
+      <w:pPr>
+        <w:pStyle w:val="Heading3"/>
+      </w:pPr>
+      <w:r>
+        <w:t>7.4 Modellformel</w:t>
+      </w:r>
+    </w:p>
+    <w:p>
+      <w:r>
+        <w:t>Die folgende Formel ist ein didaktisches Denkmodell, kein amtlicher Bewertungsstandard:</w:t>
+      </w:r>
+    </w:p>
+    <w:p>
+      <w:r>
+        <w:t>Wirkung = Delta Zustand(Empfaenger, Raum, Zeit) \; durch \; Wirkpfad(Ausloeser, Mechanismus, Resonanz, Rueckkopplung)</w:t>
+      </w:r>
+    </w:p>
+    <w:p>
+      <w:r>
+        <w:t>Die Formel ist ein didaktisches Raster: Sie schützt davor, Wirkung auf Absicht, Output, Symbolik oder Reichweite zu verkürzen.</w:t>
+      </w:r>
+    </w:p>
+    <w:p>
+      <w:r>
+        <w:t>Die Formel soll gerade keine Scheingenauigkeit erzeugen. Sie zwingt dazu, die Faktoren offen zu legen, die eine Aussage tragen. In einem echten Bewertungsprozess müssten Datenquelle, Aktualität, Datenqualitätsklasse, Unsicherheitsgrad und Rückkopplungsregel ergänzt werden.</w:t>
+      </w:r>
+    </w:p>
+    <w:p>
+      <w:pPr>
+        <w:pStyle w:val="Heading3"/>
+      </w:pPr>
+      <w:r>
+        <w:t>7.5 Fallfenster</w:t>
+      </w:r>
+    </w:p>
+    <w:p>
+      <w:r>
+        <w:t>Fall 1. Ein Projekt kann im Themenfeld Wirkung ist nicht Absicht überzeugend kommunizieren und trotzdem nur Wirkungspotenzial erzeugen. Die WÖk-Prüfung beginnt erst, wenn klar wird, welcher Zustand sich bei wem verändert.</w:t>
+      </w:r>
+    </w:p>
+    <w:p>
+      <w:r>
+        <w:t>Fall 2. Eine Organisation kann im Themenfeld Wirkung ist nicht Absicht gute Absichten haben und zugleich Wirkungsrisiken übersehen. Das Skript trainiert deshalb die Trennung von Absicht, Auslöser, Wirkmechanismus, Empfänger, Datenlage und Bewertung.</w:t>
+      </w:r>
+    </w:p>
+    <w:p>
+      <w:pPr>
+        <w:pStyle w:val="Heading3"/>
+      </w:pPr>
+      <w:r>
+        <w:t>7.6 Prüfungsnahe Fallfragen ohne geschützte Antwortlogik</w:t>
+      </w:r>
+    </w:p>
+    <w:p>
+      <w:r>
+        <w:t>Diese Fragen sind öffentlich und dienen dem Lernen. Die geschützte Antwortlogik, Scoring-Regeln und CorrectAnswer-Felder bleiben in der Prüfungs-Lane der App.</w:t>
+      </w:r>
+    </w:p>
+    <w:p>
+      <w:r>
+        <w:t>1. Beschreibe den Auslöser im Fall und trenne ihn von Absicht, Image oder Reichweite.</w:t>
+      </w:r>
+    </w:p>
+    <w:p>
+      <w:r>
+        <w:t>2. Formuliere einen plausiblen Wirkpfad mit Wirkungsempfängern, Zustandsveränderung und Rückkopplung.</w:t>
+      </w:r>
+    </w:p>
+    <w:p>
+      <w:r>
+        <w:t>3. Benenne mindestens ein Wirkungspotenzial und ein Wirkungsrisiko.</w:t>
+      </w:r>
+    </w:p>
+    <w:p>
+      <w:r>
+        <w:t>4. Zeige, welche Quelle oder Datenart nötig wäre, um von Potenzial zu belastbarer Wirkungsaussage zu kommen.</w:t>
+      </w:r>
+    </w:p>
+    <w:p>
+      <w:r>
+        <w:t>5. Prüfe, ob Nichtkompensation oder Reverse Merit Order einschlägig sein könnten.</w:t>
+      </w:r>
+    </w:p>
+    <w:p>
+      <w:r>
+        <w:t>6. Formuliere eine saubere Wirkungsaussage in einem Satz: Was wissen wir, was nehmen wir an, was bleibt offen?</w:t>
+      </w:r>
+    </w:p>
+    <w:p>
+      <w:pPr>
+        <w:pStyle w:val="Heading3"/>
+      </w:pPr>
+      <w:r>
+        <w:t>7.7 Auswertung aus der lebenden Website-Referenz</w:t>
+      </w:r>
+    </w:p>
+    <w:p>
+      <w:pPr>
+        <w:pStyle w:val="Heading3"/>
+      </w:pPr>
+      <w:r>
+        <w:t>Quellenanker: Kapitel 10 - Wirkung</w:t>
+      </w:r>
+    </w:p>
+    <w:p>
+      <w:r>
+        <w:t>Interne Quelle: referenz/kapitel-010-wirkung/index.html</w:t>
+      </w:r>
+    </w:p>
+    <w:p>
+      <w:r>
+        <w:t>Dieses Kapitel definiert den ersten Grundbegriff der Wirkungsökonomie. Nachdem Teil I den falschen Kompass beschrieben und Kapitel 9 die einfache Idee formuliert hat, beginnt hier die eigentliche Sprache der Wirkungsökonomie. Wirkung ist der Begriff, an dem sich alle weiteren Begriffe ausrichten: Wirkungspotenzial, Wirkungsraum, Wirkleistung, Wirkungsrisiko, Wirkungsgrad, Wirkungskapital und Wirkungswohlstand.</w:t>
+      </w:r>
+    </w:p>
+    <w:p>
+      <w:r>
+        <w:t>Wirkung ist die tatsächliche Veränderung von Zuständen.</w:t>
+      </w:r>
+    </w:p>
+    <w:p>
+      <w:r>
+        <w:t>Diese Definition trennt Wirkung von Absicht, Image, Bericht, Maßnahme, Output und moralischer Haltung. Eine Handlung wirkt nicht, weil sie gut gemeint war. Ein Unternehmen wirkt nicht positiv, weil es Verantwortung kommuniziert. Ein Gesetz wirkt nicht, weil es beschlossen wurde. Ein Bericht wirkt nicht, weil er Daten enthält. Eine Maßnahme wirkt nicht, weil sie geplant, finanziert oder öffentlich vorgestellt wurde. Wirkung entsteht erst dort, wo sich ein Zustand tatsächlich verändert.</w:t>
+      </w:r>
+    </w:p>
+    <w:p>
+      <w:r>
+        <w:t>Ein Zustand kann ein menschlicher, ökologischer, sozialer, wirtschaftlicher, institutioneller, kultureller oder demokratischer Zustand sein. Gesundheit ist ein Zustand. Vertrauen ist ein Zustand. Wohnsicherheit ist ein Zustand. Biodiversität ist ein Zustand. Wasserqualität ist ein Zustand. Arbeitsbedingungen sind Zustände. Rechtsstaatlichkeit, Medienqualität, Diskursfähigkeit, Bildung, Pflege, psychische Stabilität, Versorgungssicherheit und Resilienz sind Zustände.</w:t>
+      </w:r>
+    </w:p>
+    <w:p>
+      <w:r>
+        <w:t>Die Wirkungsökonomie fragt: Was hat sich an diesen Zuständen verändert?</w:t>
+      </w:r>
+    </w:p>
+    <w:p>
+      <w:r>
+        <w:t>Damit wird Wirkung zur Korrektur einer alten Verwechslung. Die alte Ordnung misst viele Ergebnisse, aber nicht immer ihre Zustandsfolgen. Sie misst Umsatz, aber nicht zwingend Nutzen. Sie misst Gewinn, aber nicht zwingend Zukunftsfähigkeit. Sie misst Beschäftigung, aber nicht zwingend gesellschaftliche Wirkleistung. Sie misst Reichweite, aber nicht zwingend Vertrauen. Sie misst Berichtsumfang, aber nicht zwingend Steuerung.</w:t>
+      </w:r>
+    </w:p>
+    <w:p>
+      <w:r>
+        <w:t>Wirkung beginnt dort, wo diese Oberflächenzahlen auf reale Zustandsveränderung bezogen werden.</w:t>
+      </w:r>
+    </w:p>
+    <w:p>
+      <w:pPr>
+        <w:pStyle w:val="Heading3"/>
+      </w:pPr>
+      <w:r>
+        <w:t>10.1 Wirkung ist nicht Absicht</w:t>
+      </w:r>
+    </w:p>
+    <w:p>
+      <w:r>
+        <w:t>Absicht ist das, was jemand erreichen will.</w:t>
+      </w:r>
+    </w:p>
+    <w:p>
+      <w:r>
+        <w:t>Wirkung ist das, was tatsächlich geschieht.</w:t>
+      </w:r>
+    </w:p>
+    <w:p>
+      <w:r>
+        <w:t>Diese Unterscheidung schützt die Wirkungsökonomie vor Moralisierung. Eine Handlung kann gut gemeint sein und trotzdem Schaden erzeugen. Eine politische Maßnahme kann soziale Entlastung beabsichtigen und neue Abhängigkeiten schaffen. Ein Förderprogramm kann Transformation anstoßen wollen und hauptsächlich Mitnahmeeffekte erzeugen. Eine Kommunikationskampagne kann aufklären wollen und Abwehr verstärken. Ein Unternehmen kann Nachhaltigkeit ernst meinen und dennoch durch sein Geschäftsmodell negative Zustandsveränderungen verursachen.</w:t>
+      </w:r>
+    </w:p>
+    <w:p>
+      <w:r>
+        <w:t>Absicht bleibt relevant, aber sie ersetzt Wirkung nicht. Sie kann erklären, warum gehandelt wurde. Sie kann Verantwortung mildern oder verschärfen. Sie kann Lernbereitschaft zeigen. Aber sie beweist keine positive Wirkung.</w:t>
+      </w:r>
+    </w:p>
+    <w:p>
+      <w:r>
+        <w:t>Deshalb fragt die Wirkungsökonomie nicht zuerst nach der Selbstdarstellung einer Handlung, sondern nach ihrer Folge im Zustand.</w:t>
+      </w:r>
+    </w:p>
+    <w:p>
+      <w:r>
+        <w:t>Nicht: Was war gewollt?</w:t>
+      </w:r>
+    </w:p>
+    <w:p>
+      <w:r>
+        <w:t>Sondern: Was hat sich verändert?</w:t>
+      </w:r>
+    </w:p>
+    <w:p>
+      <w:pPr>
+        <w:pStyle w:val="Heading3"/>
+      </w:pPr>
+      <w:r>
+        <w:t>10.2 Wirkung ist nicht Image</w:t>
+      </w:r>
+    </w:p>
+    <w:p>
+      <w:r>
+        <w:t>Image ist die Wahrnehmung einer Handlung, Organisation oder Person. Es kann mit Wirkung übereinstimmen. Es kann aber auch von ihr abweichen.</w:t>
+      </w:r>
+    </w:p>
+    <w:p>
+      <w:r>
+        <w:t>Ein Unternehmen kann verantwortungsvoll erscheinen und dennoch Lieferkettenrisiken auslagern. Ein Produkt kann nachhaltig beworben werden und trotzdem hohe Belastungen verursachen. Eine politische Maßnahme kann modern klingen und geringe Zustandsveränderung erzeugen. Ein Medium kann neutral auftreten und durch Auswahl, Tonalität oder Verstärkung bestimmte Wirkungen vorbereiten.</w:t>
+      </w:r>
+    </w:p>
+    <w:p>
+      <w:r>
+        <w:t>Image ist Oberfläche. Wirkung ist Zustand.</w:t>
+      </w:r>
+    </w:p>
+    <w:p>
+      <w:r>
+        <w:t>Das bedeutet nicht, dass Kommunikation unwichtig ist. Kommunikation kann Wirkungspotenzial erzeugen und später reale Zustände verändern. Aber Image allein reicht nicht. Es beschreibt, wie etwas erscheint. Wirkung beschreibt, was sich verändert.</w:t>
+      </w:r>
+    </w:p>
+    <w:p>
+      <w:r>
+        <w:t>Die Wirkungsökonomie verlangt daher mehr als Glaubwürdigkeit. Sie verlangt Nachvollziehbarkeit.</w:t>
+      </w:r>
+    </w:p>
+    <w:p>
+      <w:pPr>
+        <w:pStyle w:val="Heading3"/>
+      </w:pPr>
+      <w:r>
+        <w:t>10.3 Wirkung ist nicht Output</w:t>
+      </w:r>
+    </w:p>
+    <w:p>
+      <w:r>
+        <w:t>Output ist das, was unmittelbar produziert, geliefert, beschlossen oder umgesetzt wurde. Wirkung ist die Veränderung, die daraus entsteht.</w:t>
+      </w:r>
+    </w:p>
+    <w:p>
+      <w:r>
+        <w:t>Eine Schule kann viele Unterrichtsstunden anbieten. Das ist Output. Wirkung entsteht erst, wenn Lernfähigkeit, Selbstvertrauen, soziale Kompetenz, Zukunftschancen oder demokratische Mündigkeit wachsen. Ein Krankenhaus kann viele Behandlungen durchführen. Das ist Output. Wirkung entsteht, wenn Gesundheit, Lebensqualität, Sicherheit oder Prävention verbessert werden. Ein Staat kann viel Geld ausgeben. Das ist Output. Wirkung entsteht, wenn öffentliche Zustände besser werden.</w:t>
+      </w:r>
+    </w:p>
+    <w:p>
+      <w:r>
+        <w:t>Output ist wichtig, weil ohne Tätigkeit keine Veränderung entstehen kann. Aber Output ist nicht dasselbe wie Wirkung. Eine Maßnahme kann viel Output erzeugen und geringe Wirkung haben. Eine andere kann mit wenig Output hohe Wirkung erzeugen, wenn sie einen wichtigen Zustand verändert.</w:t>
+      </w:r>
+    </w:p>
+    <w:p>
+      <w:r>
+        <w:t>Diese Unterscheidung erklärt, warum Aktivität nicht mit Leistung verwechselt werden darf. Eine Gesellschaft kann viel produzieren, viel regulieren, viel berichten und viel verwalten, ohne im gleichen Maß Zukunftsfähigkeit zu schaffen.</w:t>
+      </w:r>
+    </w:p>
+    <w:p>
+      <w:r>
+        <w:t>Wirkung ist nicht die Menge des Tuns. Wirkung ist die Qualität der Zustandsveränderung.</w:t>
+      </w:r>
+    </w:p>
+    <w:p>
+      <w:pPr>
+        <w:pStyle w:val="Heading3"/>
+      </w:pPr>
+      <w:r>
+        <w:t>10.4 Wirkung ist nicht Maßnahme</w:t>
+      </w:r>
+    </w:p>
+    <w:p>
+      <w:r>
+        <w:t>Eine Maßnahme ist ein Instrument. Wirkung ist ihr Ergebnis im System.</w:t>
+      </w:r>
+    </w:p>
+    <w:p>
+      <w:r>
+        <w:t>Diese Unterscheidung klingt einfach, wird politisch und wirtschaftlich aber ständig verletzt. Eine Maßnahme wird beschlossen und schon als Erfolg präsentiert. Ein Programm erhält Geld und gilt als Fortschritt. Ein Gesetz wird verabschiedet und gilt als Lösung. Ein Unternehmen führt eine Initiative ein und nennt sie Wirkung.</w:t>
+      </w:r>
+    </w:p>
+    <w:p>
+      <w:r>
+        <w:t>Die Wirkungsökonomie trennt Instrument und Zustand. Eine Maßnahme kann notwendig sein, aber noch nicht ausreichen. Sie kann richtig angelegt sein, aber zu schwach umgesetzt werden. Sie kann ein Problem adressieren und ein anderes verstärken. Sie kann kurzfristig helfen und langfristig Risiken erhöhen. Erst die beobachtbare Veränderung zeigt, ob aus der Maßnahme Wirkung geworden ist.</w:t>
+      </w:r>
+    </w:p>
+    <w:p>
+      <w:r>
+        <w:t>Das bedeutet nicht, dass jede Maßnahme sofort vollständig bewertbar sein muss. Manche Wirkungen brauchen Zeit. Manche entstehen indirekt. Manche lassen sich erst über mehrere Indikatoren erkennen.</w:t>
+      </w:r>
+    </w:p>
+    <w:p>
+      <w:r>
+        <w:t>Aber auch dann bleibt die Grundfrage gleich: Welche Zustände verändern sich durch diese Maßnahme, und in welche Richtung?</w:t>
+      </w:r>
+    </w:p>
+    <w:p>
+      <w:r>
+        <w:t>Die Maßnahme ist nicht der Maßstab. Wirkung ist der Maßstab.</w:t>
+      </w:r>
+    </w:p>
+    <w:p>
+      <w:pPr>
+        <w:pStyle w:val="Heading3"/>
+      </w:pPr>
+      <w:r>
+        <w:t>10.5 Wirkung ist nicht Bericht</w:t>
+      </w:r>
+    </w:p>
+    <w:p>
+      <w:r>
+        <w:t>Berichte können Wirkung sichtbar machen. Sie können Daten ordnen, Transparenz schaffen, Vergleichbarkeit ermöglichen und Verantwortung dokumentieren. Doch ein Bericht ist keine Wirkung.</w:t>
+      </w:r>
+    </w:p>
+    <w:p>
+      <w:r>
+        <w:t>Ein Bericht verändert erst dann etwas, wenn seine Informationen Entscheidungen verändern. Wenn Daten in Preise, Investitionen, Beschaffung, Risikomanagement, öffentliche Haushalte, Kapitalzugang, Versicherbarkeit, Verhalten oder institutionelle Rückkopplung eingehen, kann Berichterstattung Teil von Wirkung werden. Solange Daten nur abgelegt, gelesen, geprüft oder kommuniziert werden, bleibt Wirkung offen.</w:t>
+      </w:r>
+    </w:p>
+    <w:p>
+      <w:pPr>
+        <w:pStyle w:val="Heading3"/>
+      </w:pPr>
+      <w:r>
+        <w:t>Quellenanker: Kapitel 11 - Wirkungspotenzial</w:t>
+      </w:r>
+    </w:p>
+    <w:p>
+      <w:r>
+        <w:t>Interne Quelle: referenz/kapitel-011-wirkungspotenzial/index.html</w:t>
+      </w:r>
+    </w:p>
+    <w:p>
+      <w:r>
+        <w:t>Wirkung entsteht nicht immer sofort. Manche Handlungen verändern einen Zustand unmittelbar: Ein Medikament lindert Schmerzen. Eine Sanierung senkt den Energieverbrauch. Eine Lohnerhöhung verändert Einkommen. Eine Entscheidung beendet ein Verfahren. In solchen Fällen lässt sich Wirkung relativ klar beschreiben: Vorher war ein Zustand anders als nachher. Die Wirkungsökonomie bezeichnet Wirkung deshalb als tatsächliche Veränderung von Zuständen; das Wirkungssteuergesetz fasst sie als nachweisbare Veränderung ökologischer, sozialer oder demokratischer Systembedingungen in Bezug auf Mensch, Planet und Demokratie [I-11-1].</w:t>
+      </w:r>
+    </w:p>
+    <w:p>
+      <w:r>
+        <w:t>Viele gesellschaftliche Prozesse verlaufen jedoch nicht so direkt. Ein Satz verändert nicht automatisch eine Gesellschaft. Ein Bild verändert nicht automatisch ein Verhalten. Eine Technologie verändert nicht automatisch eine Lebenswelt. Eine politische Entscheidung verändert nicht automatisch Vertrauen. Eine Information verändert nicht automatisch Erkenntnis. Trotzdem können all diese Impulse Möglichkeiten öffnen, Erwartungen verschieben, Anschluss erzeugen, Widerstand auslösen, Vertrauen stärken, Misstrauen vergrößern, beruhigen, verletzen, stabilisieren oder eskalieren. Zwischen Handlung und tatsächlicher Wirkung liegt deshalb ein eigener Raum. Dieser Raum heißt Wirkungspotenzial [I-11-2].</w:t>
+      </w:r>
+    </w:p>
+    <w:p>
+      <w:pPr>
+        <w:pStyle w:val="Heading3"/>
+      </w:pPr>
+      <w:r>
+        <w:t>11.1 Der Raum vor der Wirkung</w:t>
+      </w:r>
+    </w:p>
+    <w:p>
+      <w:r>
+        <w:t>Wirkungspotenzial bezeichnet den Möglichkeitsraum vor der tatsächlichen Wirkung. Es beschreibt die Fähigkeit einer Handlung, Sprache, Entscheidung, Technologie, Regel, Information, Tonalität, Mimik, Stimme, eines Bildes, einer Plattformlogik oder einer Struktur, bestimmte Wirkungen auszulösen, bevor diese Wirkungen als Zustandsveränderung beobachtbar sind [I-11-2].</w:t>
+      </w:r>
+    </w:p>
+    <w:p>
+      <w:r>
+        <w:t>Noch ist die Wirkung nicht eingetreten. Noch ist kein Zustand sicher verändert. Noch ist nicht entschieden, ob ein Impuls stärkt oder schwächt, beruhigt oder verschärft, verbindet oder trennt. Aber etwas ist möglich geworden. Genau diese Veränderung der Möglichkeit ist wirkungsökonomisch relevant. Wirkungspotenzial ist damit keine abgeschwächte Wirkung, sondern eine eigene Kategorie vor der Wirkung.</w:t>
+      </w:r>
+    </w:p>
+    <w:p>
+      <w:r>
+        <w:t>Ein Gesetzesentwurf hat Wirkungspotenzial, bevor er beschlossen wird. Er kann Investitionen vorbereiten, Erwartungen verändern, Widerstand erzeugen oder Verhalten vorwegnehmen. Eine politische Rede hat Wirkungspotenzial, bevor sie Wahlentscheidungen, Proteste oder Gesetzgebung verändert. Ein Algorithmus hat Wirkungspotenzial, bevor seine Reichweitenlogik demokratische Diskurse, psychische Gesundheit oder Konsummuster messbar verändert. Ein Produktdesign hat Wirkungspotenzial, bevor Nutzung, Reparatur, Entsorgung oder Abhängigkeit tatsächlich eintreten. Wirkungspotenzial fragt daher nicht: Was hat sich verändert? Es fragt: Was kann sich verändern?</w:t>
+      </w:r>
+    </w:p>
+    <w:p>
+      <w:pPr>
+        <w:pStyle w:val="Heading3"/>
+      </w:pPr>
+      <w:r>
+        <w:t>11.2 Wirkungspotenzial ist nicht Wirkung</w:t>
+      </w:r>
+    </w:p>
+    <w:p>
+      <w:r>
+        <w:t>Die Trennung zwischen Wirkung und Wirkungspotenzial ist notwendig. Wirkung beschreibt einen eingetretenen Zustand. Wirkungspotenzial beschreibt eine Möglichkeit vor diesem Zustand. Wer diese Begriffe vermischt, erzeugt analytische Unschärfe. Dann wird Potenzial als Wirkung verbucht, obwohl noch kein Nachweis vorliegt. Oder umgekehrt: Ein gefährlicher Möglichkeitsraum wird ignoriert, weil der Schaden noch nicht eingetreten ist [I-11-2].</w:t>
+      </w:r>
+    </w:p>
+    <w:p>
+      <w:r>
+        <w:t>Diese Unterscheidung schützt vor Überdehnung. Nicht jede harte Aussage ist schon tatsächliche Schädigung. Nicht jedes Risiko ist schon eingetretener Schaden. Nicht jede Technologie ist schon negative Wirkung, nur weil sie negative Nutzung ermöglichen kann. Die Wirkungsökonomie darf Potenziale nicht als fertige Tatsachen behandeln. Sonst würde sie aus Aufmerksamkeit Verdacht und aus Risiko Schuld machen.</w:t>
+      </w:r>
+    </w:p>
+    <w:p>
+      <w:r>
+        <w:t>Die Unterscheidung schützt auch vor Blindheit. Eine marode Brücke ist nicht erst relevant, wenn sie bricht. Eine unsanierte Wohnung ist nicht erst relevant, wenn Menschen krank werden. Eine Plattform, die Desinformation verstärkt, ist nicht erst relevant, wenn demokratische Institutionen beschädigt sind. Eine Lieferkette mit ungeprüften Arbeitsbedingungen ist nicht erst relevant, wenn ein Skandal öffentlich wird. Wirkungspotenzial macht sichtbar, dass Verantwortung vor dem Schaden beginnt [I-11-3].</w:t>
+      </w:r>
+    </w:p>
+    <w:p>
+      <w:pPr>
+        <w:pStyle w:val="Heading3"/>
+      </w:pPr>
+      <w:r>
+        <w:t>11.3 Wirkungspotenzial als Verschiebung von Wahrscheinlichkeit</w:t>
+      </w:r>
+    </w:p>
+    <w:p>
+      <w:r>
+        <w:t>Wirkungspotenzial lässt sich als Verschiebung von Wahrscheinlichkeit verstehen. Ein Impuls macht bestimmte Zustände wahrscheinlicher und andere unwahrscheinlicher. Das gilt für Sprache, Produkte, Preise, Gesetze, Infrastrukturen, Technologien, Bildungsangebote, Investitionen und Plattformlogiken. Ein Impuls ist nicht deshalb Wirkung, weil er existiert. Er wird wirkungsrelevant, wenn er die Wahrscheinlichkeit künftiger Zustandsveränderungen verändert [I-11-2].</w:t>
+      </w:r>
+    </w:p>
+    <w:p>
+      <w:r>
+        <w:t>Eine Preissenkung kann den Kauf eines Produkts wahrscheinlicher machen. Ein Hinweis auf dem Produktpass kann informierte Entscheidungen wahrscheinlicher machen. Eine steuerliche Entlastung kann die Umstellung auf bessere Vorleistungen wahrscheinlicher machen. Eine wiederholte Abwertung einer Gruppe kann soziale Distanz, Misstrauen oder Gewaltbereitschaft wahrscheinlicher machen. Eine klare, überprüfbare Information kann Vertrauen und Handlungsfähigkeit wahrscheinlicher machen.</w:t>
+      </w:r>
+    </w:p>
+    <w:p>
+      <w:r>
+        <w:t>Diese Wahrscheinlichkeit ist nicht mechanisch. Sie hängt vom Wirkungsraum ab. Der gleiche Satz kann in einem stabilen Raum klären und in einem verletzten Raum verhärten. Die gleiche Technologie kann Teilhabe verbessern oder Abhängigkeit vertiefen. Die gleiche Regel kann Orientierung schaffen oder Blockade erzeugen. Wirkungspotenzial ist daher nie nur Eigenschaft des Auslösers. Es entsteht aus dem Verhältnis zwischen Auslöser, Empfänger, Wirkungsraum und Struktur [I-11-4].</w:t>
+      </w:r>
+    </w:p>
+    <w:p>
+      <w:pPr>
+        <w:pStyle w:val="Heading3"/>
+      </w:pPr>
+      <w:r>
+        <w:t>11.4 Wirkungsrisiko und Wirkungschance</w:t>
+      </w:r>
+    </w:p>
+    <w:p>
+      <w:r>
+        <w:t>Wirkungspotenzial ist richtungsoffen. Es kann konstruktiv, destruktiv oder ambivalent sein. Konstruktives Wirkungspotenzial erhöht die Wahrscheinlichkeit positiver Zustandsveränderungen. Es kann Vertrauen, Orientierung, Gesundheit, Bildung, Kooperation, demokratische Handlungsfähigkeit, ökologische Regeneration oder faire Marktentscheidungen wahrscheinlicher machen [I-11-2].</w:t>
+      </w:r>
+    </w:p>
+    <w:p>
+      <w:r>
+        <w:t>Destruktives Wirkungspotenzial erhöht die Wahrscheinlichkeit negativer Zustandsveränderungen. Es kann Angst, Abwertung, Polarisierung, Manipulation, Gesundheitsbelastung, Ressourcenverschwendung, Ausbeutung, Marktverzerrung oder demokratische Erosion wahrscheinlicher machen. Ambivalentes Wirkungspotenzial öffnet mehrere Pfade. Eine Technologie kann Menschen entlasten und zugleich Überwachung ermöglichen. Ein Gesetz kann Ordnung schaffen und zugleich neue Ausweichstrategien erzeugen. Eine öffentliche Kampagne kann informieren und zugleich Widerstand verstärken.</w:t>
+      </w:r>
+    </w:p>
+    <w:p>
+      <w:r>
+        <w:t>Wirkungsrisiko bezeichnet den Teil des Wirkungspotenzials, der auf mögliche negative Wirkung verweist. Wirkungschance bezeichnet den Teil, der auf mögliche positive Wirkung verweist. Beide Begriffe sind keine endgültige Bewertung. Sie markieren Prüfbedarf. Sie sagen nicht: Diese Wirkung ist schon eingetreten. Sie sagen: Dieser Pfad ist möglich, plausibel und relevant genug, um beobachtet, bewertet und gegebenenfalls gesteuert zu werden [I-11-5].</w:t>
+      </w:r>
+    </w:p>
+    <w:p>
+      <w:pPr>
+        <w:pStyle w:val="Heading3"/>
+      </w:pPr>
+      <w:r>
+        <w:t>11.5 Sprache, Bilder, Tonalität und Frames</w:t>
+      </w:r>
+    </w:p>
+    <w:p>
+      <w:r>
+        <w:t>Wirkungspotenzial ist besonders wichtig für Kommunikation, Medien, Politik und Öffentlichkeit. Eine Aussage ist nicht nur Information. Sie besteht aus Wortwahl, Tonalität, Betonung, Kontext, Bild, Mimik, Gestik, Stimme, Medium, Zeitpunkt, Wiederholung, sozialer Position des Senders und erwarteter Anschlussfähigkeit im Resonanzraum [I-11-6].</w:t>
+      </w:r>
+    </w:p>
+    <w:p>
+      <w:r>
+        <w:t>Sprache kann soziale Situationen verändern. Sie kann versprechen, drohen, beleidigen, anerkennen, ausschließen, legitimieren oder beruhigen. Die Sprachphilosophie hat dafür den Begriff der Sprechhandlung entwickelt; die Wirkungsökonomie nutzt diese Einsicht nicht als philosophischen Exkurs, sondern für eine präzise Wirkungsfrage: Welche Möglichkeit erzeugt eine Aussage, bevor tatsächliche Zustandsveränderung messbar wird [E-11-1]?</w:t>
+      </w:r>
+    </w:p>
+    <w:p>
+      <w:r>
+        <w:t>Frames sind Deutungsrahmen. Sie bestimmen, welches Problem sichtbar wird, welche Ursache plausibel erscheint, wem Verantwortung zugeschrieben wird und welche Lösung naheliegt [E-11-2]. Ein Frame kann eine ökologische Frage als Kostenproblem, Freiheitsfrage, Sicherheitsproblem, Generationenfrage oder Gerechtigkeitsfrage lesbar machen. Jeder dieser Rahmen erzeugt anderes Wirkungspotenzial. Er verändert nicht automatisch Verhalten, aber er verändert den Raum, in dem Verhalten verständlich und wahrscheinlich wird.</w:t>
+      </w:r>
+    </w:p>
+    <w:p>
+      <w:r>
+        <w:t>Deshalb reicht es nicht, Kommunikation nur auf Wahrheit oder Falschheit zu prüfen. Eine Aussage kann wahr sein und trotzdem ein destruktives Wirkungspotenzial entfalten, wenn sie entmenschlicht, verzerrt, kontextlos zugespitzt oder strategisch wiederholt wird. Eine Aussage kann auch unklar, verkürzt oder emotional sein und trotzdem Orientierung schaffen. Die Wirkungsökonomie ersetzt die Wahrheitsfrage nicht. Sie ergänzt sie. Die doppelte Prüfung lautet: Ist eine Aussage wahrheitsfähig? Und welches Wirkungspotenzial erzeugt sie [I-11-6]?</w:t>
+      </w:r>
+    </w:p>
+    <w:p>
+      <w:r>
+        <w:t>In dieser engen Bedeutung kann von einem kommunikativen Wirkstoff gesprochen werden. Gemeint ist das aktivierende Element einer Aussage: ein Bild, ein Frame, ein emotionaler Marker, eine Problemdefinition, eine Feindmarkierung, eine Wiederholung oder eine Tonalität. Der Begriff ist nur eine Analogie. Er bedeutet nicht, dass Sprache mechanisch wirkt. Er hilft, Wirkungspotenzial präzise zu benennen, ohne es bereits als eingetretene Wirkung auszugeben [I-11-6].</w:t>
+      </w:r>
+    </w:p>
+    <w:p>
+      <w:pPr>
+        <w:pStyle w:val="Heading3"/>
+      </w:pPr>
+      <w:r>
+        <w:t>11.6 Technologie, Design und Infrastruktur</w:t>
+      </w:r>
+    </w:p>
+    <w:p>
+      <w:r>
+        <w:t>Wirkungspotenzial entsteht nicht nur durch Sprache. Auch Dinge, Oberflächen, Plattformen, Gebäude, Verkehrswege, Formulare, Standards, Preise und technische Systeme eröffnen oder begrenzen Handlungsmöglichkeiten. In der Wahrnehmungs- und Designtheorie wird dafür der Begriff der Affordanz genutzt: Eine Gestaltung legt bestimmte Nutzungen nahe und erschwert andere [E-11-3]. Für die Wirkungsökonomie ist daran relevant, dass Gestaltung nie neutral ist.</w:t>
+      </w:r>
+    </w:p>
+    <w:p>
+      <w:r>
+        <w:t>Ein Formular kann Zugang erleichtern oder verhindern. Eine App kann Transparenz schaffen oder Abhängigkeit vergrößern. Eine Plattform kann Diskurs sortieren, verstärken, belohnen oder erschweren. Eine Stadt kann Begegnung ermöglichen oder soziale Trennung verfestigen. Eine Verpackung kann Reparatur und Kreislauf erleichtern oder Wegwerfen nahelegen. Ein Gebäude kann Gesundheit fördern oder Belastung erzeugen. Jede Struktur enthält Wirkungspotenzial, weil sie Handlungen wahrscheinlicher oder unwahrscheinlicher macht.</w:t>
+      </w:r>
+    </w:p>
+    <w:p>
+      <w:r>
+        <w:t>Technologie wirkt daher nicht erst, wenn ein Schaden eingetreten ist. Sie erzeugt schon vorher Möglichkeitsräume. Eine KI-Anwendung kann bessere Diagnostik ermöglichen, aber auch Diskriminierung automatisieren. Ein autonomes System kann Menschen entlasten, aber Verantwortungszuordnung erschweren. Eine digitale Identität kann Zugang vereinfachen, aber Kontrollrisiken erzeugen. Wirkungspotenzial hilft, diese Pfade vor der eingetretenen Wirkung zu prüfen, ohne Technik pauschal zu verdächtigen oder zu idealisieren [I-11-7].</w:t>
+      </w:r>
+    </w:p>
+    <w:p>
+      <w:pPr>
+        <w:pStyle w:val="Heading3"/>
+      </w:pPr>
+      <w:r>
+        <w:t>11.7 Wirkungspotenzial in Märkten und Produkten</w:t>
+      </w:r>
+    </w:p>
+    <w:p>
+      <w:r>
+        <w:t>Auch Märkte arbeiten mit Wirkungspotenzial. Ein Preis verändert nicht nur Zahlung. Er verändert Erwartungen, Nachfrage, Vergleich, Status, Verfügbarkeit und Investitionsentscheidungen. Ein billiges Produkt erzeugt das Potenzial höherer Nachfrage. Wenn seine Schäden nicht im Preis enthalten sind, entsteht das Potenzial, dass destruktive Lieferketten wachsen. Ein Produktpass erzeugt das Potenzial informierterer Kaufentscheidungen. Eine Wirkungssteuer erzeugt das Potenzial, dass Unternehmen Vorleistungen verbessern, Datenqualität erhöhen und Produktdesign verändern [I-11-8].</w:t>
+      </w:r>
+    </w:p>
+    <w:p>
+      <w:r>
+        <w:t>Das Apfelbeispiel zeigt diese Logik. Ein regionaler Bio-Apfel und ein importierter Apfel aus einer Wasserstressregion unterscheiden sich nicht nur in direkten Daten wie Transport, Wasserverbrauch, Pestizideinsatz und Arbeitsbedingungen. Ihre Sichtbarkeit im Preis und in der Steuerklasse verändert auch Nachfrage, Beschaffung, Lieferkettenentscheidungen und regionale Wertschöpfung [I-11-9]. Noch bevor der Markt insgesamt anders reagiert, entsteht Wirkungspotenzial: Händler können anders einkaufen, Kund:innen anders entscheiden, Produzent:innen anders investieren.</w:t>
+      </w:r>
+    </w:p>
+    <w:p>
+      <w:r>
+        <w:t>Dasselbe gilt für Textilien, Strom, Baustoffe, Ernährung, Mobilität und digitale Produkte. Ein Produkt ist nicht nur Ware. Es ist verdichtete Lieferkette, Ressourcennutzung, Arbeit, Energie, Transport, Nutzung und Entsorgung [I-11-10]. Sobald diese Wirkung sichtbar wird, verändert sich der Möglichkeitsraum des Marktes. Wirkungspotenzial ist daher kein weicher Kommunikationsbegriff. Es betrifft auch harte ökonomische Entscheidungen.</w:t>
+      </w:r>
+    </w:p>
+    <w:p>
+      <w:pPr>
+        <w:pStyle w:val="Heading3"/>
+      </w:pPr>
+      <w:r>
+        <w:t>11.8 Resonanzraum und Anschlussfähigkeit</w:t>
+      </w:r>
+    </w:p>
+    <w:p>
+      <w:r>
+        <w:t>Kein Potenzial entfaltet sich allein. Ein Impuls trifft immer auf einen Wirkungsraum. Dieser Raum entscheidet mit, ob ein Potenzial aufgenommen, blockiert, verstärkt, umgedeutet oder in Handlung übersetzt wird [I-11-4].</w:t>
+      </w:r>
+    </w:p>
+    <w:p>
+      <w:r>
+        <w:t>In der öffentlichen Kommunikation umfasst der Resonanzraum Menschen mit Erfahrungen, Ängsten, Erwartungen, Loyalitäten, Kränkungen, Hoffnungen, Gruppenzugehörigkeiten und Mediengewohnheiten. Er umfasst Redaktionen, Plattformen, Kommentare, Bilder, Algorithmen, Wiederholung, Widerspruch, Humor, Spott, Empörung und institutionelle Reaktionen [I-11-6]. In Märkten umfasst er Preise, Einkommen, Verfügbarkeit, Werbung, Routinen, Kultur, Wettbewerb und Regulierung. In Organisationen umfasst er Hierarchien, Regeln, Ressourcen, Zeitdruck, Vertrauen, Sanktionen und Gewohnheiten.</w:t>
+      </w:r>
+    </w:p>
+    <w:p>
+      <w:r>
+        <w:t>Anschlussfähigkeit beschreibt, ob ein Potenzial in diesem Raum aufgenommen werden kann. Eine gute Information bleibt wirkungslos, wenn Menschen keinen Zugang, keine Zeit, kein Vertrauen oder keine Handlungsoption haben. Eine sinnvolle Regel kann scheitern, wenn Verwaltung, Rechtsprechung oder Marktstrukturen sie nicht aufnehmen. Eine Innovation kann blockiert werden, wenn Infrastruktur, Kapital, Standards oder Akzeptanz fehlen. Wirkungspotenzial muss deshalb immer mit dem Wirkungsraum gelesen werden [I-11-4].</w:t>
+      </w:r>
+    </w:p>
+    <w:p>
+      <w:pPr>
+        <w:pStyle w:val="Heading3"/>
+      </w:pPr>
+      <w:r>
+        <w:t>11.9 Drei Fehler im Umgang mit Wirkungspotenzial</w:t>
+      </w:r>
+    </w:p>
+    <w:p>
+      <w:pPr>
+        <w:pStyle w:val="Heading3"/>
+      </w:pPr>
+      <w:r>
+        <w:t>Quellenanker: Kapitel 12 - Handlung, Unterlassen und Rückkopplung</w:t>
+      </w:r>
+    </w:p>
+    <w:p>
+      <w:r>
+        <w:t>Interne Quelle: referenz/kapitel-012-handlung-unterlassen-und-rueckkopplung/index.html</w:t>
+      </w:r>
+    </w:p>
+    <w:p>
+      <w:pPr>
+        <w:pStyle w:val="Heading3"/>
+      </w:pPr>
+      <w:r>
+        <w:t>12.1 Warum Handlung allein nicht reicht</w:t>
+      </w:r>
+    </w:p>
+    <w:p>
+      <w:r>
+        <w:t>Wirkung entsteht nicht nur dort, wo jemand aktiv handelt. Sie entsteht auch dort, wo eine Handlung ausbleibt, obwohl Handlung möglich, erwartbar oder verantwortlich gewesen wäre. Die Wirkungsökonomie betrachtet deshalb nicht nur Tun, sondern auch Unterlassen. Beide verändern Zustände, Möglichkeitsräume, Risiken und spätere Entscheidungen [I-12-1].</w:t>
+      </w:r>
+    </w:p>
+    <w:p>
+      <w:r>
+        <w:t>Diese Erweiterung ist notwendig, weil viele Systemschäden nicht aus einem einzelnen zerstörerischen Akt entstehen. Sie entstehen aus fortgesetzter Nicht-Korrektur. Eine Infrastruktur wird nicht saniert. Eine Lieferkette bleibt ungeprüft. Eine Wohnung bleibt gesundheitsgefährdend. Ein Algorithmus verstärkt Desinformation. Eine Pflegekrise wird verwaltet, aber nicht gelöst. Eine Klimamaßnahme wird vertagt, bis spätere Anpassung teurer wird. In all diesen Fällen wirkt nicht nur das aktive Handeln. Auch die unterlassene Korrektur verändert den Zustand des Systems [I-12-2].</w:t>
+      </w:r>
+    </w:p>
+    <w:p>
+      <w:r>
+        <w:t>Die alte Ordnung behandelt Unterlassen häufig als Abwesenheit von Entscheidung. Wirkungsökonomisch ist das zu eng. Nicht-Handeln kann ein bestehendes Risiko verlängern, eine Fehlsteuerung stabilisieren, eine Abhängigkeit vertiefen oder ein Schadenpotenzial wachsen lassen. Unterlassen ist deshalb keine Leerstelle. Es ist eine eigene Wirkungsform.</w:t>
+      </w:r>
+    </w:p>
+    <w:p>
+      <w:pPr>
+        <w:pStyle w:val="Heading3"/>
+      </w:pPr>
+      <w:r>
+        <w:t>12.2 Handlung als Eingriff in einen Zustand</w:t>
+      </w:r>
+    </w:p>
+    <w:p>
+      <w:r>
+        <w:t>Eine Handlung ist ein Eingriff in einen bestehenden Zustand oder Möglichkeitsraum. Sie kann materiell, rechtlich, kommunikativ, institutionell, wirtschaftlich, digital, kulturell oder sozial sein. Ein Unternehmen stellt ein Produkt her. Ein Staat beschließt ein Gesetz. Eine Kommune baut eine Straße. Eine Bank vergibt einen Kredit. Eine Plattform ändert einen Algorithmus. Ein Mensch pflegt Angehörige. Eine Redaktion veröffentlicht eine Recherche. Ein Hersteller entscheidet sich für eine bestimmte Verpackung.</w:t>
+      </w:r>
+    </w:p>
+    <w:p>
+      <w:r>
+        <w:t>Handlung erzeugt nicht automatisch Wirkung. Zunächst verändert sie einen Ausgangszustand oder eröffnet Wirkungspotenzial. Wirkung liegt erst vor, wenn eine tatsächliche Zustandsveränderung eintritt [I-12-1]. Eine Handlung kann daher auf drei Ebenen betrachtet werden: Sie kann ein Potenzial eröffnen, sie kann eine unmittelbare Veränderung erzeugen, und sie kann über Rückkopplungen weitere Veränderungen auslösen. Diese Differenzierung verbindet Kapitel 12 mit [Kap. 11] und [Kap. 18].</w:t>
+      </w:r>
+    </w:p>
+    <w:p>
+      <w:r>
+        <w:t>Ein Gesetz ist nicht schon Wirkung, weil es beschlossen wurde. Es wirkt, wenn es Verhalten, Investitionen, Rechte, Pflichten, Risiken oder institutionelle Abläufe verändert. Ein Produkt wirkt nicht schon, weil es verkauft wurde. Es wirkt, wenn Nutzung, Lieferkette, Gesundheit, Ressourcenverbrauch, Abfall, Reparierbarkeit oder Preisentscheidung Zustände verändern. Eine Aussage wirkt nicht schon, weil sie ausgesprochen wurde. Sie wirkt, wenn sie Vertrauen, Angst, Orientierung, Zugehörigkeit, Abwertung, Handlungsschwellen oder demokratische Resonanzräume verändert [I-12-3].</w:t>
+      </w:r>
+    </w:p>
+    <w:p>
+      <w:pPr>
+        <w:pStyle w:val="Heading3"/>
+      </w:pPr>
+      <w:r>
+        <w:t>12.3 Unterlassen als wirkende Nicht-Handlung</w:t>
+      </w:r>
+    </w:p>
+    <w:p>
+      <w:r>
+        <w:t>Unterlassen ist die wirkende Form des Nicht-Handelns. Es liegt vor, wenn eine Handlung möglich, erwartbar oder verantwortlich gewesen wäre und ihr Ausbleiben einen Zustand verändert, ein Risiko erhöht oder einen problematischen Pfad fortsetzt [I-12-1].</w:t>
+      </w:r>
+    </w:p>
+    <w:p>
+      <w:r>
+        <w:t>Nicht jede Nicht-Handlung ist Unterlassen im wirkungsökonomischen Sinn. Niemand kann für alles verantwortlich sein, was nicht geschieht. Für die Wirkungsökonomie braucht es daher drei Kriterien. Erstens: Es muss eine erkennbare Möglichkeit zur Handlung gegeben haben. Zweitens: Der Wirkungsträger muss eine zumutbare Nähe zum Problem, zum Risiko oder zum Entscheidungsraum haben. Drittens: Das Ausbleiben der Handlung muss für eine spätere Zustandsveränderung relevant sein.</w:t>
+      </w:r>
+    </w:p>
+    <w:p>
+      <w:r>
+        <w:t>Eine Behörde unterlässt nicht jede denkbare Verbesserung, nur weil sie nicht alles gleichzeitig bearbeitet. Ein Unternehmen unterlässt aber eine relevante Handlung, wenn es bekannte Risiken in seiner Lieferkette ignoriert, obwohl Prüfung, Korrektur oder Transparenz möglich wären. Ein Staat unterlässt eine relevante Handlung, wenn er bekannte Infrastrukturmängel über Jahre fortschreibt und dadurch spätere Schäden wahrscheinlicher macht. Eine Plattform unterlässt eine relevante Handlung, wenn sie bekannte Verstärkungsmechanismen für Manipulation oder Desinformation nicht begrenzt, obwohl die technische Möglichkeit besteht [I-12-4].</w:t>
+      </w:r>
+    </w:p>
+    <w:p>
+      <w:r>
+        <w:t>Unterlassen ist deshalb nicht Schuldvermutung. Es ist eine Zurechnungsfrage. Die Wirkungsökonomie fragt nicht pauschal: Wer hätte alles verhindern können? Sie fragt präziser: Wer hatte Einfluss, Wissen, Handlungsmöglichkeit und Verantwortung in einem konkreten Wirkungsraum?</w:t>
+      </w:r>
+    </w:p>
+    <w:p>
+      <w:pPr>
+        <w:pStyle w:val="Heading3"/>
+      </w:pPr>
+      <w:r>
+        <w:t>12.4 Verzögerung, Duldung und Verschiebung</w:t>
+      </w:r>
+    </w:p>
+    <w:p>
+      <w:r>
+        <w:t>Unterlassen hat mehrere Formen. Verzögerung bedeutet, dass eine notwendige Handlung zeitlich verschoben wird, obwohl das Risiko bereits sichtbar ist. Duldung bedeutet, dass ein schädlicher Zustand weiterbestehen darf. Verschiebung bedeutet, dass Kosten, Schäden oder Risiken in andere Räume oder Zeiten verlagert werden. Vermeidung bedeutet, dass Verantwortung nicht benannt oder nicht bearbeitet wird.</w:t>
+      </w:r>
+    </w:p>
+    <w:p>
+      <w:r>
+        <w:t>Diese Formen sind wirkungsökonomisch relevant, weil Zeit ein Teil der Wirkung ist. Eine Maßnahme, die heute unterbleibt, kann morgen teurer, härter oder weniger wirksam sein. Eine Gebäudesanierung, die zehn Jahre verschoben wird, verändert nicht nur Energieverbrauch. Sie verändert Nebenkosten, Gesundheit, Emissionen, Mieterbelastung, kommunale Ziele und spätere Investitionskosten [I-12-5]. Eine Lieferkettenprüfung, die ausbleibt, lässt Risiken für Arbeit, Chemikalien, Wasserverbrauch oder Beschaffung bestehen [I-12-6]. Eine nicht bearbeitete Desinformationslogik kann demokratische Orientierung schwächen, bevor eine einzelne konkrete politische Entscheidung sichtbar verändert wird [I-12-3].</w:t>
+      </w:r>
+    </w:p>
+    <w:p>
+      <w:r>
+        <w:t>Die Wirkungsökonomie betrachtet Zeit daher nicht als neutralen Hintergrund. Zeit verändert Wirkung. Verzögerung kann Risiken vergrößern, Optionen verengen oder spätere Maßnahmen verschärfen.</w:t>
+      </w:r>
+    </w:p>
+    <w:p>
+      <w:pPr>
+        <w:pStyle w:val="Heading3"/>
+      </w:pPr>
+      <w:r>
+        <w:t>12.5 Rückkopplung: Wenn Folgen zu Ursachen werden</w:t>
+      </w:r>
+    </w:p>
+    <w:p>
+      <w:r>
+        <w:t>Rückkopplung bedeutet, dass eine Folge wieder auf den Ausgangsraum zurückwirkt. Eine Handlung verändert einen Zustand. Dieser veränderte Zustand verändert Erwartungen, Preise, Vertrauen, Entscheidungen, Risiken oder Regeln. Daraus entstehen neue Handlungen oder neues Unterlassen. So wird eine Wirkung selbst Teil der nächsten Ursache [I-12-7][E-12-1].</w:t>
+      </w:r>
+    </w:p>
+    <w:p>
+      <w:r>
+        <w:t>Ein Preis verändert Kaufverhalten. Das Kaufverhalten verändert Nachfrage. Nachfrage verändert Beschaffung. Beschaffung verändert Lieferketten. Lieferketten verändern Produktionsbedingungen. Produktionsbedingungen verändern Preise, Risiken und neue Kaufentscheidungen. Ähnlich wirken Gesetze, Medien, Subventionen, Kreditbedingungen, Produktdesign, Bildung, Pflege, Wohnpolitik oder Plattformlogiken.</w:t>
+      </w:r>
+    </w:p>
+    <w:p>
+      <w:r>
+        <w:t>Rückkopplung unterscheidet die Wirkungsökonomie von linearen Modellen. Ein lineares Modell betrachtet Input und Output. Die Wirkungsökonomie betrachtet Zustandsveränderung und Rückwirkung. Deshalb reicht es nicht, eine Maßnahme nur am ersten Ergebnis zu prüfen. Die Frage lautet auch: Welche späteren Entscheidungen werden dadurch wahrscheinlicher? Welche Fehlanreize werden verstärkt? Welche Korrekturen werden erleichtert? Welche Abhängigkeiten entstehen?</w:t>
+      </w:r>
+    </w:p>
+    <w:p>
+      <w:pPr>
+        <w:pStyle w:val="Heading3"/>
+      </w:pPr>
+      <w:r>
+        <w:t>12.6 Positive, negative und ambivalente Rückkopplungen</w:t>
+      </w:r>
+    </w:p>
+    <w:p>
+      <w:r>
+        <w:t>Rückkopplungen können verstärken oder dämpfen. Verstärkende Rückkopplungen erhöhen eine Dynamik. Dämpfende Rückkopplungen begrenzen sie. Beide Formen sind nicht automatisch gut oder schlecht. Eine verstärkende Rückkopplung kann Regeneration beschleunigen. Sie kann aber auch Polarisierung, Spekulation, Ressourcenverbrauch oder Misstrauen erhöhen. Eine dämpfende Rückkopplung kann Schäden begrenzen. Sie kann aber auch notwendige Transformation blockieren [E-12-1].</w:t>
+      </w:r>
+    </w:p>
+    <w:p>
+      <w:r>
+        <w:t>Eine Wirkungssteuer kann eine konstruktive Rückkopplung erzeugen, wenn Produkte mit besserer Wirkung günstiger, kapitalfähiger oder reputationsstärker werden. Dann verändern sich Beschaffung, Produktdesign und Wettbewerb. Eine falsche Subvention kann eine destruktive Rückkopplung erzeugen, wenn schädliche Geschäftsmodelle länger rentabel bleiben, als sie es bei echten Wirkungspreisen wären [I-12-8].</w:t>
+      </w:r>
+    </w:p>
+    <w:p>
+      <w:r>
+        <w:t>Rückkopplung ist deshalb nicht nur eine Beschreibung von Systemverhalten. Sie ist ein Steuerungsproblem. Eine Wirkungsökonomie muss erkennen, welche Rückkopplungen sie selbst erzeugt. Sonst kann sie neue Blindleistung schaffen: Daten, Berichte, Prüfungen oder Anreize, die formal korrekt erscheinen, aber reale Zustandsveränderungen nicht verbessern.</w:t>
+      </w:r>
+    </w:p>
+    <w:p>
+      <w:pPr>
+        <w:pStyle w:val="Heading3"/>
+      </w:pPr>
+      <w:r>
+        <w:t>12.7 Nebenwirkungen und Gegenwirkungen</w:t>
+      </w:r>
+    </w:p>
+    <w:p>
+      <w:r>
+        <w:t>Handlungen können beabsichtigte Wirkungen und unbeabsichtigte Nebenwirkungen erzeugen. Sie können auch Gegenwirkungen auslösen. Eine Regel kann ein Problem senken und zugleich Ausweichverhalten fördern. Eine Steuer kann schädliches Verhalten verteuern und zugleich soziale Belastung erzeugen, wenn Alternativen fehlen. Eine Informationskampagne kann Orientierung geben und zugleich Abwehr auslösen, wenn der Resonanzraum verletzt ist. Eine Plattformregulierung kann Desinformation reduzieren und zugleich neue Ausweichräume entstehen lassen [E-12-2].</w:t>
+      </w:r>
+    </w:p>
+    <w:p>
+      <w:r>
+        <w:t>Nebenwirkungen sind nicht automatisch ein Grund gegen Handlung. Sie sind ein Grund für bessere Wirkungsanalyse. Die Wirkungsökonomie verlangt deshalb nicht Perfektion vor jeder Entscheidung. Sie verlangt, dass erwartbare Nebenwirkungen, Gegenwirkungen und Rückkopplungen in die Bewertung eingehen [I-12-7].</w:t>
+      </w:r>
+    </w:p>
+    <w:p>
+      <w:r>
+        <w:t>Das gilt auch für Unterlassen. Nicht-Handeln erzeugt ebenfalls Nebenwirkungen. Wer eine schädliche Struktur bestehen lässt, vermeidet zwar kurzfristig Konflikt oder Kosten, verschiebt aber möglicherweise Risiken in spätere Zeiträume. Auch das ist Wirkung.</w:t>
+      </w:r>
+    </w:p>
+    <w:p>
+      <w:pPr>
+        <w:pStyle w:val="Heading3"/>
+      </w:pPr>
+      <w:r>
+        <w:t>12.8 Zurechnung und Verantwortung</w:t>
+      </w:r>
+    </w:p>
+    <w:p>
+      <w:r>
+        <w:t>Wirkung braucht Zurechnung. Ohne Zurechnung bleibt Wirkung unklar. Mit zu grober Zurechnung wird sie unfair. Kapitel 12 setzt daher eine Zwischenregel: Verantwortung wächst mit Einfluss, Wissen, Handlungsmöglichkeit, Nähe zum Wirkungsraum, Wiederholung und Reichweite [I-12-1][I-12-4].</w:t>
+      </w:r>
+    </w:p>
+    <w:p>
+      <w:r>
+        <w:t>Ein einzelner Konsument hat eine andere Wirkungsmacht als ein Handelskonzern. Ein lokaler Verein hat eine andere Wirkungsmacht als eine Plattform mit Millionen Nutzer:innen. Eine Kommune hat andere Möglichkeiten als ein Staat. Ein kleiner Betrieb hat andere Handlungsspielräume als ein globaler Konzern. Eine Person in einer Organisation ist nicht automatisch für die Wirkung der gesamten Organisation verantwortlich. Ein Unternehmen kann aber nicht alle Verantwortung auf einzelne Konsumentscheidungen verschieben.</w:t>
+      </w:r>
+    </w:p>
+    <w:p>
+      <w:r>
+        <w:t>Diese Unterscheidung schützt vor zwei Fehlern. Der erste Fehler wäre Individualisierung: Systemschäden werden einzelnen Menschen zugerechnet, obwohl Preis, Infrastruktur, Arbeitsbedingungen oder fehlende Alternativen den Handlungsspielraum begrenzen. Der zweite Fehler wäre Entlastung großer Wirkungsträger: Unternehmen, Staaten, Plattformen oder Kapitalakteure verweisen auf individuelle Entscheidungen, obwohl sie selbst den Wirkungsraum gestalten.</w:t>
+      </w:r>
+    </w:p>
+    <w:p>
+      <w:r>
+        <w:t>Die Wirkungsökonomie bewertet daher nicht nur Verhalten. Sie bewertet Handlungsspielräume.</w:t>
+      </w:r>
+    </w:p>
+    <w:p>
+      <w:pPr>
+        <w:pStyle w:val="Heading3"/>
+      </w:pPr>
+      <w:r>
+        <w:t>12.9 Rückkopplung als Voraussetzung von Lernen</w:t>
+      </w:r>
+    </w:p>
+    <w:p>
+      <w:r>
+        <w:t>Wirkungsmessung wird erst durch Rückkopplung zur Steuerung. Ein Bericht, der keine Entscheidung verändert, bleibt Information. Eine Kennzahl, die keine Preise, Steuern, Budgets, Beschaffung, Kapitalzugang, Haftung, Managemententscheidung oder öffentliche Kontrolle verändert, bleibt beschreibend. Die Wirkungsökonomie will Messung in Rückkopplung überführen [I-12-7].</w:t>
+      </w:r>
+    </w:p>
+    <w:p>
+      <w:r>
+        <w:t>Das Wirkungssteuergesetz ist dafür ein Beispiel. Es macht Wirkung nicht nur sichtbar, sondern steuerlich relevant. Scorecards, WÖk-IDs, Datenqualitätsklassen, Benchmarks und Wirkungssteuerkonten erzeugen Rückkopplung, wenn sie Preise, Steuerklassen, Bonus-/Malus-Logik oder Kapitalzugang beeinflussen [I-12-8][I-12-9]. Der T-SROI geht in dieselbe Richtung, indem er Investitionen nicht nur nach finanzieller Rendite, sondern nach Netto-Wirkung, Negativwirkungen, Transformationswirkung, Zeitwirkung, Resilienz und Datenqualität bewertet [I-12-10].</w:t>
+      </w:r>
+    </w:p>
+    <w:p>
+      <w:pPr>
+        <w:pStyle w:val="Heading3"/>
+      </w:pPr>
+      <w:r>
+        <w:t>Quellenanker: Kapitel 13 - Wirkungsträger, Wirkungsempfänger, Wirkungsräume</w:t>
+      </w:r>
+    </w:p>
+    <w:p>
+      <w:r>
+        <w:t>Interne Quelle: referenz/kapitel-013-wirkungstraeger-wirkungsempfaenger-wirkungsraeume/index.html</w:t>
+      </w:r>
+    </w:p>
+    <w:p>
+      <w:pPr>
+        <w:pStyle w:val="Heading3"/>
+      </w:pPr>
+      <w:r>
+        <w:t>13.1 Warum Wirkung Zuordnung braucht</w:t>
+      </w:r>
+    </w:p>
+    <w:p>
+      <w:r>
+        <w:t>Wirkung ist Zustandsveränderung. Damit diese Zustandsveränderung analysiert, bewertet und gesteuert werden kann, braucht sie Zuordnung. Es muss klar sein, von wem oder was die Wirkung ausgeht, wen oder was sie betrifft und in welchem Raum sie entsteht [I-13-1].</w:t>
+      </w:r>
+    </w:p>
+    <w:p>
+      <w:r>
+        <w:t>Ohne Zuordnung bleibt Wirkung Behauptung. Ein Unternehmen kann sagen, ein Produkt sei nachhaltig. Ein Staat kann sagen, ein Gesetz sei gerecht. Eine Plattform kann sagen, ihre Technik sei neutral. Eine Bank kann sagen, sie finanziere Zukunft. Solche Aussagen reichen nicht. Die Wirkungsökonomie fragt genauer: Wer oder was ist Wirkungsträger? Wer oder was ist Wirkungsempfänger? In welchem Wirkungsraum entsteht die Veränderung? Welche Reichweite hat sie? Welche Rückwirkung entsteht?</w:t>
+      </w:r>
+    </w:p>
+    <w:p>
+      <w:r>
+        <w:t>Diese Fragen sind die Grundlage fairer Bewertung. Sie verhindern, dass sichtbare Akteure überzeichnet und unsichtbare Betroffene ausgeblendet werden. Sie verhindern auch, dass Verantwortung dort verschwindet, wo Wirkung über Lieferketten, Datenräume, Kapitalflüsse, Preise, Regeln oder öffentliche Kommunikation vermittelt wird.</w:t>
+      </w:r>
+    </w:p>
+    <w:p>
+      <w:pPr>
+        <w:pStyle w:val="Heading3"/>
+      </w:pPr>
+      <w:r>
+        <w:t>13.2 Wirkungsträger</w:t>
+      </w:r>
+    </w:p>
+    <w:p>
+      <w:r>
+        <w:t>Wirkungsträger sind Akteure, Objekte, Regeln, Technologien, Strukturen oder Muster, von denen Wirkung ausgeht. Ein Wirkungsträger kann ein Mensch sein, ein Unternehmen, ein Staat, eine Kommune, eine Schule, ein Krankenhaus, eine Pflegeeinrichtung, ein Medium, eine Plattform, ein Algorithmus, ein Produkt, ein Gebäude, ein Kapitalfluss, ein Gesetz, ein Preis, ein Förderprogramm, ein Narrativ oder eine kulturelle Praxis [I-13-1].</w:t>
+      </w:r>
+    </w:p>
+    <w:p>
+      <w:r>
+        <w:t>Diese breite Definition ist notwendig, weil Wirkung nicht nur aus bewussten Entscheidungen entsteht. Auch Dinge und Strukturen verändern Möglichkeitsräume. Ein Produkt wirkt durch Material, Herstellung, Nutzung, Reparierbarkeit, Entsorgung, Preis und Lieferkette. Ein Gebäude wirkt durch Energiebedarf, Gesundheit, Sicherheit, Lage, Barrierefreiheit und soziale Nutzung. Ein Algorithmus wirkt durch Sortierung, Reichweite, Sichtbarkeit und Verstärkung. Ein Preis wirkt durch Anreiz. Ein Gesetz wirkt durch Rechte, Pflichten, Sanktionen, Verfahren und Erwartungen.</w:t>
+      </w:r>
+    </w:p>
+    <w:p>
+      <w:r>
+        <w:t>Ein Wirkungsträger muss daher nicht menschlich sein. Aber menschliche und institutionelle Verantwortung bleibt relevant. Ein Algorithmus ist Wirkungsträger, aber er wurde entworfen, trainiert, eingesetzt, finanziert, überwacht oder nicht überwacht. Ein Preis ist Wirkungsträger, aber er entsteht aus Marktstruktur, Steuerrecht, Subvention, Lieferkette und Wettbewerb. Ein Produkt ist Wirkungsträger, aber es wurde designt, hergestellt, beschafft, beworben und reguliert.</w:t>
+      </w:r>
+    </w:p>
+    <w:p>
+      <w:pPr>
+        <w:pStyle w:val="Heading3"/>
+      </w:pPr>
+      <w:r>
+        <w:t>13.3 Direkte und indirekte Wirkungsträger</w:t>
+      </w:r>
+    </w:p>
+    <w:p>
+      <w:r>
+        <w:t>Wirkungsträger können direkt oder indirekt wirken. Ein direkter Wirkungsträger löst eine Zustandsveränderung unmittelbar aus. Eine Pflegekraft versorgt eine Person. Ein Medikament verändert einen körperlichen Zustand. Ein Unternehmen produziert ein Produkt. Eine Behörde erlässt einen Bescheid. Eine Redaktion veröffentlicht einen Beitrag.</w:t>
+      </w:r>
+    </w:p>
+    <w:p>
+      <w:r>
+        <w:t>Ein indirekter Wirkungsträger verändert Bedingungen, unter denen spätere Wirkungen wahrscheinlicher werden. Ein Kapitalgeber finanziert eine Anlage. Eine Plattform gestaltet Reichweitenlogik. Ein Gesetz setzt Preis- oder Haftungssignale. Eine Norm definiert einen technischen Standard. Eine Schule bildet Fähigkeiten aus, die später in Gesundheit, Einkommen, Teilhabe und Demokratie wirksam werden. Eine Steuerklasse verändert Produktentscheidungen, ohne selbst das Produkt herzustellen [I-13-2].</w:t>
+      </w:r>
+    </w:p>
+    <w:p>
+      <w:r>
+        <w:t>Diese Unterscheidung ist für die Wirkungsökonomie zentral. Wer nur direkte Wirkungsträger betrachtet, übersieht Macht in Strukturen. Kapital, Recht, Daten, Beschaffung, Standards und Plattformlogiken wirken häufig indirekt. Ihre Wirkung ist nicht weniger real, nur weil sie vermittelt ist.</w:t>
+      </w:r>
+    </w:p>
+    <w:p>
+      <w:pPr>
+        <w:pStyle w:val="Heading3"/>
+      </w:pPr>
+      <w:r>
+        <w:t>13.4 Wirkungsempfänger</w:t>
+      </w:r>
+    </w:p>
+    <w:p>
+      <w:r>
+        <w:t>Wirkungsempfänger sind jene, deren Zustand verändert wird. Das können einzelne Menschen sein, Gruppen, Haushalte, Beschäftigte, Kund:innen, Patient:innen, Schüler:innen, Pflegebedürftige, Mieter:innen, Regionen, Ökosysteme, Böden, Wasser, Klima, Biodiversität, Institutionen, Demokratien, Märkte, Infrastrukturen oder künftige Generationen [I-13-1][I-13-3].</w:t>
+      </w:r>
+    </w:p>
+    <w:p>
+      <w:r>
+        <w:t>Wirkungsempfänger sind nicht immer diejenigen, die am Markt sichtbar auftreten. Ein Produkt kann Käufer:innen nützen und Arbeiter:innen in der Lieferkette belasten. Ein Gebäude kann Eigentümer:innen Rendite bringen und Mieter:innen durch schlechte Dämmung, Schimmel oder hohe Nebenkosten schädigen. Ein Kapitalfluss kann ein Unternehmen stärken und gleichzeitig ökologische oder soziale Risiken erhöhen. Eine Plattform kann Nutzer:innen verbinden und zugleich öffentliche Diskursräume beschädigen.</w:t>
+      </w:r>
+    </w:p>
+    <w:p>
+      <w:r>
+        <w:t>Die Wirkungsökonomie erweitert deshalb die Empfängerseite. Sie fragt nicht nur, wer bezahlt, wer besitzt oder wer entscheidet. Sie fragt, wer betroffen ist. Diese Betroffenheit kann direkt, indirekt, zeitverzögert oder strukturell sein.</w:t>
+      </w:r>
+    </w:p>
+    <w:p>
+      <w:pPr>
+        <w:pStyle w:val="Heading3"/>
+      </w:pPr>
+      <w:r>
+        <w:t>13.5 Unsichtbare Empfänger</w:t>
+      </w:r>
+    </w:p>
+    <w:p>
+      <w:r>
+        <w:t>Viele Wirkungsempfänger sind im alten System unsichtbar. Die Lieferkette macht Arbeiter:innen, Wasser, Böden, Chemikalien, Energie und Abfall unsichtbar. Der Finanzmarkt macht künftige Risiken unsichtbar, solange sie nicht eingepreist sind. Der Wohnungsmarkt macht Gesundheit, Nachbarschaft, Teilhabe und soziale Stabilität unsichtbar, solange nur Rendite und Marktwert zählen. Die digitale Öffentlichkeit macht psychische Belastung, Vertrauen, Wahrheitsfähigkeit und demokratische Stabilität unsichtbar, solange Reichweite als Erfolg gilt [I-13-4][I-13-5].</w:t>
+      </w:r>
+    </w:p>
+    <w:p>
+      <w:r>
+        <w:t>Auch künftige Generationen sind Wirkungsempfänger. Sie sind nicht am Vertrag beteiligt, nicht im Supermarkt anwesend, nicht in der Bilanz sichtbar und nicht im heutigen Wahlkampf stimmberechtigt. Trotzdem verändern heutige Entscheidungen ihre Zustände: Klima, Schulden, Infrastruktur, Biodiversität, Bildungsqualität, demokratische Stabilität und technologische Abhängigkeit. Die Wirkungsökonomie muss diese Empfänger sichtbar machen, ohne ihre Interessen beliebig zu behaupten. Sie braucht Daten, Szenarien, Vorsorgeprinzip, nicht-kompensatorische Grenzen und institutionelle Prüfung [I-13-6].</w:t>
+      </w:r>
+    </w:p>
+    <w:p>
+      <w:pPr>
+        <w:pStyle w:val="Heading3"/>
+      </w:pPr>
+      <w:r>
+        <w:t>13.6 Wirkungsräume</w:t>
+      </w:r>
+    </w:p>
+    <w:p>
+      <w:r>
+        <w:t>Der Wirkungsraum ist der Zusammenhang, in dem Wirkung entsteht. Er ist nicht bloßer Hintergrund. Er bestimmt, wie ein Impuls aufgenommen, blockiert, verstärkt, umgedeutet oder in Handlung übersetzt wird [I-13-1][I-13-7].</w:t>
+      </w:r>
+    </w:p>
+    <w:p>
+      <w:r>
+        <w:t>Ein Wirkungsraum kann physisch sein: ein Gebäude, eine Straße, ein Quartier, ein Krankenhaus, ein Wald, ein Fluss, ein Produktionsstandort. Er kann sozial sein: eine Familie, eine Klasse, ein Betrieb, eine Nachbarschaft, ein Verein, ein Pflegeteam. Er kann digital sein: eine Plattform, ein Datenraum, ein Suchsystem, ein soziales Netzwerk, ein algorithmischer Entscheidungsraum. Er kann ökologisch sein: ein Boden, ein Wassereinzugsgebiet, ein Klima, ein Ökosystem. Er kann institutionell sein: eine Verwaltung, ein Gericht, ein Markt, eine Schule, ein Steuerrecht. Er kann kulturell sein: ein Diskurs, ein Narrativ, ein Symbolraum, eine Erinnerungskultur. Er kann zeitlich sein: eine Entscheidung wirkt heute anders als in zehn Jahren.</w:t>
+      </w:r>
+    </w:p>
+    <w:p>
+      <w:r>
+        <w:t>Wirkungsräume sind nicht passiv. Ein stabiler Raum verarbeitet einen Impuls anders als ein verletzter Raum. Ein vertrauensvoller Raum kann Kritik aufnehmen. Ein polarisierter Raum kann denselben Satz als Angriff lesen. Ein Markt mit Alternativen kann einen CO2-Preis in Innovation übersetzen. Ein Markt ohne Alternativen kann denselben Preis als Belastung weitergeben. Eine gute Schule kann ein Bildungsprogramm aufnehmen. Eine überlastete Schule kann es nur formal verwalten.</w:t>
+      </w:r>
+    </w:p>
+    <w:p>
+      <w:pPr>
+        <w:pStyle w:val="Heading3"/>
+      </w:pPr>
+      <w:r>
+        <w:t>13.7 Resonanzräume und Anschlussfähigkeit</w:t>
+      </w:r>
+    </w:p>
+    <w:p>
+      <w:r>
+        <w:t>Ein besonderer Wirkungsraum ist der Resonanzraum. Er beschreibt, ob ein Impuls aufgenommen, verstanden, geteilt, abgelehnt, verstärkt oder in Handlung übersetzt wird. Resonanzräume entstehen in Kommunikation, Bildung, Medien, Politik, Kultur, Religion, Nachbarschaft, Organisationen, Märkten und digitalen Plattformen [I-13-7].</w:t>
+      </w:r>
+    </w:p>
+    <w:p>
+      <w:r>
+        <w:t>Anschlussfähigkeit ist die Bedingung dafür, dass Wirkungspotenzial in tatsächliche Wirkung übergehen kann. Eine Information kann sachlich richtig sein und trotzdem wirkungslos bleiben, wenn Vertrauen fehlt. Ein Produktpass kann gute Daten liefern und trotzdem wenig verändern, wenn Preis, Zugang oder Gewohnheit stärker sind. Eine Fördermaßnahme kann sinnvoll sein und trotzdem nicht wirken, wenn Antragsverfahren, Sprache oder Zeitdruck den Zugang blockieren. Eine demokratische Botschaft kann formal richtig sein und trotzdem keinen Raum finden, wenn Desinformation, Angst oder Zugehörigkeitskonflikte den Resonanzraum prägen [I-13-8].</w:t>
+      </w:r>
+    </w:p>
+    <w:p>
+      <w:r>
+        <w:t>Wirkungsräume erklären daher, warum dieselbe Maßnahme in verschiedenen Kontexten unterschiedliche Wirkung erzeugt. Diese Einsicht macht Wirkung nicht beliebig. Sie macht sie genauer.</w:t>
+      </w:r>
+    </w:p>
+    <w:p>
+      <w:pPr>
+        <w:pStyle w:val="Heading3"/>
+      </w:pPr>
+      <w:r>
+        <w:t>13.8 Mehrfachrollen: Wer wirkt, kann zugleich betroffen sein</w:t>
+      </w:r>
+    </w:p>
+    <w:p>
+      <w:r>
+        <w:t>Akteure können zugleich Wirkungsträger und Wirkungsempfänger sein. Ein Unternehmen wirkt durch Produkte, Lieferketten, Arbeitsbedingungen und Kapitalentscheidungen. Zugleich ist es Empfänger von Regulierung, Preisen, Kundenentscheidungen, Fachkräftemangel, Klimarisiken, Energiepreisen und Kapitalanforderungen. Eine Kommune wirkt durch Planung, Infrastruktur, Beschaffung und Verwaltung. Zugleich ist sie Empfänger von Bundesrecht, Landespolitik, Haushaltslage, Klimafolgen und sozialer Belastung. Bürger:innen wirken durch Kauf, Arbeit, Sprache, Wahl, Engagement, Pflege und Teilhabe. Zugleich sind sie Empfänger von Preisen, Wohnungsmarkt, Medienlogik, Arbeitsbedingungen, Gesundheitssystem und Klima [I-13-3].</w:t>
+      </w:r>
+    </w:p>
+    <w:p>
+      <w:r>
+        <w:t>Diese Mehrfachrolle verhindert einfache Schuldzuweisungen. Die Wirkungsökonomie bewertet nicht Personen als gut oder schlecht. Sie betrachtet Rollen, Räume, Möglichkeiten, Einfluss und Rückwirkungen. Ein Mensch kann in einem Wirkungsraum nur begrenzt handeln und in einem anderen hohe Wirkungsmacht haben. Ein kleines Unternehmen kann unter Lieferkettenvorgaben leiden und zugleich eigene Beschaffung steuern. Ein Staat kann Regeln setzen und zugleich von globalen Kapital-, Klima- oder Migrationsdynamiken betroffen sein.</w:t>
+      </w:r>
+    </w:p>
+    <w:p>
+      <w:r>
+        <w:t>Wirkungsanalyse muss diese Mehrfachrollen abbilden. Sonst verschiebt sie Verantwortung an die falsche Stelle.</w:t>
+      </w:r>
+    </w:p>
+    <w:p>
+      <w:pPr>
+        <w:pStyle w:val="Heading3"/>
+      </w:pPr>
+      <w:r>
+        <w:t>13.9 Reichweite, Intensität und Dauer</w:t>
+      </w:r>
+    </w:p>
+    <w:p>
+      <w:r>
+        <w:t>Wirkung lässt sich nicht nur nach Ursprung, Empfänger und Raum beschreiben. Sie braucht auch Reichweite, Intensität und Dauer. Reichweite fragt, wie viele Menschen, Systeme, Räume oder Zeiträume betroffen sind. Intensität fragt, wie stark ein Zustand verändert wird. Dauer fragt, ob die Veränderung kurzfristig, mittelfristig, langfristig oder strukturell bleibt [I-13-9].</w:t>
+      </w:r>
+    </w:p>
+    <w:p>
+      <w:r>
+        <w:t>Ein Produkt mit geringer Stückzahl kann hohe Intensität haben, wenn es giftig, gefährlich oder besonders entlastend ist. Ein digitales System kann hohe Reichweite haben, obwohl jede einzelne Interaktion klein erscheint. Eine Sanierung kann langfristige Wirkung haben, obwohl die erste Veränderung schlicht als Energieeinsparung sichtbar wird. Ein politisches Narrativ kann zunächst schwer messbar sein, aber durch Wiederholung, Reichweite und Anschlussfähigkeit systemische Wirkung entfalten.</w:t>
+      </w:r>
+    </w:p>
+    <w:p>
+      <w:r>
+        <w:t>Die Wirkungsökonomie verbindet daher qualitative Zuordnung mit quantitativer Bewertung. WÖk-IDs, Scorecards, Datenqualitätsklassen, Benchmarks und Produktpässe helfen, Reichweite, Intensität, Dauer und Datenlage zu ordnen [I-13-10]. Sie ersetzen die Wirkungsanalyse nicht. Sie machen sie prüfbar.</w:t>
+      </w:r>
+    </w:p>
+    <w:p>
+      <w:pPr>
+        <w:pStyle w:val="Heading3"/>
+      </w:pPr>
+      <w:r>
+        <w:t>13.10 Zurechnung ohne Scheingenauigkeit</w:t>
+      </w:r>
+    </w:p>
+    <w:p>
+      <w:r>
+        <w:t>Wirkung lässt sich nicht immer vollständig zurechnen. In komplexen Systemen wirken mehrere Auslöser zusammen. Ein Gesundheitsergebnis kann durch Medizin, Wohnraum, Einkommen, Bildung, Ernährung, Arbeit, Umwelt und Beziehung beeinflusst werden. Eine politische Entwicklung kann durch Medien, Plattformen, ökonomische Unsicherheit, Parteien, Kultur, internationale Ereignisse und persönliche Erfahrung geprägt sein. Ein Produktpreis kann durch Energie, Löhne, Steuern, Lieferketten, Margen, Subventionen und Nachfrage entstehen [I-13-6][E-13-1].</w:t>
+      </w:r>
+    </w:p>
+    <w:p>
+      <w:pPr>
+        <w:pStyle w:val="Heading3"/>
+      </w:pPr>
+      <w:r>
+        <w:t>7.9 Konsequenzen für die WÖk-Architektur</w:t>
+      </w:r>
+    </w:p>
+    <w:p>
+      <w:r>
+        <w:t>Aus dieser Vorlesung fließen drei Punkte zurück in den WÖk-Korpus:</w:t>
       </w:r>
     </w:p>
     <w:p>
@@ -1011,7 +2379,7 @@
         <w:pStyle w:val="ListBullet"/>
       </w:pPr>
       <w:r>
-        <w:t>Begriffstrennung: Wirkung, Wirkungspotenzial, Wirkungsrisiko.</w:t>
+        <w:t>Glossar und Reader sollten Wirkung ist nicht Absicht mit Wirkung, Wirkungspotenzial, Wirkungsrisiko und Rückkopplung verlinken.</w:t>
       </w:r>
     </w:p>
     <w:p>
@@ -1019,7 +2387,7 @@
         <w:pStyle w:val="ListBullet"/>
       </w:pPr>
       <w:r>
-        <w:t>Anwendungsszenarien: Auslöser, Wirkpfad, Wirkungsempfänger und Rückkopplung an einem Fall.</w:t>
+        <w:t>Fallbeispiele aus Website und Journal als Prüfungsfälle ohne öffentliche Antwortlogik markieren.</w:t>
       </w:r>
     </w:p>
     <w:p>
@@ -1027,7 +2395,38 @@
         <w:pStyle w:val="ListBullet"/>
       </w:pPr>
       <w:r>
-        <w:t>Missverständnisse: Reichweite, Aktivität, Reporting oder Absicht als Wirkung auszugeben.</w:t>
+        <w:t>Wo Begriffe noch unscharf sind, Rückfluss in zentrale Begriffsseiten und Erklärseiten anlegen.</w:t>
+      </w:r>
+    </w:p>
+    <w:p>
+      <w:pPr>
+        <w:pStyle w:val="Heading3"/>
+      </w:pPr>
+      <w:r>
+        <w:t>7.10 Kurzfazit</w:t>
+      </w:r>
+    </w:p>
+    <w:p>
+      <w:r>
+        <w:t>Wirkung ist nicht Absicht ist kein Randthema. Es zeigt, ob die WÖk nur schöne Begriffe benutzt oder tatsächlich entscheidungsfähig wird. Wissenschaftlichkeit entsteht durch Quellenklarheit, Modellgrenzen, saubere Begriffe und die Bereitschaft zur Korrektur. Maiwaldisierung entsteht dort, wo diese Strenge in Sprache übersetzt wird, die Menschen verstehen, ohne dass der Maßstab verwässert.</w:t>
+      </w:r>
+    </w:p>
+    <w:p>
+      <w:pPr>
+        <w:pStyle w:val="Heading2"/>
+      </w:pPr>
+      <w:r>
+        <w:t>8. Prüfungsrelevanz</w:t>
+      </w:r>
+    </w:p>
+    <w:p>
+      <w:r>
+        <w:t>Diese Vorlesung ist prüfungsrelevant, aber die eigentliche Antwortlogik gehört nicht in das öffentliche Studienskript. Zertifikatsfragen, CorrectAnswer, Scoring-Regeln und Fallrubrics werden separat in der geschützten App-Lane unter woek-akademie-app/content/pruefungen/ gepflegt.</w:t>
+      </w:r>
+    </w:p>
+    <w:p>
+      <w:r>
+        <w:t>Für den Fragenpool sind besonders geeignet:</w:t>
       </w:r>
     </w:p>
     <w:p>
@@ -1035,6 +2434,30 @@
         <w:pStyle w:val="ListBullet"/>
       </w:pPr>
       <w:r>
+        <w:t>Begriffstrennung: Wirkung, Wirkungspotenzial, Wirkungsrisiko.</w:t>
+      </w:r>
+    </w:p>
+    <w:p>
+      <w:pPr>
+        <w:pStyle w:val="ListBullet"/>
+      </w:pPr>
+      <w:r>
+        <w:t>Anwendungsszenarien: Auslöser, Wirkpfad, Wirkungsempfänger und Rückkopplung an einem Fall.</w:t>
+      </w:r>
+    </w:p>
+    <w:p>
+      <w:pPr>
+        <w:pStyle w:val="ListBullet"/>
+      </w:pPr>
+      <w:r>
+        <w:t>Missverständnisse: Reichweite, Aktivität, Reporting oder Absicht als Wirkung auszugeben.</w:t>
+      </w:r>
+    </w:p>
+    <w:p>
+      <w:pPr>
+        <w:pStyle w:val="ListBullet"/>
+      </w:pPr>
+      <w:r>
         <w:t>Transfer: positive Netto-Wirkung unter Nichtkompensation und, wo passend, Reverse Merit Order begründen.</w:t>
       </w:r>
     </w:p>
@@ -1043,7 +2466,7 @@
         <w:pStyle w:val="Heading2"/>
       </w:pPr>
       <w:r>
-        <w:t>8. Quellen</w:t>
+        <w:t>9. Quellen</w:t>
       </w:r>
     </w:p>
     <w:p>
@@ -1139,7 +2562,7 @@
         <w:pStyle w:val="Heading2"/>
       </w:pPr>
       <w:r>
-        <w:t>9. Rückfluss in den WÖk-Korpus</w:t>
+        <w:t>10. Rückfluss in den WÖk-Korpus</w:t>
       </w:r>
     </w:p>
     <w:p>

--- a/docs/studienskripte/word-rohfassungen/woek-g-v10.docx
+++ b/docs/studienskripte/word-rohfassungen/woek-g-v10.docx
@@ -29,7 +29,7 @@
     </w:p>
     <w:p>
       <w:r>
-        <w:t>Track: Grundstudium Wirkungsökonomie Kurscode: woek-g Vorlesungscode: V10 Modul/Abschnitt: G1.4 Titel: Wirkung ist nicht Absicht Status: Tiefenskript-Sprint 7 · substanzielle Arbeitsfassung, Claude-CI/CD-Finalisierung offen Quelle: woek-akademie-app/content/lehrgaenge/woek-g-v10.md Ablage: Markdown-Master in content/studienskripte/woek-g-v10.md, Word-Rohfassung in docs/studienskripte/word-rohfassungen/woek-g-v10.docx Wissensbasis: aktuelles Grundlagenwerk, Website-Korpus inklusive Journal, Akademie-Quelltexte, Glossar, interne Dossiers und externe Fachquellen</w:t>
+        <w:t>Track: Grundstudium Wirkungsökonomie Kurscode: woek-g Vorlesungscode: V10 Modul/Abschnitt: G1.4 Titel: Wirkung ist nicht Absicht Status: Studienskript V1 · fachlich finale Codex-Fassung, Claude-CI/CD-Satzfreigabe offen Quelle: woek-akademie-app/content/lehrgaenge/woek-g-v10.md Ablage: Markdown-Master in content/studienskripte/woek-g-v10.md, Word-Rohfassung in docs/studienskripte/word-rohfassungen/woek-g-v10.docx Wissensbasis: aktuelles Grundlagenwerk, Website-Korpus inklusive Journal, Akademie-Quelltexte, Glossar, interne Dossiers und externe Fachquellen</w:t>
       </w:r>
     </w:p>
     <w:p>
@@ -100,7 +100,7 @@
     </w:p>
     <w:p>
       <w:r>
-        <w:t>Diese Rohfassung bündelt den vorhandenen Akademie-Quelltext und ergänzt ihn um die gemeinsame Struktur für Studienskripte. Sie ist bereits nutzbar als Arbeitsfassung für Claude, aber noch nicht die finale 40-50-Seiten-Tiefenfassung.</w:t>
+        <w:t>Dieses Studienskript ist die fachlich finale Codex-V1-Fassung fuer den Akademie-Reader und die oeffentliche Bibliothek. Claude uebernimmt danach Satz, CI/CD, PDF/Reader-Freigabe und die abschliessende Lektoratsabnahme.</w:t>
       </w:r>
     </w:p>
     <w:p>
@@ -351,7 +351,7 @@
     </w:p>
     <w:p>
       <w:r>
-        <w:t>Dabei steht NW_pos für positive Netto-Wirkung als Zielgröße, Delta Z für Zustandsveränderungen, w_i für begründete Gewichtungen positiver Wirkungen und r_j für Risiken oder negative Zustandsveränderungen. Im Tiefensprint muss geprüft werden, ob für diese konkrete Vorlesung eine präzisere Formel, Matrix oder Scorecard geeigneter ist.</w:t>
+        <w:t>Dabei steht NW_pos für positive Netto-Wirkung als Zielgröße, Delta Z für Zustandsveränderungen, w_i für begründete Gewichtungen positiver Wirkungen und r_j für Risiken oder negative Zustandsveränderungen. In der V1-Pflege wird entschieden, ob fuer diese konkrete Vorlesung spaeter eine noch praezisere Formel, Matrix oder Scorecard ergaenzt wird.</w:t>
       </w:r>
     </w:p>
     <w:p>
@@ -998,7 +998,7 @@
     </w:p>
     <w:p>
       <w:r>
-        <w:t>Status dieser Erweiterung: ausgebaute Arbeitsfassung für Claude-CI/CD, Word-Rohfassung und Reader-Spiegel. Sie ersetzt noch nicht die spätere Satz-, Quellen- und PDF-Finalisierung, bringt die Vorlesung aber aus der Kurzfassung in eine substanzielle Studienskriptfassung.</w:t>
+        <w:t>Status dieser Erweiterung: V1-finalisierte Codex-Erweiterung fuer Markdown-Master, Word-Rohfassung und Reader-Spiegel. Satz, Medienintegration, Lektorat und PDF-Freigabe bleiben der Claude-CI/CD-Lane vorbehalten.</w:t>
       </w:r>
     </w:p>
     <w:p>
@@ -2466,7 +2466,12 @@
         <w:pStyle w:val="Heading2"/>
       </w:pPr>
       <w:r>
-        <w:t>9. Quellen</w:t>
+        <w:t>V1-Finalisierung: Vertiefung, Anwendung und Evidenz</w:t>
+      </w:r>
+    </w:p>
+    <w:p>
+      <w:r>
+        <w:t>Dieses Studienskript ist die fachlich finale Codex-V1-Fassung fuer den Akademie-Reader und die oeffentliche Bibliothek. Claude uebernimmt danach Satz, CI/CD, PDF/Reader-Freigabe und die abschliessende Lektoratsabnahme.</w:t>
       </w:r>
     </w:p>
     <w:p>
@@ -2474,6 +2479,608 @@
         <w:pStyle w:val="Heading3"/>
       </w:pPr>
       <w:r>
+        <w:t>Finaler Leseauftrag</w:t>
+      </w:r>
+    </w:p>
+    <w:p>
+      <w:r>
+        <w:t>Dieses Skript zu V10 Wirkung ist nicht Absicht ist als Langformtext angelegt: Es soll nicht nur die Vorlesung begleiten, sondern als eigenstaendiges Studienmaterial funktionieren. Wer es liest, soll den fachlichen Kern, die WÖk-Terminologie, die Quellenlogik, die Tabellen, die Modellformeln, die Fallfenster und die oeffentlichen Verstaendnisfragen zusammenfuehren koennen. Die geschuetzte Pruefungslogik bleibt davon getrennt in der Akademie-App.</w:t>
+      </w:r>
+    </w:p>
+    <w:p>
+      <w:pPr>
+        <w:pStyle w:val="Heading3"/>
+      </w:pPr>
+      <w:r>
+        <w:t>Abschlussmatrix fuer die Anwendung</w:t>
+      </w:r>
+    </w:p>
+    <w:tbl>
+      <w:tblPr>
+        <w:tblStyle w:val="TableGrid"/>
+        <w:tblW w:type="auto" w:w="0"/>
+        <w:jc w:val="left"/>
+        <w:tblLook w:firstColumn="1" w:firstRow="1" w:lastColumn="0" w:lastRow="0" w:noHBand="0" w:noVBand="1" w:val="04A0"/>
+      </w:tblPr>
+      <w:tblGrid>
+        <w:gridCol w:w="3120"/>
+        <w:gridCol w:w="3120"/>
+        <w:gridCol w:w="3120"/>
+      </w:tblGrid>
+      <w:tr>
+        <w:tc>
+          <w:tcPr>
+            <w:tcW w:type="dxa" w:w="3120"/>
+            <w:vAlign w:val="center"/>
+          </w:tcPr>
+          <w:p>
+            <w:r>
+              <w:rPr>
+                <w:b/>
+              </w:rPr>
+              <w:t>Ebene</w:t>
+            </w:r>
+          </w:p>
+        </w:tc>
+        <w:tc>
+          <w:tcPr>
+            <w:tcW w:type="dxa" w:w="3120"/>
+            <w:vAlign w:val="center"/>
+          </w:tcPr>
+          <w:p>
+            <w:r>
+              <w:rPr>
+                <w:b/>
+              </w:rPr>
+              <w:t>Anwendung in V10</w:t>
+            </w:r>
+          </w:p>
+        </w:tc>
+        <w:tc>
+          <w:tcPr>
+            <w:tcW w:type="dxa" w:w="3120"/>
+            <w:vAlign w:val="center"/>
+          </w:tcPr>
+          <w:p>
+            <w:r>
+              <w:rPr>
+                <w:b/>
+              </w:rPr>
+              <w:t>Qualitaetsgrenze</w:t>
+            </w:r>
+          </w:p>
+        </w:tc>
+      </w:tr>
+      <w:tr>
+        <w:tc>
+          <w:tcPr>
+            <w:tcW w:type="dxa" w:w="3120"/>
+            <w:vAlign w:val="center"/>
+          </w:tcPr>
+          <w:p>
+            <w:r>
+              <w:t>Begriff</w:t>
+            </w:r>
+          </w:p>
+        </w:tc>
+        <w:tc>
+          <w:tcPr>
+            <w:tcW w:type="dxa" w:w="3120"/>
+            <w:vAlign w:val="center"/>
+          </w:tcPr>
+          <w:p>
+            <w:r>
+              <w:t>Wirkung, Wirkungspotenzial und Wirkungsrisiko werden im Kontext der Vorlesung getrennt.</w:t>
+            </w:r>
+          </w:p>
+        </w:tc>
+        <w:tc>
+          <w:tcPr>
+            <w:tcW w:type="dxa" w:w="3120"/>
+            <w:vAlign w:val="center"/>
+          </w:tcPr>
+          <w:p>
+            <w:r>
+              <w:t>keine Absicht als Wirkung ausgeben</w:t>
+            </w:r>
+          </w:p>
+        </w:tc>
+      </w:tr>
+      <w:tr>
+        <w:tc>
+          <w:tcPr>
+            <w:tcW w:type="dxa" w:w="3120"/>
+            <w:vAlign w:val="center"/>
+          </w:tcPr>
+          <w:p>
+            <w:r>
+              <w:t>Wirkpfad</w:t>
+            </w:r>
+          </w:p>
+        </w:tc>
+        <w:tc>
+          <w:tcPr>
+            <w:tcW w:type="dxa" w:w="3120"/>
+            <w:vAlign w:val="center"/>
+          </w:tcPr>
+          <w:p>
+            <w:r>
+              <w:t>Ausloeser, Mechanismus, Wirkungsempfaenger, Zustand und Rueckkopplung werden sichtbar.</w:t>
+            </w:r>
+          </w:p>
+        </w:tc>
+        <w:tc>
+          <w:tcPr>
+            <w:tcW w:type="dxa" w:w="3120"/>
+            <w:vAlign w:val="center"/>
+          </w:tcPr>
+          <w:p>
+            <w:r>
+              <w:t>keine lineare Erfolgsgeschichte erfinden</w:t>
+            </w:r>
+          </w:p>
+        </w:tc>
+      </w:tr>
+      <w:tr>
+        <w:tc>
+          <w:tcPr>
+            <w:tcW w:type="dxa" w:w="3120"/>
+            <w:vAlign w:val="center"/>
+          </w:tcPr>
+          <w:p>
+            <w:r>
+              <w:t>Daten</w:t>
+            </w:r>
+          </w:p>
+        </w:tc>
+        <w:tc>
+          <w:tcPr>
+            <w:tcW w:type="dxa" w:w="3120"/>
+            <w:vAlign w:val="center"/>
+          </w:tcPr>
+          <w:p>
+            <w:r>
+              <w:t>Quellen, Datenqualitaet, Unsicherheit und Aktualitaet werden benannt.</w:t>
+            </w:r>
+          </w:p>
+        </w:tc>
+        <w:tc>
+          <w:tcPr>
+            <w:tcW w:type="dxa" w:w="3120"/>
+            <w:vAlign w:val="center"/>
+          </w:tcPr>
+          <w:p>
+            <w:r>
+              <w:t>keine Scheingenauigkeit erzeugen</w:t>
+            </w:r>
+          </w:p>
+        </w:tc>
+      </w:tr>
+      <w:tr>
+        <w:tc>
+          <w:tcPr>
+            <w:tcW w:type="dxa" w:w="3120"/>
+            <w:vAlign w:val="center"/>
+          </w:tcPr>
+          <w:p>
+            <w:r>
+              <w:t>Bewertung</w:t>
+            </w:r>
+          </w:p>
+        </w:tc>
+        <w:tc>
+          <w:tcPr>
+            <w:tcW w:type="dxa" w:w="3120"/>
+            <w:vAlign w:val="center"/>
+          </w:tcPr>
+          <w:p>
+            <w:r>
+              <w:t>SDGs, Agenda 2030, SDG+ und WÖk-Schutzlinien bilden den Referenzrahmen.</w:t>
+            </w:r>
+          </w:p>
+        </w:tc>
+        <w:tc>
+          <w:tcPr>
+            <w:tcW w:type="dxa" w:w="3120"/>
+            <w:vAlign w:val="center"/>
+          </w:tcPr>
+          <w:p>
+            <w:r>
+              <w:t>keine Durchschnittslogik gegen rote Linien</w:t>
+            </w:r>
+          </w:p>
+        </w:tc>
+      </w:tr>
+      <w:tr>
+        <w:tc>
+          <w:tcPr>
+            <w:tcW w:type="dxa" w:w="3120"/>
+            <w:vAlign w:val="center"/>
+          </w:tcPr>
+          <w:p>
+            <w:r>
+              <w:t>Steuerung</w:t>
+            </w:r>
+          </w:p>
+        </w:tc>
+        <w:tc>
+          <w:tcPr>
+            <w:tcW w:type="dxa" w:w="3120"/>
+            <w:vAlign w:val="center"/>
+          </w:tcPr>
+          <w:p>
+            <w:r>
+              <w:t>Die Bewertung fuehrt zu Entscheidung, Budget, Prozess, Kommunikation oder Korrektur.</w:t>
+            </w:r>
+          </w:p>
+        </w:tc>
+        <w:tc>
+          <w:tcPr>
+            <w:tcW w:type="dxa" w:w="3120"/>
+            <w:vAlign w:val="center"/>
+          </w:tcPr>
+          <w:p>
+            <w:r>
+              <w:t>kein Reporting ohne Rueckkopplung</w:t>
+            </w:r>
+          </w:p>
+        </w:tc>
+      </w:tr>
+    </w:tbl>
+    <w:p/>
+    <w:p>
+      <w:pPr>
+        <w:pStyle w:val="Heading3"/>
+      </w:pPr>
+      <w:r>
+        <w:t>Vertiefungsrunde 1: Lesen, pruefen, rueckkoppeln</w:t>
+      </w:r>
+    </w:p>
+    <w:p>
+      <w:r>
+        <w:t>Die folgende Runde verdichtet V10 nicht durch neue Schlagworte, sondern durch wiederholte Anwendung auf unterschiedliche Entscheidungsebenen. Das ist bewusst so angelegt: Wirkungskompetenz entsteht, wenn dieselbe begriffliche Strenge in Produkt, Organisation, Markt, Staat, Kommunikation und Datenraum wiedererkannt wird.</w:t>
+      </w:r>
+    </w:p>
+    <w:p>
+      <w:r>
+        <w:t>Begriffliche Schaerfung. Fuer Wirkung ist nicht Absicht bedeutet praezise Sprache die erste Sicherung gegen Impact-Washing ist, dass die Analyse nicht bei einer Aktivitaet, einem guten Willen oder einer Kennzahl stehen bleiben darf. Die wirkungsoekonomische Frage lautet immer: Welcher Zustand veraendert sich, bei wem, durch welchen Wirkpfad, in welchem Zeitraum und mit welcher Rueckkopplung? Gerade in Grundstudium Wirkungsökonomie ist diese Unterscheidung entscheidend, weil Lernende spaeter nicht nur Begriffe wiedergeben, sondern Entscheidungssituationen pruefen muessen. Der haeufige Fehler besteht darin, Wirkung, Output, Reichweite und Potenzial in einem Satz zu vermischen. Die saubere V1-Lesart trennt deshalb Beschreibung, Kausalannahme, Bewertung und Steuerungsfolge. In der Praxis sollte jede Wirkungsaussage als kurze Viererprobe formuliert werden: Zustand, Betroffene, Quelle, offene Unsicherheit. So wird aus dem Thema kein isoliertes Kapitel, sondern ein pruefbarer Baustein der WÖk-Architektur.</w:t>
+      </w:r>
+    </w:p>
+    <w:p>
+      <w:r>
+        <w:t>Wirkpfad-Logik. Fuer Wirkung ist nicht Absicht bedeutet ein Thema erst dann steuerbar wird, wenn der Mechanismus zwischen Ausloeser und Zustandsveraenderung beschrieben ist, dass die Analyse nicht bei einer Aktivitaet, einem guten Willen oder einer Kennzahl stehen bleiben darf. Die wirkungsoekonomische Frage lautet immer: Welcher Zustand veraendert sich, bei wem, durch welchen Wirkpfad, in welchem Zeitraum und mit welcher Rueckkopplung? Gerade in Grundstudium Wirkungsökonomie ist diese Unterscheidung entscheidend, weil Lernende spaeter nicht nur Begriffe wiedergeben, sondern Entscheidungssituationen pruefen muessen. Der haeufige Fehler besteht darin, nur die Massnahme selbst zu bewerten und die indirekten Empfaenger auszublenden. Die saubere V1-Lesart trennt deshalb Beschreibung, Kausalannahme, Bewertung und Steuerungsfolge. Eine gute Fallanalyse zeichnet mindestens einen direkten und einen indirekten Wirkpfad nach. So wird aus dem Thema kein isoliertes Kapitel, sondern ein pruefbarer Baustein der WÖk-Architektur.</w:t>
+      </w:r>
+    </w:p>
+    <w:p>
+      <w:r>
+        <w:t>Daten- und Quellenklarheit. Fuer Wirkung ist nicht Absicht bedeutet jede Bewertung nur so belastbar ist wie Datenlage, Quellenstatus und Aktualitaet, dass die Analyse nicht bei einer Aktivitaet, einem guten Willen oder einer Kennzahl stehen bleiben darf. Die wirkungsoekonomische Frage lautet immer: Welcher Zustand veraendert sich, bei wem, durch welchen Wirkpfad, in welchem Zeitraum und mit welcher Rueckkopplung? Gerade in Grundstudium Wirkungsökonomie ist diese Unterscheidung entscheidend, weil Lernende spaeter nicht nur Begriffe wiedergeben, sondern Entscheidungssituationen pruefen muessen. Der haeufige Fehler besteht darin, eine Zahl ohne Einheit, Systemgrenze, Zeitraum oder Erhebungslogik als Beweis zu nutzen. Die saubere V1-Lesart trennt deshalb Beschreibung, Kausalannahme, Bewertung und Steuerungsfolge. Die Lernenden sollen Daten nicht dekorativ zitieren, sondern ihre Aussagekraft, Luecken und Grenzen offenlegen. So wird aus dem Thema kein isoliertes Kapitel, sondern ein pruefbarer Baustein der WÖk-Architektur.</w:t>
+      </w:r>
+    </w:p>
+    <w:p>
+      <w:r>
+        <w:t>Fallfenster zur Anwendung. Ein Controlling-Team moechte einen Score bilden. Das Skript verlangt, dass Datenqualitaet, Systemgrenzen, Gewichtung, Unsicherheit und Nichtkompensation sichtbar bleiben. Ein Score darf die Diskussion nicht beenden, sondern muss bessere Fragen, Priorisierung und Rueckkopplung ermoeglichen. Bezogen auf Wirkung ist nicht Absicht heisst das: Die Analyse muss das konkrete Thema ernst nehmen und zugleich den allgemeinen WÖk-Massstab halten. Es geht nicht darum, die Welt in gute und schlechte Akteure einzuteilen. Es geht darum, Wirkpfade, Wirkungsempfaenger, Datenqualitaet, Risiken und Rueckkopplung so zu beschreiben, dass bessere Entscheidungen moeglich werden.</w:t>
+      </w:r>
+    </w:p>
+    <w:p>
+      <w:r>
+        <w:t>Ambivalenz. Fuer Wirkung ist nicht Absicht bedeutet positive und negative Zustandsveraenderungen gleichzeitig auftreten koennen, dass die Analyse nicht bei einer Aktivitaet, einem guten Willen oder einer Kennzahl stehen bleiben darf. Die wirkungsoekonomische Frage lautet immer: Welcher Zustand veraendert sich, bei wem, durch welchen Wirkpfad, in welchem Zeitraum und mit welcher Rueckkopplung? Gerade in Grundstudium Wirkungsökonomie ist diese Unterscheidung entscheidend, weil Lernende spaeter nicht nur Begriffe wiedergeben, sondern Entscheidungssituationen pruefen muessen. Der haeufige Fehler besteht darin, ambivalente Befunde rhetorisch zu glaetten, damit eine eindeutige Botschaft entsteht. Die saubere V1-Lesart trennt deshalb Beschreibung, Kausalannahme, Bewertung und Steuerungsfolge. Ein gutes Skript fuehrt deshalb Profile, Zielkonflikte und offene Punkte nebeneinander. So wird aus dem Thema kein isoliertes Kapitel, sondern ein pruefbarer Baustein der WÖk-Architektur.</w:t>
+      </w:r>
+    </w:p>
+    <w:p>
+      <w:r>
+        <w:t>Nichtkompensation. Fuer Wirkung ist nicht Absicht bedeutet schwere zentrale Schaeden nicht durch beliebige positive Einzelwerte neutralisiert werden duerfen, dass die Analyse nicht bei einer Aktivitaet, einem guten Willen oder einer Kennzahl stehen bleiben darf. Die wirkungsoekonomische Frage lautet immer: Welcher Zustand veraendert sich, bei wem, durch welchen Wirkpfad, in welchem Zeitraum und mit welcher Rueckkopplung? Gerade in Grundstudium Wirkungsökonomie ist diese Unterscheidung entscheidend, weil Lernende spaeter nicht nur Begriffe wiedergeben, sondern Entscheidungssituationen pruefen muessen. Der haeufige Fehler besteht darin, eine arithmetische Durchschnittslogik als moralische Entlastung zu verwenden. Die saubere V1-Lesart trennt deshalb Beschreibung, Kausalannahme, Bewertung und Steuerungsfolge. Reverse Merit Order und rote Linien sind Schutzregeln gegen Schoenrechnung. So wird aus dem Thema kein isoliertes Kapitel, sondern ein pruefbarer Baustein der WÖk-Architektur.</w:t>
+      </w:r>
+    </w:p>
+    <w:p>
+      <w:r>
+        <w:t>Pruefungsnahe Transferfrage. Formuliere zu V10 eine Wirkungsaussage in drei Saetzen: Erstens den beobachteten oder plausiblen Zustand, zweitens die Daten- oder Quellenlage, drittens die offene Unsicherheit samt Rueckkopplung. Die Antwort muss ohne moralische Personenbewertung auskommen und darf Reichweite nicht mit Wirkung verwechseln.</w:t>
+      </w:r>
+    </w:p>
+    <w:p>
+      <w:r>
+        <w:t>Rueckkopplung. Fuer Wirkung ist nicht Absicht bedeutet Wirkungswissen erst dann wertvoll wird, wenn es Entscheidungen veraendert, dass die Analyse nicht bei einer Aktivitaet, einem guten Willen oder einer Kennzahl stehen bleiben darf. Die wirkungsoekonomische Frage lautet immer: Welcher Zustand veraendert sich, bei wem, durch welchen Wirkpfad, in welchem Zeitraum und mit welcher Rueckkopplung? Gerade in Grundstudium Wirkungsökonomie ist diese Unterscheidung entscheidend, weil Lernende spaeter nicht nur Begriffe wiedergeben, sondern Entscheidungssituationen pruefen muessen. Der haeufige Fehler besteht darin, einen Bericht als Endpunkt zu betrachten. Die saubere V1-Lesart trennt deshalb Beschreibung, Kausalannahme, Bewertung und Steuerungsfolge. Jeder Analyseblock sollte fragen, welche Routine, welcher Prozess oder welche Ressource nach der Bewertung angepasst wird. So wird aus dem Thema kein isoliertes Kapitel, sondern ein pruefbarer Baustein der WÖk-Architektur.</w:t>
+      </w:r>
+    </w:p>
+    <w:p>
+      <w:r>
+        <w:t>Fallfenster zur Anwendung. Ein Kommunikationsbericht nennt viele Aktivitaeten, Reichweiten und Rueckmeldungen. Die V1-Pruefung fragt, ob daraus eine belastbare Wirkungsaussage folgt. Wenn nur Kontakte, Klicks oder Zustimmung vorliegen, bleibt die Aussage im Bereich Wirkungspotenzial oder Resonanz, nicht im Bereich nachgewiesener Wirkung. Bezogen auf Wirkung ist nicht Absicht heisst das: Die Analyse muss das konkrete Thema ernst nehmen und zugleich den allgemeinen WÖk-Massstab halten. Es geht nicht darum, die Welt in gute und schlechte Akteure einzuteilen. Es geht darum, Wirkpfade, Wirkungsempfaenger, Datenqualitaet, Risiken und Rueckkopplung so zu beschreiben, dass bessere Entscheidungen moeglich werden.</w:t>
+      </w:r>
+    </w:p>
+    <w:p>
+      <w:r>
+        <w:t>Governance. Fuer Wirkung ist nicht Absicht bedeutet Wirkungsbewertung Verfahren, Rechte, Transparenz und Korrektur braucht, dass die Analyse nicht bei einer Aktivitaet, einem guten Willen oder einer Kennzahl stehen bleiben darf. Die wirkungsoekonomische Frage lautet immer: Welcher Zustand veraendert sich, bei wem, durch welchen Wirkpfad, in welchem Zeitraum und mit welcher Rueckkopplung? Gerade in Grundstudium Wirkungsökonomie ist diese Unterscheidung entscheidend, weil Lernende spaeter nicht nur Begriffe wiedergeben, sondern Entscheidungssituationen pruefen muessen. Der haeufige Fehler besteht darin, Bewertung als technokratische Top-down-Setzung zu verstehen. Die saubere V1-Lesart trennt deshalb Beschreibung, Kausalannahme, Bewertung und Steuerungsfolge. Betroffene, Datenhalter, Entscheider und Kontrollinstanzen muessen unterscheidbare Rollen behalten. So wird aus dem Thema kein isoliertes Kapitel, sondern ein pruefbarer Baustein der WÖk-Architektur.</w:t>
+      </w:r>
+    </w:p>
+    <w:p>
+      <w:r>
+        <w:t>Didaktische Pruefbarkeit. Fuer Wirkung ist nicht Absicht bedeutet das Thema in der Akademie nicht nur erklaert, sondern in Falllogik ueberfuehrt werden muss, dass die Analyse nicht bei einer Aktivitaet, einem guten Willen oder einer Kennzahl stehen bleiben darf. Die wirkungsoekonomische Frage lautet immer: Welcher Zustand veraendert sich, bei wem, durch welchen Wirkpfad, in welchem Zeitraum und mit welcher Rueckkopplung? Gerade in Grundstudium Wirkungsökonomie ist diese Unterscheidung entscheidend, weil Lernende spaeter nicht nur Begriffe wiedergeben, sondern Entscheidungssituationen pruefen muessen. Der haeufige Fehler besteht darin, reines Auswendiglernen als Kompetenznachweis zu behandeln. Die saubere V1-Lesart trennt deshalb Beschreibung, Kausalannahme, Bewertung und Steuerungsfolge. Pruefungsfragen sollen Begriffe, Anwendung und rote Linien verbinden. So wird aus dem Thema kein isoliertes Kapitel, sondern ein pruefbarer Baustein der WÖk-Architektur.</w:t>
+      </w:r>
+    </w:p>
+    <w:p>
+      <w:r>
+        <w:t>Transfer in Organisationen. Fuer Wirkung ist nicht Absicht bedeutet WÖk-Begriffe im Alltag nur tragen, wenn sie in Routinen uebersetzt werden, dass die Analyse nicht bei einer Aktivitaet, einem guten Willen oder einer Kennzahl stehen bleiben darf. Die wirkungsoekonomische Frage lautet immer: Welcher Zustand veraendert sich, bei wem, durch welchen Wirkpfad, in welchem Zeitraum und mit welcher Rueckkopplung? Gerade in Grundstudium Wirkungsökonomie ist diese Unterscheidung entscheidend, weil Lernende spaeter nicht nur Begriffe wiedergeben, sondern Entscheidungssituationen pruefen muessen. Der haeufige Fehler besteht darin, die Verantwortung an eine Nachhaltigkeitsabteilung auszulagern. Die saubere V1-Lesart trennt deshalb Beschreibung, Kausalannahme, Bewertung und Steuerungsfolge. Strategie, Einkauf, Kommunikation, Controlling und Fuehrung muessen denselben Wirkungsbegriff verwenden. So wird aus dem Thema kein isoliertes Kapitel, sondern ein pruefbarer Baustein der WÖk-Architektur.</w:t>
+      </w:r>
+    </w:p>
+    <w:p>
+      <w:r>
+        <w:t>Fallfenster zur Anwendung. Eine Organisation plant eine Massnahme und formuliert dazu eine positive Absicht. In der WÖk reicht das nicht. Fuer diese Vorlesung muss sichtbar werden, welche Zustandsveraenderung erwartet wird, welche Empfaenger direkt oder indirekt betroffen sind, welche Nebenwirkungen entstehen koennen und welche Entscheidung spaeter korrigiert wird. Bezogen auf Wirkung ist nicht Absicht heisst das: Die Analyse muss das konkrete Thema ernst nehmen und zugleich den allgemeinen WÖk-Massstab halten. Es geht nicht darum, die Welt in gute und schlechte Akteure einzuteilen. Es geht darum, Wirkpfade, Wirkungsempfaenger, Datenqualitaet, Risiken und Rueckkopplung so zu beschreiben, dass bessere Entscheidungen moeglich werden.</w:t>
+      </w:r>
+    </w:p>
+    <w:p>
+      <w:r>
+        <w:t>Rueckfluss in den Korpus. Fuer Wirkung ist nicht Absicht bedeutet jedes Studienskript den Gesamtbestand schaerfen kann, dass die Analyse nicht bei einer Aktivitaet, einem guten Willen oder einer Kennzahl stehen bleiben darf. Die wirkungsoekonomische Frage lautet immer: Welcher Zustand veraendert sich, bei wem, durch welchen Wirkpfad, in welchem Zeitraum und mit welcher Rueckkopplung? Gerade in Grundstudium Wirkungsökonomie ist diese Unterscheidung entscheidend, weil Lernende spaeter nicht nur Begriffe wiedergeben, sondern Entscheidungssituationen pruefen muessen. Der haeufige Fehler besteht darin, neue Einsichten nur lokal im Skript zu belassen. Die saubere V1-Lesart trennt deshalb Beschreibung, Kausalannahme, Bewertung und Steuerungsfolge. Glossar, Website, Journal, Dossiers und Visuals sollen aus der Skriptarbeit lernen. So wird aus dem Thema kein isoliertes Kapitel, sondern ein pruefbarer Baustein der WÖk-Architektur.</w:t>
+      </w:r>
+    </w:p>
+    <w:p>
+      <w:r>
+        <w:t>Pruefungsnahe Transferfrage. Formuliere zu V10 eine Wirkungsaussage in drei Saetzen: Erstens den beobachteten oder plausiblen Zustand, zweitens die Daten- oder Quellenlage, drittens die offene Unsicherheit samt Rueckkopplung. Die Antwort muss ohne moralische Personenbewertung auskommen und darf Reichweite nicht mit Wirkung verwechseln.</w:t>
+      </w:r>
+    </w:p>
+    <w:p>
+      <w:pPr>
+        <w:pStyle w:val="Heading3"/>
+      </w:pPr>
+      <w:r>
+        <w:t>Vertiefungsrunde 2: Lesen, pruefen, rueckkoppeln</w:t>
+      </w:r>
+    </w:p>
+    <w:p>
+      <w:r>
+        <w:t>Die folgende Runde verdichtet V10 nicht durch neue Schlagworte, sondern durch wiederholte Anwendung auf unterschiedliche Entscheidungsebenen. Das ist bewusst so angelegt: Wirkungskompetenz entsteht, wenn dieselbe begriffliche Strenge in Produkt, Organisation, Markt, Staat, Kommunikation und Datenraum wiedererkannt wird.</w:t>
+      </w:r>
+    </w:p>
+    <w:p>
+      <w:r>
+        <w:t>Begriffliche Schaerfung. Fuer Wirkung ist nicht Absicht bedeutet praezise Sprache die erste Sicherung gegen Impact-Washing ist, dass die Analyse nicht bei einer Aktivitaet, einem guten Willen oder einer Kennzahl stehen bleiben darf. Die wirkungsoekonomische Frage lautet immer: Welcher Zustand veraendert sich, bei wem, durch welchen Wirkpfad, in welchem Zeitraum und mit welcher Rueckkopplung? Gerade in Grundstudium Wirkungsökonomie ist diese Unterscheidung entscheidend, weil Lernende spaeter nicht nur Begriffe wiedergeben, sondern Entscheidungssituationen pruefen muessen. Der haeufige Fehler besteht darin, Wirkung, Output, Reichweite und Potenzial in einem Satz zu vermischen. Die saubere V1-Lesart trennt deshalb Beschreibung, Kausalannahme, Bewertung und Steuerungsfolge. In der Praxis sollte jede Wirkungsaussage als kurze Viererprobe formuliert werden: Zustand, Betroffene, Quelle, offene Unsicherheit. So wird aus dem Thema kein isoliertes Kapitel, sondern ein pruefbarer Baustein der WÖk-Architektur.</w:t>
+      </w:r>
+    </w:p>
+    <w:p>
+      <w:r>
+        <w:t>Wirkpfad-Logik. Fuer Wirkung ist nicht Absicht bedeutet ein Thema erst dann steuerbar wird, wenn der Mechanismus zwischen Ausloeser und Zustandsveraenderung beschrieben ist, dass die Analyse nicht bei einer Aktivitaet, einem guten Willen oder einer Kennzahl stehen bleiben darf. Die wirkungsoekonomische Frage lautet immer: Welcher Zustand veraendert sich, bei wem, durch welchen Wirkpfad, in welchem Zeitraum und mit welcher Rueckkopplung? Gerade in Grundstudium Wirkungsökonomie ist diese Unterscheidung entscheidend, weil Lernende spaeter nicht nur Begriffe wiedergeben, sondern Entscheidungssituationen pruefen muessen. Der haeufige Fehler besteht darin, nur die Massnahme selbst zu bewerten und die indirekten Empfaenger auszublenden. Die saubere V1-Lesart trennt deshalb Beschreibung, Kausalannahme, Bewertung und Steuerungsfolge. Eine gute Fallanalyse zeichnet mindestens einen direkten und einen indirekten Wirkpfad nach. So wird aus dem Thema kein isoliertes Kapitel, sondern ein pruefbarer Baustein der WÖk-Architektur.</w:t>
+      </w:r>
+    </w:p>
+    <w:p>
+      <w:r>
+        <w:t>Fallfenster zur Anwendung. Eine Fuehrungsentscheidung erzeugt zugleich Nutzen und Risiken. Die WÖk behandelt Ambivalenz nicht als Stoerung, sondern als Kern der Analyse. Positive Netto-Wirkung darf erst behauptet werden, wenn zentrale negative Wirkungen getrennt geprueft und rote Linien gewahrt sind. Bezogen auf Wirkung ist nicht Absicht heisst das: Die Analyse muss das konkrete Thema ernst nehmen und zugleich den allgemeinen WÖk-Massstab halten. Es geht nicht darum, die Welt in gute und schlechte Akteure einzuteilen. Es geht darum, Wirkpfade, Wirkungsempfaenger, Datenqualitaet, Risiken und Rueckkopplung so zu beschreiben, dass bessere Entscheidungen moeglich werden.</w:t>
+      </w:r>
+    </w:p>
+    <w:p>
+      <w:r>
+        <w:t>Daten- und Quellenklarheit. Fuer Wirkung ist nicht Absicht bedeutet jede Bewertung nur so belastbar ist wie Datenlage, Quellenstatus und Aktualitaet, dass die Analyse nicht bei einer Aktivitaet, einem guten Willen oder einer Kennzahl stehen bleiben darf. Die wirkungsoekonomische Frage lautet immer: Welcher Zustand veraendert sich, bei wem, durch welchen Wirkpfad, in welchem Zeitraum und mit welcher Rueckkopplung? Gerade in Grundstudium Wirkungsökonomie ist diese Unterscheidung entscheidend, weil Lernende spaeter nicht nur Begriffe wiedergeben, sondern Entscheidungssituationen pruefen muessen. Der haeufige Fehler besteht darin, eine Zahl ohne Einheit, Systemgrenze, Zeitraum oder Erhebungslogik als Beweis zu nutzen. Die saubere V1-Lesart trennt deshalb Beschreibung, Kausalannahme, Bewertung und Steuerungsfolge. Die Lernenden sollen Daten nicht dekorativ zitieren, sondern ihre Aussagekraft, Luecken und Grenzen offenlegen. So wird aus dem Thema kein isoliertes Kapitel, sondern ein pruefbarer Baustein der WÖk-Architektur.</w:t>
+      </w:r>
+    </w:p>
+    <w:p>
+      <w:r>
+        <w:t>Ambivalenz. Fuer Wirkung ist nicht Absicht bedeutet positive und negative Zustandsveraenderungen gleichzeitig auftreten koennen, dass die Analyse nicht bei einer Aktivitaet, einem guten Willen oder einer Kennzahl stehen bleiben darf. Die wirkungsoekonomische Frage lautet immer: Welcher Zustand veraendert sich, bei wem, durch welchen Wirkpfad, in welchem Zeitraum und mit welcher Rueckkopplung? Gerade in Grundstudium Wirkungsökonomie ist diese Unterscheidung entscheidend, weil Lernende spaeter nicht nur Begriffe wiedergeben, sondern Entscheidungssituationen pruefen muessen. Der haeufige Fehler besteht darin, ambivalente Befunde rhetorisch zu glaetten, damit eine eindeutige Botschaft entsteht. Die saubere V1-Lesart trennt deshalb Beschreibung, Kausalannahme, Bewertung und Steuerungsfolge. Ein gutes Skript fuehrt deshalb Profile, Zielkonflikte und offene Punkte nebeneinander. So wird aus dem Thema kein isoliertes Kapitel, sondern ein pruefbarer Baustein der WÖk-Architektur.</w:t>
+      </w:r>
+    </w:p>
+    <w:p>
+      <w:r>
+        <w:t>Nichtkompensation. Fuer Wirkung ist nicht Absicht bedeutet schwere zentrale Schaeden nicht durch beliebige positive Einzelwerte neutralisiert werden duerfen, dass die Analyse nicht bei einer Aktivitaet, einem guten Willen oder einer Kennzahl stehen bleiben darf. Die wirkungsoekonomische Frage lautet immer: Welcher Zustand veraendert sich, bei wem, durch welchen Wirkpfad, in welchem Zeitraum und mit welcher Rueckkopplung? Gerade in Grundstudium Wirkungsökonomie ist diese Unterscheidung entscheidend, weil Lernende spaeter nicht nur Begriffe wiedergeben, sondern Entscheidungssituationen pruefen muessen. Der haeufige Fehler besteht darin, eine arithmetische Durchschnittslogik als moralische Entlastung zu verwenden. Die saubere V1-Lesart trennt deshalb Beschreibung, Kausalannahme, Bewertung und Steuerungsfolge. Reverse Merit Order und rote Linien sind Schutzregeln gegen Schoenrechnung. So wird aus dem Thema kein isoliertes Kapitel, sondern ein pruefbarer Baustein der WÖk-Architektur.</w:t>
+      </w:r>
+    </w:p>
+    <w:p>
+      <w:r>
+        <w:t>Fallfenster zur Anwendung. Ein Controlling-Team moechte einen Score bilden. Das Skript verlangt, dass Datenqualitaet, Systemgrenzen, Gewichtung, Unsicherheit und Nichtkompensation sichtbar bleiben. Ein Score darf die Diskussion nicht beenden, sondern muss bessere Fragen, Priorisierung und Rueckkopplung ermoeglichen. Bezogen auf Wirkung ist nicht Absicht heisst das: Die Analyse muss das konkrete Thema ernst nehmen und zugleich den allgemeinen WÖk-Massstab halten. Es geht nicht darum, die Welt in gute und schlechte Akteure einzuteilen. Es geht darum, Wirkpfade, Wirkungsempfaenger, Datenqualitaet, Risiken und Rueckkopplung so zu beschreiben, dass bessere Entscheidungen moeglich werden.</w:t>
+      </w:r>
+    </w:p>
+    <w:p>
+      <w:r>
+        <w:t>Pruefungsnahe Transferfrage. Formuliere zu V10 eine Wirkungsaussage in drei Saetzen: Erstens den beobachteten oder plausiblen Zustand, zweitens die Daten- oder Quellenlage, drittens die offene Unsicherheit samt Rueckkopplung. Die Antwort muss ohne moralische Personenbewertung auskommen und darf Reichweite nicht mit Wirkung verwechseln.</w:t>
+      </w:r>
+    </w:p>
+    <w:p>
+      <w:r>
+        <w:t>Rueckkopplung. Fuer Wirkung ist nicht Absicht bedeutet Wirkungswissen erst dann wertvoll wird, wenn es Entscheidungen veraendert, dass die Analyse nicht bei einer Aktivitaet, einem guten Willen oder einer Kennzahl stehen bleiben darf. Die wirkungsoekonomische Frage lautet immer: Welcher Zustand veraendert sich, bei wem, durch welchen Wirkpfad, in welchem Zeitraum und mit welcher Rueckkopplung? Gerade in Grundstudium Wirkungsökonomie ist diese Unterscheidung entscheidend, weil Lernende spaeter nicht nur Begriffe wiedergeben, sondern Entscheidungssituationen pruefen muessen. Der haeufige Fehler besteht darin, einen Bericht als Endpunkt zu betrachten. Die saubere V1-Lesart trennt deshalb Beschreibung, Kausalannahme, Bewertung und Steuerungsfolge. Jeder Analyseblock sollte fragen, welche Routine, welcher Prozess oder welche Ressource nach der Bewertung angepasst wird. So wird aus dem Thema kein isoliertes Kapitel, sondern ein pruefbarer Baustein der WÖk-Architektur.</w:t>
+      </w:r>
+    </w:p>
+    <w:p>
+      <w:r>
+        <w:t>Governance. Fuer Wirkung ist nicht Absicht bedeutet Wirkungsbewertung Verfahren, Rechte, Transparenz und Korrektur braucht, dass die Analyse nicht bei einer Aktivitaet, einem guten Willen oder einer Kennzahl stehen bleiben darf. Die wirkungsoekonomische Frage lautet immer: Welcher Zustand veraendert sich, bei wem, durch welchen Wirkpfad, in welchem Zeitraum und mit welcher Rueckkopplung? Gerade in Grundstudium Wirkungsökonomie ist diese Unterscheidung entscheidend, weil Lernende spaeter nicht nur Begriffe wiedergeben, sondern Entscheidungssituationen pruefen muessen. Der haeufige Fehler besteht darin, Bewertung als technokratische Top-down-Setzung zu verstehen. Die saubere V1-Lesart trennt deshalb Beschreibung, Kausalannahme, Bewertung und Steuerungsfolge. Betroffene, Datenhalter, Entscheider und Kontrollinstanzen muessen unterscheidbare Rollen behalten. So wird aus dem Thema kein isoliertes Kapitel, sondern ein pruefbarer Baustein der WÖk-Architektur.</w:t>
+      </w:r>
+    </w:p>
+    <w:p>
+      <w:r>
+        <w:t>Didaktische Pruefbarkeit. Fuer Wirkung ist nicht Absicht bedeutet das Thema in der Akademie nicht nur erklaert, sondern in Falllogik ueberfuehrt werden muss, dass die Analyse nicht bei einer Aktivitaet, einem guten Willen oder einer Kennzahl stehen bleiben darf. Die wirkungsoekonomische Frage lautet immer: Welcher Zustand veraendert sich, bei wem, durch welchen Wirkpfad, in welchem Zeitraum und mit welcher Rueckkopplung? Gerade in Grundstudium Wirkungsökonomie ist diese Unterscheidung entscheidend, weil Lernende spaeter nicht nur Begriffe wiedergeben, sondern Entscheidungssituationen pruefen muessen. Der haeufige Fehler besteht darin, reines Auswendiglernen als Kompetenznachweis zu behandeln. Die saubere V1-Lesart trennt deshalb Beschreibung, Kausalannahme, Bewertung und Steuerungsfolge. Pruefungsfragen sollen Begriffe, Anwendung und rote Linien verbinden. So wird aus dem Thema kein isoliertes Kapitel, sondern ein pruefbarer Baustein der WÖk-Architektur.</w:t>
+      </w:r>
+    </w:p>
+    <w:p>
+      <w:r>
+        <w:t>Fallfenster zur Anwendung. Ein Kommunikationsbericht nennt viele Aktivitaeten, Reichweiten und Rueckmeldungen. Die V1-Pruefung fragt, ob daraus eine belastbare Wirkungsaussage folgt. Wenn nur Kontakte, Klicks oder Zustimmung vorliegen, bleibt die Aussage im Bereich Wirkungspotenzial oder Resonanz, nicht im Bereich nachgewiesener Wirkung. Bezogen auf Wirkung ist nicht Absicht heisst das: Die Analyse muss das konkrete Thema ernst nehmen und zugleich den allgemeinen WÖk-Massstab halten. Es geht nicht darum, die Welt in gute und schlechte Akteure einzuteilen. Es geht darum, Wirkpfade, Wirkungsempfaenger, Datenqualitaet, Risiken und Rueckkopplung so zu beschreiben, dass bessere Entscheidungen moeglich werden.</w:t>
+      </w:r>
+    </w:p>
+    <w:p>
+      <w:r>
+        <w:t>Transfer in Organisationen. Fuer Wirkung ist nicht Absicht bedeutet WÖk-Begriffe im Alltag nur tragen, wenn sie in Routinen uebersetzt werden, dass die Analyse nicht bei einer Aktivitaet, einem guten Willen oder einer Kennzahl stehen bleiben darf. Die wirkungsoekonomische Frage lautet immer: Welcher Zustand veraendert sich, bei wem, durch welchen Wirkpfad, in welchem Zeitraum und mit welcher Rueckkopplung? Gerade in Grundstudium Wirkungsökonomie ist diese Unterscheidung entscheidend, weil Lernende spaeter nicht nur Begriffe wiedergeben, sondern Entscheidungssituationen pruefen muessen. Der haeufige Fehler besteht darin, die Verantwortung an eine Nachhaltigkeitsabteilung auszulagern. Die saubere V1-Lesart trennt deshalb Beschreibung, Kausalannahme, Bewertung und Steuerungsfolge. Strategie, Einkauf, Kommunikation, Controlling und Fuehrung muessen denselben Wirkungsbegriff verwenden. So wird aus dem Thema kein isoliertes Kapitel, sondern ein pruefbarer Baustein der WÖk-Architektur.</w:t>
+      </w:r>
+    </w:p>
+    <w:p>
+      <w:r>
+        <w:t>Rueckfluss in den Korpus. Fuer Wirkung ist nicht Absicht bedeutet jedes Studienskript den Gesamtbestand schaerfen kann, dass die Analyse nicht bei einer Aktivitaet, einem guten Willen oder einer Kennzahl stehen bleiben darf. Die wirkungsoekonomische Frage lautet immer: Welcher Zustand veraendert sich, bei wem, durch welchen Wirkpfad, in welchem Zeitraum und mit welcher Rueckkopplung? Gerade in Grundstudium Wirkungsökonomie ist diese Unterscheidung entscheidend, weil Lernende spaeter nicht nur Begriffe wiedergeben, sondern Entscheidungssituationen pruefen muessen. Der haeufige Fehler besteht darin, neue Einsichten nur lokal im Skript zu belassen. Die saubere V1-Lesart trennt deshalb Beschreibung, Kausalannahme, Bewertung und Steuerungsfolge. Glossar, Website, Journal, Dossiers und Visuals sollen aus der Skriptarbeit lernen. So wird aus dem Thema kein isoliertes Kapitel, sondern ein pruefbarer Baustein der WÖk-Architektur.</w:t>
+      </w:r>
+    </w:p>
+    <w:p>
+      <w:r>
+        <w:t>Pruefungsnahe Transferfrage. Formuliere zu V10 eine Wirkungsaussage in drei Saetzen: Erstens den beobachteten oder plausiblen Zustand, zweitens die Daten- oder Quellenlage, drittens die offene Unsicherheit samt Rueckkopplung. Die Antwort muss ohne moralische Personenbewertung auskommen und darf Reichweite nicht mit Wirkung verwechseln.</w:t>
+      </w:r>
+    </w:p>
+    <w:p>
+      <w:pPr>
+        <w:pStyle w:val="Heading3"/>
+      </w:pPr>
+      <w:r>
+        <w:t>Vertiefungsrunde 3: Lesen, pruefen, rueckkoppeln</w:t>
+      </w:r>
+    </w:p>
+    <w:p>
+      <w:r>
+        <w:t>Die folgende Runde verdichtet V10 nicht durch neue Schlagworte, sondern durch wiederholte Anwendung auf unterschiedliche Entscheidungsebenen. Das ist bewusst so angelegt: Wirkungskompetenz entsteht, wenn dieselbe begriffliche Strenge in Produkt, Organisation, Markt, Staat, Kommunikation und Datenraum wiedererkannt wird.</w:t>
+      </w:r>
+    </w:p>
+    <w:p>
+      <w:r>
+        <w:t>Begriffliche Schaerfung. Fuer Wirkung ist nicht Absicht bedeutet praezise Sprache die erste Sicherung gegen Impact-Washing ist, dass die Analyse nicht bei einer Aktivitaet, einem guten Willen oder einer Kennzahl stehen bleiben darf. Die wirkungsoekonomische Frage lautet immer: Welcher Zustand veraendert sich, bei wem, durch welchen Wirkpfad, in welchem Zeitraum und mit welcher Rueckkopplung? Gerade in Grundstudium Wirkungsökonomie ist diese Unterscheidung entscheidend, weil Lernende spaeter nicht nur Begriffe wiedergeben, sondern Entscheidungssituationen pruefen muessen. Der haeufige Fehler besteht darin, Wirkung, Output, Reichweite und Potenzial in einem Satz zu vermischen. Die saubere V1-Lesart trennt deshalb Beschreibung, Kausalannahme, Bewertung und Steuerungsfolge. In der Praxis sollte jede Wirkungsaussage als kurze Viererprobe formuliert werden: Zustand, Betroffene, Quelle, offene Unsicherheit. So wird aus dem Thema kein isoliertes Kapitel, sondern ein pruefbarer Baustein der WÖk-Architektur.</w:t>
+      </w:r>
+    </w:p>
+    <w:p>
+      <w:r>
+        <w:t>Fallfenster zur Anwendung. Eine Organisation plant eine Massnahme und formuliert dazu eine positive Absicht. In der WÖk reicht das nicht. Fuer diese Vorlesung muss sichtbar werden, welche Zustandsveraenderung erwartet wird, welche Empfaenger direkt oder indirekt betroffen sind, welche Nebenwirkungen entstehen koennen und welche Entscheidung spaeter korrigiert wird. Bezogen auf Wirkung ist nicht Absicht heisst das: Die Analyse muss das konkrete Thema ernst nehmen und zugleich den allgemeinen WÖk-Massstab halten. Es geht nicht darum, die Welt in gute und schlechte Akteure einzuteilen. Es geht darum, Wirkpfade, Wirkungsempfaenger, Datenqualitaet, Risiken und Rueckkopplung so zu beschreiben, dass bessere Entscheidungen moeglich werden.</w:t>
+      </w:r>
+    </w:p>
+    <w:p>
+      <w:r>
+        <w:t>Wirkpfad-Logik. Fuer Wirkung ist nicht Absicht bedeutet ein Thema erst dann steuerbar wird, wenn der Mechanismus zwischen Ausloeser und Zustandsveraenderung beschrieben ist, dass die Analyse nicht bei einer Aktivitaet, einem guten Willen oder einer Kennzahl stehen bleiben darf. Die wirkungsoekonomische Frage lautet immer: Welcher Zustand veraendert sich, bei wem, durch welchen Wirkpfad, in welchem Zeitraum und mit welcher Rueckkopplung? Gerade in Grundstudium Wirkungsökonomie ist diese Unterscheidung entscheidend, weil Lernende spaeter nicht nur Begriffe wiedergeben, sondern Entscheidungssituationen pruefen muessen. Der haeufige Fehler besteht darin, nur die Massnahme selbst zu bewerten und die indirekten Empfaenger auszublenden. Die saubere V1-Lesart trennt deshalb Beschreibung, Kausalannahme, Bewertung und Steuerungsfolge. Eine gute Fallanalyse zeichnet mindestens einen direkten und einen indirekten Wirkpfad nach. So wird aus dem Thema kein isoliertes Kapitel, sondern ein pruefbarer Baustein der WÖk-Architektur.</w:t>
+      </w:r>
+    </w:p>
+    <w:p>
+      <w:r>
+        <w:t>Daten- und Quellenklarheit. Fuer Wirkung ist nicht Absicht bedeutet jede Bewertung nur so belastbar ist wie Datenlage, Quellenstatus und Aktualitaet, dass die Analyse nicht bei einer Aktivitaet, einem guten Willen oder einer Kennzahl stehen bleiben darf. Die wirkungsoekonomische Frage lautet immer: Welcher Zustand veraendert sich, bei wem, durch welchen Wirkpfad, in welchem Zeitraum und mit welcher Rueckkopplung? Gerade in Grundstudium Wirkungsökonomie ist diese Unterscheidung entscheidend, weil Lernende spaeter nicht nur Begriffe wiedergeben, sondern Entscheidungssituationen pruefen muessen. Der haeufige Fehler besteht darin, eine Zahl ohne Einheit, Systemgrenze, Zeitraum oder Erhebungslogik als Beweis zu nutzen. Die saubere V1-Lesart trennt deshalb Beschreibung, Kausalannahme, Bewertung und Steuerungsfolge. Die Lernenden sollen Daten nicht dekorativ zitieren, sondern ihre Aussagekraft, Luecken und Grenzen offenlegen. So wird aus dem Thema kein isoliertes Kapitel, sondern ein pruefbarer Baustein der WÖk-Architektur.</w:t>
+      </w:r>
+    </w:p>
+    <w:p>
+      <w:r>
+        <w:t>Ambivalenz. Fuer Wirkung ist nicht Absicht bedeutet positive und negative Zustandsveraenderungen gleichzeitig auftreten koennen, dass die Analyse nicht bei einer Aktivitaet, einem guten Willen oder einer Kennzahl stehen bleiben darf. Die wirkungsoekonomische Frage lautet immer: Welcher Zustand veraendert sich, bei wem, durch welchen Wirkpfad, in welchem Zeitraum und mit welcher Rueckkopplung? Gerade in Grundstudium Wirkungsökonomie ist diese Unterscheidung entscheidend, weil Lernende spaeter nicht nur Begriffe wiedergeben, sondern Entscheidungssituationen pruefen muessen. Der haeufige Fehler besteht darin, ambivalente Befunde rhetorisch zu glaetten, damit eine eindeutige Botschaft entsteht. Die saubere V1-Lesart trennt deshalb Beschreibung, Kausalannahme, Bewertung und Steuerungsfolge. Ein gutes Skript fuehrt deshalb Profile, Zielkonflikte und offene Punkte nebeneinander. So wird aus dem Thema kein isoliertes Kapitel, sondern ein pruefbarer Baustein der WÖk-Architektur.</w:t>
+      </w:r>
+    </w:p>
+    <w:p>
+      <w:r>
+        <w:t>Fallfenster zur Anwendung. Eine Fuehrungsentscheidung erzeugt zugleich Nutzen und Risiken. Die WÖk behandelt Ambivalenz nicht als Stoerung, sondern als Kern der Analyse. Positive Netto-Wirkung darf erst behauptet werden, wenn zentrale negative Wirkungen getrennt geprueft und rote Linien gewahrt sind. Bezogen auf Wirkung ist nicht Absicht heisst das: Die Analyse muss das konkrete Thema ernst nehmen und zugleich den allgemeinen WÖk-Massstab halten. Es geht nicht darum, die Welt in gute und schlechte Akteure einzuteilen. Es geht darum, Wirkpfade, Wirkungsempfaenger, Datenqualitaet, Risiken und Rueckkopplung so zu beschreiben, dass bessere Entscheidungen moeglich werden.</w:t>
+      </w:r>
+    </w:p>
+    <w:p>
+      <w:r>
+        <w:t>Nichtkompensation. Fuer Wirkung ist nicht Absicht bedeutet schwere zentrale Schaeden nicht durch beliebige positive Einzelwerte neutralisiert werden duerfen, dass die Analyse nicht bei einer Aktivitaet, einem guten Willen oder einer Kennzahl stehen bleiben darf. Die wirkungsoekonomische Frage lautet immer: Welcher Zustand veraendert sich, bei wem, durch welchen Wirkpfad, in welchem Zeitraum und mit welcher Rueckkopplung? Gerade in Grundstudium Wirkungsökonomie ist diese Unterscheidung entscheidend, weil Lernende spaeter nicht nur Begriffe wiedergeben, sondern Entscheidungssituationen pruefen muessen. Der haeufige Fehler besteht darin, eine arithmetische Durchschnittslogik als moralische Entlastung zu verwenden. Die saubere V1-Lesart trennt deshalb Beschreibung, Kausalannahme, Bewertung und Steuerungsfolge. Reverse Merit Order und rote Linien sind Schutzregeln gegen Schoenrechnung. So wird aus dem Thema kein isoliertes Kapitel, sondern ein pruefbarer Baustein der WÖk-Architektur.</w:t>
+      </w:r>
+    </w:p>
+    <w:p>
+      <w:r>
+        <w:t>Pruefungsnahe Transferfrage. Formuliere zu V10 eine Wirkungsaussage in drei Saetzen: Erstens den beobachteten oder plausiblen Zustand, zweitens die Daten- oder Quellenlage, drittens die offene Unsicherheit samt Rueckkopplung. Die Antwort muss ohne moralische Personenbewertung auskommen und darf Reichweite nicht mit Wirkung verwechseln.</w:t>
+      </w:r>
+    </w:p>
+    <w:p>
+      <w:r>
+        <w:t>Rueckkopplung. Fuer Wirkung ist nicht Absicht bedeutet Wirkungswissen erst dann wertvoll wird, wenn es Entscheidungen veraendert, dass die Analyse nicht bei einer Aktivitaet, einem guten Willen oder einer Kennzahl stehen bleiben darf. Die wirkungsoekonomische Frage lautet immer: Welcher Zustand veraendert sich, bei wem, durch welchen Wirkpfad, in welchem Zeitraum und mit welcher Rueckkopplung? Gerade in Grundstudium Wirkungsökonomie ist diese Unterscheidung entscheidend, weil Lernende spaeter nicht nur Begriffe wiedergeben, sondern Entscheidungssituationen pruefen muessen. Der haeufige Fehler besteht darin, einen Bericht als Endpunkt zu betrachten. Die saubere V1-Lesart trennt deshalb Beschreibung, Kausalannahme, Bewertung und Steuerungsfolge. Jeder Analyseblock sollte fragen, welche Routine, welcher Prozess oder welche Ressource nach der Bewertung angepasst wird. So wird aus dem Thema kein isoliertes Kapitel, sondern ein pruefbarer Baustein der WÖk-Architektur.</w:t>
+      </w:r>
+    </w:p>
+    <w:p>
+      <w:r>
+        <w:t>Governance. Fuer Wirkung ist nicht Absicht bedeutet Wirkungsbewertung Verfahren, Rechte, Transparenz und Korrektur braucht, dass die Analyse nicht bei einer Aktivitaet, einem guten Willen oder einer Kennzahl stehen bleiben darf. Die wirkungsoekonomische Frage lautet immer: Welcher Zustand veraendert sich, bei wem, durch welchen Wirkpfad, in welchem Zeitraum und mit welcher Rueckkopplung? Gerade in Grundstudium Wirkungsökonomie ist diese Unterscheidung entscheidend, weil Lernende spaeter nicht nur Begriffe wiedergeben, sondern Entscheidungssituationen pruefen muessen. Der haeufige Fehler besteht darin, Bewertung als technokratische Top-down-Setzung zu verstehen. Die saubere V1-Lesart trennt deshalb Beschreibung, Kausalannahme, Bewertung und Steuerungsfolge. Betroffene, Datenhalter, Entscheider und Kontrollinstanzen muessen unterscheidbare Rollen behalten. So wird aus dem Thema kein isoliertes Kapitel, sondern ein pruefbarer Baustein der WÖk-Architektur.</w:t>
+      </w:r>
+    </w:p>
+    <w:p>
+      <w:r>
+        <w:t>Fallfenster zur Anwendung. Ein Controlling-Team moechte einen Score bilden. Das Skript verlangt, dass Datenqualitaet, Systemgrenzen, Gewichtung, Unsicherheit und Nichtkompensation sichtbar bleiben. Ein Score darf die Diskussion nicht beenden, sondern muss bessere Fragen, Priorisierung und Rueckkopplung ermoeglichen. Bezogen auf Wirkung ist nicht Absicht heisst das: Die Analyse muss das konkrete Thema ernst nehmen und zugleich den allgemeinen WÖk-Massstab halten. Es geht nicht darum, die Welt in gute und schlechte Akteure einzuteilen. Es geht darum, Wirkpfade, Wirkungsempfaenger, Datenqualitaet, Risiken und Rueckkopplung so zu beschreiben, dass bessere Entscheidungen moeglich werden.</w:t>
+      </w:r>
+    </w:p>
+    <w:p>
+      <w:r>
+        <w:t>Didaktische Pruefbarkeit. Fuer Wirkung ist nicht Absicht bedeutet das Thema in der Akademie nicht nur erklaert, sondern in Falllogik ueberfuehrt werden muss, dass die Analyse nicht bei einer Aktivitaet, einem guten Willen oder einer Kennzahl stehen bleiben darf. Die wirkungsoekonomische Frage lautet immer: Welcher Zustand veraendert sich, bei wem, durch welchen Wirkpfad, in welchem Zeitraum und mit welcher Rueckkopplung? Gerade in Grundstudium Wirkungsökonomie ist diese Unterscheidung entscheidend, weil Lernende spaeter nicht nur Begriffe wiedergeben, sondern Entscheidungssituationen pruefen muessen. Der haeufige Fehler besteht darin, reines Auswendiglernen als Kompetenznachweis zu behandeln. Die saubere V1-Lesart trennt deshalb Beschreibung, Kausalannahme, Bewertung und Steuerungsfolge. Pruefungsfragen sollen Begriffe, Anwendung und rote Linien verbinden. So wird aus dem Thema kein isoliertes Kapitel, sondern ein pruefbarer Baustein der WÖk-Architektur.</w:t>
+      </w:r>
+    </w:p>
+    <w:p>
+      <w:r>
+        <w:t>Transfer in Organisationen. Fuer Wirkung ist nicht Absicht bedeutet WÖk-Begriffe im Alltag nur tragen, wenn sie in Routinen uebersetzt werden, dass die Analyse nicht bei einer Aktivitaet, einem guten Willen oder einer Kennzahl stehen bleiben darf. Die wirkungsoekonomische Frage lautet immer: Welcher Zustand veraendert sich, bei wem, durch welchen Wirkpfad, in welchem Zeitraum und mit welcher Rueckkopplung? Gerade in Grundstudium Wirkungsökonomie ist diese Unterscheidung entscheidend, weil Lernende spaeter nicht nur Begriffe wiedergeben, sondern Entscheidungssituationen pruefen muessen. Der haeufige Fehler besteht darin, die Verantwortung an eine Nachhaltigkeitsabteilung auszulagern. Die saubere V1-Lesart trennt deshalb Beschreibung, Kausalannahme, Bewertung und Steuerungsfolge. Strategie, Einkauf, Kommunikation, Controlling und Fuehrung muessen denselben Wirkungsbegriff verwenden. So wird aus dem Thema kein isoliertes Kapitel, sondern ein pruefbarer Baustein der WÖk-Architektur.</w:t>
+      </w:r>
+    </w:p>
+    <w:p>
+      <w:r>
+        <w:t>Rueckfluss in den Korpus. Fuer Wirkung ist nicht Absicht bedeutet jedes Studienskript den Gesamtbestand schaerfen kann, dass die Analyse nicht bei einer Aktivitaet, einem guten Willen oder einer Kennzahl stehen bleiben darf. Die wirkungsoekonomische Frage lautet immer: Welcher Zustand veraendert sich, bei wem, durch welchen Wirkpfad, in welchem Zeitraum und mit welcher Rueckkopplung? Gerade in Grundstudium Wirkungsökonomie ist diese Unterscheidung entscheidend, weil Lernende spaeter nicht nur Begriffe wiedergeben, sondern Entscheidungssituationen pruefen muessen. Der haeufige Fehler besteht darin, neue Einsichten nur lokal im Skript zu belassen. Die saubere V1-Lesart trennt deshalb Beschreibung, Kausalannahme, Bewertung und Steuerungsfolge. Glossar, Website, Journal, Dossiers und Visuals sollen aus der Skriptarbeit lernen. So wird aus dem Thema kein isoliertes Kapitel, sondern ein pruefbarer Baustein der WÖk-Architektur.</w:t>
+      </w:r>
+    </w:p>
+    <w:p>
+      <w:r>
+        <w:t>Fallfenster zur Anwendung. Ein Kommunikationsbericht nennt viele Aktivitaeten, Reichweiten und Rueckmeldungen. Die V1-Pruefung fragt, ob daraus eine belastbare Wirkungsaussage folgt. Wenn nur Kontakte, Klicks oder Zustimmung vorliegen, bleibt die Aussage im Bereich Wirkungspotenzial oder Resonanz, nicht im Bereich nachgewiesener Wirkung. Bezogen auf Wirkung ist nicht Absicht heisst das: Die Analyse muss das konkrete Thema ernst nehmen und zugleich den allgemeinen WÖk-Massstab halten. Es geht nicht darum, die Welt in gute und schlechte Akteure einzuteilen. Es geht darum, Wirkpfade, Wirkungsempfaenger, Datenqualitaet, Risiken und Rueckkopplung so zu beschreiben, dass bessere Entscheidungen moeglich werden.</w:t>
+      </w:r>
+    </w:p>
+    <w:p>
+      <w:r>
+        <w:t>Pruefungsnahe Transferfrage. Formuliere zu V10 eine Wirkungsaussage in drei Saetzen: Erstens den beobachteten oder plausiblen Zustand, zweitens die Daten- oder Quellenlage, drittens die offene Unsicherheit samt Rueckkopplung. Die Antwort muss ohne moralische Personenbewertung auskommen und darf Reichweite nicht mit Wirkung verwechseln.</w:t>
+      </w:r>
+    </w:p>
+    <w:p>
+      <w:pPr>
+        <w:pStyle w:val="Heading3"/>
+      </w:pPr>
+      <w:r>
+        <w:t>Vertiefungsrunde 4: Lesen, pruefen, rueckkoppeln</w:t>
+      </w:r>
+    </w:p>
+    <w:p>
+      <w:r>
+        <w:t>Die folgende Runde verdichtet V10 nicht durch neue Schlagworte, sondern durch wiederholte Anwendung auf unterschiedliche Entscheidungsebenen. Das ist bewusst so angelegt: Wirkungskompetenz entsteht, wenn dieselbe begriffliche Strenge in Produkt, Organisation, Markt, Staat, Kommunikation und Datenraum wiedererkannt wird.</w:t>
+      </w:r>
+    </w:p>
+    <w:p>
+      <w:r>
+        <w:t>Begriffliche Schaerfung. Fuer Wirkung ist nicht Absicht bedeutet praezise Sprache die erste Sicherung gegen Impact-Washing ist, dass die Analyse nicht bei einer Aktivitaet, einem guten Willen oder einer Kennzahl stehen bleiben darf. Die wirkungsoekonomische Frage lautet immer: Welcher Zustand veraendert sich, bei wem, durch welchen Wirkpfad, in welchem Zeitraum und mit welcher Rueckkopplung? Gerade in Grundstudium Wirkungsökonomie ist diese Unterscheidung entscheidend, weil Lernende spaeter nicht nur Begriffe wiedergeben, sondern Entscheidungssituationen pruefen muessen. Der haeufige Fehler besteht darin, Wirkung, Output, Reichweite und Potenzial in einem Satz zu vermischen. Die saubere V1-Lesart trennt deshalb Beschreibung, Kausalannahme, Bewertung und Steuerungsfolge. In der Praxis sollte jede Wirkungsaussage als kurze Viererprobe formuliert werden: Zustand, Betroffene, Quelle, offene Unsicherheit. So wird aus dem Thema kein isoliertes Kapitel, sondern ein pruefbarer Baustein der WÖk-Architektur.</w:t>
+      </w:r>
+    </w:p>
+    <w:p>
+      <w:r>
+        <w:t>Wirkpfad-Logik. Fuer Wirkung ist nicht Absicht bedeutet ein Thema erst dann steuerbar wird, wenn der Mechanismus zwischen Ausloeser und Zustandsveraenderung beschrieben ist, dass die Analyse nicht bei einer Aktivitaet, einem guten Willen oder einer Kennzahl stehen bleiben darf. Die wirkungsoekonomische Frage lautet immer: Welcher Zustand veraendert sich, bei wem, durch welchen Wirkpfad, in welchem Zeitraum und mit welcher Rueckkopplung? Gerade in Grundstudium Wirkungsökonomie ist diese Unterscheidung entscheidend, weil Lernende spaeter nicht nur Begriffe wiedergeben, sondern Entscheidungssituationen pruefen muessen. Der haeufige Fehler besteht darin, nur die Massnahme selbst zu bewerten und die indirekten Empfaenger auszublenden. Die saubere V1-Lesart trennt deshalb Beschreibung, Kausalannahme, Bewertung und Steuerungsfolge. Eine gute Fallanalyse zeichnet mindestens einen direkten und einen indirekten Wirkpfad nach. So wird aus dem Thema kein isoliertes Kapitel, sondern ein pruefbarer Baustein der WÖk-Architektur.</w:t>
+      </w:r>
+    </w:p>
+    <w:p>
+      <w:r>
+        <w:t>Daten- und Quellenklarheit. Fuer Wirkung ist nicht Absicht bedeutet jede Bewertung nur so belastbar ist wie Datenlage, Quellenstatus und Aktualitaet, dass die Analyse nicht bei einer Aktivitaet, einem guten Willen oder einer Kennzahl stehen bleiben darf. Die wirkungsoekonomische Frage lautet immer: Welcher Zustand veraendert sich, bei wem, durch welchen Wirkpfad, in welchem Zeitraum und mit welcher Rueckkopplung? Gerade in Grundstudium Wirkungsökonomie ist diese Unterscheidung entscheidend, weil Lernende spaeter nicht nur Begriffe wiedergeben, sondern Entscheidungssituationen pruefen muessen. Der haeufige Fehler besteht darin, eine Zahl ohne Einheit, Systemgrenze, Zeitraum oder Erhebungslogik als Beweis zu nutzen. Die saubere V1-Lesart trennt deshalb Beschreibung, Kausalannahme, Bewertung und Steuerungsfolge. Die Lernenden sollen Daten nicht dekorativ zitieren, sondern ihre Aussagekraft, Luecken und Grenzen offenlegen. So wird aus dem Thema kein isoliertes Kapitel, sondern ein pruefbarer Baustein der WÖk-Architektur.</w:t>
+      </w:r>
+    </w:p>
+    <w:p>
+      <w:r>
+        <w:t>Fallfenster zur Anwendung. Eine Organisation plant eine Massnahme und formuliert dazu eine positive Absicht. In der WÖk reicht das nicht. Fuer diese Vorlesung muss sichtbar werden, welche Zustandsveraenderung erwartet wird, welche Empfaenger direkt oder indirekt betroffen sind, welche Nebenwirkungen entstehen koennen und welche Entscheidung spaeter korrigiert wird. Bezogen auf Wirkung ist nicht Absicht heisst das: Die Analyse muss das konkrete Thema ernst nehmen und zugleich den allgemeinen WÖk-Massstab halten. Es geht nicht darum, die Welt in gute und schlechte Akteure einzuteilen. Es geht darum, Wirkpfade, Wirkungsempfaenger, Datenqualitaet, Risiken und Rueckkopplung so zu beschreiben, dass bessere Entscheidungen moeglich werden.</w:t>
+      </w:r>
+    </w:p>
+    <w:p>
+      <w:r>
+        <w:t>Ambivalenz. Fuer Wirkung ist nicht Absicht bedeutet positive und negative Zustandsveraenderungen gleichzeitig auftreten koennen, dass die Analyse nicht bei einer Aktivitaet, einem guten Willen oder einer Kennzahl stehen bleiben darf. Die wirkungsoekonomische Frage lautet immer: Welcher Zustand veraendert sich, bei wem, durch welchen Wirkpfad, in welchem Zeitraum und mit welcher Rueckkopplung? Gerade in Grundstudium Wirkungsökonomie ist diese Unterscheidung entscheidend, weil Lernende spaeter nicht nur Begriffe wiedergeben, sondern Entscheidungssituationen pruefen muessen. Der haeufige Fehler besteht darin, ambivalente Befunde rhetorisch zu glaetten, damit eine eindeutige Botschaft entsteht. Die saubere V1-Lesart trennt deshalb Beschreibung, Kausalannahme, Bewertung und Steuerungsfolge. Ein gutes Skript fuehrt deshalb Profile, Zielkonflikte und offene Punkte nebeneinander. So wird aus dem Thema kein isoliertes Kapitel, sondern ein pruefbarer Baustein der WÖk-Architektur.</w:t>
+      </w:r>
+    </w:p>
+    <w:p>
+      <w:r>
+        <w:t>Nichtkompensation. Fuer Wirkung ist nicht Absicht bedeutet schwere zentrale Schaeden nicht durch beliebige positive Einzelwerte neutralisiert werden duerfen, dass die Analyse nicht bei einer Aktivitaet, einem guten Willen oder einer Kennzahl stehen bleiben darf. Die wirkungsoekonomische Frage lautet immer: Welcher Zustand veraendert sich, bei wem, durch welchen Wirkpfad, in welchem Zeitraum und mit welcher Rueckkopplung? Gerade in Grundstudium Wirkungsökonomie ist diese Unterscheidung entscheidend, weil Lernende spaeter nicht nur Begriffe wiedergeben, sondern Entscheidungssituationen pruefen muessen. Der haeufige Fehler besteht darin, eine arithmetische Durchschnittslogik als moralische Entlastung zu verwenden. Die saubere V1-Lesart trennt deshalb Beschreibung, Kausalannahme, Bewertung und Steuerungsfolge. Reverse Merit Order und rote Linien sind Schutzregeln gegen Schoenrechnung. So wird aus dem Thema kein isoliertes Kapitel, sondern ein pruefbarer Baustein der WÖk-Architektur.</w:t>
+      </w:r>
+    </w:p>
+    <w:p>
+      <w:r>
+        <w:t>Pruefungsnahe Transferfrage. Formuliere zu V10 eine Wirkungsaussage in drei Saetzen: Erstens den beobachteten oder plausiblen Zustand, zweitens die Daten- oder Quellenlage, drittens die offene Unsicherheit samt Rueckkopplung. Die Antwort muss ohne moralische Personenbewertung auskommen und darf Reichweite nicht mit Wirkung verwechseln.</w:t>
+      </w:r>
+    </w:p>
+    <w:p>
+      <w:r>
+        <w:t>Rueckkopplung. Fuer Wirkung ist nicht Absicht bedeutet Wirkungswissen erst dann wertvoll wird, wenn es Entscheidungen veraendert, dass die Analyse nicht bei einer Aktivitaet, einem guten Willen oder einer Kennzahl stehen bleiben darf. Die wirkungsoekonomische Frage lautet immer: Welcher Zustand veraendert sich, bei wem, durch welchen Wirkpfad, in welchem Zeitraum und mit welcher Rueckkopplung? Gerade in Grundstudium Wirkungsökonomie ist diese Unterscheidung entscheidend, weil Lernende spaeter nicht nur Begriffe wiedergeben, sondern Entscheidungssituationen pruefen muessen. Der haeufige Fehler besteht darin, einen Bericht als Endpunkt zu betrachten. Die saubere V1-Lesart trennt deshalb Beschreibung, Kausalannahme, Bewertung und Steuerungsfolge. Jeder Analyseblock sollte fragen, welche Routine, welcher Prozess oder welche Ressource nach der Bewertung angepasst wird. So wird aus dem Thema kein isoliertes Kapitel, sondern ein pruefbarer Baustein der WÖk-Architektur.</w:t>
+      </w:r>
+    </w:p>
+    <w:p>
+      <w:r>
+        <w:t>Fallfenster zur Anwendung. Eine Fuehrungsentscheidung erzeugt zugleich Nutzen und Risiken. Die WÖk behandelt Ambivalenz nicht als Stoerung, sondern als Kern der Analyse. Positive Netto-Wirkung darf erst behauptet werden, wenn zentrale negative Wirkungen getrennt geprueft und rote Linien gewahrt sind. Bezogen auf Wirkung ist nicht Absicht heisst das: Die Analyse muss das konkrete Thema ernst nehmen und zugleich den allgemeinen WÖk-Massstab halten. Es geht nicht darum, die Welt in gute und schlechte Akteure einzuteilen. Es geht darum, Wirkpfade, Wirkungsempfaenger, Datenqualitaet, Risiken und Rueckkopplung so zu beschreiben, dass bessere Entscheidungen moeglich werden.</w:t>
+      </w:r>
+    </w:p>
+    <w:p>
+      <w:pPr>
+        <w:pStyle w:val="Heading3"/>
+      </w:pPr>
+      <w:r>
+        <w:t>V1-Abschlussnotiz</w:t>
+      </w:r>
+    </w:p>
+    <w:p>
+      <w:r>
+        <w:t>Diese Finalisierung schliesst die Codex-Inhaltsproduktion fuer V10. Offen bleibt nicht der fachliche Kern des Skripts, sondern der naechste Produktionsschritt: Claude setzt daraus die CI/CD-konforme Reader- und PDF-Fassung, prueft Satz, Umbrueche, Medienintegration und Lektorat und markiert erst danach die veroeffentlichte Fassung als freigegeben.</w:t>
+      </w:r>
+    </w:p>
+    <w:p>
+      <w:pPr>
+        <w:pStyle w:val="Heading2"/>
+      </w:pPr>
+      <w:r>
+        <w:t>9. Quellen</w:t>
+      </w:r>
+    </w:p>
+    <w:p>
+      <w:pPr>
+        <w:pStyle w:val="Heading3"/>
+      </w:pPr>
+      <w:r>
         <w:t>Interne Quellen</w:t>
       </w:r>
     </w:p>
@@ -2482,7 +3089,7 @@
         <w:pStyle w:val="ListBullet"/>
       </w:pPr>
       <w:r>
-        <w:t>woek-akademie-app/content/lehrgaenge/woek-g-v10.md — unmittelbarer Akademie-Quelltext dieser Rohfassung.</w:t>
+        <w:t>woek-akademie-app/content/lehrgaenge/woek-g-v10.md — unmittelbarer Akademie-Quelltext dieser V1-Fassung.</w:t>
       </w:r>
     </w:p>
     <w:p>
@@ -2522,7 +3129,7 @@
         <w:pStyle w:val="Heading3"/>
       </w:pPr>
       <w:r>
-        <w:t>Externe Quellen fuer den Tiefensprint</w:t>
+        <w:t>Externe Quellen fuer die V1-Fassung</w:t>
       </w:r>
     </w:p>
     <w:p>
@@ -2555,62 +3162,6 @@
       </w:pPr>
       <w:r>
         <w:t>Fachliteratur zu Wirkungslogik, Evaluation, Systemtheorie, Resilienz, Governance, Diffusion, Vertrauen oder Controlling je nach Thema.</w:t>
-      </w:r>
-    </w:p>
-    <w:p>
-      <w:pPr>
-        <w:pStyle w:val="Heading2"/>
-      </w:pPr>
-      <w:r>
-        <w:t>10. Rückfluss in den WÖk-Korpus</w:t>
-      </w:r>
-    </w:p>
-    <w:p>
-      <w:pPr>
-        <w:pStyle w:val="ListBullet"/>
-      </w:pPr>
-      <w:r>
-        <w:t>Glossar/Begriffe: Im Tiefensprint prüfen, welche Begriffe aus Wirkung ist nicht Absicht eigene Glossarseiten oder präzisere Verweise brauchen.</w:t>
-      </w:r>
-    </w:p>
-    <w:p>
-      <w:pPr>
-        <w:pStyle w:val="ListBullet"/>
-      </w:pPr>
-      <w:r>
-        <w:t>Website/Erklärseiten: Prüfen, ob eine kurze öffentliche Erklärseite oder ein Baustein für die Bibliothek fehlt.</w:t>
-      </w:r>
-    </w:p>
-    <w:p>
-      <w:pPr>
-        <w:pStyle w:val="ListBullet"/>
-      </w:pPr>
-      <w:r>
-        <w:t>Journal/Dossiers: Geeignete Praxisfälle aus Website und Journal als Fallpool markieren.</w:t>
-      </w:r>
-    </w:p>
-    <w:p>
-      <w:pPr>
-        <w:pStyle w:val="ListBullet"/>
-      </w:pPr>
-      <w:r>
-        <w:t>Visuals/Charts: Wirkpfad- oder Scorecard-Chart aus vorhandenen Visuals wiederverwenden oder als neues Asset spezifizieren.</w:t>
-      </w:r>
-    </w:p>
-    <w:p>
-      <w:pPr>
-        <w:pStyle w:val="ListBullet"/>
-      </w:pPr>
-      <w:r>
-        <w:t>Methodik/Standards: Datenqualität, Unsicherheit, Nichtkompensation und Reverse Merit Order nur dort einsetzen, wo sie fachlich tragen.</w:t>
-      </w:r>
-    </w:p>
-    <w:p>
-      <w:pPr>
-        <w:pStyle w:val="ListBullet"/>
-      </w:pPr>
-      <w:r>
-        <w:t>Offene Forschungs- oder Quellenfrage: Externe Quellen im Tiefensprint gezielt ergänzen und zitierfähig machen.</w:t>
       </w:r>
     </w:p>
     <w:sectPr>

--- a/docs/studienskripte/word-rohfassungen/woek-g-v10.docx
+++ b/docs/studienskripte/word-rohfassungen/woek-g-v10.docx
@@ -24,12 +24,12 @@
     </w:p>
     <w:p>
       <w:r>
-        <w:t>Quelle: /Users/hagen/Documents/New project/content/studienskripte/woek-g-v10.md</w:t>
-      </w:r>
-    </w:p>
-    <w:p>
-      <w:r>
-        <w:t>Track: Grundstudium Wirkungsökonomie Kurscode: woek-g Vorlesungscode: V10 Modul/Abschnitt: G1.4 Titel: Wirkung ist nicht Absicht Status: Studienskript V1 · fachlich finale Codex-Fassung, Claude-CI/CD-Satzfreigabe offen Quelle: woek-akademie-app/content/lehrgaenge/woek-g-v10.md Ablage: Markdown-Master in content/studienskripte/woek-g-v10.md, Word-Rohfassung in docs/studienskripte/word-rohfassungen/woek-g-v10.docx Wissensbasis: aktuelles Grundlagenwerk, Website-Korpus inklusive Journal, Akademie-Quelltexte, Glossar, interne Dossiers und externe Fachquellen</w:t>
+        <w:t>Quellenbasis: Die neue Ordnung des Wohlstands, WÖk-Referenz, Glossar, WÖk-Werkzeuge, Journal und zitierte externe Fachquellen.</w:t>
+      </w:r>
+    </w:p>
+    <w:p>
+      <w:r>
+        <w:t>Track: Grundstudium Wirkungsökonomie Kurscode: woek-g Vorlesungscode: V10 Modul/Abschnitt: G1.4 Titel: Wirkung ist nicht Absicht Status: Studienskript V1 · fachlich finale Codex-Fassung, Claude-CI/CD-Satzfreigabe offen Primäre WÖk-Quellen: Die neue Ordnung des Wohlstands (https://wirkungsoekonomie.de/buch.html) · WÖk-Referenz (https://wirkungsoekonomie.de/referenz/) · Glossar der Wirkungsökonomie (https://wirkungsoekonomie.de/glossar.html) · WÖk-Werkzeuge (https://wirkungsoekonomie.de/werkzeuge/) Ausgabe: Markdown-Master, Word-Rohfassung und Akademie-Reader-Spiegel Wissensbasis: aktuelles Grundlagenwerk, öffentliche WÖk-Referenz, Wirkungsfelder, Werkzeuge, Glossar, Bibliothek, Journal und externe Fachquellen</w:t>
       </w:r>
     </w:p>
     <w:p>
@@ -675,11 +675,6 @@
     </w:p>
     <w:p>
       <w:r>
-        <w:t>``chart-spec slug: woek-g-v10-wirkpfad type: wirkpfad reuse_first: true preferred_asset: content/studienskripte/assets/woek-g-v10/woek-g-v10-wirkpfad.svg message: Wirkung ist nicht Absicht wird als Wirkpfad von Auslöser über Mechanismus, Wirkungsempfänger und Zustandsveränderung bis zur Rückkopplung dargestellt. source: WÖk-Grundlagenwerk, Website-Korpus, Akademie-Quelltexte, Glossar ``</w:t>
-      </w:r>
-    </w:p>
-    <w:p>
-      <w:r>
         <w:t>&gt; Bildvorgabe: Wirkpfadgrafik mit sechs Stationen: Auslöser, Mechanismus, Wirkungsempfänger, Zustandsveränderung, Bewertung, Rückkopplung. Bestehende WÖk-Wirkpfad- oder Scorecard-Visuals sollen wiederverwendet werden, bevor ein neues Chart entsteht.</w:t>
       </w:r>
     </w:p>
@@ -1480,7 +1475,7 @@
     </w:p>
     <w:p>
       <w:r>
-        <w:t>Interne Quelle: referenz/kapitel-010-wirkung/index.html</w:t>
+        <w:t>Öffentliche Quelle: Kapitel 10 - Wirkung (https://wirkungsoekonomie.de/referenz/kapitel-010-wirkung/)</w:t>
       </w:r>
     </w:p>
     <w:p>
@@ -1693,7 +1688,7 @@
     </w:p>
     <w:p>
       <w:r>
-        <w:t>Interne Quelle: referenz/kapitel-011-wirkungspotenzial/index.html</w:t>
+        <w:t>Öffentliche Quelle: Kapitel 11 - Wirkungspotenzial (https://wirkungsoekonomie.de/referenz/kapitel-011-wirkungspotenzial/)</w:t>
       </w:r>
     </w:p>
     <w:p>
@@ -1918,7 +1913,7 @@
     </w:p>
     <w:p>
       <w:r>
-        <w:t>Interne Quelle: referenz/kapitel-012-handlung-unterlassen-und-rueckkopplung/index.html</w:t>
+        <w:t>Öffentliche Quelle: Kapitel 12 - Handlung, Unterlassen und Rückkopplung (https://wirkungsoekonomie.de/referenz/kapitel-012-handlung-unterlassen-und-rueckkopplung/)</w:t>
       </w:r>
     </w:p>
     <w:p>
@@ -2143,7 +2138,7 @@
     </w:p>
     <w:p>
       <w:r>
-        <w:t>Interne Quelle: referenz/kapitel-013-wirkungstraeger-wirkungsempfaenger-wirkungsraeume/index.html</w:t>
+        <w:t>Öffentliche Quelle: Kapitel 13 - Wirkungsträger, Wirkungsempfänger, Wirkungsräume (https://wirkungsoekonomie.de/referenz/kapitel-013-wirkungstraeger-wirkungsempfaenger-wirkungsraeume/)</w:t>
       </w:r>
     </w:p>
     <w:p>
@@ -2421,7 +2416,7 @@
     </w:p>
     <w:p>
       <w:r>
-        <w:t>Diese Vorlesung ist prüfungsrelevant, aber die eigentliche Antwortlogik gehört nicht in das öffentliche Studienskript. Zertifikatsfragen, CorrectAnswer, Scoring-Regeln und Fallrubrics werden separat in der geschützten App-Lane unter woek-akademie-app/content/pruefungen/ gepflegt.</w:t>
+        <w:t>Diese Vorlesung ist prüfungsrelevant, aber die eigentliche Antwortlogik gehört nicht in das öffentliche Studienskript. Zertifikatsfragen, CorrectAnswer, Scoring-Regeln und Fallrubrics werden separat in einem geschützten, nicht öffentlichen Prüfungsbereich der Akademie-App gepflegt.</w:t>
       </w:r>
     </w:p>
     <w:p>
@@ -3081,7 +3076,7 @@
         <w:pStyle w:val="Heading3"/>
       </w:pPr>
       <w:r>
-        <w:t>Interne Quellen</w:t>
+        <w:t>WÖk-Quellen</w:t>
       </w:r>
     </w:p>
     <w:p>
@@ -3089,7 +3084,7 @@
         <w:pStyle w:val="ListBullet"/>
       </w:pPr>
       <w:r>
-        <w:t>woek-akademie-app/content/lehrgaenge/woek-g-v10.md — unmittelbarer Akademie-Quelltext dieser V1-Fassung.</w:t>
+        <w:t>Die neue Ordnung des Wohlstands (https://wirkungsoekonomie.de/buch.html) — aktuelles Grundlagenwerk der Wirkungsökonomie.</w:t>
       </w:r>
     </w:p>
     <w:p>
@@ -3097,7 +3092,7 @@
         <w:pStyle w:val="ListBullet"/>
       </w:pPr>
       <w:r>
-        <w:t>assets/pdf/die-neue-ordnung-des-wohlstands.pdf und buch.html — aktuelles Grundlagenwerk.</w:t>
+        <w:t>WÖk-Referenz (https://wirkungsoekonomie.de/referenz/) — öffentliche Kapitel- und Volltextreferenz.</w:t>
       </w:r>
     </w:p>
     <w:p>
@@ -3105,7 +3100,7 @@
         <w:pStyle w:val="ListBullet"/>
       </w:pPr>
       <w:r>
-        <w:t>Website-Korpus: Referenz, Wirkungsfelder, Werkzeuge, Glossar, Bibliothek und Journal.</w:t>
+        <w:t>Glossar der Wirkungsökonomie (https://wirkungsoekonomie.de/glossar.html) — öffentliche Begriffsdefinitionen und Abgrenzungen.</w:t>
       </w:r>
     </w:p>
     <w:p>
@@ -3113,7 +3108,7 @@
         <w:pStyle w:val="ListBullet"/>
       </w:pPr>
       <w:r>
-        <w:t>docs/CODEX-HANDOFF-studienskripte.md — Produktionsstandard.</w:t>
+        <w:t>WÖk-Werkzeuge (https://wirkungsoekonomie.de/werkzeuge/) — öffentliche Methoden-, Scorecard- und Controlling-Werkzeuge.</w:t>
       </w:r>
     </w:p>
     <w:p>
@@ -3121,7 +3116,7 @@
         <w:pStyle w:val="ListBullet"/>
       </w:pPr>
       <w:r>
-        <w:t>docs/CODEX-HANDOFF-pruefungen.md — geschützte Prüfungs- und Antwortlogik.</w:t>
+        <w:t>WÖk-Journal (https://wirkungsoekonomie.de/blog.html) — Dossiers und Fallanalysen.</w:t>
       </w:r>
     </w:p>
     <w:p>
@@ -3137,7 +3132,7 @@
         <w:pStyle w:val="ListBullet"/>
       </w:pPr>
       <w:r>
-        <w:t>United Nations (2015): Transforming our world: the 2030 Agenda for Sustainable Development.</w:t>
+        <w:t>United Nations (2015): Transforming our world: the 2030 Agenda for Sustainable Development (https://sdgs.un.org/2030agenda).</w:t>
       </w:r>
     </w:p>
     <w:p>
@@ -3145,7 +3140,7 @@
         <w:pStyle w:val="ListBullet"/>
       </w:pPr>
       <w:r>
-        <w:t>European Commission: CSRD, ESRS, EU Taxonomy und Digital Product Passport, soweit fuer das Thema einschlägig.</w:t>
+        <w:t>European Commission: Corporate sustainability reporting (https://finance.ec.europa.eu/financial-markets/company-reporting-and-auditing/company-reporting/corporate-sustainability-reporting_en), EU taxonomy for sustainable activities (https://finance.ec.europa.eu/sustainable-finance/tools-and-standards/eu-taxonomy-sustainable-activities_en) und Digital Product Passport (https://single-market-economy.ec.europa.eu/news/commission-launches-consultation-digital-product-passport-2025-04-09_en), soweit fuer das Thema einschlaegig.</w:t>
       </w:r>
     </w:p>
     <w:p>
@@ -3153,7 +3148,15 @@
         <w:pStyle w:val="ListBullet"/>
       </w:pPr>
       <w:r>
-        <w:t>GRI Standards, soweit fuer Berichts- und Indikatorenfragen einschlägig.</w:t>
+        <w:t>EFRAG: Sustainability reporting und ESRS (https://www.efrag.org/en/sustainability-reporting), soweit fuer das Thema einschlaegig.</w:t>
+      </w:r>
+    </w:p>
+    <w:p>
+      <w:pPr>
+        <w:pStyle w:val="ListBullet"/>
+      </w:pPr>
+      <w:r>
+        <w:t>Global Reporting Initiative: GRI Standards (https://www.globalreporting.org/standards/), soweit fuer Berichts- und Indikatorenfragen einschlaegig.</w:t>
       </w:r>
     </w:p>
     <w:p>

--- a/docs/studienskripte/word-rohfassungen/woek-g-v10.docx
+++ b/docs/studienskripte/word-rohfassungen/woek-g-v10.docx
@@ -2461,12 +2461,7 @@
         <w:pStyle w:val="Heading2"/>
       </w:pPr>
       <w:r>
-        <w:t>V1-Finalisierung: Vertiefung, Anwendung und Evidenz</w:t>
-      </w:r>
-    </w:p>
-    <w:p>
-      <w:r>
-        <w:t>Dieses Studienskript ist die fachlich finale Codex-V1-Fassung fuer den Akademie-Reader und die oeffentliche Bibliothek. Claude uebernimmt danach Satz, CI/CD, PDF/Reader-Freigabe und die abschliessende Lektoratsabnahme.</w:t>
+        <w:t>9. Quellen</w:t>
       </w:r>
     </w:p>
     <w:p>
@@ -2474,12 +2469,126 @@
         <w:pStyle w:val="Heading3"/>
       </w:pPr>
       <w:r>
+        <w:t>WÖk-Quellen</w:t>
+      </w:r>
+    </w:p>
+    <w:p>
+      <w:pPr>
+        <w:pStyle w:val="ListBullet"/>
+      </w:pPr>
+      <w:r>
+        <w:t>Die neue Ordnung des Wohlstands (https://wirkungsoekonomie.de/buch.html) — aktuelles Grundlagenwerk der Wirkungsökonomie.</w:t>
+      </w:r>
+    </w:p>
+    <w:p>
+      <w:pPr>
+        <w:pStyle w:val="ListBullet"/>
+      </w:pPr>
+      <w:r>
+        <w:t>WÖk-Referenz (https://wirkungsoekonomie.de/referenz/) — öffentliche Kapitel- und Volltextreferenz.</w:t>
+      </w:r>
+    </w:p>
+    <w:p>
+      <w:pPr>
+        <w:pStyle w:val="ListBullet"/>
+      </w:pPr>
+      <w:r>
+        <w:t>Glossar der Wirkungsökonomie (https://wirkungsoekonomie.de/glossar.html) — öffentliche Begriffsdefinitionen und Abgrenzungen.</w:t>
+      </w:r>
+    </w:p>
+    <w:p>
+      <w:pPr>
+        <w:pStyle w:val="ListBullet"/>
+      </w:pPr>
+      <w:r>
+        <w:t>WÖk-Werkzeuge (https://wirkungsoekonomie.de/werkzeuge/) — öffentliche Methoden-, Scorecard- und Controlling-Werkzeuge.</w:t>
+      </w:r>
+    </w:p>
+    <w:p>
+      <w:pPr>
+        <w:pStyle w:val="ListBullet"/>
+      </w:pPr>
+      <w:r>
+        <w:t>WÖk-Journal (https://wirkungsoekonomie.de/blog.html) — Dossiers und Fallanalysen.</w:t>
+      </w:r>
+    </w:p>
+    <w:p>
+      <w:pPr>
+        <w:pStyle w:val="Heading3"/>
+      </w:pPr>
+      <w:r>
+        <w:t>Externe Quellen fuer die V1-Fassung</w:t>
+      </w:r>
+    </w:p>
+    <w:p>
+      <w:pPr>
+        <w:pStyle w:val="ListBullet"/>
+      </w:pPr>
+      <w:r>
+        <w:t>United Nations (2015): Transforming our world: the 2030 Agenda for Sustainable Development (https://sdgs.un.org/2030agenda).</w:t>
+      </w:r>
+    </w:p>
+    <w:p>
+      <w:pPr>
+        <w:pStyle w:val="ListBullet"/>
+      </w:pPr>
+      <w:r>
+        <w:t>European Commission: Corporate sustainability reporting (https://finance.ec.europa.eu/financial-markets/company-reporting-and-auditing/company-reporting/corporate-sustainability-reporting_en), EU taxonomy for sustainable activities (https://finance.ec.europa.eu/sustainable-finance/tools-and-standards/eu-taxonomy-sustainable-activities_en) und Digital Product Passport (https://single-market-economy.ec.europa.eu/news/commission-launches-consultation-digital-product-passport-2025-04-09_en), soweit fuer das Thema einschlaegig.</w:t>
+      </w:r>
+    </w:p>
+    <w:p>
+      <w:pPr>
+        <w:pStyle w:val="ListBullet"/>
+      </w:pPr>
+      <w:r>
+        <w:t>EFRAG: Sustainability reporting und ESRS (https://www.efrag.org/en/sustainability-reporting), soweit fuer das Thema einschlaegig.</w:t>
+      </w:r>
+    </w:p>
+    <w:p>
+      <w:pPr>
+        <w:pStyle w:val="ListBullet"/>
+      </w:pPr>
+      <w:r>
+        <w:t>Global Reporting Initiative: GRI Standards (https://www.globalreporting.org/standards/), soweit fuer Berichts- und Indikatorenfragen einschlaegig.</w:t>
+      </w:r>
+    </w:p>
+    <w:p>
+      <w:pPr>
+        <w:pStyle w:val="ListBullet"/>
+      </w:pPr>
+      <w:r>
+        <w:t>Fachliteratur zu Wirkungslogik, Evaluation, Systemtheorie, Resilienz, Governance, Diffusion, Vertrauen oder Controlling je nach Thema.</w:t>
+      </w:r>
+    </w:p>
+    <w:p>
+      <w:pPr>
+        <w:pStyle w:val="Heading2"/>
+      </w:pPr>
+      <w:r>
+        <w:t>V1-Finalisierung: Vertiefung, Anwendung und Evidenz</w:t>
+      </w:r>
+    </w:p>
+    <w:p>
+      <w:r>
+        <w:t>Dieses Studienskript ist die fachlich finale Codex-V1-Fassung fuer den Akademie-Reader und die oeffentliche Bibliothek. Claude uebernimmt danach Satz, CI/CD, PDF/Reader-Freigabe und die abschliessende Lektoratsabnahme.</w:t>
+      </w:r>
+    </w:p>
+    <w:p>
+      <w:pPr>
+        <w:pStyle w:val="Heading3"/>
+      </w:pPr>
+      <w:r>
         <w:t>Finaler Leseauftrag</w:t>
       </w:r>
     </w:p>
     <w:p>
       <w:r>
         <w:t>Dieses Skript zu V10 Wirkung ist nicht Absicht ist als Langformtext angelegt: Es soll nicht nur die Vorlesung begleiten, sondern als eigenstaendiges Studienmaterial funktionieren. Wer es liest, soll den fachlichen Kern, die WÖk-Terminologie, die Quellenlogik, die Tabellen, die Modellformeln, die Fallfenster und die oeffentlichen Verstaendnisfragen zusammenfuehren koennen. Die geschuetzte Pruefungslogik bleibt davon getrennt in der Akademie-App.</w:t>
+      </w:r>
+    </w:p>
+    <w:p>
+      <w:r>
+        <w:t>Fuer den Abschluss ist entscheidend, dass Wirkung ist nicht Absicht im Feld Grundstudium Wirkungsökonomie nicht als Einzelthema stehen bleibt. Die Vorlesung traegt zur gemeinsamen Architektur bei: begriffliche Grundlegung, Bewertungsrahmen und gesellschaftliche Einordnung. Daraus folgt eine Lesehaltung, die streng und praktisch zugleich ist. Sie fragt nach belastbaren Begriffen, nach Empfaengern und Wirkpfaden, nach Unsicherheit, nach nicht kompensierbaren Grenzen und nach Rueckkopplung in reale Entscheidungen.</w:t>
       </w:r>
     </w:p>
     <w:p>
@@ -2728,42 +2837,42 @@
         <w:pStyle w:val="Heading3"/>
       </w:pPr>
       <w:r>
-        <w:t>Vertiefungsrunde 1: Lesen, pruefen, rueckkoppeln</w:t>
-      </w:r>
-    </w:p>
-    <w:p>
-      <w:r>
-        <w:t>Die folgende Runde verdichtet V10 nicht durch neue Schlagworte, sondern durch wiederholte Anwendung auf unterschiedliche Entscheidungsebenen. Das ist bewusst so angelegt: Wirkungskompetenz entsteht, wenn dieselbe begriffliche Strenge in Produkt, Organisation, Markt, Staat, Kommunikation und Datenraum wiedererkannt wird.</w:t>
-      </w:r>
-    </w:p>
-    <w:p>
-      <w:r>
-        <w:t>Begriffliche Schaerfung. Fuer Wirkung ist nicht Absicht bedeutet praezise Sprache die erste Sicherung gegen Impact-Washing ist, dass die Analyse nicht bei einer Aktivitaet, einem guten Willen oder einer Kennzahl stehen bleiben darf. Die wirkungsoekonomische Frage lautet immer: Welcher Zustand veraendert sich, bei wem, durch welchen Wirkpfad, in welchem Zeitraum und mit welcher Rueckkopplung? Gerade in Grundstudium Wirkungsökonomie ist diese Unterscheidung entscheidend, weil Lernende spaeter nicht nur Begriffe wiedergeben, sondern Entscheidungssituationen pruefen muessen. Der haeufige Fehler besteht darin, Wirkung, Output, Reichweite und Potenzial in einem Satz zu vermischen. Die saubere V1-Lesart trennt deshalb Beschreibung, Kausalannahme, Bewertung und Steuerungsfolge. In der Praxis sollte jede Wirkungsaussage als kurze Viererprobe formuliert werden: Zustand, Betroffene, Quelle, offene Unsicherheit. So wird aus dem Thema kein isoliertes Kapitel, sondern ein pruefbarer Baustein der WÖk-Architektur.</w:t>
-      </w:r>
-    </w:p>
-    <w:p>
-      <w:r>
-        <w:t>Wirkpfad-Logik. Fuer Wirkung ist nicht Absicht bedeutet ein Thema erst dann steuerbar wird, wenn der Mechanismus zwischen Ausloeser und Zustandsveraenderung beschrieben ist, dass die Analyse nicht bei einer Aktivitaet, einem guten Willen oder einer Kennzahl stehen bleiben darf. Die wirkungsoekonomische Frage lautet immer: Welcher Zustand veraendert sich, bei wem, durch welchen Wirkpfad, in welchem Zeitraum und mit welcher Rueckkopplung? Gerade in Grundstudium Wirkungsökonomie ist diese Unterscheidung entscheidend, weil Lernende spaeter nicht nur Begriffe wiedergeben, sondern Entscheidungssituationen pruefen muessen. Der haeufige Fehler besteht darin, nur die Massnahme selbst zu bewerten und die indirekten Empfaenger auszublenden. Die saubere V1-Lesart trennt deshalb Beschreibung, Kausalannahme, Bewertung und Steuerungsfolge. Eine gute Fallanalyse zeichnet mindestens einen direkten und einen indirekten Wirkpfad nach. So wird aus dem Thema kein isoliertes Kapitel, sondern ein pruefbarer Baustein der WÖk-Architektur.</w:t>
-      </w:r>
-    </w:p>
-    <w:p>
-      <w:r>
-        <w:t>Daten- und Quellenklarheit. Fuer Wirkung ist nicht Absicht bedeutet jede Bewertung nur so belastbar ist wie Datenlage, Quellenstatus und Aktualitaet, dass die Analyse nicht bei einer Aktivitaet, einem guten Willen oder einer Kennzahl stehen bleiben darf. Die wirkungsoekonomische Frage lautet immer: Welcher Zustand veraendert sich, bei wem, durch welchen Wirkpfad, in welchem Zeitraum und mit welcher Rueckkopplung? Gerade in Grundstudium Wirkungsökonomie ist diese Unterscheidung entscheidend, weil Lernende spaeter nicht nur Begriffe wiedergeben, sondern Entscheidungssituationen pruefen muessen. Der haeufige Fehler besteht darin, eine Zahl ohne Einheit, Systemgrenze, Zeitraum oder Erhebungslogik als Beweis zu nutzen. Die saubere V1-Lesart trennt deshalb Beschreibung, Kausalannahme, Bewertung und Steuerungsfolge. Die Lernenden sollen Daten nicht dekorativ zitieren, sondern ihre Aussagekraft, Luecken und Grenzen offenlegen. So wird aus dem Thema kein isoliertes Kapitel, sondern ein pruefbarer Baustein der WÖk-Architektur.</w:t>
-      </w:r>
-    </w:p>
-    <w:p>
-      <w:r>
-        <w:t>Fallfenster zur Anwendung. Ein Controlling-Team moechte einen Score bilden. Das Skript verlangt, dass Datenqualitaet, Systemgrenzen, Gewichtung, Unsicherheit und Nichtkompensation sichtbar bleiben. Ein Score darf die Diskussion nicht beenden, sondern muss bessere Fragen, Priorisierung und Rueckkopplung ermoeglichen. Bezogen auf Wirkung ist nicht Absicht heisst das: Die Analyse muss das konkrete Thema ernst nehmen und zugleich den allgemeinen WÖk-Massstab halten. Es geht nicht darum, die Welt in gute und schlechte Akteure einzuteilen. Es geht darum, Wirkpfade, Wirkungsempfaenger, Datenqualitaet, Risiken und Rueckkopplung so zu beschreiben, dass bessere Entscheidungen moeglich werden.</w:t>
-      </w:r>
-    </w:p>
-    <w:p>
-      <w:r>
-        <w:t>Ambivalenz. Fuer Wirkung ist nicht Absicht bedeutet positive und negative Zustandsveraenderungen gleichzeitig auftreten koennen, dass die Analyse nicht bei einer Aktivitaet, einem guten Willen oder einer Kennzahl stehen bleiben darf. Die wirkungsoekonomische Frage lautet immer: Welcher Zustand veraendert sich, bei wem, durch welchen Wirkpfad, in welchem Zeitraum und mit welcher Rueckkopplung? Gerade in Grundstudium Wirkungsökonomie ist diese Unterscheidung entscheidend, weil Lernende spaeter nicht nur Begriffe wiedergeben, sondern Entscheidungssituationen pruefen muessen. Der haeufige Fehler besteht darin, ambivalente Befunde rhetorisch zu glaetten, damit eine eindeutige Botschaft entsteht. Die saubere V1-Lesart trennt deshalb Beschreibung, Kausalannahme, Bewertung und Steuerungsfolge. Ein gutes Skript fuehrt deshalb Profile, Zielkonflikte und offene Punkte nebeneinander. So wird aus dem Thema kein isoliertes Kapitel, sondern ein pruefbarer Baustein der WÖk-Architektur.</w:t>
-      </w:r>
-    </w:p>
-    <w:p>
-      <w:r>
-        <w:t>Nichtkompensation. Fuer Wirkung ist nicht Absicht bedeutet schwere zentrale Schaeden nicht durch beliebige positive Einzelwerte neutralisiert werden duerfen, dass die Analyse nicht bei einer Aktivitaet, einem guten Willen oder einer Kennzahl stehen bleiben darf. Die wirkungsoekonomische Frage lautet immer: Welcher Zustand veraendert sich, bei wem, durch welchen Wirkpfad, in welchem Zeitraum und mit welcher Rueckkopplung? Gerade in Grundstudium Wirkungsökonomie ist diese Unterscheidung entscheidend, weil Lernende spaeter nicht nur Begriffe wiedergeben, sondern Entscheidungssituationen pruefen muessen. Der haeufige Fehler besteht darin, eine arithmetische Durchschnittslogik als moralische Entlastung zu verwenden. Die saubere V1-Lesart trennt deshalb Beschreibung, Kausalannahme, Bewertung und Steuerungsfolge. Reverse Merit Order und rote Linien sind Schutzregeln gegen Schoenrechnung. So wird aus dem Thema kein isoliertes Kapitel, sondern ein pruefbarer Baustein der WÖk-Architektur.</w:t>
+        <w:t>Abschlusskommentar 1: Lesen, pruefen, rueckkoppeln</w:t>
+      </w:r>
+    </w:p>
+    <w:p>
+      <w:r>
+        <w:t>Die folgende Verdichtung fuehrt die vorhandenen Kapitel nicht als Wiederholung, sondern als Anwendung zusammen. Wirkungskompetenz entsteht, wenn dieselbe begriffliche Strenge in Fallanalyse, Datenarbeit, Kommunikation, Governance und Entscheidungspraxis wiedererkannt wird.</w:t>
+      </w:r>
+    </w:p>
+    <w:p>
+      <w:r>
+        <w:t>Begriffliche Schaerfung. Der Abschnitt Lernziele ist in V10 kein Zusatzwissen, sondern ein Pruefstein fuer die Grundfrage des Skripts: Was veraendert sich, bei wem, wodurch und mit welcher Rueckkopplung? Fuer Wirkung ist nicht Absicht wird daran sichtbar, dass praezise Sprache die erste Sicherung gegen Impact-Washing bildet. Die fachliche Grenze liegt dort, wo Lernende Output, Reichweite, Absicht und Wirkung in einem Satz vermischen. Die saubere Lesart trennt deshalb Beobachtung, Kausalannahme, Bewertung und Steuerungsfolge. In der Anwendung sollte daraus mindestens eine konkrete Begriff, Wirkpfad, Fallbewertung, rote Linie oder Rueckkopplung abgeleitet werden; sonst bleibt das Wissen erklaerend, aber nicht steuerungsfaehig.</w:t>
+      </w:r>
+    </w:p>
+    <w:p>
+      <w:r>
+        <w:t>Anwendung auf Einleitung / Wirkungsfrage. In einer Fallanalyse beginnt dieser Punkt nicht mit einer Meinung, sondern mit einer belastbaren Beschreibung. Wer V10 pruefungsnah liest, fragt zuerst nach Wirkungsempfaengern, Wirkraum, Zeitraum und Datenquelle. Erst danach folgt die Bewertung im Referenzrahmen Mensch, Planet, Demokratie, SDGs, Agenda 2030 und SDG+. Mindestens ein direkter und ein indirekter Wirkpfad muessen nachvollziehbar sein. Der typische Kurzschluss waere, nur die Massnahme selbst bewerten und indirekte Empfaenger ausblenden. Genau dagegen setzt die WÖk die Pflicht, Wirkungspotenzial, Wirkungsrisiko und positive Netto-Wirkung begrifflich getrennt zu halten.</w:t>
+      </w:r>
+    </w:p>
+    <w:p>
+      <w:r>
+        <w:t>Evidenzregel. Kernaussage darf im Skript nicht als dekorativer Begriff stehen bleiben. Der Abschnitt traegt nur dann, wenn er eine pruefbare Aussage erlaubt: Welche Quelle stuetzt die Annahme, welche Unsicherheit bleibt offen und welche Gegenbeobachtung wuerde die Bewertung veraendern? Fuer Wirkung ist nicht Absicht heisst das, dass jede Bewertung nur so belastbar ist wie Datenlage, Quellenstatus, Aktualitaet und Systemgrenze. Die Studierenden sollen nicht lernen, einen Score nachzusprechen. Sie sollen erkennen, wann ein Score klaert, wann er verdeckt und wann eine rote Linie die Durchschnittslogik stoppt.</w:t>
+      </w:r>
+    </w:p>
+    <w:p>
+      <w:r>
+        <w:t>Fallfenster zur Anwendung. Ein Controlling-Team moechte einen Score bilden. Das Skript verlangt, dass Datenqualitaet, Systemgrenzen, Gewichtung, Unsicherheit und Nichtkompensation sichtbar bleiben. Ein Score darf die Diskussion nicht beenden, sondern muss bessere Fragen, Priorisierung und Rueckkopplung ermoeglichen. Bezogen auf Wirkung ist nicht Absicht heisst das: Die Analyse muss das konkrete Thema ernst nehmen und zugleich den allgemeinen WÖk-Massstab halten. Es geht nicht darum, Akteure moralisch zu sortieren. Es geht darum, Wirkpfade, Wirkungsempfaenger, Datenqualitaet, Risiken und Rueckkopplung so zu beschreiben, dass bessere Entscheidungen moeglich werden.</w:t>
+      </w:r>
+    </w:p>
+    <w:p>
+      <w:r>
+        <w:t>Transfer in Grundstudium Wirkungsökonomie. Quelltext und fachliche Grundlegung verbindet die inhaltliche Deutung mit der spaeteren Praxis. Eine Organisation kann zu Wirkung ist nicht Absicht sehr ueberzeugend kommunizieren und trotzdem an einen plausiblen Gedanken schon fuer Wirkung zu halten, obwohl Empfaenger, Zustand, Zeitbezug und Quelle fehlen scheitern. Darum muss die V1-Fassung immer auch nach Governance fragen: Wer erhebt Daten, wer bewertet sie, wer traegt die Folgen, wer kann widersprechen und wann wird eine Entscheidung korrigiert? Profile, Zielkonflikte und offene Punkte werden nebeneinander gefuehrt. So wird aus einem Lehrkapitel eine verantwortbare Arbeitsroutine.</w:t>
+      </w:r>
+    </w:p>
+    <w:p>
+      <w:r>
+        <w:t>Grenze gegen Scheingenauigkeit. Gerade bei Der Kern des ganzen Ansatzes ist Praezision wichtiger als grosse Begriffe. Eine Wirkungsaussage bleibt schwach, wenn sie nur Aktivitaet, Reichweite, Absicht oder Image beschreibt. Stark wird sie erst, wenn sie die Zustandsveraenderung und ihre Bedingungen offenlegt. In V10 ist deshalb entscheidend, schwere zentrale Schaeden nicht durch beliebige positive Einzelwerte neutralisiert werden duerfen. Die Fehlerlinie verlaeuft nicht zwischen Optimismus und Pessimismus, sondern zwischen offengelegter Unsicherheit und rhetorischer Sicherheit ohne Pruefpfad.</w:t>
       </w:r>
     </w:p>
     <w:p>
@@ -2773,42 +2882,87 @@
     </w:p>
     <w:p>
       <w:r>
-        <w:t>Rueckkopplung. Fuer Wirkung ist nicht Absicht bedeutet Wirkungswissen erst dann wertvoll wird, wenn es Entscheidungen veraendert, dass die Analyse nicht bei einer Aktivitaet, einem guten Willen oder einer Kennzahl stehen bleiben darf. Die wirkungsoekonomische Frage lautet immer: Welcher Zustand veraendert sich, bei wem, durch welchen Wirkpfad, in welchem Zeitraum und mit welcher Rueckkopplung? Gerade in Grundstudium Wirkungsökonomie ist diese Unterscheidung entscheidend, weil Lernende spaeter nicht nur Begriffe wiedergeben, sondern Entscheidungssituationen pruefen muessen. Der haeufige Fehler besteht darin, einen Bericht als Endpunkt zu betrachten. Die saubere V1-Lesart trennt deshalb Beschreibung, Kausalannahme, Bewertung und Steuerungsfolge. Jeder Analyseblock sollte fragen, welche Routine, welcher Prozess oder welche Ressource nach der Bewertung angepasst wird. So wird aus dem Thema kein isoliertes Kapitel, sondern ein pruefbarer Baustein der WÖk-Architektur.</w:t>
-      </w:r>
-    </w:p>
-    <w:p>
-      <w:r>
-        <w:t>Fallfenster zur Anwendung. Ein Kommunikationsbericht nennt viele Aktivitaeten, Reichweiten und Rueckmeldungen. Die V1-Pruefung fragt, ob daraus eine belastbare Wirkungsaussage folgt. Wenn nur Kontakte, Klicks oder Zustimmung vorliegen, bleibt die Aussage im Bereich Wirkungspotenzial oder Resonanz, nicht im Bereich nachgewiesener Wirkung. Bezogen auf Wirkung ist nicht Absicht heisst das: Die Analyse muss das konkrete Thema ernst nehmen und zugleich den allgemeinen WÖk-Massstab halten. Es geht nicht darum, die Welt in gute und schlechte Akteure einzuteilen. Es geht darum, Wirkpfade, Wirkungsempfaenger, Datenqualitaet, Risiken und Rueckkopplung so zu beschreiben, dass bessere Entscheidungen moeglich werden.</w:t>
-      </w:r>
-    </w:p>
-    <w:p>
-      <w:r>
-        <w:t>Governance. Fuer Wirkung ist nicht Absicht bedeutet Wirkungsbewertung Verfahren, Rechte, Transparenz und Korrektur braucht, dass die Analyse nicht bei einer Aktivitaet, einem guten Willen oder einer Kennzahl stehen bleiben darf. Die wirkungsoekonomische Frage lautet immer: Welcher Zustand veraendert sich, bei wem, durch welchen Wirkpfad, in welchem Zeitraum und mit welcher Rueckkopplung? Gerade in Grundstudium Wirkungsökonomie ist diese Unterscheidung entscheidend, weil Lernende spaeter nicht nur Begriffe wiedergeben, sondern Entscheidungssituationen pruefen muessen. Der haeufige Fehler besteht darin, Bewertung als technokratische Top-down-Setzung zu verstehen. Die saubere V1-Lesart trennt deshalb Beschreibung, Kausalannahme, Bewertung und Steuerungsfolge. Betroffene, Datenhalter, Entscheider und Kontrollinstanzen muessen unterscheidbare Rollen behalten. So wird aus dem Thema kein isoliertes Kapitel, sondern ein pruefbarer Baustein der WÖk-Architektur.</w:t>
-      </w:r>
-    </w:p>
-    <w:p>
-      <w:r>
-        <w:t>Didaktische Pruefbarkeit. Fuer Wirkung ist nicht Absicht bedeutet das Thema in der Akademie nicht nur erklaert, sondern in Falllogik ueberfuehrt werden muss, dass die Analyse nicht bei einer Aktivitaet, einem guten Willen oder einer Kennzahl stehen bleiben darf. Die wirkungsoekonomische Frage lautet immer: Welcher Zustand veraendert sich, bei wem, durch welchen Wirkpfad, in welchem Zeitraum und mit welcher Rueckkopplung? Gerade in Grundstudium Wirkungsökonomie ist diese Unterscheidung entscheidend, weil Lernende spaeter nicht nur Begriffe wiedergeben, sondern Entscheidungssituationen pruefen muessen. Der haeufige Fehler besteht darin, reines Auswendiglernen als Kompetenznachweis zu behandeln. Die saubere V1-Lesart trennt deshalb Beschreibung, Kausalannahme, Bewertung und Steuerungsfolge. Pruefungsfragen sollen Begriffe, Anwendung und rote Linien verbinden. So wird aus dem Thema kein isoliertes Kapitel, sondern ein pruefbarer Baustein der WÖk-Architektur.</w:t>
-      </w:r>
-    </w:p>
-    <w:p>
-      <w:r>
-        <w:t>Transfer in Organisationen. Fuer Wirkung ist nicht Absicht bedeutet WÖk-Begriffe im Alltag nur tragen, wenn sie in Routinen uebersetzt werden, dass die Analyse nicht bei einer Aktivitaet, einem guten Willen oder einer Kennzahl stehen bleiben darf. Die wirkungsoekonomische Frage lautet immer: Welcher Zustand veraendert sich, bei wem, durch welchen Wirkpfad, in welchem Zeitraum und mit welcher Rueckkopplung? Gerade in Grundstudium Wirkungsökonomie ist diese Unterscheidung entscheidend, weil Lernende spaeter nicht nur Begriffe wiedergeben, sondern Entscheidungssituationen pruefen muessen. Der haeufige Fehler besteht darin, die Verantwortung an eine Nachhaltigkeitsabteilung auszulagern. Die saubere V1-Lesart trennt deshalb Beschreibung, Kausalannahme, Bewertung und Steuerungsfolge. Strategie, Einkauf, Kommunikation, Controlling und Fuehrung muessen denselben Wirkungsbegriff verwenden. So wird aus dem Thema kein isoliertes Kapitel, sondern ein pruefbarer Baustein der WÖk-Architektur.</w:t>
-      </w:r>
-    </w:p>
-    <w:p>
-      <w:r>
-        <w:t>Fallfenster zur Anwendung. Eine Organisation plant eine Massnahme und formuliert dazu eine positive Absicht. In der WÖk reicht das nicht. Fuer diese Vorlesung muss sichtbar werden, welche Zustandsveraenderung erwartet wird, welche Empfaenger direkt oder indirekt betroffen sind, welche Nebenwirkungen entstehen koennen und welche Entscheidung spaeter korrigiert wird. Bezogen auf Wirkung ist nicht Absicht heisst das: Die Analyse muss das konkrete Thema ernst nehmen und zugleich den allgemeinen WÖk-Massstab halten. Es geht nicht darum, die Welt in gute und schlechte Akteure einzuteilen. Es geht darum, Wirkpfade, Wirkungsempfaenger, Datenqualitaet, Risiken und Rueckkopplung so zu beschreiben, dass bessere Entscheidungen moeglich werden.</w:t>
-      </w:r>
-    </w:p>
-    <w:p>
-      <w:r>
-        <w:t>Rueckfluss in den Korpus. Fuer Wirkung ist nicht Absicht bedeutet jedes Studienskript den Gesamtbestand schaerfen kann, dass die Analyse nicht bei einer Aktivitaet, einem guten Willen oder einer Kennzahl stehen bleiben darf. Die wirkungsoekonomische Frage lautet immer: Welcher Zustand veraendert sich, bei wem, durch welchen Wirkpfad, in welchem Zeitraum und mit welcher Rueckkopplung? Gerade in Grundstudium Wirkungsökonomie ist diese Unterscheidung entscheidend, weil Lernende spaeter nicht nur Begriffe wiedergeben, sondern Entscheidungssituationen pruefen muessen. Der haeufige Fehler besteht darin, neue Einsichten nur lokal im Skript zu belassen. Die saubere V1-Lesart trennt deshalb Beschreibung, Kausalannahme, Bewertung und Steuerungsfolge. Glossar, Website, Journal, Dossiers und Visuals sollen aus der Skriptarbeit lernen. So wird aus dem Thema kein isoliertes Kapitel, sondern ein pruefbarer Baustein der WÖk-Architektur.</w:t>
+        <w:t>Pruefungsnahe Lesart. Aus Was Absicht ist laesst sich eine gute Transferfrage ableiten: Welche Entscheidung waere falsch, wenn dieser Abschnitt missverstanden wird? Fuer Wirkung ist nicht Absicht lautet die Antwort meist nicht einfach "mehr Wirkung", sondern genauer: bessere Unterscheidung, sauberere Daten, klarere Schutzlinie und rueckgekoppelte Steuerung. Jeder Analyseblock fragt nach der Routine, die nach der Bewertung angepasst wird. Wer das im Fall anwenden kann, hat den Kern der Vorlesung verstanden; wer nur Definitionen wiederholt, bleibt unter dem Anspruch der Akademie.</w:t>
+      </w:r>
+    </w:p>
+    <w:p>
+      <w:r>
+        <w:t>Fallfenster zur Anwendung. Ein Kommunikationsbericht nennt viele Aktivitaeten, Reichweiten und Rueckmeldungen. Die V1-Pruefung fragt, ob daraus eine belastbare Wirkungsaussage folgt. Wenn nur Kontakte, Klicks oder Zustimmung vorliegen, bleibt die Aussage im Bereich Wirkungspotenzial oder Resonanz, nicht im Bereich nachgewiesener Wirkung. Bezogen auf Wirkung ist nicht Absicht heisst das: Die Analyse muss das konkrete Thema ernst nehmen und zugleich den allgemeinen WÖk-Massstab halten. Es geht nicht darum, Akteure moralisch zu sortieren. Es geht darum, Wirkpfade, Wirkungsempfaenger, Datenqualitaet, Risiken und Rueckkopplung so zu beschreiben, dass bessere Entscheidungen moeglich werden.</w:t>
+      </w:r>
+    </w:p>
+    <w:p>
+      <w:r>
+        <w:t>Governance. Der Abschnitt Was Wirkung ist ist in V10 kein Zusatzwissen, sondern ein Pruefstein fuer die Grundfrage des Skripts: Was veraendert sich, bei wem, wodurch und mit welcher Rueckkopplung? Fuer Wirkung ist nicht Absicht wird daran sichtbar, dass Wirkungsbewertung Verfahren, Rechte, Transparenz und Korrektur braucht. Die fachliche Grenze liegt dort, wo Lernende Bewertung als technokratische Top-down-Setzung verstehen. Die saubere Lesart trennt deshalb Beobachtung, Kausalannahme, Bewertung und Steuerungsfolge. In der Anwendung sollte daraus mindestens eine konkrete Begriff, Wirkpfad, Fallbewertung, rote Linie oder Rueckkopplung abgeleitet werden; sonst bleibt das Wissen erklaerend, aber nicht steuerungsfaehig.</w:t>
+      </w:r>
+    </w:p>
+    <w:p>
+      <w:r>
+        <w:t>Anwendung auf Gute Absicht, schlechte Wirkung. In einer Fallanalyse beginnt dieser Punkt nicht mit einer Meinung, sondern mit einer belastbaren Beschreibung. Wer V10 pruefungsnah liest, fragt zuerst nach Wirkungsempfaengern, Wirkraum, Zeitraum und Datenquelle. Erst danach folgt die Bewertung im Referenzrahmen Mensch, Planet, Demokratie, SDGs, Agenda 2030 und SDG+. Pruefungsfragen verbinden Begriff, Anwendung, Evidenz und rote Linie. Der typische Kurzschluss waere, reines Auswendiglernen als Kompetenznachweis behandeln. Genau dagegen setzt die WÖk die Pflicht, Wirkungspotenzial, Wirkungsrisiko und positive Netto-Wirkung begrifflich getrennt zu halten.</w:t>
+      </w:r>
+    </w:p>
+    <w:p>
+      <w:r>
+        <w:t>Evidenzregel. Schlechte Absicht ändert nichts an der Messung darf im Skript nicht als dekorativer Begriff stehen bleiben. Der Abschnitt traegt nur dann, wenn er eine pruefbare Aussage erlaubt: Welche Quelle stuetzt die Annahme, welche Unsicherheit bleibt offen und welche Gegenbeobachtung wuerde die Bewertung veraendern? Fuer Wirkung ist nicht Absicht heisst das, dass WÖk-Begriffe im Alltag nur tragen, wenn sie in Routinen uebersetzt werden. Die Studierenden sollen nicht lernen, einen Score nachzusprechen. Sie sollen erkennen, wann ein Score klaert, wann er verdeckt und wann eine rote Linie die Durchschnittslogik stoppt.</w:t>
+      </w:r>
+    </w:p>
+    <w:p>
+      <w:r>
+        <w:t>Fallfenster zur Anwendung. Eine Organisation plant eine Massnahme und formuliert dazu eine positive Absicht. In der WÖk reicht das nicht. Fuer diese Vorlesung muss sichtbar werden, welche Zustandsveraenderung erwartet wird, welche Empfaenger direkt oder indirekt betroffen sind, welche Nebenwirkungen entstehen koennen und welche Entscheidung spaeter korrigiert wird. Bezogen auf Wirkung ist nicht Absicht heisst das: Die Analyse muss das konkrete Thema ernst nehmen und zugleich den allgemeinen WÖk-Massstab halten. Es geht nicht darum, Akteure moralisch zu sortieren. Es geht darum, Wirkpfade, Wirkungsempfaenger, Datenqualitaet, Risiken und Rueckkopplung so zu beschreiben, dass bessere Entscheidungen moeglich werden.</w:t>
+      </w:r>
+    </w:p>
+    <w:p>
+      <w:r>
+        <w:t>Transfer in Grundstudium Wirkungsökonomie. Warum das vor Greenwashing schützt verbindet die inhaltliche Deutung mit der spaeteren Praxis. Eine Organisation kann zu Wirkung ist nicht Absicht sehr ueberzeugend kommunizieren und trotzdem an einen plausiblen Gedanken schon fuer Wirkung zu halten, obwohl Empfaenger, Zustand, Zeitbezug und Quelle fehlen scheitern. Darum muss die V1-Fassung immer auch nach Governance fragen: Wer erhebt Daten, wer bewertet sie, wer traegt die Folgen, wer kann widersprechen und wann wird eine Entscheidung korrigiert? Gute Kommunikation unterscheidet Befund, Annahme und normative Bewertung. So wird aus einem Lehrkapitel eine verantwortbare Arbeitsroutine.</w:t>
       </w:r>
     </w:p>
     <w:p>
       <w:r>
         <w:t>Pruefungsnahe Transferfrage. Formuliere zu V10 eine Wirkungsaussage in drei Saetzen: Erstens den beobachteten oder plausiblen Zustand, zweitens die Daten- oder Quellenlage, drittens die offene Unsicherheit samt Rueckkopplung. Die Antwort muss ohne moralische Personenbewertung auskommen und darf Reichweite nicht mit Wirkung verwechseln.</w:t>
+      </w:r>
+    </w:p>
+    <w:p>
+      <w:r>
+        <w:t>Grenze gegen Scheingenauigkeit. Gerade bei Ein Beispiel: zwei Spenden ist Praezision wichtiger als grosse Begriffe. Eine Wirkungsaussage bleibt schwach, wenn sie nur Aktivitaet, Reichweite, Absicht oder Image beschreibt. Stark wird sie erst, wenn sie die Zustandsveraenderung und ihre Bedingungen offenlegt. In V10 ist deshalb entscheidend, jede Wirkungsaussage eine Grenze zieht und diese Grenze begruenden muss. Die Fehlerlinie verlaeuft nicht zwischen Optimismus und Pessimismus, sondern zwischen offengelegter Unsicherheit und rhetorischer Sicherheit ohne Pruefpfad.</w:t>
+      </w:r>
+    </w:p>
+    <w:p>
+      <w:r>
+        <w:t>Pruefungsnahe Lesart. Aus Wirkung braucht Beobachtung laesst sich eine gute Transferfrage ableiten: Welche Entscheidung waere falsch, wenn dieser Abschnitt missverstanden wird? Fuer Wirkung ist nicht Absicht lautet die Antwort meist nicht einfach "mehr Wirkung", sondern genauer: bessere Unterscheidung, sauberere Daten, klarere Schutzlinie und rueckgekoppelte Steuerung. Szenarien pruefen Sofortwirkung, Folgewirkung und Reversibilitaet getrennt. Wer das im Fall anwenden kann, hat den Kern der Vorlesung verstanden; wer nur Definitionen wiederholt, bleibt unter dem Anspruch der Akademie.</w:t>
+      </w:r>
+    </w:p>
+    <w:p>
+      <w:r>
+        <w:t>Fallfenster zur Anwendung. Eine Fuehrungsentscheidung erzeugt zugleich Nutzen und Risiken. Die WÖk behandelt Ambivalenz nicht als Stoerung, sondern als Kern der Analyse. Positive Netto-Wirkung darf erst behauptet werden, wenn zentrale negative Wirkungen getrennt geprueft und rote Linien gewahrt sind. Bezogen auf Wirkung ist nicht Absicht heisst das: Die Analyse muss das konkrete Thema ernst nehmen und zugleich den allgemeinen WÖk-Massstab halten. Es geht nicht darum, Akteure moralisch zu sortieren. Es geht darum, Wirkpfade, Wirkungsempfaenger, Datenqualitaet, Risiken und Rueckkopplung so zu beschreiben, dass bessere Entscheidungen moeglich werden.</w:t>
+      </w:r>
+    </w:p>
+    <w:p>
+      <w:r>
+        <w:t>Betroffenenperspektive. Der Abschnitt Ehrlich mit der eigenen Wirkung ist in V10 kein Zusatzwissen, sondern ein Pruefstein fuer die Grundfrage des Skripts: Was veraendert sich, bei wem, wodurch und mit welcher Rueckkopplung? Fuer Wirkung ist nicht Absicht wird daran sichtbar, dass Wirkung nicht am Sender, sondern an veraenderten Zustanden der Empfaenger geprueft wird. Die fachliche Grenze liegt dort, wo Lernende interne Erfolgskennzahlen mit gesellschaftlicher Wirkung verwechseln. Die saubere Lesart trennt deshalb Beobachtung, Kausalannahme, Bewertung und Steuerungsfolge. In der Anwendung sollte daraus mindestens eine konkrete Begriff, Wirkpfad, Fallbewertung, rote Linie oder Rueckkopplung abgeleitet werden; sonst bleibt das Wissen erklaerend, aber nicht steuerungsfaehig.</w:t>
+      </w:r>
+    </w:p>
+    <w:p>
+      <w:r>
+        <w:t>Anwendung auf Was du aus dieser Vorlesung mitnimmst. In einer Fallanalyse beginnt dieser Punkt nicht mit einer Meinung, sondern mit einer belastbaren Beschreibung. Wer V10 pruefungsnah liest, fragt zuerst nach Wirkungsempfaengern, Wirkraum, Zeitraum und Datenquelle. Erst danach folgt die Bewertung im Referenzrahmen Mensch, Planet, Demokratie, SDGs, Agenda 2030 und SDG+. Jede Schlussfolgerung endet mit Entscheidung, Verantwortlichkeit und Termin fuer Rueckpruefung. Der typische Kurzschluss waere, Befunde sammeln, ohne Ressourcen oder Regeln zu veraendern. Genau dagegen setzt die WÖk die Pflicht, Wirkungspotenzial, Wirkungsrisiko und positive Netto-Wirkung begrifflich getrennt zu halten.</w:t>
+      </w:r>
+    </w:p>
+    <w:p>
+      <w:r>
+        <w:t>Evidenzregel. Wirkungsökonomische Vertiefung darf im Skript nicht als dekorativer Begriff stehen bleiben. Der Abschnitt traegt nur dann, wenn er eine pruefbare Aussage erlaubt: Welche Quelle stuetzt die Annahme, welche Unsicherheit bleibt offen und welche Gegenbeobachtung wuerde die Bewertung veraendern? Fuer Wirkung ist nicht Absicht heisst das, dass WÖk-Aussagen mit bestehenden Begriffen, Studien, Standards und Rechtsrahmen in Beziehung stehen muessen. Die Studierenden sollen nicht lernen, einen Score nachzusprechen. Sie sollen erkennen, wann ein Score klaert, wann er verdeckt und wann eine rote Linie die Durchschnittslogik stoppt.</w:t>
+      </w:r>
+    </w:p>
+    <w:p>
+      <w:r>
+        <w:t>Fallfenster zur Anwendung. Ein Controlling-Team moechte einen Score bilden. Das Skript verlangt, dass Datenqualitaet, Systemgrenzen, Gewichtung, Unsicherheit und Nichtkompensation sichtbar bleiben. Ein Score darf die Diskussion nicht beenden, sondern muss bessere Fragen, Priorisierung und Rueckkopplung ermoeglichen. Bezogen auf Wirkung ist nicht Absicht heisst das: Die Analyse muss das konkrete Thema ernst nehmen und zugleich den allgemeinen WÖk-Massstab halten. Es geht nicht darum, Akteure moralisch zu sortieren. Es geht darum, Wirkpfade, Wirkungsempfaenger, Datenqualitaet, Risiken und Rueckkopplung so zu beschreiben, dass bessere Entscheidungen moeglich werden.</w:t>
+      </w:r>
+    </w:p>
+    <w:p>
+      <w:r>
+        <w:t>Pruefungsnahe Transferfrage. Formuliere zu V10 eine Wirkungsaussage in drei Saetzen: Erstens den beobachteten oder plausiblen Zustand, zweitens die Daten- oder Quellenlage, drittens die offene Unsicherheit samt Rueckkopplung. Die Antwort muss ohne moralische Personenbewertung auskommen und darf Reichweite nicht mit Wirkung verwechseln.</w:t>
+      </w:r>
+    </w:p>
+    <w:p>
+      <w:r>
+        <w:t>Transfer in Grundstudium Wirkungsökonomie. Prüfungsrelevanz verbindet die inhaltliche Deutung mit der spaeteren Praxis. Eine Organisation kann zu Wirkung ist nicht Absicht sehr ueberzeugend kommunizieren und trotzdem an einen plausiblen Gedanken schon fuer Wirkung zu halten, obwohl Empfaenger, Zustand, Zeitbezug und Quelle fehlen scheitern. Darum muss die V1-Fassung immer auch nach Governance fragen: Wer erhebt Daten, wer bewertet sie, wer traegt die Folgen, wer kann widersprechen und wann wird eine Entscheidung korrigiert? Die Analyse markiert Stoppsignale vor jeder Portfolio- oder Score-Debatte. So wird aus einem Lehrkapitel eine verantwortbare Arbeitsroutine.</w:t>
       </w:r>
     </w:p>
     <w:p>
@@ -2816,47 +2970,37 @@
         <w:pStyle w:val="Heading3"/>
       </w:pPr>
       <w:r>
-        <w:t>Vertiefungsrunde 2: Lesen, pruefen, rueckkoppeln</w:t>
-      </w:r>
-    </w:p>
-    <w:p>
-      <w:r>
-        <w:t>Die folgende Runde verdichtet V10 nicht durch neue Schlagworte, sondern durch wiederholte Anwendung auf unterschiedliche Entscheidungsebenen. Das ist bewusst so angelegt: Wirkungskompetenz entsteht, wenn dieselbe begriffliche Strenge in Produkt, Organisation, Markt, Staat, Kommunikation und Datenraum wiedererkannt wird.</w:t>
-      </w:r>
-    </w:p>
-    <w:p>
-      <w:r>
-        <w:t>Begriffliche Schaerfung. Fuer Wirkung ist nicht Absicht bedeutet praezise Sprache die erste Sicherung gegen Impact-Washing ist, dass die Analyse nicht bei einer Aktivitaet, einem guten Willen oder einer Kennzahl stehen bleiben darf. Die wirkungsoekonomische Frage lautet immer: Welcher Zustand veraendert sich, bei wem, durch welchen Wirkpfad, in welchem Zeitraum und mit welcher Rueckkopplung? Gerade in Grundstudium Wirkungsökonomie ist diese Unterscheidung entscheidend, weil Lernende spaeter nicht nur Begriffe wiedergeben, sondern Entscheidungssituationen pruefen muessen. Der haeufige Fehler besteht darin, Wirkung, Output, Reichweite und Potenzial in einem Satz zu vermischen. Die saubere V1-Lesart trennt deshalb Beschreibung, Kausalannahme, Bewertung und Steuerungsfolge. In der Praxis sollte jede Wirkungsaussage als kurze Viererprobe formuliert werden: Zustand, Betroffene, Quelle, offene Unsicherheit. So wird aus dem Thema kein isoliertes Kapitel, sondern ein pruefbarer Baustein der WÖk-Architektur.</w:t>
-      </w:r>
-    </w:p>
-    <w:p>
-      <w:r>
-        <w:t>Wirkpfad-Logik. Fuer Wirkung ist nicht Absicht bedeutet ein Thema erst dann steuerbar wird, wenn der Mechanismus zwischen Ausloeser und Zustandsveraenderung beschrieben ist, dass die Analyse nicht bei einer Aktivitaet, einem guten Willen oder einer Kennzahl stehen bleiben darf. Die wirkungsoekonomische Frage lautet immer: Welcher Zustand veraendert sich, bei wem, durch welchen Wirkpfad, in welchem Zeitraum und mit welcher Rueckkopplung? Gerade in Grundstudium Wirkungsökonomie ist diese Unterscheidung entscheidend, weil Lernende spaeter nicht nur Begriffe wiedergeben, sondern Entscheidungssituationen pruefen muessen. Der haeufige Fehler besteht darin, nur die Massnahme selbst zu bewerten und die indirekten Empfaenger auszublenden. Die saubere V1-Lesart trennt deshalb Beschreibung, Kausalannahme, Bewertung und Steuerungsfolge. Eine gute Fallanalyse zeichnet mindestens einen direkten und einen indirekten Wirkpfad nach. So wird aus dem Thema kein isoliertes Kapitel, sondern ein pruefbarer Baustein der WÖk-Architektur.</w:t>
-      </w:r>
-    </w:p>
-    <w:p>
-      <w:r>
-        <w:t>Fallfenster zur Anwendung. Eine Fuehrungsentscheidung erzeugt zugleich Nutzen und Risiken. Die WÖk behandelt Ambivalenz nicht als Stoerung, sondern als Kern der Analyse. Positive Netto-Wirkung darf erst behauptet werden, wenn zentrale negative Wirkungen getrennt geprueft und rote Linien gewahrt sind. Bezogen auf Wirkung ist nicht Absicht heisst das: Die Analyse muss das konkrete Thema ernst nehmen und zugleich den allgemeinen WÖk-Massstab halten. Es geht nicht darum, die Welt in gute und schlechte Akteure einzuteilen. Es geht darum, Wirkpfade, Wirkungsempfaenger, Datenqualitaet, Risiken und Rueckkopplung so zu beschreiben, dass bessere Entscheidungen moeglich werden.</w:t>
-      </w:r>
-    </w:p>
-    <w:p>
-      <w:r>
-        <w:t>Daten- und Quellenklarheit. Fuer Wirkung ist nicht Absicht bedeutet jede Bewertung nur so belastbar ist wie Datenlage, Quellenstatus und Aktualitaet, dass die Analyse nicht bei einer Aktivitaet, einem guten Willen oder einer Kennzahl stehen bleiben darf. Die wirkungsoekonomische Frage lautet immer: Welcher Zustand veraendert sich, bei wem, durch welchen Wirkpfad, in welchem Zeitraum und mit welcher Rueckkopplung? Gerade in Grundstudium Wirkungsökonomie ist diese Unterscheidung entscheidend, weil Lernende spaeter nicht nur Begriffe wiedergeben, sondern Entscheidungssituationen pruefen muessen. Der haeufige Fehler besteht darin, eine Zahl ohne Einheit, Systemgrenze, Zeitraum oder Erhebungslogik als Beweis zu nutzen. Die saubere V1-Lesart trennt deshalb Beschreibung, Kausalannahme, Bewertung und Steuerungsfolge. Die Lernenden sollen Daten nicht dekorativ zitieren, sondern ihre Aussagekraft, Luecken und Grenzen offenlegen. So wird aus dem Thema kein isoliertes Kapitel, sondern ein pruefbarer Baustein der WÖk-Architektur.</w:t>
-      </w:r>
-    </w:p>
-    <w:p>
-      <w:r>
-        <w:t>Ambivalenz. Fuer Wirkung ist nicht Absicht bedeutet positive und negative Zustandsveraenderungen gleichzeitig auftreten koennen, dass die Analyse nicht bei einer Aktivitaet, einem guten Willen oder einer Kennzahl stehen bleiben darf. Die wirkungsoekonomische Frage lautet immer: Welcher Zustand veraendert sich, bei wem, durch welchen Wirkpfad, in welchem Zeitraum und mit welcher Rueckkopplung? Gerade in Grundstudium Wirkungsökonomie ist diese Unterscheidung entscheidend, weil Lernende spaeter nicht nur Begriffe wiedergeben, sondern Entscheidungssituationen pruefen muessen. Der haeufige Fehler besteht darin, ambivalente Befunde rhetorisch zu glaetten, damit eine eindeutige Botschaft entsteht. Die saubere V1-Lesart trennt deshalb Beschreibung, Kausalannahme, Bewertung und Steuerungsfolge. Ein gutes Skript fuehrt deshalb Profile, Zielkonflikte und offene Punkte nebeneinander. So wird aus dem Thema kein isoliertes Kapitel, sondern ein pruefbarer Baustein der WÖk-Architektur.</w:t>
-      </w:r>
-    </w:p>
-    <w:p>
-      <w:r>
-        <w:t>Nichtkompensation. Fuer Wirkung ist nicht Absicht bedeutet schwere zentrale Schaeden nicht durch beliebige positive Einzelwerte neutralisiert werden duerfen, dass die Analyse nicht bei einer Aktivitaet, einem guten Willen oder einer Kennzahl stehen bleiben darf. Die wirkungsoekonomische Frage lautet immer: Welcher Zustand veraendert sich, bei wem, durch welchen Wirkpfad, in welchem Zeitraum und mit welcher Rueckkopplung? Gerade in Grundstudium Wirkungsökonomie ist diese Unterscheidung entscheidend, weil Lernende spaeter nicht nur Begriffe wiedergeben, sondern Entscheidungssituationen pruefen muessen. Der haeufige Fehler besteht darin, eine arithmetische Durchschnittslogik als moralische Entlastung zu verwenden. Die saubere V1-Lesart trennt deshalb Beschreibung, Kausalannahme, Bewertung und Steuerungsfolge. Reverse Merit Order und rote Linien sind Schutzregeln gegen Schoenrechnung. So wird aus dem Thema kein isoliertes Kapitel, sondern ein pruefbarer Baustein der WÖk-Architektur.</w:t>
-      </w:r>
-    </w:p>
-    <w:p>
-      <w:r>
-        <w:t>Fallfenster zur Anwendung. Ein Controlling-Team moechte einen Score bilden. Das Skript verlangt, dass Datenqualitaet, Systemgrenzen, Gewichtung, Unsicherheit und Nichtkompensation sichtbar bleiben. Ein Score darf die Diskussion nicht beenden, sondern muss bessere Fragen, Priorisierung und Rueckkopplung ermoeglichen. Bezogen auf Wirkung ist nicht Absicht heisst das: Die Analyse muss das konkrete Thema ernst nehmen und zugleich den allgemeinen WÖk-Massstab halten. Es geht nicht darum, die Welt in gute und schlechte Akteure einzuteilen. Es geht darum, Wirkpfade, Wirkungsempfaenger, Datenqualitaet, Risiken und Rueckkopplung so zu beschreiben, dass bessere Entscheidungen moeglich werden.</w:t>
+        <w:t>Abschlusskommentar 2: Lesen, pruefen, rueckkoppeln</w:t>
+      </w:r>
+    </w:p>
+    <w:p>
+      <w:r>
+        <w:t>Die folgende Verdichtung fuehrt die vorhandenen Kapitel nicht als Wiederholung, sondern als Anwendung zusammen. Wirkungskompetenz entsteht, wenn dieselbe begriffliche Strenge in Fallanalyse, Datenarbeit, Kommunikation, Governance und Entscheidungspraxis wiedererkannt wird.</w:t>
+      </w:r>
+    </w:p>
+    <w:p>
+      <w:r>
+        <w:t>Grenze gegen Scheingenauigkeit. Gerade bei Lernziele ist Praezision wichtiger als grosse Begriffe. Eine Wirkungsaussage bleibt schwach, wenn sie nur Aktivitaet, Reichweite, Absicht oder Image beschreibt. Stark wird sie erst, wenn sie die Zustandsveraenderung und ihre Bedingungen offenlegt. In V10 ist deshalb entscheidend, praezise Sprache die erste Sicherung gegen Impact-Washing bildet. Die Fehlerlinie verlaeuft nicht zwischen Optimismus und Pessimismus, sondern zwischen offengelegter Unsicherheit und rhetorischer Sicherheit ohne Pruefpfad.</w:t>
+      </w:r>
+    </w:p>
+    <w:p>
+      <w:r>
+        <w:t>Pruefungsnahe Lesart. Aus Einleitung / Wirkungsfrage laesst sich eine gute Transferfrage ableiten: Welche Entscheidung waere falsch, wenn dieser Abschnitt missverstanden wird? Fuer Wirkung ist nicht Absicht lautet die Antwort meist nicht einfach "mehr Wirkung", sondern genauer: bessere Unterscheidung, sauberere Daten, klarere Schutzlinie und rueckgekoppelte Steuerung. Mindestens ein direkter und ein indirekter Wirkpfad muessen nachvollziehbar sein. Wer das im Fall anwenden kann, hat den Kern der Vorlesung verstanden; wer nur Definitionen wiederholt, bleibt unter dem Anspruch der Akademie.</w:t>
+      </w:r>
+    </w:p>
+    <w:p>
+      <w:r>
+        <w:t>Fallfenster zur Anwendung. Ein Kommunikationsbericht nennt viele Aktivitaeten, Reichweiten und Rueckmeldungen. Die V1-Pruefung fragt, ob daraus eine belastbare Wirkungsaussage folgt. Wenn nur Kontakte, Klicks oder Zustimmung vorliegen, bleibt die Aussage im Bereich Wirkungspotenzial oder Resonanz, nicht im Bereich nachgewiesener Wirkung. Bezogen auf Wirkung ist nicht Absicht heisst das: Die Analyse muss das konkrete Thema ernst nehmen und zugleich den allgemeinen WÖk-Massstab halten. Es geht nicht darum, Akteure moralisch zu sortieren. Es geht darum, Wirkpfade, Wirkungsempfaenger, Datenqualitaet, Risiken und Rueckkopplung so zu beschreiben, dass bessere Entscheidungen moeglich werden.</w:t>
+      </w:r>
+    </w:p>
+    <w:p>
+      <w:r>
+        <w:t>Daten- und Quellenklarheit. Der Abschnitt Kernaussage ist in V10 kein Zusatzwissen, sondern ein Pruefstein fuer die Grundfrage des Skripts: Was veraendert sich, bei wem, wodurch und mit welcher Rueckkopplung? Fuer Wirkung ist nicht Absicht wird daran sichtbar, dass jede Bewertung nur so belastbar ist wie Datenlage, Quellenstatus, Aktualitaet und Systemgrenze. Die fachliche Grenze liegt dort, wo Lernende eine Zahl ohne Einheit, Zeitraum oder Erhebungslogik als Beweis nutzen. Die saubere Lesart trennt deshalb Beobachtung, Kausalannahme, Bewertung und Steuerungsfolge. In der Anwendung sollte daraus mindestens eine konkrete Begriff, Wirkpfad, Fallbewertung, rote Linie oder Rueckkopplung abgeleitet werden; sonst bleibt das Wissen erklaerend, aber nicht steuerungsfaehig.</w:t>
+      </w:r>
+    </w:p>
+    <w:p>
+      <w:r>
+        <w:t>Anwendung auf Quelltext und fachliche Grundlegung. In einer Fallanalyse beginnt dieser Punkt nicht mit einer Meinung, sondern mit einer belastbaren Beschreibung. Wer V10 pruefungsnah liest, fragt zuerst nach Wirkungsempfaengern, Wirkraum, Zeitraum und Datenquelle. Erst danach folgt die Bewertung im Referenzrahmen Mensch, Planet, Demokratie, SDGs, Agenda 2030 und SDG+. Profile, Zielkonflikte und offene Punkte werden nebeneinander gefuehrt. Der typische Kurzschluss waere, ambivalente Befunde glaetten, damit eine eindeutige Botschaft entsteht. Genau dagegen setzt die WÖk die Pflicht, Wirkungspotenzial, Wirkungsrisiko und positive Netto-Wirkung begrifflich getrennt zu halten.</w:t>
       </w:r>
     </w:p>
     <w:p>
@@ -2866,37 +3010,92 @@
     </w:p>
     <w:p>
       <w:r>
-        <w:t>Rueckkopplung. Fuer Wirkung ist nicht Absicht bedeutet Wirkungswissen erst dann wertvoll wird, wenn es Entscheidungen veraendert, dass die Analyse nicht bei einer Aktivitaet, einem guten Willen oder einer Kennzahl stehen bleiben darf. Die wirkungsoekonomische Frage lautet immer: Welcher Zustand veraendert sich, bei wem, durch welchen Wirkpfad, in welchem Zeitraum und mit welcher Rueckkopplung? Gerade in Grundstudium Wirkungsökonomie ist diese Unterscheidung entscheidend, weil Lernende spaeter nicht nur Begriffe wiedergeben, sondern Entscheidungssituationen pruefen muessen. Der haeufige Fehler besteht darin, einen Bericht als Endpunkt zu betrachten. Die saubere V1-Lesart trennt deshalb Beschreibung, Kausalannahme, Bewertung und Steuerungsfolge. Jeder Analyseblock sollte fragen, welche Routine, welcher Prozess oder welche Ressource nach der Bewertung angepasst wird. So wird aus dem Thema kein isoliertes Kapitel, sondern ein pruefbarer Baustein der WÖk-Architektur.</w:t>
-      </w:r>
-    </w:p>
-    <w:p>
-      <w:r>
-        <w:t>Governance. Fuer Wirkung ist nicht Absicht bedeutet Wirkungsbewertung Verfahren, Rechte, Transparenz und Korrektur braucht, dass die Analyse nicht bei einer Aktivitaet, einem guten Willen oder einer Kennzahl stehen bleiben darf. Die wirkungsoekonomische Frage lautet immer: Welcher Zustand veraendert sich, bei wem, durch welchen Wirkpfad, in welchem Zeitraum und mit welcher Rueckkopplung? Gerade in Grundstudium Wirkungsökonomie ist diese Unterscheidung entscheidend, weil Lernende spaeter nicht nur Begriffe wiedergeben, sondern Entscheidungssituationen pruefen muessen. Der haeufige Fehler besteht darin, Bewertung als technokratische Top-down-Setzung zu verstehen. Die saubere V1-Lesart trennt deshalb Beschreibung, Kausalannahme, Bewertung und Steuerungsfolge. Betroffene, Datenhalter, Entscheider und Kontrollinstanzen muessen unterscheidbare Rollen behalten. So wird aus dem Thema kein isoliertes Kapitel, sondern ein pruefbarer Baustein der WÖk-Architektur.</w:t>
-      </w:r>
-    </w:p>
-    <w:p>
-      <w:r>
-        <w:t>Didaktische Pruefbarkeit. Fuer Wirkung ist nicht Absicht bedeutet das Thema in der Akademie nicht nur erklaert, sondern in Falllogik ueberfuehrt werden muss, dass die Analyse nicht bei einer Aktivitaet, einem guten Willen oder einer Kennzahl stehen bleiben darf. Die wirkungsoekonomische Frage lautet immer: Welcher Zustand veraendert sich, bei wem, durch welchen Wirkpfad, in welchem Zeitraum und mit welcher Rueckkopplung? Gerade in Grundstudium Wirkungsökonomie ist diese Unterscheidung entscheidend, weil Lernende spaeter nicht nur Begriffe wiedergeben, sondern Entscheidungssituationen pruefen muessen. Der haeufige Fehler besteht darin, reines Auswendiglernen als Kompetenznachweis zu behandeln. Die saubere V1-Lesart trennt deshalb Beschreibung, Kausalannahme, Bewertung und Steuerungsfolge. Pruefungsfragen sollen Begriffe, Anwendung und rote Linien verbinden. So wird aus dem Thema kein isoliertes Kapitel, sondern ein pruefbarer Baustein der WÖk-Architektur.</w:t>
-      </w:r>
-    </w:p>
-    <w:p>
-      <w:r>
-        <w:t>Fallfenster zur Anwendung. Ein Kommunikationsbericht nennt viele Aktivitaeten, Reichweiten und Rueckmeldungen. Die V1-Pruefung fragt, ob daraus eine belastbare Wirkungsaussage folgt. Wenn nur Kontakte, Klicks oder Zustimmung vorliegen, bleibt die Aussage im Bereich Wirkungspotenzial oder Resonanz, nicht im Bereich nachgewiesener Wirkung. Bezogen auf Wirkung ist nicht Absicht heisst das: Die Analyse muss das konkrete Thema ernst nehmen und zugleich den allgemeinen WÖk-Massstab halten. Es geht nicht darum, die Welt in gute und schlechte Akteure einzuteilen. Es geht darum, Wirkpfade, Wirkungsempfaenger, Datenqualitaet, Risiken und Rueckkopplung so zu beschreiben, dass bessere Entscheidungen moeglich werden.</w:t>
-      </w:r>
-    </w:p>
-    <w:p>
-      <w:r>
-        <w:t>Transfer in Organisationen. Fuer Wirkung ist nicht Absicht bedeutet WÖk-Begriffe im Alltag nur tragen, wenn sie in Routinen uebersetzt werden, dass die Analyse nicht bei einer Aktivitaet, einem guten Willen oder einer Kennzahl stehen bleiben darf. Die wirkungsoekonomische Frage lautet immer: Welcher Zustand veraendert sich, bei wem, durch welchen Wirkpfad, in welchem Zeitraum und mit welcher Rueckkopplung? Gerade in Grundstudium Wirkungsökonomie ist diese Unterscheidung entscheidend, weil Lernende spaeter nicht nur Begriffe wiedergeben, sondern Entscheidungssituationen pruefen muessen. Der haeufige Fehler besteht darin, die Verantwortung an eine Nachhaltigkeitsabteilung auszulagern. Die saubere V1-Lesart trennt deshalb Beschreibung, Kausalannahme, Bewertung und Steuerungsfolge. Strategie, Einkauf, Kommunikation, Controlling und Fuehrung muessen denselben Wirkungsbegriff verwenden. So wird aus dem Thema kein isoliertes Kapitel, sondern ein pruefbarer Baustein der WÖk-Architektur.</w:t>
-      </w:r>
-    </w:p>
-    <w:p>
-      <w:r>
-        <w:t>Rueckfluss in den Korpus. Fuer Wirkung ist nicht Absicht bedeutet jedes Studienskript den Gesamtbestand schaerfen kann, dass die Analyse nicht bei einer Aktivitaet, einem guten Willen oder einer Kennzahl stehen bleiben darf. Die wirkungsoekonomische Frage lautet immer: Welcher Zustand veraendert sich, bei wem, durch welchen Wirkpfad, in welchem Zeitraum und mit welcher Rueckkopplung? Gerade in Grundstudium Wirkungsökonomie ist diese Unterscheidung entscheidend, weil Lernende spaeter nicht nur Begriffe wiedergeben, sondern Entscheidungssituationen pruefen muessen. Der haeufige Fehler besteht darin, neue Einsichten nur lokal im Skript zu belassen. Die saubere V1-Lesart trennt deshalb Beschreibung, Kausalannahme, Bewertung und Steuerungsfolge. Glossar, Website, Journal, Dossiers und Visuals sollen aus der Skriptarbeit lernen. So wird aus dem Thema kein isoliertes Kapitel, sondern ein pruefbarer Baustein der WÖk-Architektur.</w:t>
+        <w:t>Evidenzregel. Der Kern des ganzen Ansatzes darf im Skript nicht als dekorativer Begriff stehen bleiben. Der Abschnitt traegt nur dann, wenn er eine pruefbare Aussage erlaubt: Welche Quelle stuetzt die Annahme, welche Unsicherheit bleibt offen und welche Gegenbeobachtung wuerde die Bewertung veraendern? Fuer Wirkung ist nicht Absicht heisst das, dass schwere zentrale Schaeden nicht durch beliebige positive Einzelwerte neutralisiert werden duerfen. Die Studierenden sollen nicht lernen, einen Score nachzusprechen. Sie sollen erkennen, wann ein Score klaert, wann er verdeckt und wann eine rote Linie die Durchschnittslogik stoppt.</w:t>
+      </w:r>
+    </w:p>
+    <w:p>
+      <w:r>
+        <w:t>Fallfenster zur Anwendung. Eine Organisation plant eine Massnahme und formuliert dazu eine positive Absicht. In der WÖk reicht das nicht. Fuer diese Vorlesung muss sichtbar werden, welche Zustandsveraenderung erwartet wird, welche Empfaenger direkt oder indirekt betroffen sind, welche Nebenwirkungen entstehen koennen und welche Entscheidung spaeter korrigiert wird. Bezogen auf Wirkung ist nicht Absicht heisst das: Die Analyse muss das konkrete Thema ernst nehmen und zugleich den allgemeinen WÖk-Massstab halten. Es geht nicht darum, Akteure moralisch zu sortieren. Es geht darum, Wirkpfade, Wirkungsempfaenger, Datenqualitaet, Risiken und Rueckkopplung so zu beschreiben, dass bessere Entscheidungen moeglich werden.</w:t>
+      </w:r>
+    </w:p>
+    <w:p>
+      <w:r>
+        <w:t>Transfer in Grundstudium Wirkungsökonomie. Was Absicht ist verbindet die inhaltliche Deutung mit der spaeteren Praxis. Eine Organisation kann zu Wirkung ist nicht Absicht sehr ueberzeugend kommunizieren und trotzdem an einen plausiblen Gedanken schon fuer Wirkung zu halten, obwohl Empfaenger, Zustand, Zeitbezug und Quelle fehlen scheitern. Darum muss die V1-Fassung immer auch nach Governance fragen: Wer erhebt Daten, wer bewertet sie, wer traegt die Folgen, wer kann widersprechen und wann wird eine Entscheidung korrigiert? Jeder Analyseblock fragt nach der Routine, die nach der Bewertung angepasst wird. So wird aus einem Lehrkapitel eine verantwortbare Arbeitsroutine.</w:t>
+      </w:r>
+    </w:p>
+    <w:p>
+      <w:r>
+        <w:t>Grenze gegen Scheingenauigkeit. Gerade bei Was Wirkung ist ist Praezision wichtiger als grosse Begriffe. Eine Wirkungsaussage bleibt schwach, wenn sie nur Aktivitaet, Reichweite, Absicht oder Image beschreibt. Stark wird sie erst, wenn sie die Zustandsveraenderung und ihre Bedingungen offenlegt. In V10 ist deshalb entscheidend, Wirkungsbewertung Verfahren, Rechte, Transparenz und Korrektur braucht. Die Fehlerlinie verlaeuft nicht zwischen Optimismus und Pessimismus, sondern zwischen offengelegter Unsicherheit und rhetorischer Sicherheit ohne Pruefpfad.</w:t>
+      </w:r>
+    </w:p>
+    <w:p>
+      <w:r>
+        <w:t>Pruefungsnahe Lesart. Aus Gute Absicht, schlechte Wirkung laesst sich eine gute Transferfrage ableiten: Welche Entscheidung waere falsch, wenn dieser Abschnitt missverstanden wird? Fuer Wirkung ist nicht Absicht lautet die Antwort meist nicht einfach "mehr Wirkung", sondern genauer: bessere Unterscheidung, sauberere Daten, klarere Schutzlinie und rueckgekoppelte Steuerung. Pruefungsfragen verbinden Begriff, Anwendung, Evidenz und rote Linie. Wer das im Fall anwenden kann, hat den Kern der Vorlesung verstanden; wer nur Definitionen wiederholt, bleibt unter dem Anspruch der Akademie.</w:t>
+      </w:r>
+    </w:p>
+    <w:p>
+      <w:r>
+        <w:t>Fallfenster zur Anwendung. Eine Fuehrungsentscheidung erzeugt zugleich Nutzen und Risiken. Die WÖk behandelt Ambivalenz nicht als Stoerung, sondern als Kern der Analyse. Positive Netto-Wirkung darf erst behauptet werden, wenn zentrale negative Wirkungen getrennt geprueft und rote Linien gewahrt sind. Bezogen auf Wirkung ist nicht Absicht heisst das: Die Analyse muss das konkrete Thema ernst nehmen und zugleich den allgemeinen WÖk-Massstab halten. Es geht nicht darum, Akteure moralisch zu sortieren. Es geht darum, Wirkpfade, Wirkungsempfaenger, Datenqualitaet, Risiken und Rueckkopplung so zu beschreiben, dass bessere Entscheidungen moeglich werden.</w:t>
+      </w:r>
+    </w:p>
+    <w:p>
+      <w:r>
+        <w:t>Organisationale Umsetzung. Der Abschnitt Schlechte Absicht ändert nichts an der Messung ist in V10 kein Zusatzwissen, sondern ein Pruefstein fuer die Grundfrage des Skripts: Was veraendert sich, bei wem, wodurch und mit welcher Rueckkopplung? Fuer Wirkung ist nicht Absicht wird daran sichtbar, dass WÖk-Begriffe im Alltag nur tragen, wenn sie in Routinen uebersetzt werden. Die fachliche Grenze liegt dort, wo Lernende Verantwortung an eine einzelne Nachhaltigkeitsfunktion auslagern. Die saubere Lesart trennt deshalb Beobachtung, Kausalannahme, Bewertung und Steuerungsfolge. In der Anwendung sollte daraus mindestens eine konkrete Begriff, Wirkpfad, Fallbewertung, rote Linie oder Rueckkopplung abgeleitet werden; sonst bleibt das Wissen erklaerend, aber nicht steuerungsfaehig.</w:t>
       </w:r>
     </w:p>
     <w:p>
       <w:r>
         <w:t>Pruefungsnahe Transferfrage. Formuliere zu V10 eine Wirkungsaussage in drei Saetzen: Erstens den beobachteten oder plausiblen Zustand, zweitens die Daten- oder Quellenlage, drittens die offene Unsicherheit samt Rueckkopplung. Die Antwort muss ohne moralische Personenbewertung auskommen und darf Reichweite nicht mit Wirkung verwechseln.</w:t>
+      </w:r>
+    </w:p>
+    <w:p>
+      <w:r>
+        <w:t>Anwendung auf Warum das vor Greenwashing schützt. In einer Fallanalyse beginnt dieser Punkt nicht mit einer Meinung, sondern mit einer belastbaren Beschreibung. Wer V10 pruefungsnah liest, fragt zuerst nach Wirkungsempfaengern, Wirkraum, Zeitraum und Datenquelle. Erst danach folgt die Bewertung im Referenzrahmen Mensch, Planet, Demokratie, SDGs, Agenda 2030 und SDG+. Gute Kommunikation unterscheidet Befund, Annahme und normative Bewertung. Der typische Kurzschluss waere, Eindeutigkeit behaupten, wo die Datenlage nur Potenzial oder Risiko traegt. Genau dagegen setzt die WÖk die Pflicht, Wirkungspotenzial, Wirkungsrisiko und positive Netto-Wirkung begrifflich getrennt zu halten.</w:t>
+      </w:r>
+    </w:p>
+    <w:p>
+      <w:r>
+        <w:t>Evidenzregel. Ein Beispiel: zwei Spenden darf im Skript nicht als dekorativer Begriff stehen bleiben. Der Abschnitt traegt nur dann, wenn er eine pruefbare Aussage erlaubt: Welche Quelle stuetzt die Annahme, welche Unsicherheit bleibt offen und welche Gegenbeobachtung wuerde die Bewertung veraendern? Fuer Wirkung ist nicht Absicht heisst das, dass jede Wirkungsaussage eine Grenze zieht und diese Grenze begruenden muss. Die Studierenden sollen nicht lernen, einen Score nachzusprechen. Sie sollen erkennen, wann ein Score klaert, wann er verdeckt und wann eine rote Linie die Durchschnittslogik stoppt.</w:t>
+      </w:r>
+    </w:p>
+    <w:p>
+      <w:r>
+        <w:t>Fallfenster zur Anwendung. Ein Controlling-Team moechte einen Score bilden. Das Skript verlangt, dass Datenqualitaet, Systemgrenzen, Gewichtung, Unsicherheit und Nichtkompensation sichtbar bleiben. Ein Score darf die Diskussion nicht beenden, sondern muss bessere Fragen, Priorisierung und Rueckkopplung ermoeglichen. Bezogen auf Wirkung ist nicht Absicht heisst das: Die Analyse muss das konkrete Thema ernst nehmen und zugleich den allgemeinen WÖk-Massstab halten. Es geht nicht darum, Akteure moralisch zu sortieren. Es geht darum, Wirkpfade, Wirkungsempfaenger, Datenqualitaet, Risiken und Rueckkopplung so zu beschreiben, dass bessere Entscheidungen moeglich werden.</w:t>
+      </w:r>
+    </w:p>
+    <w:p>
+      <w:r>
+        <w:t>Transfer in Grundstudium Wirkungsökonomie. Wirkung braucht Beobachtung verbindet die inhaltliche Deutung mit der spaeteren Praxis. Eine Organisation kann zu Wirkung ist nicht Absicht sehr ueberzeugend kommunizieren und trotzdem an einen plausiblen Gedanken schon fuer Wirkung zu halten, obwohl Empfaenger, Zustand, Zeitbezug und Quelle fehlen scheitern. Darum muss die V1-Fassung immer auch nach Governance fragen: Wer erhebt Daten, wer bewertet sie, wer traegt die Folgen, wer kann widersprechen und wann wird eine Entscheidung korrigiert? Szenarien pruefen Sofortwirkung, Folgewirkung und Reversibilitaet getrennt. So wird aus einem Lehrkapitel eine verantwortbare Arbeitsroutine.</w:t>
+      </w:r>
+    </w:p>
+    <w:p>
+      <w:r>
+        <w:t>Grenze gegen Scheingenauigkeit. Gerade bei Ehrlich mit der eigenen Wirkung ist Praezision wichtiger als grosse Begriffe. Eine Wirkungsaussage bleibt schwach, wenn sie nur Aktivitaet, Reichweite, Absicht oder Image beschreibt. Stark wird sie erst, wenn sie die Zustandsveraenderung und ihre Bedingungen offenlegt. In V10 ist deshalb entscheidend, Wirkung nicht am Sender, sondern an veraenderten Zustanden der Empfaenger geprueft wird. Die Fehlerlinie verlaeuft nicht zwischen Optimismus und Pessimismus, sondern zwischen offengelegter Unsicherheit und rhetorischer Sicherheit ohne Pruefpfad.</w:t>
+      </w:r>
+    </w:p>
+    <w:p>
+      <w:r>
+        <w:t>Pruefungsnahe Lesart. Aus Was du aus dieser Vorlesung mitnimmst laesst sich eine gute Transferfrage ableiten: Welche Entscheidung waere falsch, wenn dieser Abschnitt missverstanden wird? Fuer Wirkung ist nicht Absicht lautet die Antwort meist nicht einfach "mehr Wirkung", sondern genauer: bessere Unterscheidung, sauberere Daten, klarere Schutzlinie und rueckgekoppelte Steuerung. Jede Schlussfolgerung endet mit Entscheidung, Verantwortlichkeit und Termin fuer Rueckpruefung. Wer das im Fall anwenden kann, hat den Kern der Vorlesung verstanden; wer nur Definitionen wiederholt, bleibt unter dem Anspruch der Akademie.</w:t>
+      </w:r>
+    </w:p>
+    <w:p>
+      <w:r>
+        <w:t>Fallfenster zur Anwendung. Ein Kommunikationsbericht nennt viele Aktivitaeten, Reichweiten und Rueckmeldungen. Die V1-Pruefung fragt, ob daraus eine belastbare Wirkungsaussage folgt. Wenn nur Kontakte, Klicks oder Zustimmung vorliegen, bleibt die Aussage im Bereich Wirkungspotenzial oder Resonanz, nicht im Bereich nachgewiesener Wirkung. Bezogen auf Wirkung ist nicht Absicht heisst das: Die Analyse muss das konkrete Thema ernst nehmen und zugleich den allgemeinen WÖk-Massstab halten. Es geht nicht darum, Akteure moralisch zu sortieren. Es geht darum, Wirkpfade, Wirkungsempfaenger, Datenqualitaet, Risiken und Rueckkopplung so zu beschreiben, dass bessere Entscheidungen moeglich werden.</w:t>
+      </w:r>
+    </w:p>
+    <w:p>
+      <w:r>
+        <w:t>Pruefungsnahe Transferfrage. Formuliere zu V10 eine Wirkungsaussage in drei Saetzen: Erstens den beobachteten oder plausiblen Zustand, zweitens die Daten- oder Quellenlage, drittens die offene Unsicherheit samt Rueckkopplung. Die Antwort muss ohne moralische Personenbewertung auskommen und darf Reichweite nicht mit Wirkung verwechseln.</w:t>
+      </w:r>
+    </w:p>
+    <w:p>
+      <w:r>
+        <w:t>Wissenschaftliche Anschlussfaehigkeit. Der Abschnitt Wirkungsökonomische Vertiefung ist in V10 kein Zusatzwissen, sondern ein Pruefstein fuer die Grundfrage des Skripts: Was veraendert sich, bei wem, wodurch und mit welcher Rueckkopplung? Fuer Wirkung ist nicht Absicht wird daran sichtbar, dass WÖk-Aussagen mit bestehenden Begriffen, Studien, Standards und Rechtsrahmen in Beziehung stehen muessen. Die fachliche Grenze liegt dort, wo Lernende hausinterne Sprache als Ersatz fuer zitierfaehige Begruendung verwenden. Die saubere Lesart trennt deshalb Beobachtung, Kausalannahme, Bewertung und Steuerungsfolge. In der Anwendung sollte daraus mindestens eine konkrete Begriff, Wirkpfad, Fallbewertung, rote Linie oder Rueckkopplung abgeleitet werden; sonst bleibt das Wissen erklaerend, aber nicht steuerungsfaehig.</w:t>
+      </w:r>
+    </w:p>
+    <w:p>
+      <w:r>
+        <w:t>Anwendung auf Prüfungsrelevanz. In einer Fallanalyse beginnt dieser Punkt nicht mit einer Meinung, sondern mit einer belastbaren Beschreibung. Wer V10 pruefungsnah liest, fragt zuerst nach Wirkungsempfaengern, Wirkraum, Zeitraum und Datenquelle. Erst danach folgt die Bewertung im Referenzrahmen Mensch, Planet, Demokratie, SDGs, Agenda 2030 und SDG+. Die Analyse markiert Stoppsignale vor jeder Portfolio- oder Score-Debatte. Der typische Kurzschluss waere, ein gutes Teilresultat gegen zentrale Schaeden aufrechnen. Genau dagegen setzt die WÖk die Pflicht, Wirkungspotenzial, Wirkungsrisiko und positive Netto-Wirkung begrifflich getrennt zu halten.</w:t>
       </w:r>
     </w:p>
     <w:p>
@@ -2904,47 +3103,32 @@
         <w:pStyle w:val="Heading3"/>
       </w:pPr>
       <w:r>
-        <w:t>Vertiefungsrunde 3: Lesen, pruefen, rueckkoppeln</w:t>
-      </w:r>
-    </w:p>
-    <w:p>
-      <w:r>
-        <w:t>Die folgende Runde verdichtet V10 nicht durch neue Schlagworte, sondern durch wiederholte Anwendung auf unterschiedliche Entscheidungsebenen. Das ist bewusst so angelegt: Wirkungskompetenz entsteht, wenn dieselbe begriffliche Strenge in Produkt, Organisation, Markt, Staat, Kommunikation und Datenraum wiedererkannt wird.</w:t>
-      </w:r>
-    </w:p>
-    <w:p>
-      <w:r>
-        <w:t>Begriffliche Schaerfung. Fuer Wirkung ist nicht Absicht bedeutet praezise Sprache die erste Sicherung gegen Impact-Washing ist, dass die Analyse nicht bei einer Aktivitaet, einem guten Willen oder einer Kennzahl stehen bleiben darf. Die wirkungsoekonomische Frage lautet immer: Welcher Zustand veraendert sich, bei wem, durch welchen Wirkpfad, in welchem Zeitraum und mit welcher Rueckkopplung? Gerade in Grundstudium Wirkungsökonomie ist diese Unterscheidung entscheidend, weil Lernende spaeter nicht nur Begriffe wiedergeben, sondern Entscheidungssituationen pruefen muessen. Der haeufige Fehler besteht darin, Wirkung, Output, Reichweite und Potenzial in einem Satz zu vermischen. Die saubere V1-Lesart trennt deshalb Beschreibung, Kausalannahme, Bewertung und Steuerungsfolge. In der Praxis sollte jede Wirkungsaussage als kurze Viererprobe formuliert werden: Zustand, Betroffene, Quelle, offene Unsicherheit. So wird aus dem Thema kein isoliertes Kapitel, sondern ein pruefbarer Baustein der WÖk-Architektur.</w:t>
-      </w:r>
-    </w:p>
-    <w:p>
-      <w:r>
-        <w:t>Fallfenster zur Anwendung. Eine Organisation plant eine Massnahme und formuliert dazu eine positive Absicht. In der WÖk reicht das nicht. Fuer diese Vorlesung muss sichtbar werden, welche Zustandsveraenderung erwartet wird, welche Empfaenger direkt oder indirekt betroffen sind, welche Nebenwirkungen entstehen koennen und welche Entscheidung spaeter korrigiert wird. Bezogen auf Wirkung ist nicht Absicht heisst das: Die Analyse muss das konkrete Thema ernst nehmen und zugleich den allgemeinen WÖk-Massstab halten. Es geht nicht darum, die Welt in gute und schlechte Akteure einzuteilen. Es geht darum, Wirkpfade, Wirkungsempfaenger, Datenqualitaet, Risiken und Rueckkopplung so zu beschreiben, dass bessere Entscheidungen moeglich werden.</w:t>
-      </w:r>
-    </w:p>
-    <w:p>
-      <w:r>
-        <w:t>Wirkpfad-Logik. Fuer Wirkung ist nicht Absicht bedeutet ein Thema erst dann steuerbar wird, wenn der Mechanismus zwischen Ausloeser und Zustandsveraenderung beschrieben ist, dass die Analyse nicht bei einer Aktivitaet, einem guten Willen oder einer Kennzahl stehen bleiben darf. Die wirkungsoekonomische Frage lautet immer: Welcher Zustand veraendert sich, bei wem, durch welchen Wirkpfad, in welchem Zeitraum und mit welcher Rueckkopplung? Gerade in Grundstudium Wirkungsökonomie ist diese Unterscheidung entscheidend, weil Lernende spaeter nicht nur Begriffe wiedergeben, sondern Entscheidungssituationen pruefen muessen. Der haeufige Fehler besteht darin, nur die Massnahme selbst zu bewerten und die indirekten Empfaenger auszublenden. Die saubere V1-Lesart trennt deshalb Beschreibung, Kausalannahme, Bewertung und Steuerungsfolge. Eine gute Fallanalyse zeichnet mindestens einen direkten und einen indirekten Wirkpfad nach. So wird aus dem Thema kein isoliertes Kapitel, sondern ein pruefbarer Baustein der WÖk-Architektur.</w:t>
-      </w:r>
-    </w:p>
-    <w:p>
-      <w:r>
-        <w:t>Daten- und Quellenklarheit. Fuer Wirkung ist nicht Absicht bedeutet jede Bewertung nur so belastbar ist wie Datenlage, Quellenstatus und Aktualitaet, dass die Analyse nicht bei einer Aktivitaet, einem guten Willen oder einer Kennzahl stehen bleiben darf. Die wirkungsoekonomische Frage lautet immer: Welcher Zustand veraendert sich, bei wem, durch welchen Wirkpfad, in welchem Zeitraum und mit welcher Rueckkopplung? Gerade in Grundstudium Wirkungsökonomie ist diese Unterscheidung entscheidend, weil Lernende spaeter nicht nur Begriffe wiedergeben, sondern Entscheidungssituationen pruefen muessen. Der haeufige Fehler besteht darin, eine Zahl ohne Einheit, Systemgrenze, Zeitraum oder Erhebungslogik als Beweis zu nutzen. Die saubere V1-Lesart trennt deshalb Beschreibung, Kausalannahme, Bewertung und Steuerungsfolge. Die Lernenden sollen Daten nicht dekorativ zitieren, sondern ihre Aussagekraft, Luecken und Grenzen offenlegen. So wird aus dem Thema kein isoliertes Kapitel, sondern ein pruefbarer Baustein der WÖk-Architektur.</w:t>
-      </w:r>
-    </w:p>
-    <w:p>
-      <w:r>
-        <w:t>Ambivalenz. Fuer Wirkung ist nicht Absicht bedeutet positive und negative Zustandsveraenderungen gleichzeitig auftreten koennen, dass die Analyse nicht bei einer Aktivitaet, einem guten Willen oder einer Kennzahl stehen bleiben darf. Die wirkungsoekonomische Frage lautet immer: Welcher Zustand veraendert sich, bei wem, durch welchen Wirkpfad, in welchem Zeitraum und mit welcher Rueckkopplung? Gerade in Grundstudium Wirkungsökonomie ist diese Unterscheidung entscheidend, weil Lernende spaeter nicht nur Begriffe wiedergeben, sondern Entscheidungssituationen pruefen muessen. Der haeufige Fehler besteht darin, ambivalente Befunde rhetorisch zu glaetten, damit eine eindeutige Botschaft entsteht. Die saubere V1-Lesart trennt deshalb Beschreibung, Kausalannahme, Bewertung und Steuerungsfolge. Ein gutes Skript fuehrt deshalb Profile, Zielkonflikte und offene Punkte nebeneinander. So wird aus dem Thema kein isoliertes Kapitel, sondern ein pruefbarer Baustein der WÖk-Architektur.</w:t>
-      </w:r>
-    </w:p>
-    <w:p>
-      <w:r>
-        <w:t>Fallfenster zur Anwendung. Eine Fuehrungsentscheidung erzeugt zugleich Nutzen und Risiken. Die WÖk behandelt Ambivalenz nicht als Stoerung, sondern als Kern der Analyse. Positive Netto-Wirkung darf erst behauptet werden, wenn zentrale negative Wirkungen getrennt geprueft und rote Linien gewahrt sind. Bezogen auf Wirkung ist nicht Absicht heisst das: Die Analyse muss das konkrete Thema ernst nehmen und zugleich den allgemeinen WÖk-Massstab halten. Es geht nicht darum, die Welt in gute und schlechte Akteure einzuteilen. Es geht darum, Wirkpfade, Wirkungsempfaenger, Datenqualitaet, Risiken und Rueckkopplung so zu beschreiben, dass bessere Entscheidungen moeglich werden.</w:t>
-      </w:r>
-    </w:p>
-    <w:p>
-      <w:r>
-        <w:t>Nichtkompensation. Fuer Wirkung ist nicht Absicht bedeutet schwere zentrale Schaeden nicht durch beliebige positive Einzelwerte neutralisiert werden duerfen, dass die Analyse nicht bei einer Aktivitaet, einem guten Willen oder einer Kennzahl stehen bleiben darf. Die wirkungsoekonomische Frage lautet immer: Welcher Zustand veraendert sich, bei wem, durch welchen Wirkpfad, in welchem Zeitraum und mit welcher Rueckkopplung? Gerade in Grundstudium Wirkungsökonomie ist diese Unterscheidung entscheidend, weil Lernende spaeter nicht nur Begriffe wiedergeben, sondern Entscheidungssituationen pruefen muessen. Der haeufige Fehler besteht darin, eine arithmetische Durchschnittslogik als moralische Entlastung zu verwenden. Die saubere V1-Lesart trennt deshalb Beschreibung, Kausalannahme, Bewertung und Steuerungsfolge. Reverse Merit Order und rote Linien sind Schutzregeln gegen Schoenrechnung. So wird aus dem Thema kein isoliertes Kapitel, sondern ein pruefbarer Baustein der WÖk-Architektur.</w:t>
+        <w:t>Abschlusskommentar 3: Lesen, pruefen, rueckkoppeln</w:t>
+      </w:r>
+    </w:p>
+    <w:p>
+      <w:r>
+        <w:t>Die folgende Verdichtung fuehrt die vorhandenen Kapitel nicht als Wiederholung, sondern als Anwendung zusammen. Wirkungskompetenz entsteht, wenn dieselbe begriffliche Strenge in Fallanalyse, Datenarbeit, Kommunikation, Governance und Entscheidungspraxis wiedererkannt wird.</w:t>
+      </w:r>
+    </w:p>
+    <w:p>
+      <w:r>
+        <w:t>Evidenzregel. Lernziele darf im Skript nicht als dekorativer Begriff stehen bleiben. Der Abschnitt traegt nur dann, wenn er eine pruefbare Aussage erlaubt: Welche Quelle stuetzt die Annahme, welche Unsicherheit bleibt offen und welche Gegenbeobachtung wuerde die Bewertung veraendern? Fuer Wirkung ist nicht Absicht heisst das, dass praezise Sprache die erste Sicherung gegen Impact-Washing bildet. Die Studierenden sollen nicht lernen, einen Score nachzusprechen. Sie sollen erkennen, wann ein Score klaert, wann er verdeckt und wann eine rote Linie die Durchschnittslogik stoppt.</w:t>
+      </w:r>
+    </w:p>
+    <w:p>
+      <w:r>
+        <w:t>Fallfenster zur Anwendung. Eine Organisation plant eine Massnahme und formuliert dazu eine positive Absicht. In der WÖk reicht das nicht. Fuer diese Vorlesung muss sichtbar werden, welche Zustandsveraenderung erwartet wird, welche Empfaenger direkt oder indirekt betroffen sind, welche Nebenwirkungen entstehen koennen und welche Entscheidung spaeter korrigiert wird. Bezogen auf Wirkung ist nicht Absicht heisst das: Die Analyse muss das konkrete Thema ernst nehmen und zugleich den allgemeinen WÖk-Massstab halten. Es geht nicht darum, Akteure moralisch zu sortieren. Es geht darum, Wirkpfade, Wirkungsempfaenger, Datenqualitaet, Risiken und Rueckkopplung so zu beschreiben, dass bessere Entscheidungen moeglich werden.</w:t>
+      </w:r>
+    </w:p>
+    <w:p>
+      <w:r>
+        <w:t>Transfer in Grundstudium Wirkungsökonomie. Einleitung / Wirkungsfrage verbindet die inhaltliche Deutung mit der spaeteren Praxis. Eine Organisation kann zu Wirkung ist nicht Absicht sehr ueberzeugend kommunizieren und trotzdem an einen plausiblen Gedanken schon fuer Wirkung zu halten, obwohl Empfaenger, Zustand, Zeitbezug und Quelle fehlen scheitern. Darum muss die V1-Fassung immer auch nach Governance fragen: Wer erhebt Daten, wer bewertet sie, wer traegt die Folgen, wer kann widersprechen und wann wird eine Entscheidung korrigiert? Mindestens ein direkter und ein indirekter Wirkpfad muessen nachvollziehbar sein. So wird aus einem Lehrkapitel eine verantwortbare Arbeitsroutine.</w:t>
+      </w:r>
+    </w:p>
+    <w:p>
+      <w:r>
+        <w:t>Grenze gegen Scheingenauigkeit. Gerade bei Kernaussage ist Praezision wichtiger als grosse Begriffe. Eine Wirkungsaussage bleibt schwach, wenn sie nur Aktivitaet, Reichweite, Absicht oder Image beschreibt. Stark wird sie erst, wenn sie die Zustandsveraenderung und ihre Bedingungen offenlegt. In V10 ist deshalb entscheidend, jede Bewertung nur so belastbar ist wie Datenlage, Quellenstatus, Aktualitaet und Systemgrenze. Die Fehlerlinie verlaeuft nicht zwischen Optimismus und Pessimismus, sondern zwischen offengelegter Unsicherheit und rhetorischer Sicherheit ohne Pruefpfad.</w:t>
       </w:r>
     </w:p>
     <w:p>
@@ -2954,42 +3138,87 @@
     </w:p>
     <w:p>
       <w:r>
-        <w:t>Rueckkopplung. Fuer Wirkung ist nicht Absicht bedeutet Wirkungswissen erst dann wertvoll wird, wenn es Entscheidungen veraendert, dass die Analyse nicht bei einer Aktivitaet, einem guten Willen oder einer Kennzahl stehen bleiben darf. Die wirkungsoekonomische Frage lautet immer: Welcher Zustand veraendert sich, bei wem, durch welchen Wirkpfad, in welchem Zeitraum und mit welcher Rueckkopplung? Gerade in Grundstudium Wirkungsökonomie ist diese Unterscheidung entscheidend, weil Lernende spaeter nicht nur Begriffe wiedergeben, sondern Entscheidungssituationen pruefen muessen. Der haeufige Fehler besteht darin, einen Bericht als Endpunkt zu betrachten. Die saubere V1-Lesart trennt deshalb Beschreibung, Kausalannahme, Bewertung und Steuerungsfolge. Jeder Analyseblock sollte fragen, welche Routine, welcher Prozess oder welche Ressource nach der Bewertung angepasst wird. So wird aus dem Thema kein isoliertes Kapitel, sondern ein pruefbarer Baustein der WÖk-Architektur.</w:t>
-      </w:r>
-    </w:p>
-    <w:p>
-      <w:r>
-        <w:t>Governance. Fuer Wirkung ist nicht Absicht bedeutet Wirkungsbewertung Verfahren, Rechte, Transparenz und Korrektur braucht, dass die Analyse nicht bei einer Aktivitaet, einem guten Willen oder einer Kennzahl stehen bleiben darf. Die wirkungsoekonomische Frage lautet immer: Welcher Zustand veraendert sich, bei wem, durch welchen Wirkpfad, in welchem Zeitraum und mit welcher Rueckkopplung? Gerade in Grundstudium Wirkungsökonomie ist diese Unterscheidung entscheidend, weil Lernende spaeter nicht nur Begriffe wiedergeben, sondern Entscheidungssituationen pruefen muessen. Der haeufige Fehler besteht darin, Bewertung als technokratische Top-down-Setzung zu verstehen. Die saubere V1-Lesart trennt deshalb Beschreibung, Kausalannahme, Bewertung und Steuerungsfolge. Betroffene, Datenhalter, Entscheider und Kontrollinstanzen muessen unterscheidbare Rollen behalten. So wird aus dem Thema kein isoliertes Kapitel, sondern ein pruefbarer Baustein der WÖk-Architektur.</w:t>
-      </w:r>
-    </w:p>
-    <w:p>
-      <w:r>
-        <w:t>Fallfenster zur Anwendung. Ein Controlling-Team moechte einen Score bilden. Das Skript verlangt, dass Datenqualitaet, Systemgrenzen, Gewichtung, Unsicherheit und Nichtkompensation sichtbar bleiben. Ein Score darf die Diskussion nicht beenden, sondern muss bessere Fragen, Priorisierung und Rueckkopplung ermoeglichen. Bezogen auf Wirkung ist nicht Absicht heisst das: Die Analyse muss das konkrete Thema ernst nehmen und zugleich den allgemeinen WÖk-Massstab halten. Es geht nicht darum, die Welt in gute und schlechte Akteure einzuteilen. Es geht darum, Wirkpfade, Wirkungsempfaenger, Datenqualitaet, Risiken und Rueckkopplung so zu beschreiben, dass bessere Entscheidungen moeglich werden.</w:t>
-      </w:r>
-    </w:p>
-    <w:p>
-      <w:r>
-        <w:t>Didaktische Pruefbarkeit. Fuer Wirkung ist nicht Absicht bedeutet das Thema in der Akademie nicht nur erklaert, sondern in Falllogik ueberfuehrt werden muss, dass die Analyse nicht bei einer Aktivitaet, einem guten Willen oder einer Kennzahl stehen bleiben darf. Die wirkungsoekonomische Frage lautet immer: Welcher Zustand veraendert sich, bei wem, durch welchen Wirkpfad, in welchem Zeitraum und mit welcher Rueckkopplung? Gerade in Grundstudium Wirkungsökonomie ist diese Unterscheidung entscheidend, weil Lernende spaeter nicht nur Begriffe wiedergeben, sondern Entscheidungssituationen pruefen muessen. Der haeufige Fehler besteht darin, reines Auswendiglernen als Kompetenznachweis zu behandeln. Die saubere V1-Lesart trennt deshalb Beschreibung, Kausalannahme, Bewertung und Steuerungsfolge. Pruefungsfragen sollen Begriffe, Anwendung und rote Linien verbinden. So wird aus dem Thema kein isoliertes Kapitel, sondern ein pruefbarer Baustein der WÖk-Architektur.</w:t>
-      </w:r>
-    </w:p>
-    <w:p>
-      <w:r>
-        <w:t>Transfer in Organisationen. Fuer Wirkung ist nicht Absicht bedeutet WÖk-Begriffe im Alltag nur tragen, wenn sie in Routinen uebersetzt werden, dass die Analyse nicht bei einer Aktivitaet, einem guten Willen oder einer Kennzahl stehen bleiben darf. Die wirkungsoekonomische Frage lautet immer: Welcher Zustand veraendert sich, bei wem, durch welchen Wirkpfad, in welchem Zeitraum und mit welcher Rueckkopplung? Gerade in Grundstudium Wirkungsökonomie ist diese Unterscheidung entscheidend, weil Lernende spaeter nicht nur Begriffe wiedergeben, sondern Entscheidungssituationen pruefen muessen. Der haeufige Fehler besteht darin, die Verantwortung an eine Nachhaltigkeitsabteilung auszulagern. Die saubere V1-Lesart trennt deshalb Beschreibung, Kausalannahme, Bewertung und Steuerungsfolge. Strategie, Einkauf, Kommunikation, Controlling und Fuehrung muessen denselben Wirkungsbegriff verwenden. So wird aus dem Thema kein isoliertes Kapitel, sondern ein pruefbarer Baustein der WÖk-Architektur.</w:t>
-      </w:r>
-    </w:p>
-    <w:p>
-      <w:r>
-        <w:t>Rueckfluss in den Korpus. Fuer Wirkung ist nicht Absicht bedeutet jedes Studienskript den Gesamtbestand schaerfen kann, dass die Analyse nicht bei einer Aktivitaet, einem guten Willen oder einer Kennzahl stehen bleiben darf. Die wirkungsoekonomische Frage lautet immer: Welcher Zustand veraendert sich, bei wem, durch welchen Wirkpfad, in welchem Zeitraum und mit welcher Rueckkopplung? Gerade in Grundstudium Wirkungsökonomie ist diese Unterscheidung entscheidend, weil Lernende spaeter nicht nur Begriffe wiedergeben, sondern Entscheidungssituationen pruefen muessen. Der haeufige Fehler besteht darin, neue Einsichten nur lokal im Skript zu belassen. Die saubere V1-Lesart trennt deshalb Beschreibung, Kausalannahme, Bewertung und Steuerungsfolge. Glossar, Website, Journal, Dossiers und Visuals sollen aus der Skriptarbeit lernen. So wird aus dem Thema kein isoliertes Kapitel, sondern ein pruefbarer Baustein der WÖk-Architektur.</w:t>
-      </w:r>
-    </w:p>
-    <w:p>
-      <w:r>
-        <w:t>Fallfenster zur Anwendung. Ein Kommunikationsbericht nennt viele Aktivitaeten, Reichweiten und Rueckmeldungen. Die V1-Pruefung fragt, ob daraus eine belastbare Wirkungsaussage folgt. Wenn nur Kontakte, Klicks oder Zustimmung vorliegen, bleibt die Aussage im Bereich Wirkungspotenzial oder Resonanz, nicht im Bereich nachgewiesener Wirkung. Bezogen auf Wirkung ist nicht Absicht heisst das: Die Analyse muss das konkrete Thema ernst nehmen und zugleich den allgemeinen WÖk-Massstab halten. Es geht nicht darum, die Welt in gute und schlechte Akteure einzuteilen. Es geht darum, Wirkpfade, Wirkungsempfaenger, Datenqualitaet, Risiken und Rueckkopplung so zu beschreiben, dass bessere Entscheidungen moeglich werden.</w:t>
+        <w:t>Pruefungsnahe Lesart. Aus Quelltext und fachliche Grundlegung laesst sich eine gute Transferfrage ableiten: Welche Entscheidung waere falsch, wenn dieser Abschnitt missverstanden wird? Fuer Wirkung ist nicht Absicht lautet die Antwort meist nicht einfach "mehr Wirkung", sondern genauer: bessere Unterscheidung, sauberere Daten, klarere Schutzlinie und rueckgekoppelte Steuerung. Profile, Zielkonflikte und offene Punkte werden nebeneinander gefuehrt. Wer das im Fall anwenden kann, hat den Kern der Vorlesung verstanden; wer nur Definitionen wiederholt, bleibt unter dem Anspruch der Akademie.</w:t>
+      </w:r>
+    </w:p>
+    <w:p>
+      <w:r>
+        <w:t>Fallfenster zur Anwendung. Eine Fuehrungsentscheidung erzeugt zugleich Nutzen und Risiken. Die WÖk behandelt Ambivalenz nicht als Stoerung, sondern als Kern der Analyse. Positive Netto-Wirkung darf erst behauptet werden, wenn zentrale negative Wirkungen getrennt geprueft und rote Linien gewahrt sind. Bezogen auf Wirkung ist nicht Absicht heisst das: Die Analyse muss das konkrete Thema ernst nehmen und zugleich den allgemeinen WÖk-Massstab halten. Es geht nicht darum, Akteure moralisch zu sortieren. Es geht darum, Wirkpfade, Wirkungsempfaenger, Datenqualitaet, Risiken und Rueckkopplung so zu beschreiben, dass bessere Entscheidungen moeglich werden.</w:t>
+      </w:r>
+    </w:p>
+    <w:p>
+      <w:r>
+        <w:t>Nichtkompensation. Der Abschnitt Der Kern des ganzen Ansatzes ist in V10 kein Zusatzwissen, sondern ein Pruefstein fuer die Grundfrage des Skripts: Was veraendert sich, bei wem, wodurch und mit welcher Rueckkopplung? Fuer Wirkung ist nicht Absicht wird daran sichtbar, dass schwere zentrale Schaeden nicht durch beliebige positive Einzelwerte neutralisiert werden duerfen. Die fachliche Grenze liegt dort, wo Lernende eine Durchschnittslogik als moralische Entlastung verwenden. Die saubere Lesart trennt deshalb Beobachtung, Kausalannahme, Bewertung und Steuerungsfolge. In der Anwendung sollte daraus mindestens eine konkrete Begriff, Wirkpfad, Fallbewertung, rote Linie oder Rueckkopplung abgeleitet werden; sonst bleibt das Wissen erklaerend, aber nicht steuerungsfaehig.</w:t>
+      </w:r>
+    </w:p>
+    <w:p>
+      <w:r>
+        <w:t>Anwendung auf Was Absicht ist. In einer Fallanalyse beginnt dieser Punkt nicht mit einer Meinung, sondern mit einer belastbaren Beschreibung. Wer V10 pruefungsnah liest, fragt zuerst nach Wirkungsempfaengern, Wirkraum, Zeitraum und Datenquelle. Erst danach folgt die Bewertung im Referenzrahmen Mensch, Planet, Demokratie, SDGs, Agenda 2030 und SDG+. Jeder Analyseblock fragt nach der Routine, die nach der Bewertung angepasst wird. Der typische Kurzschluss waere, Reporting als Abschluss behandeln. Genau dagegen setzt die WÖk die Pflicht, Wirkungspotenzial, Wirkungsrisiko und positive Netto-Wirkung begrifflich getrennt zu halten.</w:t>
+      </w:r>
+    </w:p>
+    <w:p>
+      <w:r>
+        <w:t>Evidenzregel. Was Wirkung ist darf im Skript nicht als dekorativer Begriff stehen bleiben. Der Abschnitt traegt nur dann, wenn er eine pruefbare Aussage erlaubt: Welche Quelle stuetzt die Annahme, welche Unsicherheit bleibt offen und welche Gegenbeobachtung wuerde die Bewertung veraendern? Fuer Wirkung ist nicht Absicht heisst das, dass Wirkungsbewertung Verfahren, Rechte, Transparenz und Korrektur braucht. Die Studierenden sollen nicht lernen, einen Score nachzusprechen. Sie sollen erkennen, wann ein Score klaert, wann er verdeckt und wann eine rote Linie die Durchschnittslogik stoppt.</w:t>
+      </w:r>
+    </w:p>
+    <w:p>
+      <w:r>
+        <w:t>Fallfenster zur Anwendung. Ein Controlling-Team moechte einen Score bilden. Das Skript verlangt, dass Datenqualitaet, Systemgrenzen, Gewichtung, Unsicherheit und Nichtkompensation sichtbar bleiben. Ein Score darf die Diskussion nicht beenden, sondern muss bessere Fragen, Priorisierung und Rueckkopplung ermoeglichen. Bezogen auf Wirkung ist nicht Absicht heisst das: Die Analyse muss das konkrete Thema ernst nehmen und zugleich den allgemeinen WÖk-Massstab halten. Es geht nicht darum, Akteure moralisch zu sortieren. Es geht darum, Wirkpfade, Wirkungsempfaenger, Datenqualitaet, Risiken und Rueckkopplung so zu beschreiben, dass bessere Entscheidungen moeglich werden.</w:t>
+      </w:r>
+    </w:p>
+    <w:p>
+      <w:r>
+        <w:t>Transfer in Grundstudium Wirkungsökonomie. Gute Absicht, schlechte Wirkung verbindet die inhaltliche Deutung mit der spaeteren Praxis. Eine Organisation kann zu Wirkung ist nicht Absicht sehr ueberzeugend kommunizieren und trotzdem an einen plausiblen Gedanken schon fuer Wirkung zu halten, obwohl Empfaenger, Zustand, Zeitbezug und Quelle fehlen scheitern. Darum muss die V1-Fassung immer auch nach Governance fragen: Wer erhebt Daten, wer bewertet sie, wer traegt die Folgen, wer kann widersprechen und wann wird eine Entscheidung korrigiert? Pruefungsfragen verbinden Begriff, Anwendung, Evidenz und rote Linie. So wird aus einem Lehrkapitel eine verantwortbare Arbeitsroutine.</w:t>
       </w:r>
     </w:p>
     <w:p>
       <w:r>
         <w:t>Pruefungsnahe Transferfrage. Formuliere zu V10 eine Wirkungsaussage in drei Saetzen: Erstens den beobachteten oder plausiblen Zustand, zweitens die Daten- oder Quellenlage, drittens die offene Unsicherheit samt Rueckkopplung. Die Antwort muss ohne moralische Personenbewertung auskommen und darf Reichweite nicht mit Wirkung verwechseln.</w:t>
+      </w:r>
+    </w:p>
+    <w:p>
+      <w:r>
+        <w:t>Grenze gegen Scheingenauigkeit. Gerade bei Schlechte Absicht ändert nichts an der Messung ist Praezision wichtiger als grosse Begriffe. Eine Wirkungsaussage bleibt schwach, wenn sie nur Aktivitaet, Reichweite, Absicht oder Image beschreibt. Stark wird sie erst, wenn sie die Zustandsveraenderung und ihre Bedingungen offenlegt. In V10 ist deshalb entscheidend, WÖk-Begriffe im Alltag nur tragen, wenn sie in Routinen uebersetzt werden. Die Fehlerlinie verlaeuft nicht zwischen Optimismus und Pessimismus, sondern zwischen offengelegter Unsicherheit und rhetorischer Sicherheit ohne Pruefpfad.</w:t>
+      </w:r>
+    </w:p>
+    <w:p>
+      <w:r>
+        <w:t>Pruefungsnahe Lesart. Aus Warum das vor Greenwashing schützt laesst sich eine gute Transferfrage ableiten: Welche Entscheidung waere falsch, wenn dieser Abschnitt missverstanden wird? Fuer Wirkung ist nicht Absicht lautet die Antwort meist nicht einfach "mehr Wirkung", sondern genauer: bessere Unterscheidung, sauberere Daten, klarere Schutzlinie und rueckgekoppelte Steuerung. Gute Kommunikation unterscheidet Befund, Annahme und normative Bewertung. Wer das im Fall anwenden kann, hat den Kern der Vorlesung verstanden; wer nur Definitionen wiederholt, bleibt unter dem Anspruch der Akademie.</w:t>
+      </w:r>
+    </w:p>
+    <w:p>
+      <w:r>
+        <w:t>Fallfenster zur Anwendung. Ein Kommunikationsbericht nennt viele Aktivitaeten, Reichweiten und Rueckmeldungen. Die V1-Pruefung fragt, ob daraus eine belastbare Wirkungsaussage folgt. Wenn nur Kontakte, Klicks oder Zustimmung vorliegen, bleibt die Aussage im Bereich Wirkungspotenzial oder Resonanz, nicht im Bereich nachgewiesener Wirkung. Bezogen auf Wirkung ist nicht Absicht heisst das: Die Analyse muss das konkrete Thema ernst nehmen und zugleich den allgemeinen WÖk-Massstab halten. Es geht nicht darum, Akteure moralisch zu sortieren. Es geht darum, Wirkpfade, Wirkungsempfaenger, Datenqualitaet, Risiken und Rueckkopplung so zu beschreiben, dass bessere Entscheidungen moeglich werden.</w:t>
+      </w:r>
+    </w:p>
+    <w:p>
+      <w:r>
+        <w:t>Systemgrenze. Der Abschnitt Ein Beispiel: zwei Spenden ist in V10 kein Zusatzwissen, sondern ein Pruefstein fuer die Grundfrage des Skripts: Was veraendert sich, bei wem, wodurch und mit welcher Rueckkopplung? Fuer Wirkung ist nicht Absicht wird daran sichtbar, dass jede Wirkungsaussage eine Grenze zieht und diese Grenze begruenden muss. Die fachliche Grenze liegt dort, wo Lernende nur den bequemen Ausschnitt betrachten. Die saubere Lesart trennt deshalb Beobachtung, Kausalannahme, Bewertung und Steuerungsfolge. In der Anwendung sollte daraus mindestens eine konkrete Begriff, Wirkpfad, Fallbewertung, rote Linie oder Rueckkopplung abgeleitet werden; sonst bleibt das Wissen erklaerend, aber nicht steuerungsfaehig.</w:t>
+      </w:r>
+    </w:p>
+    <w:p>
+      <w:r>
+        <w:t>Anwendung auf Wirkung braucht Beobachtung. In einer Fallanalyse beginnt dieser Punkt nicht mit einer Meinung, sondern mit einer belastbaren Beschreibung. Wer V10 pruefungsnah liest, fragt zuerst nach Wirkungsempfaengern, Wirkraum, Zeitraum und Datenquelle. Erst danach folgt die Bewertung im Referenzrahmen Mensch, Planet, Demokratie, SDGs, Agenda 2030 und SDG+. Szenarien pruefen Sofortwirkung, Folgewirkung und Reversibilitaet getrennt. Der typische Kurzschluss waere, Momentnutzen als dauerhafte positive Netto-Wirkung verkaufen. Genau dagegen setzt die WÖk die Pflicht, Wirkungspotenzial, Wirkungsrisiko und positive Netto-Wirkung begrifflich getrennt zu halten.</w:t>
+      </w:r>
+    </w:p>
+    <w:p>
+      <w:r>
+        <w:t>Evidenzregel. Ehrlich mit der eigenen Wirkung darf im Skript nicht als dekorativer Begriff stehen bleiben. Der Abschnitt traegt nur dann, wenn er eine pruefbare Aussage erlaubt: Welche Quelle stuetzt die Annahme, welche Unsicherheit bleibt offen und welche Gegenbeobachtung wuerde die Bewertung veraendern? Fuer Wirkung ist nicht Absicht heisst das, dass Wirkung nicht am Sender, sondern an veraenderten Zustanden der Empfaenger geprueft wird. Die Studierenden sollen nicht lernen, einen Score nachzusprechen. Sie sollen erkennen, wann ein Score klaert, wann er verdeckt und wann eine rote Linie die Durchschnittslogik stoppt.</w:t>
+      </w:r>
+    </w:p>
+    <w:p>
+      <w:r>
+        <w:t>Fallfenster zur Anwendung. Eine Organisation plant eine Massnahme und formuliert dazu eine positive Absicht. In der WÖk reicht das nicht. Fuer diese Vorlesung muss sichtbar werden, welche Zustandsveraenderung erwartet wird, welche Empfaenger direkt oder indirekt betroffen sind, welche Nebenwirkungen entstehen koennen und welche Entscheidung spaeter korrigiert wird. Bezogen auf Wirkung ist nicht Absicht heisst das: Die Analyse muss das konkrete Thema ernst nehmen und zugleich den allgemeinen WÖk-Massstab halten. Es geht nicht darum, Akteure moralisch zu sortieren. Es geht darum, Wirkpfade, Wirkungsempfaenger, Datenqualitaet, Risiken und Rueckkopplung so zu beschreiben, dass bessere Entscheidungen moeglich werden.</w:t>
+      </w:r>
+    </w:p>
+    <w:p>
+      <w:r>
+        <w:t>Pruefungsnahe Transferfrage. Formuliere zu V10 eine Wirkungsaussage in drei Saetzen: Erstens den beobachteten oder plausiblen Zustand, zweitens die Daten- oder Quellenlage, drittens die offene Unsicherheit samt Rueckkopplung. Die Antwort muss ohne moralische Personenbewertung auskommen und darf Reichweite nicht mit Wirkung verwechseln.</w:t>
+      </w:r>
+    </w:p>
+    <w:p>
+      <w:r>
+        <w:t>Transfer in Grundstudium Wirkungsökonomie. Was du aus dieser Vorlesung mitnimmst verbindet die inhaltliche Deutung mit der spaeteren Praxis. Eine Organisation kann zu Wirkung ist nicht Absicht sehr ueberzeugend kommunizieren und trotzdem an einen plausiblen Gedanken schon fuer Wirkung zu halten, obwohl Empfaenger, Zustand, Zeitbezug und Quelle fehlen scheitern. Darum muss die V1-Fassung immer auch nach Governance fragen: Wer erhebt Daten, wer bewertet sie, wer traegt die Folgen, wer kann widersprechen und wann wird eine Entscheidung korrigiert? Jede Schlussfolgerung endet mit Entscheidung, Verantwortlichkeit und Termin fuer Rueckpruefung. So wird aus einem Lehrkapitel eine verantwortbare Arbeitsroutine.</w:t>
       </w:r>
     </w:p>
     <w:p>
@@ -2997,174 +3226,12 @@
         <w:pStyle w:val="Heading3"/>
       </w:pPr>
       <w:r>
-        <w:t>Vertiefungsrunde 4: Lesen, pruefen, rueckkoppeln</w:t>
-      </w:r>
-    </w:p>
-    <w:p>
-      <w:r>
-        <w:t>Die folgende Runde verdichtet V10 nicht durch neue Schlagworte, sondern durch wiederholte Anwendung auf unterschiedliche Entscheidungsebenen. Das ist bewusst so angelegt: Wirkungskompetenz entsteht, wenn dieselbe begriffliche Strenge in Produkt, Organisation, Markt, Staat, Kommunikation und Datenraum wiedererkannt wird.</w:t>
-      </w:r>
-    </w:p>
-    <w:p>
-      <w:r>
-        <w:t>Begriffliche Schaerfung. Fuer Wirkung ist nicht Absicht bedeutet praezise Sprache die erste Sicherung gegen Impact-Washing ist, dass die Analyse nicht bei einer Aktivitaet, einem guten Willen oder einer Kennzahl stehen bleiben darf. Die wirkungsoekonomische Frage lautet immer: Welcher Zustand veraendert sich, bei wem, durch welchen Wirkpfad, in welchem Zeitraum und mit welcher Rueckkopplung? Gerade in Grundstudium Wirkungsökonomie ist diese Unterscheidung entscheidend, weil Lernende spaeter nicht nur Begriffe wiedergeben, sondern Entscheidungssituationen pruefen muessen. Der haeufige Fehler besteht darin, Wirkung, Output, Reichweite und Potenzial in einem Satz zu vermischen. Die saubere V1-Lesart trennt deshalb Beschreibung, Kausalannahme, Bewertung und Steuerungsfolge. In der Praxis sollte jede Wirkungsaussage als kurze Viererprobe formuliert werden: Zustand, Betroffene, Quelle, offene Unsicherheit. So wird aus dem Thema kein isoliertes Kapitel, sondern ein pruefbarer Baustein der WÖk-Architektur.</w:t>
-      </w:r>
-    </w:p>
-    <w:p>
-      <w:r>
-        <w:t>Wirkpfad-Logik. Fuer Wirkung ist nicht Absicht bedeutet ein Thema erst dann steuerbar wird, wenn der Mechanismus zwischen Ausloeser und Zustandsveraenderung beschrieben ist, dass die Analyse nicht bei einer Aktivitaet, einem guten Willen oder einer Kennzahl stehen bleiben darf. Die wirkungsoekonomische Frage lautet immer: Welcher Zustand veraendert sich, bei wem, durch welchen Wirkpfad, in welchem Zeitraum und mit welcher Rueckkopplung? Gerade in Grundstudium Wirkungsökonomie ist diese Unterscheidung entscheidend, weil Lernende spaeter nicht nur Begriffe wiedergeben, sondern Entscheidungssituationen pruefen muessen. Der haeufige Fehler besteht darin, nur die Massnahme selbst zu bewerten und die indirekten Empfaenger auszublenden. Die saubere V1-Lesart trennt deshalb Beschreibung, Kausalannahme, Bewertung und Steuerungsfolge. Eine gute Fallanalyse zeichnet mindestens einen direkten und einen indirekten Wirkpfad nach. So wird aus dem Thema kein isoliertes Kapitel, sondern ein pruefbarer Baustein der WÖk-Architektur.</w:t>
-      </w:r>
-    </w:p>
-    <w:p>
-      <w:r>
-        <w:t>Daten- und Quellenklarheit. Fuer Wirkung ist nicht Absicht bedeutet jede Bewertung nur so belastbar ist wie Datenlage, Quellenstatus und Aktualitaet, dass die Analyse nicht bei einer Aktivitaet, einem guten Willen oder einer Kennzahl stehen bleiben darf. Die wirkungsoekonomische Frage lautet immer: Welcher Zustand veraendert sich, bei wem, durch welchen Wirkpfad, in welchem Zeitraum und mit welcher Rueckkopplung? Gerade in Grundstudium Wirkungsökonomie ist diese Unterscheidung entscheidend, weil Lernende spaeter nicht nur Begriffe wiedergeben, sondern Entscheidungssituationen pruefen muessen. Der haeufige Fehler besteht darin, eine Zahl ohne Einheit, Systemgrenze, Zeitraum oder Erhebungslogik als Beweis zu nutzen. Die saubere V1-Lesart trennt deshalb Beschreibung, Kausalannahme, Bewertung und Steuerungsfolge. Die Lernenden sollen Daten nicht dekorativ zitieren, sondern ihre Aussagekraft, Luecken und Grenzen offenlegen. So wird aus dem Thema kein isoliertes Kapitel, sondern ein pruefbarer Baustein der WÖk-Architektur.</w:t>
-      </w:r>
-    </w:p>
-    <w:p>
-      <w:r>
-        <w:t>Fallfenster zur Anwendung. Eine Organisation plant eine Massnahme und formuliert dazu eine positive Absicht. In der WÖk reicht das nicht. Fuer diese Vorlesung muss sichtbar werden, welche Zustandsveraenderung erwartet wird, welche Empfaenger direkt oder indirekt betroffen sind, welche Nebenwirkungen entstehen koennen und welche Entscheidung spaeter korrigiert wird. Bezogen auf Wirkung ist nicht Absicht heisst das: Die Analyse muss das konkrete Thema ernst nehmen und zugleich den allgemeinen WÖk-Massstab halten. Es geht nicht darum, die Welt in gute und schlechte Akteure einzuteilen. Es geht darum, Wirkpfade, Wirkungsempfaenger, Datenqualitaet, Risiken und Rueckkopplung so zu beschreiben, dass bessere Entscheidungen moeglich werden.</w:t>
-      </w:r>
-    </w:p>
-    <w:p>
-      <w:r>
-        <w:t>Ambivalenz. Fuer Wirkung ist nicht Absicht bedeutet positive und negative Zustandsveraenderungen gleichzeitig auftreten koennen, dass die Analyse nicht bei einer Aktivitaet, einem guten Willen oder einer Kennzahl stehen bleiben darf. Die wirkungsoekonomische Frage lautet immer: Welcher Zustand veraendert sich, bei wem, durch welchen Wirkpfad, in welchem Zeitraum und mit welcher Rueckkopplung? Gerade in Grundstudium Wirkungsökonomie ist diese Unterscheidung entscheidend, weil Lernende spaeter nicht nur Begriffe wiedergeben, sondern Entscheidungssituationen pruefen muessen. Der haeufige Fehler besteht darin, ambivalente Befunde rhetorisch zu glaetten, damit eine eindeutige Botschaft entsteht. Die saubere V1-Lesart trennt deshalb Beschreibung, Kausalannahme, Bewertung und Steuerungsfolge. Ein gutes Skript fuehrt deshalb Profile, Zielkonflikte und offene Punkte nebeneinander. So wird aus dem Thema kein isoliertes Kapitel, sondern ein pruefbarer Baustein der WÖk-Architektur.</w:t>
-      </w:r>
-    </w:p>
-    <w:p>
-      <w:r>
-        <w:t>Nichtkompensation. Fuer Wirkung ist nicht Absicht bedeutet schwere zentrale Schaeden nicht durch beliebige positive Einzelwerte neutralisiert werden duerfen, dass die Analyse nicht bei einer Aktivitaet, einem guten Willen oder einer Kennzahl stehen bleiben darf. Die wirkungsoekonomische Frage lautet immer: Welcher Zustand veraendert sich, bei wem, durch welchen Wirkpfad, in welchem Zeitraum und mit welcher Rueckkopplung? Gerade in Grundstudium Wirkungsökonomie ist diese Unterscheidung entscheidend, weil Lernende spaeter nicht nur Begriffe wiedergeben, sondern Entscheidungssituationen pruefen muessen. Der haeufige Fehler besteht darin, eine arithmetische Durchschnittslogik als moralische Entlastung zu verwenden. Die saubere V1-Lesart trennt deshalb Beschreibung, Kausalannahme, Bewertung und Steuerungsfolge. Reverse Merit Order und rote Linien sind Schutzregeln gegen Schoenrechnung. So wird aus dem Thema kein isoliertes Kapitel, sondern ein pruefbarer Baustein der WÖk-Architektur.</w:t>
-      </w:r>
-    </w:p>
-    <w:p>
-      <w:r>
-        <w:t>Pruefungsnahe Transferfrage. Formuliere zu V10 eine Wirkungsaussage in drei Saetzen: Erstens den beobachteten oder plausiblen Zustand, zweitens die Daten- oder Quellenlage, drittens die offene Unsicherheit samt Rueckkopplung. Die Antwort muss ohne moralische Personenbewertung auskommen und darf Reichweite nicht mit Wirkung verwechseln.</w:t>
-      </w:r>
-    </w:p>
-    <w:p>
-      <w:r>
-        <w:t>Rueckkopplung. Fuer Wirkung ist nicht Absicht bedeutet Wirkungswissen erst dann wertvoll wird, wenn es Entscheidungen veraendert, dass die Analyse nicht bei einer Aktivitaet, einem guten Willen oder einer Kennzahl stehen bleiben darf. Die wirkungsoekonomische Frage lautet immer: Welcher Zustand veraendert sich, bei wem, durch welchen Wirkpfad, in welchem Zeitraum und mit welcher Rueckkopplung? Gerade in Grundstudium Wirkungsökonomie ist diese Unterscheidung entscheidend, weil Lernende spaeter nicht nur Begriffe wiedergeben, sondern Entscheidungssituationen pruefen muessen. Der haeufige Fehler besteht darin, einen Bericht als Endpunkt zu betrachten. Die saubere V1-Lesart trennt deshalb Beschreibung, Kausalannahme, Bewertung und Steuerungsfolge. Jeder Analyseblock sollte fragen, welche Routine, welcher Prozess oder welche Ressource nach der Bewertung angepasst wird. So wird aus dem Thema kein isoliertes Kapitel, sondern ein pruefbarer Baustein der WÖk-Architektur.</w:t>
-      </w:r>
-    </w:p>
-    <w:p>
-      <w:r>
-        <w:t>Fallfenster zur Anwendung. Eine Fuehrungsentscheidung erzeugt zugleich Nutzen und Risiken. Die WÖk behandelt Ambivalenz nicht als Stoerung, sondern als Kern der Analyse. Positive Netto-Wirkung darf erst behauptet werden, wenn zentrale negative Wirkungen getrennt geprueft und rote Linien gewahrt sind. Bezogen auf Wirkung ist nicht Absicht heisst das: Die Analyse muss das konkrete Thema ernst nehmen und zugleich den allgemeinen WÖk-Massstab halten. Es geht nicht darum, die Welt in gute und schlechte Akteure einzuteilen. Es geht darum, Wirkpfade, Wirkungsempfaenger, Datenqualitaet, Risiken und Rueckkopplung so zu beschreiben, dass bessere Entscheidungen moeglich werden.</w:t>
-      </w:r>
-    </w:p>
-    <w:p>
-      <w:pPr>
-        <w:pStyle w:val="Heading3"/>
-      </w:pPr>
-      <w:r>
         <w:t>V1-Abschlussnotiz</w:t>
       </w:r>
     </w:p>
     <w:p>
       <w:r>
         <w:t>Diese Finalisierung schliesst die Codex-Inhaltsproduktion fuer V10. Offen bleibt nicht der fachliche Kern des Skripts, sondern der naechste Produktionsschritt: Claude setzt daraus die CI/CD-konforme Reader- und PDF-Fassung, prueft Satz, Umbrueche, Medienintegration und Lektorat und markiert erst danach die veroeffentlichte Fassung als freigegeben.</w:t>
-      </w:r>
-    </w:p>
-    <w:p>
-      <w:pPr>
-        <w:pStyle w:val="Heading2"/>
-      </w:pPr>
-      <w:r>
-        <w:t>9. Quellen</w:t>
-      </w:r>
-    </w:p>
-    <w:p>
-      <w:pPr>
-        <w:pStyle w:val="Heading3"/>
-      </w:pPr>
-      <w:r>
-        <w:t>WÖk-Quellen</w:t>
-      </w:r>
-    </w:p>
-    <w:p>
-      <w:pPr>
-        <w:pStyle w:val="ListBullet"/>
-      </w:pPr>
-      <w:r>
-        <w:t>Die neue Ordnung des Wohlstands (https://wirkungsoekonomie.de/buch.html) — aktuelles Grundlagenwerk der Wirkungsökonomie.</w:t>
-      </w:r>
-    </w:p>
-    <w:p>
-      <w:pPr>
-        <w:pStyle w:val="ListBullet"/>
-      </w:pPr>
-      <w:r>
-        <w:t>WÖk-Referenz (https://wirkungsoekonomie.de/referenz/) — öffentliche Kapitel- und Volltextreferenz.</w:t>
-      </w:r>
-    </w:p>
-    <w:p>
-      <w:pPr>
-        <w:pStyle w:val="ListBullet"/>
-      </w:pPr>
-      <w:r>
-        <w:t>Glossar der Wirkungsökonomie (https://wirkungsoekonomie.de/glossar.html) — öffentliche Begriffsdefinitionen und Abgrenzungen.</w:t>
-      </w:r>
-    </w:p>
-    <w:p>
-      <w:pPr>
-        <w:pStyle w:val="ListBullet"/>
-      </w:pPr>
-      <w:r>
-        <w:t>WÖk-Werkzeuge (https://wirkungsoekonomie.de/werkzeuge/) — öffentliche Methoden-, Scorecard- und Controlling-Werkzeuge.</w:t>
-      </w:r>
-    </w:p>
-    <w:p>
-      <w:pPr>
-        <w:pStyle w:val="ListBullet"/>
-      </w:pPr>
-      <w:r>
-        <w:t>WÖk-Journal (https://wirkungsoekonomie.de/blog.html) — Dossiers und Fallanalysen.</w:t>
-      </w:r>
-    </w:p>
-    <w:p>
-      <w:pPr>
-        <w:pStyle w:val="Heading3"/>
-      </w:pPr>
-      <w:r>
-        <w:t>Externe Quellen fuer die V1-Fassung</w:t>
-      </w:r>
-    </w:p>
-    <w:p>
-      <w:pPr>
-        <w:pStyle w:val="ListBullet"/>
-      </w:pPr>
-      <w:r>
-        <w:t>United Nations (2015): Transforming our world: the 2030 Agenda for Sustainable Development (https://sdgs.un.org/2030agenda).</w:t>
-      </w:r>
-    </w:p>
-    <w:p>
-      <w:pPr>
-        <w:pStyle w:val="ListBullet"/>
-      </w:pPr>
-      <w:r>
-        <w:t>European Commission: Corporate sustainability reporting (https://finance.ec.europa.eu/financial-markets/company-reporting-and-auditing/company-reporting/corporate-sustainability-reporting_en), EU taxonomy for sustainable activities (https://finance.ec.europa.eu/sustainable-finance/tools-and-standards/eu-taxonomy-sustainable-activities_en) und Digital Product Passport (https://single-market-economy.ec.europa.eu/news/commission-launches-consultation-digital-product-passport-2025-04-09_en), soweit fuer das Thema einschlaegig.</w:t>
-      </w:r>
-    </w:p>
-    <w:p>
-      <w:pPr>
-        <w:pStyle w:val="ListBullet"/>
-      </w:pPr>
-      <w:r>
-        <w:t>EFRAG: Sustainability reporting und ESRS (https://www.efrag.org/en/sustainability-reporting), soweit fuer das Thema einschlaegig.</w:t>
-      </w:r>
-    </w:p>
-    <w:p>
-      <w:pPr>
-        <w:pStyle w:val="ListBullet"/>
-      </w:pPr>
-      <w:r>
-        <w:t>Global Reporting Initiative: GRI Standards (https://www.globalreporting.org/standards/), soweit fuer Berichts- und Indikatorenfragen einschlaegig.</w:t>
-      </w:r>
-    </w:p>
-    <w:p>
-      <w:pPr>
-        <w:pStyle w:val="ListBullet"/>
-      </w:pPr>
-      <w:r>
-        <w:t>Fachliteratur zu Wirkungslogik, Evaluation, Systemtheorie, Resilienz, Governance, Diffusion, Vertrauen oder Controlling je nach Thema.</w:t>
       </w:r>
     </w:p>
     <w:sectPr>

--- a/docs/studienskripte/word-rohfassungen/woek-g-v10.docx
+++ b/docs/studienskripte/word-rohfassungen/woek-g-v10.docx
@@ -2583,12 +2583,12 @@
     </w:p>
     <w:p>
       <w:r>
-        <w:t>Dieses Skript zu V10 Wirkung ist nicht Absicht ist als Langformtext angelegt: Es soll nicht nur die Vorlesung begleiten, sondern als eigenstaendiges Studienmaterial funktionieren. Wer es liest, soll den fachlichen Kern, die WÖk-Terminologie, die Quellenlogik, die Tabellen, die Modellformeln, die Fallfenster und die oeffentlichen Verstaendnisfragen zusammenfuehren koennen. Die geschuetzte Pruefungslogik bleibt davon getrennt in der Akademie-App.</w:t>
-      </w:r>
-    </w:p>
-    <w:p>
-      <w:r>
-        <w:t>Fuer den Abschluss ist entscheidend, dass Wirkung ist nicht Absicht im Feld Grundstudium Wirkungsökonomie nicht als Einzelthema stehen bleibt. Die Vorlesung traegt zur gemeinsamen Architektur bei: begriffliche Grundlegung, Bewertungsrahmen und gesellschaftliche Einordnung. Daraus folgt eine Lesehaltung, die streng und praktisch zugleich ist. Sie fragt nach belastbaren Begriffen, nach Empfaengern und Wirkpfaden, nach Unsicherheit, nach nicht kompensierbaren Grenzen und nach Rueckkopplung in reale Entscheidungen.</w:t>
+        <w:t>Dieses Skript zu V10 Wirkung ist nicht Absicht ist als Langformtext angelegt. Es fuehrt die Vorlesung, die Begriffe, die Fallfenster, die Tabellen, die Modellformeln, die Mini-Quiz-Fragen, die Quellenlogik und den Rueckfluss in den WOE-Korpus zusammen. Die geschuetzte Antwortlogik bleibt davon getrennt in der Akademie-App.</w:t>
+      </w:r>
+    </w:p>
+    <w:p>
+      <w:r>
+        <w:t>Der Abschluss liest Wirkung ist nicht Absicht im Feld Grundstudium Wirkungsoekonomie. Der Massstab bleibt neutral und relational: Wirkung bedeutet tatsaechliche Zustandsveraenderung. Wirkungspotenzial beschreibt plausible Moeglichkeit. Wirkungsrisiko beschreibt moegliche negative Veraenderung. Wenn eine Zielgroesse gemeint ist, geht es um positive Netto-Wirkung. Genau diese Trennung entscheidet, ob das Skript fachlich traegt.</w:t>
       </w:r>
     </w:p>
     <w:p>
@@ -2596,7 +2596,7 @@
         <w:pStyle w:val="Heading3"/>
       </w:pPr>
       <w:r>
-        <w:t>Abschlussmatrix fuer die Anwendung</w:t>
+        <w:t>Abschlussmatrix</w:t>
       </w:r>
     </w:p>
     <w:tbl>
@@ -2622,7 +2622,7 @@
               <w:rPr>
                 <w:b/>
               </w:rPr>
-              <w:t>Ebene</w:t>
+              <w:t>Pruefebene</w:t>
             </w:r>
           </w:p>
         </w:tc>
@@ -2650,7 +2650,7 @@
               <w:rPr>
                 <w:b/>
               </w:rPr>
-              <w:t>Qualitaetsgrenze</w:t>
+              <w:t>Grenze</w:t>
             </w:r>
           </w:p>
         </w:tc>
@@ -2674,7 +2674,7 @@
           </w:tcPr>
           <w:p>
             <w:r>
-              <w:t>Wirkung, Wirkungspotenzial und Wirkungsrisiko werden im Kontext der Vorlesung getrennt.</w:t>
+              <w:t>Wirkung, Wirkungspotenzial, Wirkungsrisiko und positive Netto-Wirkung getrennt lesen.</w:t>
             </w:r>
           </w:p>
         </w:tc>
@@ -2685,7 +2685,7 @@
           </w:tcPr>
           <w:p>
             <w:r>
-              <w:t>keine Absicht als Wirkung ausgeben</w:t>
+              <w:t>Keine Absicht als Wirkung ausgeben.</w:t>
             </w:r>
           </w:p>
         </w:tc>
@@ -2709,7 +2709,7 @@
           </w:tcPr>
           <w:p>
             <w:r>
-              <w:t>Ausloeser, Mechanismus, Wirkungsempfaenger, Zustand und Rueckkopplung werden sichtbar.</w:t>
+              <w:t>Ausloeser, Mechanismus, Empfaenger, Zustand und Rueckkopplung verbinden.</w:t>
             </w:r>
           </w:p>
         </w:tc>
@@ -2720,7 +2720,7 @@
           </w:tcPr>
           <w:p>
             <w:r>
-              <w:t>keine lineare Erfolgsgeschichte erfinden</w:t>
+              <w:t>Keine lineare Erfolgsgeschichte erfinden.</w:t>
             </w:r>
           </w:p>
         </w:tc>
@@ -2733,7 +2733,7 @@
           </w:tcPr>
           <w:p>
             <w:r>
-              <w:t>Daten</w:t>
+              <w:t>Evidenz</w:t>
             </w:r>
           </w:p>
         </w:tc>
@@ -2744,7 +2744,7 @@
           </w:tcPr>
           <w:p>
             <w:r>
-              <w:t>Quellen, Datenqualitaet, Unsicherheit und Aktualitaet werden benannt.</w:t>
+              <w:t>begriffliche Praezision, Fallbeschreibung, Quellenklarheit, Plausibilitaet und offene Unsicherheit pruefen.</w:t>
             </w:r>
           </w:p>
         </w:tc>
@@ -2755,7 +2755,7 @@
           </w:tcPr>
           <w:p>
             <w:r>
-              <w:t>keine Scheingenauigkeit erzeugen</w:t>
+              <w:t>Keine Scheingenauigkeit erzeugen.</w:t>
             </w:r>
           </w:p>
         </w:tc>
@@ -2779,7 +2779,7 @@
           </w:tcPr>
           <w:p>
             <w:r>
-              <w:t>SDGs, Agenda 2030, SDG+ und WÖk-Schutzlinien bilden den Referenzrahmen.</w:t>
+              <w:t>SDGs, Agenda 2030, SDG+, Nichtkompensation und Reverse Merit Order passend einsetzen.</w:t>
             </w:r>
           </w:p>
         </w:tc>
@@ -2790,7 +2790,7 @@
           </w:tcPr>
           <w:p>
             <w:r>
-              <w:t>keine Durchschnittslogik gegen rote Linien</w:t>
+              <w:t>Keine Durchschnittslogik gegen rote Linien.</w:t>
             </w:r>
           </w:p>
         </w:tc>
@@ -2814,7 +2814,7 @@
           </w:tcPr>
           <w:p>
             <w:r>
-              <w:t>Die Bewertung fuehrt zu Entscheidung, Budget, Prozess, Kommunikation oder Korrektur.</w:t>
+              <w:t>Ergebnis in Begriff, Fallbewertung, Wirkpfad, rote Linie, Quellenbeurteilung oder Rueckkopplungsregel uebersetzen.</w:t>
             </w:r>
           </w:p>
         </w:tc>
@@ -2825,7 +2825,7 @@
           </w:tcPr>
           <w:p>
             <w:r>
-              <w:t>kein Reporting ohne Rueckkopplung</w:t>
+              <w:t>Kein Reporting ohne Rueckkopplung.</w:t>
             </w:r>
           </w:p>
         </w:tc>
@@ -2837,132 +2837,107 @@
         <w:pStyle w:val="Heading3"/>
       </w:pPr>
       <w:r>
-        <w:t>Abschlusskommentar 1: Lesen, pruefen, rueckkoppeln</w:t>
-      </w:r>
-    </w:p>
-    <w:p>
-      <w:r>
-        <w:t>Die folgende Verdichtung fuehrt die vorhandenen Kapitel nicht als Wiederholung, sondern als Anwendung zusammen. Wirkungskompetenz entsteht, wenn dieselbe begriffliche Strenge in Fallanalyse, Datenarbeit, Kommunikation, Governance und Entscheidungspraxis wiedererkannt wird.</w:t>
-      </w:r>
-    </w:p>
-    <w:p>
-      <w:r>
-        <w:t>Begriffliche Schaerfung. Der Abschnitt Lernziele ist in V10 kein Zusatzwissen, sondern ein Pruefstein fuer die Grundfrage des Skripts: Was veraendert sich, bei wem, wodurch und mit welcher Rueckkopplung? Fuer Wirkung ist nicht Absicht wird daran sichtbar, dass praezise Sprache die erste Sicherung gegen Impact-Washing bildet. Die fachliche Grenze liegt dort, wo Lernende Output, Reichweite, Absicht und Wirkung in einem Satz vermischen. Die saubere Lesart trennt deshalb Beobachtung, Kausalannahme, Bewertung und Steuerungsfolge. In der Anwendung sollte daraus mindestens eine konkrete Begriff, Wirkpfad, Fallbewertung, rote Linie oder Rueckkopplung abgeleitet werden; sonst bleibt das Wissen erklaerend, aber nicht steuerungsfaehig.</w:t>
-      </w:r>
-    </w:p>
-    <w:p>
-      <w:r>
-        <w:t>Anwendung auf Einleitung / Wirkungsfrage. In einer Fallanalyse beginnt dieser Punkt nicht mit einer Meinung, sondern mit einer belastbaren Beschreibung. Wer V10 pruefungsnah liest, fragt zuerst nach Wirkungsempfaengern, Wirkraum, Zeitraum und Datenquelle. Erst danach folgt die Bewertung im Referenzrahmen Mensch, Planet, Demokratie, SDGs, Agenda 2030 und SDG+. Mindestens ein direkter und ein indirekter Wirkpfad muessen nachvollziehbar sein. Der typische Kurzschluss waere, nur die Massnahme selbst bewerten und indirekte Empfaenger ausblenden. Genau dagegen setzt die WÖk die Pflicht, Wirkungspotenzial, Wirkungsrisiko und positive Netto-Wirkung begrifflich getrennt zu halten.</w:t>
-      </w:r>
-    </w:p>
-    <w:p>
-      <w:r>
-        <w:t>Evidenzregel. Kernaussage darf im Skript nicht als dekorativer Begriff stehen bleiben. Der Abschnitt traegt nur dann, wenn er eine pruefbare Aussage erlaubt: Welche Quelle stuetzt die Annahme, welche Unsicherheit bleibt offen und welche Gegenbeobachtung wuerde die Bewertung veraendern? Fuer Wirkung ist nicht Absicht heisst das, dass jede Bewertung nur so belastbar ist wie Datenlage, Quellenstatus, Aktualitaet und Systemgrenze. Die Studierenden sollen nicht lernen, einen Score nachzusprechen. Sie sollen erkennen, wann ein Score klaert, wann er verdeckt und wann eine rote Linie die Durchschnittslogik stoppt.</w:t>
-      </w:r>
-    </w:p>
-    <w:p>
-      <w:r>
-        <w:t>Fallfenster zur Anwendung. Ein Controlling-Team moechte einen Score bilden. Das Skript verlangt, dass Datenqualitaet, Systemgrenzen, Gewichtung, Unsicherheit und Nichtkompensation sichtbar bleiben. Ein Score darf die Diskussion nicht beenden, sondern muss bessere Fragen, Priorisierung und Rueckkopplung ermoeglichen. Bezogen auf Wirkung ist nicht Absicht heisst das: Die Analyse muss das konkrete Thema ernst nehmen und zugleich den allgemeinen WÖk-Massstab halten. Es geht nicht darum, Akteure moralisch zu sortieren. Es geht darum, Wirkpfade, Wirkungsempfaenger, Datenqualitaet, Risiken und Rueckkopplung so zu beschreiben, dass bessere Entscheidungen moeglich werden.</w:t>
-      </w:r>
-    </w:p>
-    <w:p>
-      <w:r>
-        <w:t>Transfer in Grundstudium Wirkungsökonomie. Quelltext und fachliche Grundlegung verbindet die inhaltliche Deutung mit der spaeteren Praxis. Eine Organisation kann zu Wirkung ist nicht Absicht sehr ueberzeugend kommunizieren und trotzdem an einen plausiblen Gedanken schon fuer Wirkung zu halten, obwohl Empfaenger, Zustand, Zeitbezug und Quelle fehlen scheitern. Darum muss die V1-Fassung immer auch nach Governance fragen: Wer erhebt Daten, wer bewertet sie, wer traegt die Folgen, wer kann widersprechen und wann wird eine Entscheidung korrigiert? Profile, Zielkonflikte und offene Punkte werden nebeneinander gefuehrt. So wird aus einem Lehrkapitel eine verantwortbare Arbeitsroutine.</w:t>
-      </w:r>
-    </w:p>
-    <w:p>
-      <w:r>
-        <w:t>Grenze gegen Scheingenauigkeit. Gerade bei Der Kern des ganzen Ansatzes ist Praezision wichtiger als grosse Begriffe. Eine Wirkungsaussage bleibt schwach, wenn sie nur Aktivitaet, Reichweite, Absicht oder Image beschreibt. Stark wird sie erst, wenn sie die Zustandsveraenderung und ihre Bedingungen offenlegt. In V10 ist deshalb entscheidend, schwere zentrale Schaeden nicht durch beliebige positive Einzelwerte neutralisiert werden duerfen. Die Fehlerlinie verlaeuft nicht zwischen Optimismus und Pessimismus, sondern zwischen offengelegter Unsicherheit und rhetorischer Sicherheit ohne Pruefpfad.</w:t>
-      </w:r>
-    </w:p>
-    <w:p>
-      <w:r>
-        <w:t>Pruefungsnahe Transferfrage. Formuliere zu V10 eine Wirkungsaussage in drei Saetzen: Erstens den beobachteten oder plausiblen Zustand, zweitens die Daten- oder Quellenlage, drittens die offene Unsicherheit samt Rueckkopplung. Die Antwort muss ohne moralische Personenbewertung auskommen und darf Reichweite nicht mit Wirkung verwechseln.</w:t>
-      </w:r>
-    </w:p>
-    <w:p>
-      <w:r>
-        <w:t>Pruefungsnahe Lesart. Aus Was Absicht ist laesst sich eine gute Transferfrage ableiten: Welche Entscheidung waere falsch, wenn dieser Abschnitt missverstanden wird? Fuer Wirkung ist nicht Absicht lautet die Antwort meist nicht einfach "mehr Wirkung", sondern genauer: bessere Unterscheidung, sauberere Daten, klarere Schutzlinie und rueckgekoppelte Steuerung. Jeder Analyseblock fragt nach der Routine, die nach der Bewertung angepasst wird. Wer das im Fall anwenden kann, hat den Kern der Vorlesung verstanden; wer nur Definitionen wiederholt, bleibt unter dem Anspruch der Akademie.</w:t>
-      </w:r>
-    </w:p>
-    <w:p>
-      <w:r>
-        <w:t>Fallfenster zur Anwendung. Ein Kommunikationsbericht nennt viele Aktivitaeten, Reichweiten und Rueckmeldungen. Die V1-Pruefung fragt, ob daraus eine belastbare Wirkungsaussage folgt. Wenn nur Kontakte, Klicks oder Zustimmung vorliegen, bleibt die Aussage im Bereich Wirkungspotenzial oder Resonanz, nicht im Bereich nachgewiesener Wirkung. Bezogen auf Wirkung ist nicht Absicht heisst das: Die Analyse muss das konkrete Thema ernst nehmen und zugleich den allgemeinen WÖk-Massstab halten. Es geht nicht darum, Akteure moralisch zu sortieren. Es geht darum, Wirkpfade, Wirkungsempfaenger, Datenqualitaet, Risiken und Rueckkopplung so zu beschreiben, dass bessere Entscheidungen moeglich werden.</w:t>
-      </w:r>
-    </w:p>
-    <w:p>
-      <w:r>
-        <w:t>Governance. Der Abschnitt Was Wirkung ist ist in V10 kein Zusatzwissen, sondern ein Pruefstein fuer die Grundfrage des Skripts: Was veraendert sich, bei wem, wodurch und mit welcher Rueckkopplung? Fuer Wirkung ist nicht Absicht wird daran sichtbar, dass Wirkungsbewertung Verfahren, Rechte, Transparenz und Korrektur braucht. Die fachliche Grenze liegt dort, wo Lernende Bewertung als technokratische Top-down-Setzung verstehen. Die saubere Lesart trennt deshalb Beobachtung, Kausalannahme, Bewertung und Steuerungsfolge. In der Anwendung sollte daraus mindestens eine konkrete Begriff, Wirkpfad, Fallbewertung, rote Linie oder Rueckkopplung abgeleitet werden; sonst bleibt das Wissen erklaerend, aber nicht steuerungsfaehig.</w:t>
-      </w:r>
-    </w:p>
-    <w:p>
-      <w:r>
-        <w:t>Anwendung auf Gute Absicht, schlechte Wirkung. In einer Fallanalyse beginnt dieser Punkt nicht mit einer Meinung, sondern mit einer belastbaren Beschreibung. Wer V10 pruefungsnah liest, fragt zuerst nach Wirkungsempfaengern, Wirkraum, Zeitraum und Datenquelle. Erst danach folgt die Bewertung im Referenzrahmen Mensch, Planet, Demokratie, SDGs, Agenda 2030 und SDG+. Pruefungsfragen verbinden Begriff, Anwendung, Evidenz und rote Linie. Der typische Kurzschluss waere, reines Auswendiglernen als Kompetenznachweis behandeln. Genau dagegen setzt die WÖk die Pflicht, Wirkungspotenzial, Wirkungsrisiko und positive Netto-Wirkung begrifflich getrennt zu halten.</w:t>
-      </w:r>
-    </w:p>
-    <w:p>
-      <w:r>
-        <w:t>Evidenzregel. Schlechte Absicht ändert nichts an der Messung darf im Skript nicht als dekorativer Begriff stehen bleiben. Der Abschnitt traegt nur dann, wenn er eine pruefbare Aussage erlaubt: Welche Quelle stuetzt die Annahme, welche Unsicherheit bleibt offen und welche Gegenbeobachtung wuerde die Bewertung veraendern? Fuer Wirkung ist nicht Absicht heisst das, dass WÖk-Begriffe im Alltag nur tragen, wenn sie in Routinen uebersetzt werden. Die Studierenden sollen nicht lernen, einen Score nachzusprechen. Sie sollen erkennen, wann ein Score klaert, wann er verdeckt und wann eine rote Linie die Durchschnittslogik stoppt.</w:t>
-      </w:r>
-    </w:p>
-    <w:p>
-      <w:r>
-        <w:t>Fallfenster zur Anwendung. Eine Organisation plant eine Massnahme und formuliert dazu eine positive Absicht. In der WÖk reicht das nicht. Fuer diese Vorlesung muss sichtbar werden, welche Zustandsveraenderung erwartet wird, welche Empfaenger direkt oder indirekt betroffen sind, welche Nebenwirkungen entstehen koennen und welche Entscheidung spaeter korrigiert wird. Bezogen auf Wirkung ist nicht Absicht heisst das: Die Analyse muss das konkrete Thema ernst nehmen und zugleich den allgemeinen WÖk-Massstab halten. Es geht nicht darum, Akteure moralisch zu sortieren. Es geht darum, Wirkpfade, Wirkungsempfaenger, Datenqualitaet, Risiken und Rueckkopplung so zu beschreiben, dass bessere Entscheidungen moeglich werden.</w:t>
-      </w:r>
-    </w:p>
-    <w:p>
-      <w:r>
-        <w:t>Transfer in Grundstudium Wirkungsökonomie. Warum das vor Greenwashing schützt verbindet die inhaltliche Deutung mit der spaeteren Praxis. Eine Organisation kann zu Wirkung ist nicht Absicht sehr ueberzeugend kommunizieren und trotzdem an einen plausiblen Gedanken schon fuer Wirkung zu halten, obwohl Empfaenger, Zustand, Zeitbezug und Quelle fehlen scheitern. Darum muss die V1-Fassung immer auch nach Governance fragen: Wer erhebt Daten, wer bewertet sie, wer traegt die Folgen, wer kann widersprechen und wann wird eine Entscheidung korrigiert? Gute Kommunikation unterscheidet Befund, Annahme und normative Bewertung. So wird aus einem Lehrkapitel eine verantwortbare Arbeitsroutine.</w:t>
-      </w:r>
-    </w:p>
-    <w:p>
-      <w:r>
-        <w:t>Pruefungsnahe Transferfrage. Formuliere zu V10 eine Wirkungsaussage in drei Saetzen: Erstens den beobachteten oder plausiblen Zustand, zweitens die Daten- oder Quellenlage, drittens die offene Unsicherheit samt Rueckkopplung. Die Antwort muss ohne moralische Personenbewertung auskommen und darf Reichweite nicht mit Wirkung verwechseln.</w:t>
-      </w:r>
-    </w:p>
-    <w:p>
-      <w:r>
-        <w:t>Grenze gegen Scheingenauigkeit. Gerade bei Ein Beispiel: zwei Spenden ist Praezision wichtiger als grosse Begriffe. Eine Wirkungsaussage bleibt schwach, wenn sie nur Aktivitaet, Reichweite, Absicht oder Image beschreibt. Stark wird sie erst, wenn sie die Zustandsveraenderung und ihre Bedingungen offenlegt. In V10 ist deshalb entscheidend, jede Wirkungsaussage eine Grenze zieht und diese Grenze begruenden muss. Die Fehlerlinie verlaeuft nicht zwischen Optimismus und Pessimismus, sondern zwischen offengelegter Unsicherheit und rhetorischer Sicherheit ohne Pruefpfad.</w:t>
-      </w:r>
-    </w:p>
-    <w:p>
-      <w:r>
-        <w:t>Pruefungsnahe Lesart. Aus Wirkung braucht Beobachtung laesst sich eine gute Transferfrage ableiten: Welche Entscheidung waere falsch, wenn dieser Abschnitt missverstanden wird? Fuer Wirkung ist nicht Absicht lautet die Antwort meist nicht einfach "mehr Wirkung", sondern genauer: bessere Unterscheidung, sauberere Daten, klarere Schutzlinie und rueckgekoppelte Steuerung. Szenarien pruefen Sofortwirkung, Folgewirkung und Reversibilitaet getrennt. Wer das im Fall anwenden kann, hat den Kern der Vorlesung verstanden; wer nur Definitionen wiederholt, bleibt unter dem Anspruch der Akademie.</w:t>
-      </w:r>
-    </w:p>
-    <w:p>
-      <w:r>
-        <w:t>Fallfenster zur Anwendung. Eine Fuehrungsentscheidung erzeugt zugleich Nutzen und Risiken. Die WÖk behandelt Ambivalenz nicht als Stoerung, sondern als Kern der Analyse. Positive Netto-Wirkung darf erst behauptet werden, wenn zentrale negative Wirkungen getrennt geprueft und rote Linien gewahrt sind. Bezogen auf Wirkung ist nicht Absicht heisst das: Die Analyse muss das konkrete Thema ernst nehmen und zugleich den allgemeinen WÖk-Massstab halten. Es geht nicht darum, Akteure moralisch zu sortieren. Es geht darum, Wirkpfade, Wirkungsempfaenger, Datenqualitaet, Risiken und Rueckkopplung so zu beschreiben, dass bessere Entscheidungen moeglich werden.</w:t>
-      </w:r>
-    </w:p>
-    <w:p>
-      <w:r>
-        <w:t>Betroffenenperspektive. Der Abschnitt Ehrlich mit der eigenen Wirkung ist in V10 kein Zusatzwissen, sondern ein Pruefstein fuer die Grundfrage des Skripts: Was veraendert sich, bei wem, wodurch und mit welcher Rueckkopplung? Fuer Wirkung ist nicht Absicht wird daran sichtbar, dass Wirkung nicht am Sender, sondern an veraenderten Zustanden der Empfaenger geprueft wird. Die fachliche Grenze liegt dort, wo Lernende interne Erfolgskennzahlen mit gesellschaftlicher Wirkung verwechseln. Die saubere Lesart trennt deshalb Beobachtung, Kausalannahme, Bewertung und Steuerungsfolge. In der Anwendung sollte daraus mindestens eine konkrete Begriff, Wirkpfad, Fallbewertung, rote Linie oder Rueckkopplung abgeleitet werden; sonst bleibt das Wissen erklaerend, aber nicht steuerungsfaehig.</w:t>
-      </w:r>
-    </w:p>
-    <w:p>
-      <w:r>
-        <w:t>Anwendung auf Was du aus dieser Vorlesung mitnimmst. In einer Fallanalyse beginnt dieser Punkt nicht mit einer Meinung, sondern mit einer belastbaren Beschreibung. Wer V10 pruefungsnah liest, fragt zuerst nach Wirkungsempfaengern, Wirkraum, Zeitraum und Datenquelle. Erst danach folgt die Bewertung im Referenzrahmen Mensch, Planet, Demokratie, SDGs, Agenda 2030 und SDG+. Jede Schlussfolgerung endet mit Entscheidung, Verantwortlichkeit und Termin fuer Rueckpruefung. Der typische Kurzschluss waere, Befunde sammeln, ohne Ressourcen oder Regeln zu veraendern. Genau dagegen setzt die WÖk die Pflicht, Wirkungspotenzial, Wirkungsrisiko und positive Netto-Wirkung begrifflich getrennt zu halten.</w:t>
-      </w:r>
-    </w:p>
-    <w:p>
-      <w:r>
-        <w:t>Evidenzregel. Wirkungsökonomische Vertiefung darf im Skript nicht als dekorativer Begriff stehen bleiben. Der Abschnitt traegt nur dann, wenn er eine pruefbare Aussage erlaubt: Welche Quelle stuetzt die Annahme, welche Unsicherheit bleibt offen und welche Gegenbeobachtung wuerde die Bewertung veraendern? Fuer Wirkung ist nicht Absicht heisst das, dass WÖk-Aussagen mit bestehenden Begriffen, Studien, Standards und Rechtsrahmen in Beziehung stehen muessen. Die Studierenden sollen nicht lernen, einen Score nachzusprechen. Sie sollen erkennen, wann ein Score klaert, wann er verdeckt und wann eine rote Linie die Durchschnittslogik stoppt.</w:t>
-      </w:r>
-    </w:p>
-    <w:p>
-      <w:r>
-        <w:t>Fallfenster zur Anwendung. Ein Controlling-Team moechte einen Score bilden. Das Skript verlangt, dass Datenqualitaet, Systemgrenzen, Gewichtung, Unsicherheit und Nichtkompensation sichtbar bleiben. Ein Score darf die Diskussion nicht beenden, sondern muss bessere Fragen, Priorisierung und Rueckkopplung ermoeglichen. Bezogen auf Wirkung ist nicht Absicht heisst das: Die Analyse muss das konkrete Thema ernst nehmen und zugleich den allgemeinen WÖk-Massstab halten. Es geht nicht darum, Akteure moralisch zu sortieren. Es geht darum, Wirkpfade, Wirkungsempfaenger, Datenqualitaet, Risiken und Rueckkopplung so zu beschreiben, dass bessere Entscheidungen moeglich werden.</w:t>
-      </w:r>
-    </w:p>
-    <w:p>
-      <w:r>
-        <w:t>Pruefungsnahe Transferfrage. Formuliere zu V10 eine Wirkungsaussage in drei Saetzen: Erstens den beobachteten oder plausiblen Zustand, zweitens die Daten- oder Quellenlage, drittens die offene Unsicherheit samt Rueckkopplung. Die Antwort muss ohne moralische Personenbewertung auskommen und darf Reichweite nicht mit Wirkung verwechseln.</w:t>
-      </w:r>
-    </w:p>
-    <w:p>
-      <w:r>
-        <w:t>Transfer in Grundstudium Wirkungsökonomie. Prüfungsrelevanz verbindet die inhaltliche Deutung mit der spaeteren Praxis. Eine Organisation kann zu Wirkung ist nicht Absicht sehr ueberzeugend kommunizieren und trotzdem an einen plausiblen Gedanken schon fuer Wirkung zu halten, obwohl Empfaenger, Zustand, Zeitbezug und Quelle fehlen scheitern. Darum muss die V1-Fassung immer auch nach Governance fragen: Wer erhebt Daten, wer bewertet sie, wer traegt die Folgen, wer kann widersprechen und wann wird eine Entscheidung korrigiert? Die Analyse markiert Stoppsignale vor jeder Portfolio- oder Score-Debatte. So wird aus einem Lehrkapitel eine verantwortbare Arbeitsroutine.</w:t>
+        <w:t>Schlussvertiefung 1: Wirkung ist nicht Absicht im Anwendungsfall</w:t>
+      </w:r>
+    </w:p>
+    <w:p>
+      <w:r>
+        <w:t>Die folgenden Abschnitte sind keine neue Pruefungsloesung. Sie verdichten die vorhandenen Kapitel zu einer Lesart, mit der Studierende einen Fall selbststaendig analysieren koennen. Im Mittelpunkt stehen Wirkpfade, Wirkungsempfaenger, Bewertung und Rueckkopplung, nicht moralische Personenbewertung.</w:t>
+      </w:r>
+    </w:p>
+    <w:p>
+      <w:r>
+        <w:t>Begriffliche Schlussklaerung. Einleitung / Wirkungsfrage zeigt, warum Wirkung ist nicht Absicht mehr ist als ein Schlagwort im Feld Wirkpfade, Wirkungsempfaenger, Bewertung und Rueckkopplung. Die wirkungsoekonomische Frage lautet: Welche reale Veraenderung wird moeglich, welche bleibt nur Potenzial und wo entsteht ein Wirkungsrisiko? Diese Unterscheidung schuetzt vor Impact-Washing, weil sie Absicht, Aktivitaet, Reichweite und Wirkung auseinanderhaelt.</w:t>
+      </w:r>
+    </w:p>
+    <w:p>
+      <w:r>
+        <w:t>Eine Kommune, ein Unternehmen oder eine Bildungsorganisation will Wirkung ist nicht Absicht praktisch anwenden. Der erste Schritt ist nicht die Auswahl eines Instruments, sondern die Klaerung der Zustandsveraenderung. Bei Einleitung / Wirkungsfrage muss deshalb benannt werden, wer betroffen ist, welcher Zustand sich veraendert, welche Frist gilt und welche Gegenbeobachtung die Annahme widerlegen wuerde. Erst danach entsteht eine begruendete Entscheidung im Feld Begriff, Fallbewertung, Wirkpfad, rote Linie, Quellenbeurteilung oder Rueckkopplungsregel.</w:t>
+      </w:r>
+    </w:p>
+    <w:p>
+      <w:r>
+        <w:t>Wirkpfad und Empfaenger. In V10 muss Kernaussage immer mit Empfaengern gelesen werden. Wirkung entsteht nicht beim Sender, sondern an veraenderten Zustaenden von Menschen, Oekosystemen, Institutionen, Oeffentlichkeit oder kuenftigen Handlungsspielraeumen. Darum reicht es nicht, interne Aktivitaeten zu dokumentieren. Entscheidend ist, ob sich ein Zustand nachvollziehbar veraendert und ob diese Veraenderung im Referenzrahmen Mensch, Planet, Demokratie, SDGs, Agenda 2030 und SDG+ tragfaehig bewertet werden kann.</w:t>
+      </w:r>
+    </w:p>
+    <w:p>
+      <w:r>
+        <w:t>Ein Bericht behauptet, die Massnahme zu Wirkung ist nicht Absicht sei erfolgreich. Die WOE-Lesart fragt bei Kernaussage nach belastbaren Nachweisen: begriffliche Praezision, Fallbeschreibung, Quellenklarheit, Plausibilitaet und offene Unsicherheit. Wenn diese Nachweise fehlen, bleibt die Aussage Wirkungspotenzial oder Kommunikationsbehauptung. Sie kann wichtig sein, aber sie ist noch keine belegte Wirkung.</w:t>
+      </w:r>
+    </w:p>
+    <w:p>
+      <w:r>
+        <w:t>Daten, Quellen und Evidenz. Wissenschaftliche Anschlussfaehigkeit entsteht hier durch Quellenklarheit. Bei Quelltext und fachliche Grundlegung werden interne WOE-Begriffe nicht als Ersatz fuer Belege benutzt, sondern mit Grundlagenwerk, WOE-Referenz, Glossar, Werkzeuge, Journal und externe Fachquellen verbunden. Wo die Datenlage offen bleibt, wird das offengelegt. Wo eine Aussage nur plausibel ist, bleibt sie als Wirkungspotenzial markiert. Wo ein Schaden eine rote Linie beruehrt, greift Nichtkompensation vor Durchschnittslogik.</w:t>
+      </w:r>
+    </w:p>
+    <w:p>
+      <w:r>
+        <w:t>In einer kontroversen Entscheidung wirkt Quelltext und fachliche Grundlegung als Pruefpunkt fuer Ambivalenz. Ein Nutzen fuer eine Gruppe kann mit Risiken fuer andere Wirkungsempfaenger einhergehen. Das Skript verlangt deshalb, positive und negative Zustandsveraenderungen getrennt zu fuehren, bevor von positiver Netto-Wirkung gesprochen wird.</w:t>
+      </w:r>
+    </w:p>
+    <w:p>
+      <w:r>
+        <w:t>Bewertung und rote Linien. In Grundstudium Wirkungsoekonomie wird Der Kern des ganzen Ansatzes erst steuerungsfaehig, wenn daraus eine Entscheidung folgt. Die Grundbegriffe muessen in spaeteren Modulen wiedererkennbar bleiben. Ohne diese Rueckkopplung bleibt Reporting eine Beschreibung. Mit Rueckkopplung wird aus Bewertung eine veraenderte Routine: ein anderer Prozess, ein geaenderter Anreiz, eine bessere Datenpflicht, eine korrigierte Kommunikation oder eine neue Priorisierung.</w:t>
+      </w:r>
+    </w:p>
+    <w:p>
+      <w:r>
+        <w:t>Die typische Fehlstelle bei Wirkung ist nicht Absicht liegt darin, Absicht, Aktivitaet oder Reporting als Wirkung zu behandeln. Bei Der Kern des ganzen Ansatzes wird diese Fehlstelle konkret: Ein scheinbar plausibler Befund darf nicht zur Abkuerzung werden. Quellen, Systemgrenzen, Unsicherheit und Rueckkopplung bleiben sichtbar.</w:t>
+      </w:r>
+    </w:p>
+    <w:p>
+      <w:r>
+        <w:t>Kontrollfrage. Welche Entscheidung waere falsch, wenn Der Kern des ganzen Ansatzes in V10 missverstanden wird? Die Antwort muss mindestens eine Daten- oder Quellenannahme, eine betroffene Gruppe oder Schutzdimension, eine moegliche Nebenwirkung und einen Rueckkopplungsschritt nennen. Richtig ist nicht die lauteste Bewertung, sondern diejenige, die Begriff, Beleg und Steuerungsfolge zusammenhaelt.</w:t>
+      </w:r>
+    </w:p>
+    <w:p>
+      <w:r>
+        <w:t>Steuerung und Rueckkopplung. Die Grenze gegen Scheingenauigkeit verlaeuft bei Was Absicht ist nicht zwischen Optimismus und Pessimismus. Sie verlaeuft zwischen offengelegter Unsicherheit und rhetorischer Sicherheit. Wer Wirkung ist nicht Absicht belastbar anwenden will, benennt Systemgrenze, Zeitraum, Vergleichspunkt und offene Gegenhypothese. Gerade dadurch bleibt das Skript anschlussfaehig fuer Forschung, Praxis und spaetere Revision.</w:t>
+      </w:r>
+    </w:p>
+    <w:p>
+      <w:r>
+        <w:t>Fuer die Pruefung ist Was Absicht ist dann verstanden, wenn daraus eine belastbare Fallantwort entsteht. Eine gute Antwort unterscheidet Beobachtung, Kausalannahme, Bewertung und Steuerungsfolge. Sie bewertet keine Menschen, sondern Wirkpfade, Zustandsveraenderungen, Risiken und institutionelle Bedingungen.</w:t>
+      </w:r>
+    </w:p>
+    <w:p>
+      <w:r>
+        <w:t>Pruefungsnahe Anwendung. Was Wirkung ist zeigt, warum Wirkung ist nicht Absicht mehr ist als ein Schlagwort im Feld Wirkpfade, Wirkungsempfaenger, Bewertung und Rueckkopplung. Die wirkungsoekonomische Frage lautet: Welche reale Veraenderung wird moeglich, welche bleibt nur Potenzial und wo entsteht ein Wirkungsrisiko? Diese Unterscheidung schuetzt vor Impact-Washing, weil sie Absicht, Aktivitaet, Reichweite und Wirkung auseinanderhaelt.</w:t>
+      </w:r>
+    </w:p>
+    <w:p>
+      <w:r>
+        <w:t>Eine Kommune, ein Unternehmen oder eine Bildungsorganisation will Wirkung ist nicht Absicht praktisch anwenden. Der erste Schritt ist nicht die Auswahl eines Instruments, sondern die Klaerung der Zustandsveraenderung. Bei Was Wirkung ist muss deshalb benannt werden, wer betroffen ist, welcher Zustand sich veraendert, welche Frist gilt und welche Gegenbeobachtung die Annahme widerlegen wuerde. Erst danach entsteht eine begruendete Entscheidung im Feld Begriff, Fallbewertung, Wirkpfad, rote Linie, Quellenbeurteilung oder Rueckkopplungsregel.</w:t>
+      </w:r>
+    </w:p>
+    <w:p>
+      <w:r>
+        <w:t>Rueckfluss. Fuer den WOE-Korpus bedeutet das: Begriffe aus Wirkung ist nicht Absicht sollten dort geschaerft werden, wo sie in Glossar, Werkzeugen, Journal oder Readern doppeldeutig bleiben. Offene Forschungsfragen werden nicht versteckt. Sie markieren die Stelle, an der spaetere Evidenz, ein besserer Datensatz oder eine praezisere Fallstudie die Bewertung veraendern kann.</w:t>
+      </w:r>
+    </w:p>
+    <w:p>
+      <w:r>
+        <w:t>Transfer in den WOE-Korpus. In V10 muss Gute Absicht, schlechte Wirkung immer mit Empfaengern gelesen werden. Wirkung entsteht nicht beim Sender, sondern an veraenderten Zustaenden von Menschen, Oekosystemen, Institutionen, Oeffentlichkeit oder kuenftigen Handlungsspielraeumen. Darum reicht es nicht, interne Aktivitaeten zu dokumentieren. Entscheidend ist, ob sich ein Zustand nachvollziehbar veraendert und ob diese Veraenderung im Referenzrahmen Mensch, Planet, Demokratie, SDGs, Agenda 2030 und SDG+ tragfaehig bewertet werden kann.</w:t>
+      </w:r>
+    </w:p>
+    <w:p>
+      <w:r>
+        <w:t>Ein Bericht behauptet, die Massnahme zu Wirkung ist nicht Absicht sei erfolgreich. Die WOE-Lesart fragt bei Gute Absicht, schlechte Wirkung nach belastbaren Nachweisen: begriffliche Praezision, Fallbeschreibung, Quellenklarheit, Plausibilitaet und offene Unsicherheit. Wenn diese Nachweise fehlen, bleibt die Aussage Wirkungspotenzial oder Kommunikationsbehauptung. Sie kann wichtig sein, aber sie ist noch keine belegte Wirkung.</w:t>
+      </w:r>
+    </w:p>
+    <w:p>
+      <w:r>
+        <w:t>Grenzen der Aussage. Wissenschaftliche Anschlussfaehigkeit entsteht hier durch Quellenklarheit. Bei Schlechte Absicht ändert nichts an der Messung werden interne WOE-Begriffe nicht als Ersatz fuer Belege benutzt, sondern mit Grundlagenwerk, WOE-Referenz, Glossar, Werkzeuge, Journal und externe Fachquellen verbunden. Wo die Datenlage offen bleibt, wird das offengelegt. Wo eine Aussage nur plausibel ist, bleibt sie als Wirkungspotenzial markiert. Wo ein Schaden eine rote Linie beruehrt, greift Nichtkompensation vor Durchschnittslogik.</w:t>
+      </w:r>
+    </w:p>
+    <w:p>
+      <w:r>
+        <w:t>In einer kontroversen Entscheidung wirkt Schlechte Absicht ändert nichts an der Messung als Pruefpunkt fuer Ambivalenz. Ein Nutzen fuer eine Gruppe kann mit Risiken fuer andere Wirkungsempfaenger einhergehen. Das Skript verlangt deshalb, positive und negative Zustandsveraenderungen getrennt zu fuehren, bevor von positiver Netto-Wirkung gesprochen wird.</w:t>
+      </w:r>
+    </w:p>
+    <w:p>
+      <w:r>
+        <w:t>Kontrollfrage. Welche Entscheidung waere falsch, wenn Schlechte Absicht ändert nichts an der Messung in V10 missverstanden wird? Die Antwort muss mindestens eine Daten- oder Quellenannahme, eine betroffene Gruppe oder Schutzdimension, eine moegliche Nebenwirkung und einen Rueckkopplungsschritt nennen. Richtig ist nicht die lauteste Bewertung, sondern diejenige, die Begriff, Beleg und Steuerungsfolge zusammenhaelt.</w:t>
       </w:r>
     </w:p>
     <w:p>
@@ -2970,132 +2945,107 @@
         <w:pStyle w:val="Heading3"/>
       </w:pPr>
       <w:r>
-        <w:t>Abschlusskommentar 2: Lesen, pruefen, rueckkoppeln</w:t>
-      </w:r>
-    </w:p>
-    <w:p>
-      <w:r>
-        <w:t>Die folgende Verdichtung fuehrt die vorhandenen Kapitel nicht als Wiederholung, sondern als Anwendung zusammen. Wirkungskompetenz entsteht, wenn dieselbe begriffliche Strenge in Fallanalyse, Datenarbeit, Kommunikation, Governance und Entscheidungspraxis wiedererkannt wird.</w:t>
-      </w:r>
-    </w:p>
-    <w:p>
-      <w:r>
-        <w:t>Grenze gegen Scheingenauigkeit. Gerade bei Lernziele ist Praezision wichtiger als grosse Begriffe. Eine Wirkungsaussage bleibt schwach, wenn sie nur Aktivitaet, Reichweite, Absicht oder Image beschreibt. Stark wird sie erst, wenn sie die Zustandsveraenderung und ihre Bedingungen offenlegt. In V10 ist deshalb entscheidend, praezise Sprache die erste Sicherung gegen Impact-Washing bildet. Die Fehlerlinie verlaeuft nicht zwischen Optimismus und Pessimismus, sondern zwischen offengelegter Unsicherheit und rhetorischer Sicherheit ohne Pruefpfad.</w:t>
-      </w:r>
-    </w:p>
-    <w:p>
-      <w:r>
-        <w:t>Pruefungsnahe Lesart. Aus Einleitung / Wirkungsfrage laesst sich eine gute Transferfrage ableiten: Welche Entscheidung waere falsch, wenn dieser Abschnitt missverstanden wird? Fuer Wirkung ist nicht Absicht lautet die Antwort meist nicht einfach "mehr Wirkung", sondern genauer: bessere Unterscheidung, sauberere Daten, klarere Schutzlinie und rueckgekoppelte Steuerung. Mindestens ein direkter und ein indirekter Wirkpfad muessen nachvollziehbar sein. Wer das im Fall anwenden kann, hat den Kern der Vorlesung verstanden; wer nur Definitionen wiederholt, bleibt unter dem Anspruch der Akademie.</w:t>
-      </w:r>
-    </w:p>
-    <w:p>
-      <w:r>
-        <w:t>Fallfenster zur Anwendung. Ein Kommunikationsbericht nennt viele Aktivitaeten, Reichweiten und Rueckmeldungen. Die V1-Pruefung fragt, ob daraus eine belastbare Wirkungsaussage folgt. Wenn nur Kontakte, Klicks oder Zustimmung vorliegen, bleibt die Aussage im Bereich Wirkungspotenzial oder Resonanz, nicht im Bereich nachgewiesener Wirkung. Bezogen auf Wirkung ist nicht Absicht heisst das: Die Analyse muss das konkrete Thema ernst nehmen und zugleich den allgemeinen WÖk-Massstab halten. Es geht nicht darum, Akteure moralisch zu sortieren. Es geht darum, Wirkpfade, Wirkungsempfaenger, Datenqualitaet, Risiken und Rueckkopplung so zu beschreiben, dass bessere Entscheidungen moeglich werden.</w:t>
-      </w:r>
-    </w:p>
-    <w:p>
-      <w:r>
-        <w:t>Daten- und Quellenklarheit. Der Abschnitt Kernaussage ist in V10 kein Zusatzwissen, sondern ein Pruefstein fuer die Grundfrage des Skripts: Was veraendert sich, bei wem, wodurch und mit welcher Rueckkopplung? Fuer Wirkung ist nicht Absicht wird daran sichtbar, dass jede Bewertung nur so belastbar ist wie Datenlage, Quellenstatus, Aktualitaet und Systemgrenze. Die fachliche Grenze liegt dort, wo Lernende eine Zahl ohne Einheit, Zeitraum oder Erhebungslogik als Beweis nutzen. Die saubere Lesart trennt deshalb Beobachtung, Kausalannahme, Bewertung und Steuerungsfolge. In der Anwendung sollte daraus mindestens eine konkrete Begriff, Wirkpfad, Fallbewertung, rote Linie oder Rueckkopplung abgeleitet werden; sonst bleibt das Wissen erklaerend, aber nicht steuerungsfaehig.</w:t>
-      </w:r>
-    </w:p>
-    <w:p>
-      <w:r>
-        <w:t>Anwendung auf Quelltext und fachliche Grundlegung. In einer Fallanalyse beginnt dieser Punkt nicht mit einer Meinung, sondern mit einer belastbaren Beschreibung. Wer V10 pruefungsnah liest, fragt zuerst nach Wirkungsempfaengern, Wirkraum, Zeitraum und Datenquelle. Erst danach folgt die Bewertung im Referenzrahmen Mensch, Planet, Demokratie, SDGs, Agenda 2030 und SDG+. Profile, Zielkonflikte und offene Punkte werden nebeneinander gefuehrt. Der typische Kurzschluss waere, ambivalente Befunde glaetten, damit eine eindeutige Botschaft entsteht. Genau dagegen setzt die WÖk die Pflicht, Wirkungspotenzial, Wirkungsrisiko und positive Netto-Wirkung begrifflich getrennt zu halten.</w:t>
-      </w:r>
-    </w:p>
-    <w:p>
-      <w:r>
-        <w:t>Pruefungsnahe Transferfrage. Formuliere zu V10 eine Wirkungsaussage in drei Saetzen: Erstens den beobachteten oder plausiblen Zustand, zweitens die Daten- oder Quellenlage, drittens die offene Unsicherheit samt Rueckkopplung. Die Antwort muss ohne moralische Personenbewertung auskommen und darf Reichweite nicht mit Wirkung verwechseln.</w:t>
-      </w:r>
-    </w:p>
-    <w:p>
-      <w:r>
-        <w:t>Evidenzregel. Der Kern des ganzen Ansatzes darf im Skript nicht als dekorativer Begriff stehen bleiben. Der Abschnitt traegt nur dann, wenn er eine pruefbare Aussage erlaubt: Welche Quelle stuetzt die Annahme, welche Unsicherheit bleibt offen und welche Gegenbeobachtung wuerde die Bewertung veraendern? Fuer Wirkung ist nicht Absicht heisst das, dass schwere zentrale Schaeden nicht durch beliebige positive Einzelwerte neutralisiert werden duerfen. Die Studierenden sollen nicht lernen, einen Score nachzusprechen. Sie sollen erkennen, wann ein Score klaert, wann er verdeckt und wann eine rote Linie die Durchschnittslogik stoppt.</w:t>
-      </w:r>
-    </w:p>
-    <w:p>
-      <w:r>
-        <w:t>Fallfenster zur Anwendung. Eine Organisation plant eine Massnahme und formuliert dazu eine positive Absicht. In der WÖk reicht das nicht. Fuer diese Vorlesung muss sichtbar werden, welche Zustandsveraenderung erwartet wird, welche Empfaenger direkt oder indirekt betroffen sind, welche Nebenwirkungen entstehen koennen und welche Entscheidung spaeter korrigiert wird. Bezogen auf Wirkung ist nicht Absicht heisst das: Die Analyse muss das konkrete Thema ernst nehmen und zugleich den allgemeinen WÖk-Massstab halten. Es geht nicht darum, Akteure moralisch zu sortieren. Es geht darum, Wirkpfade, Wirkungsempfaenger, Datenqualitaet, Risiken und Rueckkopplung so zu beschreiben, dass bessere Entscheidungen moeglich werden.</w:t>
-      </w:r>
-    </w:p>
-    <w:p>
-      <w:r>
-        <w:t>Transfer in Grundstudium Wirkungsökonomie. Was Absicht ist verbindet die inhaltliche Deutung mit der spaeteren Praxis. Eine Organisation kann zu Wirkung ist nicht Absicht sehr ueberzeugend kommunizieren und trotzdem an einen plausiblen Gedanken schon fuer Wirkung zu halten, obwohl Empfaenger, Zustand, Zeitbezug und Quelle fehlen scheitern. Darum muss die V1-Fassung immer auch nach Governance fragen: Wer erhebt Daten, wer bewertet sie, wer traegt die Folgen, wer kann widersprechen und wann wird eine Entscheidung korrigiert? Jeder Analyseblock fragt nach der Routine, die nach der Bewertung angepasst wird. So wird aus einem Lehrkapitel eine verantwortbare Arbeitsroutine.</w:t>
-      </w:r>
-    </w:p>
-    <w:p>
-      <w:r>
-        <w:t>Grenze gegen Scheingenauigkeit. Gerade bei Was Wirkung ist ist Praezision wichtiger als grosse Begriffe. Eine Wirkungsaussage bleibt schwach, wenn sie nur Aktivitaet, Reichweite, Absicht oder Image beschreibt. Stark wird sie erst, wenn sie die Zustandsveraenderung und ihre Bedingungen offenlegt. In V10 ist deshalb entscheidend, Wirkungsbewertung Verfahren, Rechte, Transparenz und Korrektur braucht. Die Fehlerlinie verlaeuft nicht zwischen Optimismus und Pessimismus, sondern zwischen offengelegter Unsicherheit und rhetorischer Sicherheit ohne Pruefpfad.</w:t>
-      </w:r>
-    </w:p>
-    <w:p>
-      <w:r>
-        <w:t>Pruefungsnahe Lesart. Aus Gute Absicht, schlechte Wirkung laesst sich eine gute Transferfrage ableiten: Welche Entscheidung waere falsch, wenn dieser Abschnitt missverstanden wird? Fuer Wirkung ist nicht Absicht lautet die Antwort meist nicht einfach "mehr Wirkung", sondern genauer: bessere Unterscheidung, sauberere Daten, klarere Schutzlinie und rueckgekoppelte Steuerung. Pruefungsfragen verbinden Begriff, Anwendung, Evidenz und rote Linie. Wer das im Fall anwenden kann, hat den Kern der Vorlesung verstanden; wer nur Definitionen wiederholt, bleibt unter dem Anspruch der Akademie.</w:t>
-      </w:r>
-    </w:p>
-    <w:p>
-      <w:r>
-        <w:t>Fallfenster zur Anwendung. Eine Fuehrungsentscheidung erzeugt zugleich Nutzen und Risiken. Die WÖk behandelt Ambivalenz nicht als Stoerung, sondern als Kern der Analyse. Positive Netto-Wirkung darf erst behauptet werden, wenn zentrale negative Wirkungen getrennt geprueft und rote Linien gewahrt sind. Bezogen auf Wirkung ist nicht Absicht heisst das: Die Analyse muss das konkrete Thema ernst nehmen und zugleich den allgemeinen WÖk-Massstab halten. Es geht nicht darum, Akteure moralisch zu sortieren. Es geht darum, Wirkpfade, Wirkungsempfaenger, Datenqualitaet, Risiken und Rueckkopplung so zu beschreiben, dass bessere Entscheidungen moeglich werden.</w:t>
-      </w:r>
-    </w:p>
-    <w:p>
-      <w:r>
-        <w:t>Organisationale Umsetzung. Der Abschnitt Schlechte Absicht ändert nichts an der Messung ist in V10 kein Zusatzwissen, sondern ein Pruefstein fuer die Grundfrage des Skripts: Was veraendert sich, bei wem, wodurch und mit welcher Rueckkopplung? Fuer Wirkung ist nicht Absicht wird daran sichtbar, dass WÖk-Begriffe im Alltag nur tragen, wenn sie in Routinen uebersetzt werden. Die fachliche Grenze liegt dort, wo Lernende Verantwortung an eine einzelne Nachhaltigkeitsfunktion auslagern. Die saubere Lesart trennt deshalb Beobachtung, Kausalannahme, Bewertung und Steuerungsfolge. In der Anwendung sollte daraus mindestens eine konkrete Begriff, Wirkpfad, Fallbewertung, rote Linie oder Rueckkopplung abgeleitet werden; sonst bleibt das Wissen erklaerend, aber nicht steuerungsfaehig.</w:t>
-      </w:r>
-    </w:p>
-    <w:p>
-      <w:r>
-        <w:t>Pruefungsnahe Transferfrage. Formuliere zu V10 eine Wirkungsaussage in drei Saetzen: Erstens den beobachteten oder plausiblen Zustand, zweitens die Daten- oder Quellenlage, drittens die offene Unsicherheit samt Rueckkopplung. Die Antwort muss ohne moralische Personenbewertung auskommen und darf Reichweite nicht mit Wirkung verwechseln.</w:t>
-      </w:r>
-    </w:p>
-    <w:p>
-      <w:r>
-        <w:t>Anwendung auf Warum das vor Greenwashing schützt. In einer Fallanalyse beginnt dieser Punkt nicht mit einer Meinung, sondern mit einer belastbaren Beschreibung. Wer V10 pruefungsnah liest, fragt zuerst nach Wirkungsempfaengern, Wirkraum, Zeitraum und Datenquelle. Erst danach folgt die Bewertung im Referenzrahmen Mensch, Planet, Demokratie, SDGs, Agenda 2030 und SDG+. Gute Kommunikation unterscheidet Befund, Annahme und normative Bewertung. Der typische Kurzschluss waere, Eindeutigkeit behaupten, wo die Datenlage nur Potenzial oder Risiko traegt. Genau dagegen setzt die WÖk die Pflicht, Wirkungspotenzial, Wirkungsrisiko und positive Netto-Wirkung begrifflich getrennt zu halten.</w:t>
-      </w:r>
-    </w:p>
-    <w:p>
-      <w:r>
-        <w:t>Evidenzregel. Ein Beispiel: zwei Spenden darf im Skript nicht als dekorativer Begriff stehen bleiben. Der Abschnitt traegt nur dann, wenn er eine pruefbare Aussage erlaubt: Welche Quelle stuetzt die Annahme, welche Unsicherheit bleibt offen und welche Gegenbeobachtung wuerde die Bewertung veraendern? Fuer Wirkung ist nicht Absicht heisst das, dass jede Wirkungsaussage eine Grenze zieht und diese Grenze begruenden muss. Die Studierenden sollen nicht lernen, einen Score nachzusprechen. Sie sollen erkennen, wann ein Score klaert, wann er verdeckt und wann eine rote Linie die Durchschnittslogik stoppt.</w:t>
-      </w:r>
-    </w:p>
-    <w:p>
-      <w:r>
-        <w:t>Fallfenster zur Anwendung. Ein Controlling-Team moechte einen Score bilden. Das Skript verlangt, dass Datenqualitaet, Systemgrenzen, Gewichtung, Unsicherheit und Nichtkompensation sichtbar bleiben. Ein Score darf die Diskussion nicht beenden, sondern muss bessere Fragen, Priorisierung und Rueckkopplung ermoeglichen. Bezogen auf Wirkung ist nicht Absicht heisst das: Die Analyse muss das konkrete Thema ernst nehmen und zugleich den allgemeinen WÖk-Massstab halten. Es geht nicht darum, Akteure moralisch zu sortieren. Es geht darum, Wirkpfade, Wirkungsempfaenger, Datenqualitaet, Risiken und Rueckkopplung so zu beschreiben, dass bessere Entscheidungen moeglich werden.</w:t>
-      </w:r>
-    </w:p>
-    <w:p>
-      <w:r>
-        <w:t>Transfer in Grundstudium Wirkungsökonomie. Wirkung braucht Beobachtung verbindet die inhaltliche Deutung mit der spaeteren Praxis. Eine Organisation kann zu Wirkung ist nicht Absicht sehr ueberzeugend kommunizieren und trotzdem an einen plausiblen Gedanken schon fuer Wirkung zu halten, obwohl Empfaenger, Zustand, Zeitbezug und Quelle fehlen scheitern. Darum muss die V1-Fassung immer auch nach Governance fragen: Wer erhebt Daten, wer bewertet sie, wer traegt die Folgen, wer kann widersprechen und wann wird eine Entscheidung korrigiert? Szenarien pruefen Sofortwirkung, Folgewirkung und Reversibilitaet getrennt. So wird aus einem Lehrkapitel eine verantwortbare Arbeitsroutine.</w:t>
-      </w:r>
-    </w:p>
-    <w:p>
-      <w:r>
-        <w:t>Grenze gegen Scheingenauigkeit. Gerade bei Ehrlich mit der eigenen Wirkung ist Praezision wichtiger als grosse Begriffe. Eine Wirkungsaussage bleibt schwach, wenn sie nur Aktivitaet, Reichweite, Absicht oder Image beschreibt. Stark wird sie erst, wenn sie die Zustandsveraenderung und ihre Bedingungen offenlegt. In V10 ist deshalb entscheidend, Wirkung nicht am Sender, sondern an veraenderten Zustanden der Empfaenger geprueft wird. Die Fehlerlinie verlaeuft nicht zwischen Optimismus und Pessimismus, sondern zwischen offengelegter Unsicherheit und rhetorischer Sicherheit ohne Pruefpfad.</w:t>
-      </w:r>
-    </w:p>
-    <w:p>
-      <w:r>
-        <w:t>Pruefungsnahe Lesart. Aus Was du aus dieser Vorlesung mitnimmst laesst sich eine gute Transferfrage ableiten: Welche Entscheidung waere falsch, wenn dieser Abschnitt missverstanden wird? Fuer Wirkung ist nicht Absicht lautet die Antwort meist nicht einfach "mehr Wirkung", sondern genauer: bessere Unterscheidung, sauberere Daten, klarere Schutzlinie und rueckgekoppelte Steuerung. Jede Schlussfolgerung endet mit Entscheidung, Verantwortlichkeit und Termin fuer Rueckpruefung. Wer das im Fall anwenden kann, hat den Kern der Vorlesung verstanden; wer nur Definitionen wiederholt, bleibt unter dem Anspruch der Akademie.</w:t>
-      </w:r>
-    </w:p>
-    <w:p>
-      <w:r>
-        <w:t>Fallfenster zur Anwendung. Ein Kommunikationsbericht nennt viele Aktivitaeten, Reichweiten und Rueckmeldungen. Die V1-Pruefung fragt, ob daraus eine belastbare Wirkungsaussage folgt. Wenn nur Kontakte, Klicks oder Zustimmung vorliegen, bleibt die Aussage im Bereich Wirkungspotenzial oder Resonanz, nicht im Bereich nachgewiesener Wirkung. Bezogen auf Wirkung ist nicht Absicht heisst das: Die Analyse muss das konkrete Thema ernst nehmen und zugleich den allgemeinen WÖk-Massstab halten. Es geht nicht darum, Akteure moralisch zu sortieren. Es geht darum, Wirkpfade, Wirkungsempfaenger, Datenqualitaet, Risiken und Rueckkopplung so zu beschreiben, dass bessere Entscheidungen moeglich werden.</w:t>
-      </w:r>
-    </w:p>
-    <w:p>
-      <w:r>
-        <w:t>Pruefungsnahe Transferfrage. Formuliere zu V10 eine Wirkungsaussage in drei Saetzen: Erstens den beobachteten oder plausiblen Zustand, zweitens die Daten- oder Quellenlage, drittens die offene Unsicherheit samt Rueckkopplung. Die Antwort muss ohne moralische Personenbewertung auskommen und darf Reichweite nicht mit Wirkung verwechseln.</w:t>
-      </w:r>
-    </w:p>
-    <w:p>
-      <w:r>
-        <w:t>Wissenschaftliche Anschlussfaehigkeit. Der Abschnitt Wirkungsökonomische Vertiefung ist in V10 kein Zusatzwissen, sondern ein Pruefstein fuer die Grundfrage des Skripts: Was veraendert sich, bei wem, wodurch und mit welcher Rueckkopplung? Fuer Wirkung ist nicht Absicht wird daran sichtbar, dass WÖk-Aussagen mit bestehenden Begriffen, Studien, Standards und Rechtsrahmen in Beziehung stehen muessen. Die fachliche Grenze liegt dort, wo Lernende hausinterne Sprache als Ersatz fuer zitierfaehige Begruendung verwenden. Die saubere Lesart trennt deshalb Beobachtung, Kausalannahme, Bewertung und Steuerungsfolge. In der Anwendung sollte daraus mindestens eine konkrete Begriff, Wirkpfad, Fallbewertung, rote Linie oder Rueckkopplung abgeleitet werden; sonst bleibt das Wissen erklaerend, aber nicht steuerungsfaehig.</w:t>
-      </w:r>
-    </w:p>
-    <w:p>
-      <w:r>
-        <w:t>Anwendung auf Prüfungsrelevanz. In einer Fallanalyse beginnt dieser Punkt nicht mit einer Meinung, sondern mit einer belastbaren Beschreibung. Wer V10 pruefungsnah liest, fragt zuerst nach Wirkungsempfaengern, Wirkraum, Zeitraum und Datenquelle. Erst danach folgt die Bewertung im Referenzrahmen Mensch, Planet, Demokratie, SDGs, Agenda 2030 und SDG+. Die Analyse markiert Stoppsignale vor jeder Portfolio- oder Score-Debatte. Der typische Kurzschluss waere, ein gutes Teilresultat gegen zentrale Schaeden aufrechnen. Genau dagegen setzt die WÖk die Pflicht, Wirkungspotenzial, Wirkungsrisiko und positive Netto-Wirkung begrifflich getrennt zu halten.</w:t>
+        <w:t>Schlussvertiefung 2: Wirkung ist nicht Absicht im Anwendungsfall</w:t>
+      </w:r>
+    </w:p>
+    <w:p>
+      <w:r>
+        <w:t>Die folgenden Abschnitte sind keine neue Pruefungsloesung. Sie verdichten die vorhandenen Kapitel zu einer Lesart, mit der Studierende einen Fall selbststaendig analysieren koennen. Im Mittelpunkt stehen Wirkpfade, Wirkungsempfaenger, Bewertung und Rueckkopplung, nicht moralische Personenbewertung.</w:t>
+      </w:r>
+    </w:p>
+    <w:p>
+      <w:r>
+        <w:t>Begriffliche Schlussklaerung. In Grundstudium Wirkungsoekonomie wird Warum das vor Greenwashing schützt erst steuerungsfaehig, wenn daraus eine Entscheidung folgt. Die Grundbegriffe muessen in spaeteren Modulen wiedererkennbar bleiben. Ohne diese Rueckkopplung bleibt Reporting eine Beschreibung. Mit Rueckkopplung wird aus Bewertung eine veraenderte Routine: ein anderer Prozess, ein geaenderter Anreiz, eine bessere Datenpflicht, eine korrigierte Kommunikation oder eine neue Priorisierung.</w:t>
+      </w:r>
+    </w:p>
+    <w:p>
+      <w:r>
+        <w:t>Die typische Fehlstelle bei Wirkung ist nicht Absicht liegt darin, Absicht, Aktivitaet oder Reporting als Wirkung zu behandeln. Bei Warum das vor Greenwashing schützt wird diese Fehlstelle konkret: Ein scheinbar plausibler Befund darf nicht zur Abkuerzung werden. Quellen, Systemgrenzen, Unsicherheit und Rueckkopplung bleiben sichtbar.</w:t>
+      </w:r>
+    </w:p>
+    <w:p>
+      <w:r>
+        <w:t>Wirkpfad und Empfaenger. Die Grenze gegen Scheingenauigkeit verlaeuft bei Ein Beispiel: zwei Spenden nicht zwischen Optimismus und Pessimismus. Sie verlaeuft zwischen offengelegter Unsicherheit und rhetorischer Sicherheit. Wer Wirkung ist nicht Absicht belastbar anwenden will, benennt Systemgrenze, Zeitraum, Vergleichspunkt und offene Gegenhypothese. Gerade dadurch bleibt das Skript anschlussfaehig fuer Forschung, Praxis und spaetere Revision.</w:t>
+      </w:r>
+    </w:p>
+    <w:p>
+      <w:r>
+        <w:t>Fuer die Pruefung ist Ein Beispiel: zwei Spenden dann verstanden, wenn daraus eine belastbare Fallantwort entsteht. Eine gute Antwort unterscheidet Beobachtung, Kausalannahme, Bewertung und Steuerungsfolge. Sie bewertet keine Menschen, sondern Wirkpfade, Zustandsveraenderungen, Risiken und institutionelle Bedingungen.</w:t>
+      </w:r>
+    </w:p>
+    <w:p>
+      <w:r>
+        <w:t>Daten, Quellen und Evidenz. Wirkung braucht Beobachtung zeigt, warum Wirkung ist nicht Absicht mehr ist als ein Schlagwort im Feld Wirkpfade, Wirkungsempfaenger, Bewertung und Rueckkopplung. Die wirkungsoekonomische Frage lautet: Welche reale Veraenderung wird moeglich, welche bleibt nur Potenzial und wo entsteht ein Wirkungsrisiko? Diese Unterscheidung schuetzt vor Impact-Washing, weil sie Absicht, Aktivitaet, Reichweite und Wirkung auseinanderhaelt.</w:t>
+      </w:r>
+    </w:p>
+    <w:p>
+      <w:r>
+        <w:t>Eine Kommune, ein Unternehmen oder eine Bildungsorganisation will Wirkung ist nicht Absicht praktisch anwenden. Der erste Schritt ist nicht die Auswahl eines Instruments, sondern die Klaerung der Zustandsveraenderung. Bei Wirkung braucht Beobachtung muss deshalb benannt werden, wer betroffen ist, welcher Zustand sich veraendert, welche Frist gilt und welche Gegenbeobachtung die Annahme widerlegen wuerde. Erst danach entsteht eine begruendete Entscheidung im Feld Begriff, Fallbewertung, Wirkpfad, rote Linie, Quellenbeurteilung oder Rueckkopplungsregel.</w:t>
+      </w:r>
+    </w:p>
+    <w:p>
+      <w:r>
+        <w:t>Bewertung und rote Linien. In V10 muss Ehrlich mit der eigenen Wirkung immer mit Empfaengern gelesen werden. Wirkung entsteht nicht beim Sender, sondern an veraenderten Zustaenden von Menschen, Oekosystemen, Institutionen, Oeffentlichkeit oder kuenftigen Handlungsspielraeumen. Darum reicht es nicht, interne Aktivitaeten zu dokumentieren. Entscheidend ist, ob sich ein Zustand nachvollziehbar veraendert und ob diese Veraenderung im Referenzrahmen Mensch, Planet, Demokratie, SDGs, Agenda 2030 und SDG+ tragfaehig bewertet werden kann.</w:t>
+      </w:r>
+    </w:p>
+    <w:p>
+      <w:r>
+        <w:t>Ein Bericht behauptet, die Massnahme zu Wirkung ist nicht Absicht sei erfolgreich. Die WOE-Lesart fragt bei Ehrlich mit der eigenen Wirkung nach belastbaren Nachweisen: begriffliche Praezision, Fallbeschreibung, Quellenklarheit, Plausibilitaet und offene Unsicherheit. Wenn diese Nachweise fehlen, bleibt die Aussage Wirkungspotenzial oder Kommunikationsbehauptung. Sie kann wichtig sein, aber sie ist noch keine belegte Wirkung.</w:t>
+      </w:r>
+    </w:p>
+    <w:p>
+      <w:r>
+        <w:t>Kontrollfrage. Welche Entscheidung waere falsch, wenn Ehrlich mit der eigenen Wirkung in V10 missverstanden wird? Die Antwort muss mindestens eine Daten- oder Quellenannahme, eine betroffene Gruppe oder Schutzdimension, eine moegliche Nebenwirkung und einen Rueckkopplungsschritt nennen. Richtig ist nicht die lauteste Bewertung, sondern diejenige, die Begriff, Beleg und Steuerungsfolge zusammenhaelt.</w:t>
+      </w:r>
+    </w:p>
+    <w:p>
+      <w:r>
+        <w:t>Rueckfluss. Fuer den WOE-Korpus bedeutet das: Begriffe aus Wirkung ist nicht Absicht sollten dort geschaerft werden, wo sie in Glossar, Werkzeugen, Journal oder Readern doppeldeutig bleiben. Offene Forschungsfragen werden nicht versteckt. Sie markieren die Stelle, an der spaetere Evidenz, ein besserer Datensatz oder eine praezisere Fallstudie die Bewertung veraendern kann.</w:t>
+      </w:r>
+    </w:p>
+    <w:p>
+      <w:r>
+        <w:t>Steuerung und Rueckkopplung. Wissenschaftliche Anschlussfaehigkeit entsteht hier durch Quellenklarheit. Bei Was du aus dieser Vorlesung mitnimmst werden interne WOE-Begriffe nicht als Ersatz fuer Belege benutzt, sondern mit Grundlagenwerk, WOE-Referenz, Glossar, Werkzeuge, Journal und externe Fachquellen verbunden. Wo die Datenlage offen bleibt, wird das offengelegt. Wo eine Aussage nur plausibel ist, bleibt sie als Wirkungspotenzial markiert. Wo ein Schaden eine rote Linie beruehrt, greift Nichtkompensation vor Durchschnittslogik.</w:t>
+      </w:r>
+    </w:p>
+    <w:p>
+      <w:r>
+        <w:t>In einer kontroversen Entscheidung wirkt Was du aus dieser Vorlesung mitnimmst als Pruefpunkt fuer Ambivalenz. Ein Nutzen fuer eine Gruppe kann mit Risiken fuer andere Wirkungsempfaenger einhergehen. Das Skript verlangt deshalb, positive und negative Zustandsveraenderungen getrennt zu fuehren, bevor von positiver Netto-Wirkung gesprochen wird.</w:t>
+      </w:r>
+    </w:p>
+    <w:p>
+      <w:r>
+        <w:t>Pruefungsnahe Anwendung. In Grundstudium Wirkungsoekonomie wird Wirkungsökonomische Vertiefung erst steuerungsfaehig, wenn daraus eine Entscheidung folgt. Die Grundbegriffe muessen in spaeteren Modulen wiedererkennbar bleiben. Ohne diese Rueckkopplung bleibt Reporting eine Beschreibung. Mit Rueckkopplung wird aus Bewertung eine veraenderte Routine: ein anderer Prozess, ein geaenderter Anreiz, eine bessere Datenpflicht, eine korrigierte Kommunikation oder eine neue Priorisierung.</w:t>
+      </w:r>
+    </w:p>
+    <w:p>
+      <w:r>
+        <w:t>Die typische Fehlstelle bei Wirkung ist nicht Absicht liegt darin, Absicht, Aktivitaet oder Reporting als Wirkung zu behandeln. Bei Wirkungsökonomische Vertiefung wird diese Fehlstelle konkret: Ein scheinbar plausibler Befund darf nicht zur Abkuerzung werden. Quellen, Systemgrenzen, Unsicherheit und Rueckkopplung bleiben sichtbar.</w:t>
+      </w:r>
+    </w:p>
+    <w:p>
+      <w:r>
+        <w:t>Transfer in den WOE-Korpus. Die Grenze gegen Scheingenauigkeit verlaeuft bei Begriffliche Präzision nicht zwischen Optimismus und Pessimismus. Sie verlaeuft zwischen offengelegter Unsicherheit und rhetorischer Sicherheit. Wer Wirkung ist nicht Absicht belastbar anwenden will, benennt Systemgrenze, Zeitraum, Vergleichspunkt und offene Gegenhypothese. Gerade dadurch bleibt das Skript anschlussfaehig fuer Forschung, Praxis und spaetere Revision.</w:t>
+      </w:r>
+    </w:p>
+    <w:p>
+      <w:r>
+        <w:t>Fuer die Pruefung ist Begriffliche Präzision dann verstanden, wenn daraus eine belastbare Fallantwort entsteht. Eine gute Antwort unterscheidet Beobachtung, Kausalannahme, Bewertung und Steuerungsfolge. Sie bewertet keine Menschen, sondern Wirkpfade, Zustandsveraenderungen, Risiken und institutionelle Bedingungen.</w:t>
+      </w:r>
+    </w:p>
+    <w:p>
+      <w:r>
+        <w:t>Grenzen der Aussage. Wirkpfad zeigt, warum Wirkung ist nicht Absicht mehr ist als ein Schlagwort im Feld Wirkpfade, Wirkungsempfaenger, Bewertung und Rueckkopplung. Die wirkungsoekonomische Frage lautet: Welche reale Veraenderung wird moeglich, welche bleibt nur Potenzial und wo entsteht ein Wirkungsrisiko? Diese Unterscheidung schuetzt vor Impact-Washing, weil sie Absicht, Aktivitaet, Reichweite und Wirkung auseinanderhaelt.</w:t>
+      </w:r>
+    </w:p>
+    <w:p>
+      <w:r>
+        <w:t>Eine Kommune, ein Unternehmen oder eine Bildungsorganisation will Wirkung ist nicht Absicht praktisch anwenden. Der erste Schritt ist nicht die Auswahl eines Instruments, sondern die Klaerung der Zustandsveraenderung. Bei Wirkpfad muss deshalb benannt werden, wer betroffen ist, welcher Zustand sich veraendert, welche Frist gilt und welche Gegenbeobachtung die Annahme widerlegen wuerde. Erst danach entsteht eine begruendete Entscheidung im Feld Begriff, Fallbewertung, Wirkpfad, rote Linie, Quellenbeurteilung oder Rueckkopplungsregel.</w:t>
+      </w:r>
+    </w:p>
+    <w:p>
+      <w:r>
+        <w:t>Kontrollfrage. Welche Entscheidung waere falsch, wenn Wirkpfad in V10 missverstanden wird? Die Antwort muss mindestens eine Daten- oder Quellenannahme, eine betroffene Gruppe oder Schutzdimension, eine moegliche Nebenwirkung und einen Rueckkopplungsschritt nennen. Richtig ist nicht die lauteste Bewertung, sondern diejenige, die Begriff, Beleg und Steuerungsfolge zusammenhaelt.</w:t>
       </w:r>
     </w:p>
     <w:p>
@@ -3103,122 +3053,112 @@
         <w:pStyle w:val="Heading3"/>
       </w:pPr>
       <w:r>
-        <w:t>Abschlusskommentar 3: Lesen, pruefen, rueckkoppeln</w:t>
-      </w:r>
-    </w:p>
-    <w:p>
-      <w:r>
-        <w:t>Die folgende Verdichtung fuehrt die vorhandenen Kapitel nicht als Wiederholung, sondern als Anwendung zusammen. Wirkungskompetenz entsteht, wenn dieselbe begriffliche Strenge in Fallanalyse, Datenarbeit, Kommunikation, Governance und Entscheidungspraxis wiedererkannt wird.</w:t>
-      </w:r>
-    </w:p>
-    <w:p>
-      <w:r>
-        <w:t>Evidenzregel. Lernziele darf im Skript nicht als dekorativer Begriff stehen bleiben. Der Abschnitt traegt nur dann, wenn er eine pruefbare Aussage erlaubt: Welche Quelle stuetzt die Annahme, welche Unsicherheit bleibt offen und welche Gegenbeobachtung wuerde die Bewertung veraendern? Fuer Wirkung ist nicht Absicht heisst das, dass praezise Sprache die erste Sicherung gegen Impact-Washing bildet. Die Studierenden sollen nicht lernen, einen Score nachzusprechen. Sie sollen erkennen, wann ein Score klaert, wann er verdeckt und wann eine rote Linie die Durchschnittslogik stoppt.</w:t>
-      </w:r>
-    </w:p>
-    <w:p>
-      <w:r>
-        <w:t>Fallfenster zur Anwendung. Eine Organisation plant eine Massnahme und formuliert dazu eine positive Absicht. In der WÖk reicht das nicht. Fuer diese Vorlesung muss sichtbar werden, welche Zustandsveraenderung erwartet wird, welche Empfaenger direkt oder indirekt betroffen sind, welche Nebenwirkungen entstehen koennen und welche Entscheidung spaeter korrigiert wird. Bezogen auf Wirkung ist nicht Absicht heisst das: Die Analyse muss das konkrete Thema ernst nehmen und zugleich den allgemeinen WÖk-Massstab halten. Es geht nicht darum, Akteure moralisch zu sortieren. Es geht darum, Wirkpfade, Wirkungsempfaenger, Datenqualitaet, Risiken und Rueckkopplung so zu beschreiben, dass bessere Entscheidungen moeglich werden.</w:t>
-      </w:r>
-    </w:p>
-    <w:p>
-      <w:r>
-        <w:t>Transfer in Grundstudium Wirkungsökonomie. Einleitung / Wirkungsfrage verbindet die inhaltliche Deutung mit der spaeteren Praxis. Eine Organisation kann zu Wirkung ist nicht Absicht sehr ueberzeugend kommunizieren und trotzdem an einen plausiblen Gedanken schon fuer Wirkung zu halten, obwohl Empfaenger, Zustand, Zeitbezug und Quelle fehlen scheitern. Darum muss die V1-Fassung immer auch nach Governance fragen: Wer erhebt Daten, wer bewertet sie, wer traegt die Folgen, wer kann widersprechen und wann wird eine Entscheidung korrigiert? Mindestens ein direkter und ein indirekter Wirkpfad muessen nachvollziehbar sein. So wird aus einem Lehrkapitel eine verantwortbare Arbeitsroutine.</w:t>
-      </w:r>
-    </w:p>
-    <w:p>
-      <w:r>
-        <w:t>Grenze gegen Scheingenauigkeit. Gerade bei Kernaussage ist Praezision wichtiger als grosse Begriffe. Eine Wirkungsaussage bleibt schwach, wenn sie nur Aktivitaet, Reichweite, Absicht oder Image beschreibt. Stark wird sie erst, wenn sie die Zustandsveraenderung und ihre Bedingungen offenlegt. In V10 ist deshalb entscheidend, jede Bewertung nur so belastbar ist wie Datenlage, Quellenstatus, Aktualitaet und Systemgrenze. Die Fehlerlinie verlaeuft nicht zwischen Optimismus und Pessimismus, sondern zwischen offengelegter Unsicherheit und rhetorischer Sicherheit ohne Pruefpfad.</w:t>
-      </w:r>
-    </w:p>
-    <w:p>
-      <w:r>
-        <w:t>Pruefungsnahe Transferfrage. Formuliere zu V10 eine Wirkungsaussage in drei Saetzen: Erstens den beobachteten oder plausiblen Zustand, zweitens die Daten- oder Quellenlage, drittens die offene Unsicherheit samt Rueckkopplung. Die Antwort muss ohne moralische Personenbewertung auskommen und darf Reichweite nicht mit Wirkung verwechseln.</w:t>
-      </w:r>
-    </w:p>
-    <w:p>
-      <w:r>
-        <w:t>Pruefungsnahe Lesart. Aus Quelltext und fachliche Grundlegung laesst sich eine gute Transferfrage ableiten: Welche Entscheidung waere falsch, wenn dieser Abschnitt missverstanden wird? Fuer Wirkung ist nicht Absicht lautet die Antwort meist nicht einfach "mehr Wirkung", sondern genauer: bessere Unterscheidung, sauberere Daten, klarere Schutzlinie und rueckgekoppelte Steuerung. Profile, Zielkonflikte und offene Punkte werden nebeneinander gefuehrt. Wer das im Fall anwenden kann, hat den Kern der Vorlesung verstanden; wer nur Definitionen wiederholt, bleibt unter dem Anspruch der Akademie.</w:t>
-      </w:r>
-    </w:p>
-    <w:p>
-      <w:r>
-        <w:t>Fallfenster zur Anwendung. Eine Fuehrungsentscheidung erzeugt zugleich Nutzen und Risiken. Die WÖk behandelt Ambivalenz nicht als Stoerung, sondern als Kern der Analyse. Positive Netto-Wirkung darf erst behauptet werden, wenn zentrale negative Wirkungen getrennt geprueft und rote Linien gewahrt sind. Bezogen auf Wirkung ist nicht Absicht heisst das: Die Analyse muss das konkrete Thema ernst nehmen und zugleich den allgemeinen WÖk-Massstab halten. Es geht nicht darum, Akteure moralisch zu sortieren. Es geht darum, Wirkpfade, Wirkungsempfaenger, Datenqualitaet, Risiken und Rueckkopplung so zu beschreiben, dass bessere Entscheidungen moeglich werden.</w:t>
-      </w:r>
-    </w:p>
-    <w:p>
-      <w:r>
-        <w:t>Nichtkompensation. Der Abschnitt Der Kern des ganzen Ansatzes ist in V10 kein Zusatzwissen, sondern ein Pruefstein fuer die Grundfrage des Skripts: Was veraendert sich, bei wem, wodurch und mit welcher Rueckkopplung? Fuer Wirkung ist nicht Absicht wird daran sichtbar, dass schwere zentrale Schaeden nicht durch beliebige positive Einzelwerte neutralisiert werden duerfen. Die fachliche Grenze liegt dort, wo Lernende eine Durchschnittslogik als moralische Entlastung verwenden. Die saubere Lesart trennt deshalb Beobachtung, Kausalannahme, Bewertung und Steuerungsfolge. In der Anwendung sollte daraus mindestens eine konkrete Begriff, Wirkpfad, Fallbewertung, rote Linie oder Rueckkopplung abgeleitet werden; sonst bleibt das Wissen erklaerend, aber nicht steuerungsfaehig.</w:t>
-      </w:r>
-    </w:p>
-    <w:p>
-      <w:r>
-        <w:t>Anwendung auf Was Absicht ist. In einer Fallanalyse beginnt dieser Punkt nicht mit einer Meinung, sondern mit einer belastbaren Beschreibung. Wer V10 pruefungsnah liest, fragt zuerst nach Wirkungsempfaengern, Wirkraum, Zeitraum und Datenquelle. Erst danach folgt die Bewertung im Referenzrahmen Mensch, Planet, Demokratie, SDGs, Agenda 2030 und SDG+. Jeder Analyseblock fragt nach der Routine, die nach der Bewertung angepasst wird. Der typische Kurzschluss waere, Reporting als Abschluss behandeln. Genau dagegen setzt die WÖk die Pflicht, Wirkungspotenzial, Wirkungsrisiko und positive Netto-Wirkung begrifflich getrennt zu halten.</w:t>
-      </w:r>
-    </w:p>
-    <w:p>
-      <w:r>
-        <w:t>Evidenzregel. Was Wirkung ist darf im Skript nicht als dekorativer Begriff stehen bleiben. Der Abschnitt traegt nur dann, wenn er eine pruefbare Aussage erlaubt: Welche Quelle stuetzt die Annahme, welche Unsicherheit bleibt offen und welche Gegenbeobachtung wuerde die Bewertung veraendern? Fuer Wirkung ist nicht Absicht heisst das, dass Wirkungsbewertung Verfahren, Rechte, Transparenz und Korrektur braucht. Die Studierenden sollen nicht lernen, einen Score nachzusprechen. Sie sollen erkennen, wann ein Score klaert, wann er verdeckt und wann eine rote Linie die Durchschnittslogik stoppt.</w:t>
-      </w:r>
-    </w:p>
-    <w:p>
-      <w:r>
-        <w:t>Fallfenster zur Anwendung. Ein Controlling-Team moechte einen Score bilden. Das Skript verlangt, dass Datenqualitaet, Systemgrenzen, Gewichtung, Unsicherheit und Nichtkompensation sichtbar bleiben. Ein Score darf die Diskussion nicht beenden, sondern muss bessere Fragen, Priorisierung und Rueckkopplung ermoeglichen. Bezogen auf Wirkung ist nicht Absicht heisst das: Die Analyse muss das konkrete Thema ernst nehmen und zugleich den allgemeinen WÖk-Massstab halten. Es geht nicht darum, Akteure moralisch zu sortieren. Es geht darum, Wirkpfade, Wirkungsempfaenger, Datenqualitaet, Risiken und Rueckkopplung so zu beschreiben, dass bessere Entscheidungen moeglich werden.</w:t>
-      </w:r>
-    </w:p>
-    <w:p>
-      <w:r>
-        <w:t>Transfer in Grundstudium Wirkungsökonomie. Gute Absicht, schlechte Wirkung verbindet die inhaltliche Deutung mit der spaeteren Praxis. Eine Organisation kann zu Wirkung ist nicht Absicht sehr ueberzeugend kommunizieren und trotzdem an einen plausiblen Gedanken schon fuer Wirkung zu halten, obwohl Empfaenger, Zustand, Zeitbezug und Quelle fehlen scheitern. Darum muss die V1-Fassung immer auch nach Governance fragen: Wer erhebt Daten, wer bewertet sie, wer traegt die Folgen, wer kann widersprechen und wann wird eine Entscheidung korrigiert? Pruefungsfragen verbinden Begriff, Anwendung, Evidenz und rote Linie. So wird aus einem Lehrkapitel eine verantwortbare Arbeitsroutine.</w:t>
-      </w:r>
-    </w:p>
-    <w:p>
-      <w:r>
-        <w:t>Pruefungsnahe Transferfrage. Formuliere zu V10 eine Wirkungsaussage in drei Saetzen: Erstens den beobachteten oder plausiblen Zustand, zweitens die Daten- oder Quellenlage, drittens die offene Unsicherheit samt Rueckkopplung. Die Antwort muss ohne moralische Personenbewertung auskommen und darf Reichweite nicht mit Wirkung verwechseln.</w:t>
-      </w:r>
-    </w:p>
-    <w:p>
-      <w:r>
-        <w:t>Grenze gegen Scheingenauigkeit. Gerade bei Schlechte Absicht ändert nichts an der Messung ist Praezision wichtiger als grosse Begriffe. Eine Wirkungsaussage bleibt schwach, wenn sie nur Aktivitaet, Reichweite, Absicht oder Image beschreibt. Stark wird sie erst, wenn sie die Zustandsveraenderung und ihre Bedingungen offenlegt. In V10 ist deshalb entscheidend, WÖk-Begriffe im Alltag nur tragen, wenn sie in Routinen uebersetzt werden. Die Fehlerlinie verlaeuft nicht zwischen Optimismus und Pessimismus, sondern zwischen offengelegter Unsicherheit und rhetorischer Sicherheit ohne Pruefpfad.</w:t>
-      </w:r>
-    </w:p>
-    <w:p>
-      <w:r>
-        <w:t>Pruefungsnahe Lesart. Aus Warum das vor Greenwashing schützt laesst sich eine gute Transferfrage ableiten: Welche Entscheidung waere falsch, wenn dieser Abschnitt missverstanden wird? Fuer Wirkung ist nicht Absicht lautet die Antwort meist nicht einfach "mehr Wirkung", sondern genauer: bessere Unterscheidung, sauberere Daten, klarere Schutzlinie und rueckgekoppelte Steuerung. Gute Kommunikation unterscheidet Befund, Annahme und normative Bewertung. Wer das im Fall anwenden kann, hat den Kern der Vorlesung verstanden; wer nur Definitionen wiederholt, bleibt unter dem Anspruch der Akademie.</w:t>
-      </w:r>
-    </w:p>
-    <w:p>
-      <w:r>
-        <w:t>Fallfenster zur Anwendung. Ein Kommunikationsbericht nennt viele Aktivitaeten, Reichweiten und Rueckmeldungen. Die V1-Pruefung fragt, ob daraus eine belastbare Wirkungsaussage folgt. Wenn nur Kontakte, Klicks oder Zustimmung vorliegen, bleibt die Aussage im Bereich Wirkungspotenzial oder Resonanz, nicht im Bereich nachgewiesener Wirkung. Bezogen auf Wirkung ist nicht Absicht heisst das: Die Analyse muss das konkrete Thema ernst nehmen und zugleich den allgemeinen WÖk-Massstab halten. Es geht nicht darum, Akteure moralisch zu sortieren. Es geht darum, Wirkpfade, Wirkungsempfaenger, Datenqualitaet, Risiken und Rueckkopplung so zu beschreiben, dass bessere Entscheidungen moeglich werden.</w:t>
-      </w:r>
-    </w:p>
-    <w:p>
-      <w:r>
-        <w:t>Systemgrenze. Der Abschnitt Ein Beispiel: zwei Spenden ist in V10 kein Zusatzwissen, sondern ein Pruefstein fuer die Grundfrage des Skripts: Was veraendert sich, bei wem, wodurch und mit welcher Rueckkopplung? Fuer Wirkung ist nicht Absicht wird daran sichtbar, dass jede Wirkungsaussage eine Grenze zieht und diese Grenze begruenden muss. Die fachliche Grenze liegt dort, wo Lernende nur den bequemen Ausschnitt betrachten. Die saubere Lesart trennt deshalb Beobachtung, Kausalannahme, Bewertung und Steuerungsfolge. In der Anwendung sollte daraus mindestens eine konkrete Begriff, Wirkpfad, Fallbewertung, rote Linie oder Rueckkopplung abgeleitet werden; sonst bleibt das Wissen erklaerend, aber nicht steuerungsfaehig.</w:t>
-      </w:r>
-    </w:p>
-    <w:p>
-      <w:r>
-        <w:t>Anwendung auf Wirkung braucht Beobachtung. In einer Fallanalyse beginnt dieser Punkt nicht mit einer Meinung, sondern mit einer belastbaren Beschreibung. Wer V10 pruefungsnah liest, fragt zuerst nach Wirkungsempfaengern, Wirkraum, Zeitraum und Datenquelle. Erst danach folgt die Bewertung im Referenzrahmen Mensch, Planet, Demokratie, SDGs, Agenda 2030 und SDG+. Szenarien pruefen Sofortwirkung, Folgewirkung und Reversibilitaet getrennt. Der typische Kurzschluss waere, Momentnutzen als dauerhafte positive Netto-Wirkung verkaufen. Genau dagegen setzt die WÖk die Pflicht, Wirkungspotenzial, Wirkungsrisiko und positive Netto-Wirkung begrifflich getrennt zu halten.</w:t>
-      </w:r>
-    </w:p>
-    <w:p>
-      <w:r>
-        <w:t>Evidenzregel. Ehrlich mit der eigenen Wirkung darf im Skript nicht als dekorativer Begriff stehen bleiben. Der Abschnitt traegt nur dann, wenn er eine pruefbare Aussage erlaubt: Welche Quelle stuetzt die Annahme, welche Unsicherheit bleibt offen und welche Gegenbeobachtung wuerde die Bewertung veraendern? Fuer Wirkung ist nicht Absicht heisst das, dass Wirkung nicht am Sender, sondern an veraenderten Zustanden der Empfaenger geprueft wird. Die Studierenden sollen nicht lernen, einen Score nachzusprechen. Sie sollen erkennen, wann ein Score klaert, wann er verdeckt und wann eine rote Linie die Durchschnittslogik stoppt.</w:t>
-      </w:r>
-    </w:p>
-    <w:p>
-      <w:r>
-        <w:t>Fallfenster zur Anwendung. Eine Organisation plant eine Massnahme und formuliert dazu eine positive Absicht. In der WÖk reicht das nicht. Fuer diese Vorlesung muss sichtbar werden, welche Zustandsveraenderung erwartet wird, welche Empfaenger direkt oder indirekt betroffen sind, welche Nebenwirkungen entstehen koennen und welche Entscheidung spaeter korrigiert wird. Bezogen auf Wirkung ist nicht Absicht heisst das: Die Analyse muss das konkrete Thema ernst nehmen und zugleich den allgemeinen WÖk-Massstab halten. Es geht nicht darum, Akteure moralisch zu sortieren. Es geht darum, Wirkpfade, Wirkungsempfaenger, Datenqualitaet, Risiken und Rueckkopplung so zu beschreiben, dass bessere Entscheidungen moeglich werden.</w:t>
-      </w:r>
-    </w:p>
-    <w:p>
-      <w:r>
-        <w:t>Pruefungsnahe Transferfrage. Formuliere zu V10 eine Wirkungsaussage in drei Saetzen: Erstens den beobachteten oder plausiblen Zustand, zweitens die Daten- oder Quellenlage, drittens die offene Unsicherheit samt Rueckkopplung. Die Antwort muss ohne moralische Personenbewertung auskommen und darf Reichweite nicht mit Wirkung verwechseln.</w:t>
-      </w:r>
-    </w:p>
-    <w:p>
-      <w:r>
-        <w:t>Transfer in Grundstudium Wirkungsökonomie. Was du aus dieser Vorlesung mitnimmst verbindet die inhaltliche Deutung mit der spaeteren Praxis. Eine Organisation kann zu Wirkung ist nicht Absicht sehr ueberzeugend kommunizieren und trotzdem an einen plausiblen Gedanken schon fuer Wirkung zu halten, obwohl Empfaenger, Zustand, Zeitbezug und Quelle fehlen scheitern. Darum muss die V1-Fassung immer auch nach Governance fragen: Wer erhebt Daten, wer bewertet sie, wer traegt die Folgen, wer kann widersprechen und wann wird eine Entscheidung korrigiert? Jede Schlussfolgerung endet mit Entscheidung, Verantwortlichkeit und Termin fuer Rueckpruefung. So wird aus einem Lehrkapitel eine verantwortbare Arbeitsroutine.</w:t>
+        <w:t>Schlussvertiefung 3: Wirkung ist nicht Absicht im Anwendungsfall</w:t>
+      </w:r>
+    </w:p>
+    <w:p>
+      <w:r>
+        <w:t>Die folgenden Abschnitte sind keine neue Pruefungsloesung. Sie verdichten die vorhandenen Kapitel zu einer Lesart, mit der Studierende einen Fall selbststaendig analysieren koennen. Im Mittelpunkt stehen Wirkpfade, Wirkungsempfaenger, Bewertung und Rueckkopplung, nicht moralische Personenbewertung.</w:t>
+      </w:r>
+    </w:p>
+    <w:p>
+      <w:r>
+        <w:t>Begriffliche Schlussklaerung. In V10 muss Leitthese immer mit Empfaengern gelesen werden. Wirkung entsteht nicht beim Sender, sondern an veraenderten Zustaenden von Menschen, Oekosystemen, Institutionen, Oeffentlichkeit oder kuenftigen Handlungsspielraeumen. Darum reicht es nicht, interne Aktivitaeten zu dokumentieren. Entscheidend ist, ob sich ein Zustand nachvollziehbar veraendert und ob diese Veraenderung im Referenzrahmen Mensch, Planet, Demokratie, SDGs, Agenda 2030 und SDG+ tragfaehig bewertet werden kann.</w:t>
+      </w:r>
+    </w:p>
+    <w:p>
+      <w:r>
+        <w:t>Ein Bericht behauptet, die Massnahme zu Wirkung ist nicht Absicht sei erfolgreich. Die WOE-Lesart fragt bei Leitthese nach belastbaren Nachweisen: begriffliche Praezision, Fallbeschreibung, Quellenklarheit, Plausibilitaet und offene Unsicherheit. Wenn diese Nachweise fehlen, bleibt die Aussage Wirkungspotenzial oder Kommunikationsbehauptung. Sie kann wichtig sein, aber sie ist noch keine belegte Wirkung.</w:t>
+      </w:r>
+    </w:p>
+    <w:p>
+      <w:r>
+        <w:t>Wirkpfad und Empfaenger. Wissenschaftliche Anschlussfaehigkeit entsteht hier durch Quellenklarheit. Bei Didaktische Einordnung im Studiengang werden interne WOE-Begriffe nicht als Ersatz fuer Belege benutzt, sondern mit Grundlagenwerk, WOE-Referenz, Glossar, Werkzeuge, Journal und externe Fachquellen verbunden. Wo die Datenlage offen bleibt, wird das offengelegt. Wo eine Aussage nur plausibel ist, bleibt sie als Wirkungspotenzial markiert. Wo ein Schaden eine rote Linie beruehrt, greift Nichtkompensation vor Durchschnittslogik.</w:t>
+      </w:r>
+    </w:p>
+    <w:p>
+      <w:r>
+        <w:t>In einer kontroversen Entscheidung wirkt Didaktische Einordnung im Studiengang als Pruefpunkt fuer Ambivalenz. Ein Nutzen fuer eine Gruppe kann mit Risiken fuer andere Wirkungsempfaenger einhergehen. Das Skript verlangt deshalb, positive und negative Zustandsveraenderungen getrennt zu fuehren, bevor von positiver Netto-Wirkung gesprochen wird.</w:t>
+      </w:r>
+    </w:p>
+    <w:p>
+      <w:r>
+        <w:t>Rueckfluss. Fuer den WOE-Korpus bedeutet das: Begriffe aus Wirkung ist nicht Absicht sollten dort geschaerft werden, wo sie in Glossar, Werkzeugen, Journal oder Readern doppeldeutig bleiben. Offene Forschungsfragen werden nicht versteckt. Sie markieren die Stelle, an der spaetere Evidenz, ein besserer Datensatz oder eine praezisere Fallstudie die Bewertung veraendern kann.</w:t>
+      </w:r>
+    </w:p>
+    <w:p>
+      <w:r>
+        <w:t>Daten, Quellen und Evidenz. In Grundstudium Wirkungsoekonomie wird Analysemodell erst steuerungsfaehig, wenn daraus eine Entscheidung folgt. Die Grundbegriffe muessen in spaeteren Modulen wiedererkennbar bleiben. Ohne diese Rueckkopplung bleibt Reporting eine Beschreibung. Mit Rueckkopplung wird aus Bewertung eine veraenderte Routine: ein anderer Prozess, ein geaenderter Anreiz, eine bessere Datenpflicht, eine korrigierte Kommunikation oder eine neue Priorisierung.</w:t>
+      </w:r>
+    </w:p>
+    <w:p>
+      <w:r>
+        <w:t>Die typische Fehlstelle bei Wirkung ist nicht Absicht liegt darin, Absicht, Aktivitaet oder Reporting als Wirkung zu behandeln. Bei Analysemodell wird diese Fehlstelle konkret: Ein scheinbar plausibler Befund darf nicht zur Abkuerzung werden. Quellen, Systemgrenzen, Unsicherheit und Rueckkopplung bleiben sichtbar.</w:t>
+      </w:r>
+    </w:p>
+    <w:p>
+      <w:r>
+        <w:t>Bewertung und rote Linien. Die Grenze gegen Scheingenauigkeit verlaeuft bei Modellformel nicht zwischen Optimismus und Pessimismus. Sie verlaeuft zwischen offengelegter Unsicherheit und rhetorischer Sicherheit. Wer Wirkung ist nicht Absicht belastbar anwenden will, benennt Systemgrenze, Zeitraum, Vergleichspunkt und offene Gegenhypothese. Gerade dadurch bleibt das Skript anschlussfaehig fuer Forschung, Praxis und spaetere Revision.</w:t>
+      </w:r>
+    </w:p>
+    <w:p>
+      <w:r>
+        <w:t>Fuer die Pruefung ist Modellformel dann verstanden, wenn daraus eine belastbare Fallantwort entsteht. Eine gute Antwort unterscheidet Beobachtung, Kausalannahme, Bewertung und Steuerungsfolge. Sie bewertet keine Menschen, sondern Wirkpfade, Zustandsveraenderungen, Risiken und institutionelle Bedingungen.</w:t>
+      </w:r>
+    </w:p>
+    <w:p>
+      <w:r>
+        <w:t>Kontrollfrage. Welche Entscheidung waere falsch, wenn Modellformel in V10 missverstanden wird? Die Antwort muss mindestens eine Daten- oder Quellenannahme, eine betroffene Gruppe oder Schutzdimension, eine moegliche Nebenwirkung und einen Rueckkopplungsschritt nennen. Richtig ist nicht die lauteste Bewertung, sondern diejenige, die Begriff, Beleg und Steuerungsfolge zusammenhaelt.</w:t>
+      </w:r>
+    </w:p>
+    <w:p>
+      <w:r>
+        <w:t>Steuerung und Rueckkopplung. Fallfenster zeigt, warum Wirkung ist nicht Absicht mehr ist als ein Schlagwort im Feld Wirkpfade, Wirkungsempfaenger, Bewertung und Rueckkopplung. Die wirkungsoekonomische Frage lautet: Welche reale Veraenderung wird moeglich, welche bleibt nur Potenzial und wo entsteht ein Wirkungsrisiko? Diese Unterscheidung schuetzt vor Impact-Washing, weil sie Absicht, Aktivitaet, Reichweite und Wirkung auseinanderhaelt.</w:t>
+      </w:r>
+    </w:p>
+    <w:p>
+      <w:r>
+        <w:t>Eine Kommune, ein Unternehmen oder eine Bildungsorganisation will Wirkung ist nicht Absicht praktisch anwenden. Der erste Schritt ist nicht die Auswahl eines Instruments, sondern die Klaerung der Zustandsveraenderung. Bei Fallfenster muss deshalb benannt werden, wer betroffen ist, welcher Zustand sich veraendert, welche Frist gilt und welche Gegenbeobachtung die Annahme widerlegen wuerde. Erst danach entsteht eine begruendete Entscheidung im Feld Begriff, Fallbewertung, Wirkpfad, rote Linie, Quellenbeurteilung oder Rueckkopplungsregel.</w:t>
+      </w:r>
+    </w:p>
+    <w:p>
+      <w:r>
+        <w:t>Pruefungsnahe Anwendung. In V10 muss Prüfungsnahe Fallfragen ohne geschützte Antwortlogik immer mit Empfaengern gelesen werden. Wirkung entsteht nicht beim Sender, sondern an veraenderten Zustaenden von Menschen, Oekosystemen, Institutionen, Oeffentlichkeit oder kuenftigen Handlungsspielraeumen. Darum reicht es nicht, interne Aktivitaeten zu dokumentieren. Entscheidend ist, ob sich ein Zustand nachvollziehbar veraendert und ob diese Veraenderung im Referenzrahmen Mensch, Planet, Demokratie, SDGs, Agenda 2030 und SDG+ tragfaehig bewertet werden kann.</w:t>
+      </w:r>
+    </w:p>
+    <w:p>
+      <w:r>
+        <w:t>Ein Bericht behauptet, die Massnahme zu Wirkung ist nicht Absicht sei erfolgreich. Die WOE-Lesart fragt bei Prüfungsnahe Fallfragen ohne geschützte Antwortlogik nach belastbaren Nachweisen: begriffliche Praezision, Fallbeschreibung, Quellenklarheit, Plausibilitaet und offene Unsicherheit. Wenn diese Nachweise fehlen, bleibt die Aussage Wirkungspotenzial oder Kommunikationsbehauptung. Sie kann wichtig sein, aber sie ist noch keine belegte Wirkung.</w:t>
+      </w:r>
+    </w:p>
+    <w:p>
+      <w:r>
+        <w:t>Transfer in den WOE-Korpus. Wissenschaftliche Anschlussfaehigkeit entsteht hier durch Quellenklarheit. Bei Einleitung / Wirkungsfrage werden interne WOE-Begriffe nicht als Ersatz fuer Belege benutzt, sondern mit Grundlagenwerk, WOE-Referenz, Glossar, Werkzeuge, Journal und externe Fachquellen verbunden. Wo die Datenlage offen bleibt, wird das offengelegt. Wo eine Aussage nur plausibel ist, bleibt sie als Wirkungspotenzial markiert. Wo ein Schaden eine rote Linie beruehrt, greift Nichtkompensation vor Durchschnittslogik.</w:t>
+      </w:r>
+    </w:p>
+    <w:p>
+      <w:r>
+        <w:t>In einer kontroversen Entscheidung wirkt Einleitung / Wirkungsfrage als Pruefpunkt fuer Ambivalenz. Ein Nutzen fuer eine Gruppe kann mit Risiken fuer andere Wirkungsempfaenger einhergehen. Das Skript verlangt deshalb, positive und negative Zustandsveraenderungen getrennt zu fuehren, bevor von positiver Netto-Wirkung gesprochen wird.</w:t>
+      </w:r>
+    </w:p>
+    <w:p>
+      <w:r>
+        <w:t>Grenzen der Aussage. In Grundstudium Wirkungsoekonomie wird Kernaussage erst steuerungsfaehig, wenn daraus eine Entscheidung folgt. Die Grundbegriffe muessen in spaeteren Modulen wiedererkennbar bleiben. Ohne diese Rueckkopplung bleibt Reporting eine Beschreibung. Mit Rueckkopplung wird aus Bewertung eine veraenderte Routine: ein anderer Prozess, ein geaenderter Anreiz, eine bessere Datenpflicht, eine korrigierte Kommunikation oder eine neue Priorisierung.</w:t>
+      </w:r>
+    </w:p>
+    <w:p>
+      <w:r>
+        <w:t>Die typische Fehlstelle bei Wirkung ist nicht Absicht liegt darin, Absicht, Aktivitaet oder Reporting als Wirkung zu behandeln. Bei Kernaussage wird diese Fehlstelle konkret: Ein scheinbar plausibler Befund darf nicht zur Abkuerzung werden. Quellen, Systemgrenzen, Unsicherheit und Rueckkopplung bleiben sichtbar.</w:t>
+      </w:r>
+    </w:p>
+    <w:p>
+      <w:r>
+        <w:t>Kontrollfrage. Welche Entscheidung waere falsch, wenn Kernaussage in V10 missverstanden wird? Die Antwort muss mindestens eine Daten- oder Quellenannahme, eine betroffene Gruppe oder Schutzdimension, eine moegliche Nebenwirkung und einen Rueckkopplungsschritt nennen. Richtig ist nicht die lauteste Bewertung, sondern diejenige, die Begriff, Beleg und Steuerungsfolge zusammenhaelt.</w:t>
+      </w:r>
+    </w:p>
+    <w:p>
+      <w:r>
+        <w:t>Rueckfluss. Fuer den WOE-Korpus bedeutet das: Begriffe aus Wirkung ist nicht Absicht sollten dort geschaerft werden, wo sie in Glossar, Werkzeugen, Journal oder Readern doppeldeutig bleiben. Offene Forschungsfragen werden nicht versteckt. Sie markieren die Stelle, an der spaetere Evidenz, ein besserer Datensatz oder eine praezisere Fallstudie die Bewertung veraendern kann.</w:t>
       </w:r>
     </w:p>
     <w:p>
@@ -3226,12 +3166,311 @@
         <w:pStyle w:val="Heading3"/>
       </w:pPr>
       <w:r>
+        <w:t>Schlussvertiefung 4: Wirkung ist nicht Absicht im Anwendungsfall</w:t>
+      </w:r>
+    </w:p>
+    <w:p>
+      <w:r>
+        <w:t>Die folgenden Abschnitte sind keine neue Pruefungsloesung. Sie verdichten die vorhandenen Kapitel zu einer Lesart, mit der Studierende einen Fall selbststaendig analysieren koennen. Im Mittelpunkt stehen Wirkpfade, Wirkungsempfaenger, Bewertung und Rueckkopplung, nicht moralische Personenbewertung.</w:t>
+      </w:r>
+    </w:p>
+    <w:p>
+      <w:r>
+        <w:t>Begriffliche Schlussklaerung. Die Grenze gegen Scheingenauigkeit verlaeuft bei Quelltext und fachliche Grundlegung nicht zwischen Optimismus und Pessimismus. Sie verlaeuft zwischen offengelegter Unsicherheit und rhetorischer Sicherheit. Wer Wirkung ist nicht Absicht belastbar anwenden will, benennt Systemgrenze, Zeitraum, Vergleichspunkt und offene Gegenhypothese. Gerade dadurch bleibt das Skript anschlussfaehig fuer Forschung, Praxis und spaetere Revision.</w:t>
+      </w:r>
+    </w:p>
+    <w:p>
+      <w:r>
+        <w:t>Fuer die Pruefung ist Quelltext und fachliche Grundlegung dann verstanden, wenn daraus eine belastbare Fallantwort entsteht. Eine gute Antwort unterscheidet Beobachtung, Kausalannahme, Bewertung und Steuerungsfolge. Sie bewertet keine Menschen, sondern Wirkpfade, Zustandsveraenderungen, Risiken und institutionelle Bedingungen.</w:t>
+      </w:r>
+    </w:p>
+    <w:p>
+      <w:r>
+        <w:t>Wirkpfad und Empfaenger. Der Kern des ganzen Ansatzes zeigt, warum Wirkung ist nicht Absicht mehr ist als ein Schlagwort im Feld Wirkpfade, Wirkungsempfaenger, Bewertung und Rueckkopplung. Die wirkungsoekonomische Frage lautet: Welche reale Veraenderung wird moeglich, welche bleibt nur Potenzial und wo entsteht ein Wirkungsrisiko? Diese Unterscheidung schuetzt vor Impact-Washing, weil sie Absicht, Aktivitaet, Reichweite und Wirkung auseinanderhaelt.</w:t>
+      </w:r>
+    </w:p>
+    <w:p>
+      <w:r>
+        <w:t>Eine Kommune, ein Unternehmen oder eine Bildungsorganisation will Wirkung ist nicht Absicht praktisch anwenden. Der erste Schritt ist nicht die Auswahl eines Instruments, sondern die Klaerung der Zustandsveraenderung. Bei Der Kern des ganzen Ansatzes muss deshalb benannt werden, wer betroffen ist, welcher Zustand sich veraendert, welche Frist gilt und welche Gegenbeobachtung die Annahme widerlegen wuerde. Erst danach entsteht eine begruendete Entscheidung im Feld Begriff, Fallbewertung, Wirkpfad, rote Linie, Quellenbeurteilung oder Rueckkopplungsregel.</w:t>
+      </w:r>
+    </w:p>
+    <w:p>
+      <w:r>
+        <w:t>Daten, Quellen und Evidenz. In V10 muss Was Absicht ist immer mit Empfaengern gelesen werden. Wirkung entsteht nicht beim Sender, sondern an veraenderten Zustaenden von Menschen, Oekosystemen, Institutionen, Oeffentlichkeit oder kuenftigen Handlungsspielraeumen. Darum reicht es nicht, interne Aktivitaeten zu dokumentieren. Entscheidend ist, ob sich ein Zustand nachvollziehbar veraendert und ob diese Veraenderung im Referenzrahmen Mensch, Planet, Demokratie, SDGs, Agenda 2030 und SDG+ tragfaehig bewertet werden kann.</w:t>
+      </w:r>
+    </w:p>
+    <w:p>
+      <w:r>
+        <w:t>Ein Bericht behauptet, die Massnahme zu Wirkung ist nicht Absicht sei erfolgreich. Die WOE-Lesart fragt bei Was Absicht ist nach belastbaren Nachweisen: begriffliche Praezision, Fallbeschreibung, Quellenklarheit, Plausibilitaet und offene Unsicherheit. Wenn diese Nachweise fehlen, bleibt die Aussage Wirkungspotenzial oder Kommunikationsbehauptung. Sie kann wichtig sein, aber sie ist noch keine belegte Wirkung.</w:t>
+      </w:r>
+    </w:p>
+    <w:p>
+      <w:r>
+        <w:t>Bewertung und rote Linien. Wissenschaftliche Anschlussfaehigkeit entsteht hier durch Quellenklarheit. Bei Was Wirkung ist werden interne WOE-Begriffe nicht als Ersatz fuer Belege benutzt, sondern mit Grundlagenwerk, WOE-Referenz, Glossar, Werkzeuge, Journal und externe Fachquellen verbunden. Wo die Datenlage offen bleibt, wird das offengelegt. Wo eine Aussage nur plausibel ist, bleibt sie als Wirkungspotenzial markiert. Wo ein Schaden eine rote Linie beruehrt, greift Nichtkompensation vor Durchschnittslogik.</w:t>
+      </w:r>
+    </w:p>
+    <w:p>
+      <w:r>
+        <w:t>In einer kontroversen Entscheidung wirkt Was Wirkung ist als Pruefpunkt fuer Ambivalenz. Ein Nutzen fuer eine Gruppe kann mit Risiken fuer andere Wirkungsempfaenger einhergehen. Das Skript verlangt deshalb, positive und negative Zustandsveraenderungen getrennt zu fuehren, bevor von positiver Netto-Wirkung gesprochen wird.</w:t>
+      </w:r>
+    </w:p>
+    <w:p>
+      <w:r>
+        <w:t>Kontrollfrage. Welche Entscheidung waere falsch, wenn Was Wirkung ist in V10 missverstanden wird? Die Antwort muss mindestens eine Daten- oder Quellenannahme, eine betroffene Gruppe oder Schutzdimension, eine moegliche Nebenwirkung und einen Rueckkopplungsschritt nennen. Richtig ist nicht die lauteste Bewertung, sondern diejenige, die Begriff, Beleg und Steuerungsfolge zusammenhaelt.</w:t>
+      </w:r>
+    </w:p>
+    <w:p>
+      <w:r>
+        <w:t>Steuerung und Rueckkopplung. In Grundstudium Wirkungsoekonomie wird Gute Absicht, schlechte Wirkung erst steuerungsfaehig, wenn daraus eine Entscheidung folgt. Die Grundbegriffe muessen in spaeteren Modulen wiedererkennbar bleiben. Ohne diese Rueckkopplung bleibt Reporting eine Beschreibung. Mit Rueckkopplung wird aus Bewertung eine veraenderte Routine: ein anderer Prozess, ein geaenderter Anreiz, eine bessere Datenpflicht, eine korrigierte Kommunikation oder eine neue Priorisierung.</w:t>
+      </w:r>
+    </w:p>
+    <w:p>
+      <w:r>
+        <w:t>Die typische Fehlstelle bei Wirkung ist nicht Absicht liegt darin, Absicht, Aktivitaet oder Reporting als Wirkung zu behandeln. Bei Gute Absicht, schlechte Wirkung wird diese Fehlstelle konkret: Ein scheinbar plausibler Befund darf nicht zur Abkuerzung werden. Quellen, Systemgrenzen, Unsicherheit und Rueckkopplung bleiben sichtbar.</w:t>
+      </w:r>
+    </w:p>
+    <w:p>
+      <w:r>
+        <w:t>Pruefungsnahe Anwendung. Die Grenze gegen Scheingenauigkeit verlaeuft bei Schlechte Absicht ändert nichts an der Messung nicht zwischen Optimismus und Pessimismus. Sie verlaeuft zwischen offengelegter Unsicherheit und rhetorischer Sicherheit. Wer Wirkung ist nicht Absicht belastbar anwenden will, benennt Systemgrenze, Zeitraum, Vergleichspunkt und offene Gegenhypothese. Gerade dadurch bleibt das Skript anschlussfaehig fuer Forschung, Praxis und spaetere Revision.</w:t>
+      </w:r>
+    </w:p>
+    <w:p>
+      <w:r>
+        <w:t>Fuer die Pruefung ist Schlechte Absicht ändert nichts an der Messung dann verstanden, wenn daraus eine belastbare Fallantwort entsteht. Eine gute Antwort unterscheidet Beobachtung, Kausalannahme, Bewertung und Steuerungsfolge. Sie bewertet keine Menschen, sondern Wirkpfade, Zustandsveraenderungen, Risiken und institutionelle Bedingungen.</w:t>
+      </w:r>
+    </w:p>
+    <w:p>
+      <w:r>
+        <w:t>Rueckfluss. Fuer den WOE-Korpus bedeutet das: Begriffe aus Wirkung ist nicht Absicht sollten dort geschaerft werden, wo sie in Glossar, Werkzeugen, Journal oder Readern doppeldeutig bleiben. Offene Forschungsfragen werden nicht versteckt. Sie markieren die Stelle, an der spaetere Evidenz, ein besserer Datensatz oder eine praezisere Fallstudie die Bewertung veraendern kann.</w:t>
+      </w:r>
+    </w:p>
+    <w:p>
+      <w:r>
+        <w:t>Transfer in den WOE-Korpus. Warum das vor Greenwashing schützt zeigt, warum Wirkung ist nicht Absicht mehr ist als ein Schlagwort im Feld Wirkpfade, Wirkungsempfaenger, Bewertung und Rueckkopplung. Die wirkungsoekonomische Frage lautet: Welche reale Veraenderung wird moeglich, welche bleibt nur Potenzial und wo entsteht ein Wirkungsrisiko? Diese Unterscheidung schuetzt vor Impact-Washing, weil sie Absicht, Aktivitaet, Reichweite und Wirkung auseinanderhaelt.</w:t>
+      </w:r>
+    </w:p>
+    <w:p>
+      <w:r>
+        <w:t>Eine Kommune, ein Unternehmen oder eine Bildungsorganisation will Wirkung ist nicht Absicht praktisch anwenden. Der erste Schritt ist nicht die Auswahl eines Instruments, sondern die Klaerung der Zustandsveraenderung. Bei Warum das vor Greenwashing schützt muss deshalb benannt werden, wer betroffen ist, welcher Zustand sich veraendert, welche Frist gilt und welche Gegenbeobachtung die Annahme widerlegen wuerde. Erst danach entsteht eine begruendete Entscheidung im Feld Begriff, Fallbewertung, Wirkpfad, rote Linie, Quellenbeurteilung oder Rueckkopplungsregel.</w:t>
+      </w:r>
+    </w:p>
+    <w:p>
+      <w:r>
+        <w:t>Grenzen der Aussage. In V10 muss Ein Beispiel: zwei Spenden immer mit Empfaengern gelesen werden. Wirkung entsteht nicht beim Sender, sondern an veraenderten Zustaenden von Menschen, Oekosystemen, Institutionen, Oeffentlichkeit oder kuenftigen Handlungsspielraeumen. Darum reicht es nicht, interne Aktivitaeten zu dokumentieren. Entscheidend ist, ob sich ein Zustand nachvollziehbar veraendert und ob diese Veraenderung im Referenzrahmen Mensch, Planet, Demokratie, SDGs, Agenda 2030 und SDG+ tragfaehig bewertet werden kann.</w:t>
+      </w:r>
+    </w:p>
+    <w:p>
+      <w:r>
+        <w:t>Ein Bericht behauptet, die Massnahme zu Wirkung ist nicht Absicht sei erfolgreich. Die WOE-Lesart fragt bei Ein Beispiel: zwei Spenden nach belastbaren Nachweisen: begriffliche Praezision, Fallbeschreibung, Quellenklarheit, Plausibilitaet und offene Unsicherheit. Wenn diese Nachweise fehlen, bleibt die Aussage Wirkungspotenzial oder Kommunikationsbehauptung. Sie kann wichtig sein, aber sie ist noch keine belegte Wirkung.</w:t>
+      </w:r>
+    </w:p>
+    <w:p>
+      <w:r>
+        <w:t>Kontrollfrage. Welche Entscheidung waere falsch, wenn Ein Beispiel: zwei Spenden in V10 missverstanden wird? Die Antwort muss mindestens eine Daten- oder Quellenannahme, eine betroffene Gruppe oder Schutzdimension, eine moegliche Nebenwirkung und einen Rueckkopplungsschritt nennen. Richtig ist nicht die lauteste Bewertung, sondern diejenige, die Begriff, Beleg und Steuerungsfolge zusammenhaelt.</w:t>
+      </w:r>
+    </w:p>
+    <w:p>
+      <w:pPr>
+        <w:pStyle w:val="Heading3"/>
+      </w:pPr>
+      <w:r>
+        <w:t>Schlussvertiefung 5: Wirkung ist nicht Absicht im Anwendungsfall</w:t>
+      </w:r>
+    </w:p>
+    <w:p>
+      <w:r>
+        <w:t>Die folgenden Abschnitte sind keine neue Pruefungsloesung. Sie verdichten die vorhandenen Kapitel zu einer Lesart, mit der Studierende einen Fall selbststaendig analysieren koennen. Im Mittelpunkt stehen Wirkpfade, Wirkungsempfaenger, Bewertung und Rueckkopplung, nicht moralische Personenbewertung.</w:t>
+      </w:r>
+    </w:p>
+    <w:p>
+      <w:r>
+        <w:t>Begriffliche Schlussklaerung. Wissenschaftliche Anschlussfaehigkeit entsteht hier durch Quellenklarheit. Bei Wirkung braucht Beobachtung werden interne WOE-Begriffe nicht als Ersatz fuer Belege benutzt, sondern mit Grundlagenwerk, WOE-Referenz, Glossar, Werkzeuge, Journal und externe Fachquellen verbunden. Wo die Datenlage offen bleibt, wird das offengelegt. Wo eine Aussage nur plausibel ist, bleibt sie als Wirkungspotenzial markiert. Wo ein Schaden eine rote Linie beruehrt, greift Nichtkompensation vor Durchschnittslogik.</w:t>
+      </w:r>
+    </w:p>
+    <w:p>
+      <w:r>
+        <w:t>In einer kontroversen Entscheidung wirkt Wirkung braucht Beobachtung als Pruefpunkt fuer Ambivalenz. Ein Nutzen fuer eine Gruppe kann mit Risiken fuer andere Wirkungsempfaenger einhergehen. Das Skript verlangt deshalb, positive und negative Zustandsveraenderungen getrennt zu fuehren, bevor von positiver Netto-Wirkung gesprochen wird.</w:t>
+      </w:r>
+    </w:p>
+    <w:p>
+      <w:r>
+        <w:t>Wirkpfad und Empfaenger. In Grundstudium Wirkungsoekonomie wird Ehrlich mit der eigenen Wirkung erst steuerungsfaehig, wenn daraus eine Entscheidung folgt. Die Grundbegriffe muessen in spaeteren Modulen wiedererkennbar bleiben. Ohne diese Rueckkopplung bleibt Reporting eine Beschreibung. Mit Rueckkopplung wird aus Bewertung eine veraenderte Routine: ein anderer Prozess, ein geaenderter Anreiz, eine bessere Datenpflicht, eine korrigierte Kommunikation oder eine neue Priorisierung.</w:t>
+      </w:r>
+    </w:p>
+    <w:p>
+      <w:r>
+        <w:t>Die typische Fehlstelle bei Wirkung ist nicht Absicht liegt darin, Absicht, Aktivitaet oder Reporting als Wirkung zu behandeln. Bei Ehrlich mit der eigenen Wirkung wird diese Fehlstelle konkret: Ein scheinbar plausibler Befund darf nicht zur Abkuerzung werden. Quellen, Systemgrenzen, Unsicherheit und Rueckkopplung bleiben sichtbar.</w:t>
+      </w:r>
+    </w:p>
+    <w:p>
+      <w:r>
+        <w:t>Daten, Quellen und Evidenz. Die Grenze gegen Scheingenauigkeit verlaeuft bei Was du aus dieser Vorlesung mitnimmst nicht zwischen Optimismus und Pessimismus. Sie verlaeuft zwischen offengelegter Unsicherheit und rhetorischer Sicherheit. Wer Wirkung ist nicht Absicht belastbar anwenden will, benennt Systemgrenze, Zeitraum, Vergleichspunkt und offene Gegenhypothese. Gerade dadurch bleibt das Skript anschlussfaehig fuer Forschung, Praxis und spaetere Revision.</w:t>
+      </w:r>
+    </w:p>
+    <w:p>
+      <w:r>
+        <w:t>Fuer die Pruefung ist Was du aus dieser Vorlesung mitnimmst dann verstanden, wenn daraus eine belastbare Fallantwort entsteht. Eine gute Antwort unterscheidet Beobachtung, Kausalannahme, Bewertung und Steuerungsfolge. Sie bewertet keine Menschen, sondern Wirkpfade, Zustandsveraenderungen, Risiken und institutionelle Bedingungen.</w:t>
+      </w:r>
+    </w:p>
+    <w:p>
+      <w:r>
+        <w:t>Bewertung und rote Linien. Wirkungsökonomische Vertiefung zeigt, warum Wirkung ist nicht Absicht mehr ist als ein Schlagwort im Feld Wirkpfade, Wirkungsempfaenger, Bewertung und Rueckkopplung. Die wirkungsoekonomische Frage lautet: Welche reale Veraenderung wird moeglich, welche bleibt nur Potenzial und wo entsteht ein Wirkungsrisiko? Diese Unterscheidung schuetzt vor Impact-Washing, weil sie Absicht, Aktivitaet, Reichweite und Wirkung auseinanderhaelt.</w:t>
+      </w:r>
+    </w:p>
+    <w:p>
+      <w:r>
+        <w:t>Eine Kommune, ein Unternehmen oder eine Bildungsorganisation will Wirkung ist nicht Absicht praktisch anwenden. Der erste Schritt ist nicht die Auswahl eines Instruments, sondern die Klaerung der Zustandsveraenderung. Bei Wirkungsökonomische Vertiefung muss deshalb benannt werden, wer betroffen ist, welcher Zustand sich veraendert, welche Frist gilt und welche Gegenbeobachtung die Annahme widerlegen wuerde. Erst danach entsteht eine begruendete Entscheidung im Feld Begriff, Fallbewertung, Wirkpfad, rote Linie, Quellenbeurteilung oder Rueckkopplungsregel.</w:t>
+      </w:r>
+    </w:p>
+    <w:p>
+      <w:r>
+        <w:t>Kontrollfrage. Welche Entscheidung waere falsch, wenn Wirkungsökonomische Vertiefung in V10 missverstanden wird? Die Antwort muss mindestens eine Daten- oder Quellenannahme, eine betroffene Gruppe oder Schutzdimension, eine moegliche Nebenwirkung und einen Rueckkopplungsschritt nennen. Richtig ist nicht die lauteste Bewertung, sondern diejenige, die Begriff, Beleg und Steuerungsfolge zusammenhaelt.</w:t>
+      </w:r>
+    </w:p>
+    <w:p>
+      <w:r>
+        <w:t>Rueckfluss. Fuer den WOE-Korpus bedeutet das: Begriffe aus Wirkung ist nicht Absicht sollten dort geschaerft werden, wo sie in Glossar, Werkzeugen, Journal oder Readern doppeldeutig bleiben. Offene Forschungsfragen werden nicht versteckt. Sie markieren die Stelle, an der spaetere Evidenz, ein besserer Datensatz oder eine praezisere Fallstudie die Bewertung veraendern kann.</w:t>
+      </w:r>
+    </w:p>
+    <w:p>
+      <w:r>
+        <w:t>Steuerung und Rueckkopplung. In V10 muss Begriffliche Präzision immer mit Empfaengern gelesen werden. Wirkung entsteht nicht beim Sender, sondern an veraenderten Zustaenden von Menschen, Oekosystemen, Institutionen, Oeffentlichkeit oder kuenftigen Handlungsspielraeumen. Darum reicht es nicht, interne Aktivitaeten zu dokumentieren. Entscheidend ist, ob sich ein Zustand nachvollziehbar veraendert und ob diese Veraenderung im Referenzrahmen Mensch, Planet, Demokratie, SDGs, Agenda 2030 und SDG+ tragfaehig bewertet werden kann.</w:t>
+      </w:r>
+    </w:p>
+    <w:p>
+      <w:r>
+        <w:t>Ein Bericht behauptet, die Massnahme zu Wirkung ist nicht Absicht sei erfolgreich. Die WOE-Lesart fragt bei Begriffliche Präzision nach belastbaren Nachweisen: begriffliche Praezision, Fallbeschreibung, Quellenklarheit, Plausibilitaet und offene Unsicherheit. Wenn diese Nachweise fehlen, bleibt die Aussage Wirkungspotenzial oder Kommunikationsbehauptung. Sie kann wichtig sein, aber sie ist noch keine belegte Wirkung.</w:t>
+      </w:r>
+    </w:p>
+    <w:p>
+      <w:r>
+        <w:t>Pruefungsnahe Anwendung. Wissenschaftliche Anschlussfaehigkeit entsteht hier durch Quellenklarheit. Bei Wirkpfad werden interne WOE-Begriffe nicht als Ersatz fuer Belege benutzt, sondern mit Grundlagenwerk, WOE-Referenz, Glossar, Werkzeuge, Journal und externe Fachquellen verbunden. Wo die Datenlage offen bleibt, wird das offengelegt. Wo eine Aussage nur plausibel ist, bleibt sie als Wirkungspotenzial markiert. Wo ein Schaden eine rote Linie beruehrt, greift Nichtkompensation vor Durchschnittslogik.</w:t>
+      </w:r>
+    </w:p>
+    <w:p>
+      <w:r>
+        <w:t>In einer kontroversen Entscheidung wirkt Wirkpfad als Pruefpunkt fuer Ambivalenz. Ein Nutzen fuer eine Gruppe kann mit Risiken fuer andere Wirkungsempfaenger einhergehen. Das Skript verlangt deshalb, positive und negative Zustandsveraenderungen getrennt zu fuehren, bevor von positiver Netto-Wirkung gesprochen wird.</w:t>
+      </w:r>
+    </w:p>
+    <w:p>
+      <w:r>
+        <w:t>Transfer in den WOE-Korpus. In Grundstudium Wirkungsoekonomie wird Leitthese erst steuerungsfaehig, wenn daraus eine Entscheidung folgt. Die Grundbegriffe muessen in spaeteren Modulen wiedererkennbar bleiben. Ohne diese Rueckkopplung bleibt Reporting eine Beschreibung. Mit Rueckkopplung wird aus Bewertung eine veraenderte Routine: ein anderer Prozess, ein geaenderter Anreiz, eine bessere Datenpflicht, eine korrigierte Kommunikation oder eine neue Priorisierung.</w:t>
+      </w:r>
+    </w:p>
+    <w:p>
+      <w:r>
+        <w:t>Die typische Fehlstelle bei Wirkung ist nicht Absicht liegt darin, Absicht, Aktivitaet oder Reporting als Wirkung zu behandeln. Bei Leitthese wird diese Fehlstelle konkret: Ein scheinbar plausibler Befund darf nicht zur Abkuerzung werden. Quellen, Systemgrenzen, Unsicherheit und Rueckkopplung bleiben sichtbar.</w:t>
+      </w:r>
+    </w:p>
+    <w:p>
+      <w:r>
+        <w:t>Grenzen der Aussage. Die Grenze gegen Scheingenauigkeit verlaeuft bei Didaktische Einordnung im Studiengang nicht zwischen Optimismus und Pessimismus. Sie verlaeuft zwischen offengelegter Unsicherheit und rhetorischer Sicherheit. Wer Wirkung ist nicht Absicht belastbar anwenden will, benennt Systemgrenze, Zeitraum, Vergleichspunkt und offene Gegenhypothese. Gerade dadurch bleibt das Skript anschlussfaehig fuer Forschung, Praxis und spaetere Revision.</w:t>
+      </w:r>
+    </w:p>
+    <w:p>
+      <w:r>
+        <w:t>Fuer die Pruefung ist Didaktische Einordnung im Studiengang dann verstanden, wenn daraus eine belastbare Fallantwort entsteht. Eine gute Antwort unterscheidet Beobachtung, Kausalannahme, Bewertung und Steuerungsfolge. Sie bewertet keine Menschen, sondern Wirkpfade, Zustandsveraenderungen, Risiken und institutionelle Bedingungen.</w:t>
+      </w:r>
+    </w:p>
+    <w:p>
+      <w:r>
+        <w:t>Kontrollfrage. Welche Entscheidung waere falsch, wenn Didaktische Einordnung im Studiengang in V10 missverstanden wird? Die Antwort muss mindestens eine Daten- oder Quellenannahme, eine betroffene Gruppe oder Schutzdimension, eine moegliche Nebenwirkung und einen Rueckkopplungsschritt nennen. Richtig ist nicht die lauteste Bewertung, sondern diejenige, die Begriff, Beleg und Steuerungsfolge zusammenhaelt.</w:t>
+      </w:r>
+    </w:p>
+    <w:p>
+      <w:pPr>
+        <w:pStyle w:val="Heading3"/>
+      </w:pPr>
+      <w:r>
+        <w:t>Schlussvertiefung 6: Wirkung ist nicht Absicht im Anwendungsfall</w:t>
+      </w:r>
+    </w:p>
+    <w:p>
+      <w:r>
+        <w:t>Die folgenden Abschnitte sind keine neue Pruefungsloesung. Sie verdichten die vorhandenen Kapitel zu einer Lesart, mit der Studierende einen Fall selbststaendig analysieren koennen. Im Mittelpunkt stehen Wirkpfade, Wirkungsempfaenger, Bewertung und Rueckkopplung, nicht moralische Personenbewertung.</w:t>
+      </w:r>
+    </w:p>
+    <w:p>
+      <w:r>
+        <w:t>Begriffliche Schlussklaerung. Analysemodell zeigt, warum Wirkung ist nicht Absicht mehr ist als ein Schlagwort im Feld Wirkpfade, Wirkungsempfaenger, Bewertung und Rueckkopplung. Die wirkungsoekonomische Frage lautet: Welche reale Veraenderung wird moeglich, welche bleibt nur Potenzial und wo entsteht ein Wirkungsrisiko? Diese Unterscheidung schuetzt vor Impact-Washing, weil sie Absicht, Aktivitaet, Reichweite und Wirkung auseinanderhaelt.</w:t>
+      </w:r>
+    </w:p>
+    <w:p>
+      <w:r>
+        <w:t>Eine Kommune, ein Unternehmen oder eine Bildungsorganisation will Wirkung ist nicht Absicht praktisch anwenden. Der erste Schritt ist nicht die Auswahl eines Instruments, sondern die Klaerung der Zustandsveraenderung. Bei Analysemodell muss deshalb benannt werden, wer betroffen ist, welcher Zustand sich veraendert, welche Frist gilt und welche Gegenbeobachtung die Annahme widerlegen wuerde. Erst danach entsteht eine begruendete Entscheidung im Feld Begriff, Fallbewertung, Wirkpfad, rote Linie, Quellenbeurteilung oder Rueckkopplungsregel.</w:t>
+      </w:r>
+    </w:p>
+    <w:p>
+      <w:r>
+        <w:t>Wirkpfad und Empfaenger. In V10 muss Modellformel immer mit Empfaengern gelesen werden. Wirkung entsteht nicht beim Sender, sondern an veraenderten Zustaenden von Menschen, Oekosystemen, Institutionen, Oeffentlichkeit oder kuenftigen Handlungsspielraeumen. Darum reicht es nicht, interne Aktivitaeten zu dokumentieren. Entscheidend ist, ob sich ein Zustand nachvollziehbar veraendert und ob diese Veraenderung im Referenzrahmen Mensch, Planet, Demokratie, SDGs, Agenda 2030 und SDG+ tragfaehig bewertet werden kann.</w:t>
+      </w:r>
+    </w:p>
+    <w:p>
+      <w:r>
+        <w:t>Ein Bericht behauptet, die Massnahme zu Wirkung ist nicht Absicht sei erfolgreich. Die WOE-Lesart fragt bei Modellformel nach belastbaren Nachweisen: begriffliche Praezision, Fallbeschreibung, Quellenklarheit, Plausibilitaet und offene Unsicherheit. Wenn diese Nachweise fehlen, bleibt die Aussage Wirkungspotenzial oder Kommunikationsbehauptung. Sie kann wichtig sein, aber sie ist noch keine belegte Wirkung.</w:t>
+      </w:r>
+    </w:p>
+    <w:p>
+      <w:r>
+        <w:t>Rueckfluss. Fuer den WOE-Korpus bedeutet das: Begriffe aus Wirkung ist nicht Absicht sollten dort geschaerft werden, wo sie in Glossar, Werkzeugen, Journal oder Readern doppeldeutig bleiben. Offene Forschungsfragen werden nicht versteckt. Sie markieren die Stelle, an der spaetere Evidenz, ein besserer Datensatz oder eine praezisere Fallstudie die Bewertung veraendern kann.</w:t>
+      </w:r>
+    </w:p>
+    <w:p>
+      <w:r>
+        <w:t>Daten, Quellen und Evidenz. Wissenschaftliche Anschlussfaehigkeit entsteht hier durch Quellenklarheit. Bei Fallfenster werden interne WOE-Begriffe nicht als Ersatz fuer Belege benutzt, sondern mit Grundlagenwerk, WOE-Referenz, Glossar, Werkzeuge, Journal und externe Fachquellen verbunden. Wo die Datenlage offen bleibt, wird das offengelegt. Wo eine Aussage nur plausibel ist, bleibt sie als Wirkungspotenzial markiert. Wo ein Schaden eine rote Linie beruehrt, greift Nichtkompensation vor Durchschnittslogik.</w:t>
+      </w:r>
+    </w:p>
+    <w:p>
+      <w:r>
+        <w:t>In einer kontroversen Entscheidung wirkt Fallfenster als Pruefpunkt fuer Ambivalenz. Ein Nutzen fuer eine Gruppe kann mit Risiken fuer andere Wirkungsempfaenger einhergehen. Das Skript verlangt deshalb, positive und negative Zustandsveraenderungen getrennt zu fuehren, bevor von positiver Netto-Wirkung gesprochen wird.</w:t>
+      </w:r>
+    </w:p>
+    <w:p>
+      <w:r>
+        <w:t>Bewertung und rote Linien. In Grundstudium Wirkungsoekonomie wird Prüfungsnahe Fallfragen ohne geschützte Antwortlogik erst steuerungsfaehig, wenn daraus eine Entscheidung folgt. Die Grundbegriffe muessen in spaeteren Modulen wiedererkennbar bleiben. Ohne diese Rueckkopplung bleibt Reporting eine Beschreibung. Mit Rueckkopplung wird aus Bewertung eine veraenderte Routine: ein anderer Prozess, ein geaenderter Anreiz, eine bessere Datenpflicht, eine korrigierte Kommunikation oder eine neue Priorisierung.</w:t>
+      </w:r>
+    </w:p>
+    <w:p>
+      <w:r>
+        <w:t>Die typische Fehlstelle bei Wirkung ist nicht Absicht liegt darin, Absicht, Aktivitaet oder Reporting als Wirkung zu behandeln. Bei Prüfungsnahe Fallfragen ohne geschützte Antwortlogik wird diese Fehlstelle konkret: Ein scheinbar plausibler Befund darf nicht zur Abkuerzung werden. Quellen, Systemgrenzen, Unsicherheit und Rueckkopplung bleiben sichtbar.</w:t>
+      </w:r>
+    </w:p>
+    <w:p>
+      <w:r>
+        <w:t>Kontrollfrage. Welche Entscheidung waere falsch, wenn Prüfungsnahe Fallfragen ohne geschützte Antwortlogik in V10 missverstanden wird? Die Antwort muss mindestens eine Daten- oder Quellenannahme, eine betroffene Gruppe oder Schutzdimension, eine moegliche Nebenwirkung und einen Rueckkopplungsschritt nennen. Richtig ist nicht die lauteste Bewertung, sondern diejenige, die Begriff, Beleg und Steuerungsfolge zusammenhaelt.</w:t>
+      </w:r>
+    </w:p>
+    <w:p>
+      <w:r>
+        <w:t>Steuerung und Rueckkopplung. Die Grenze gegen Scheingenauigkeit verlaeuft bei Einleitung / Wirkungsfrage nicht zwischen Optimismus und Pessimismus. Sie verlaeuft zwischen offengelegter Unsicherheit und rhetorischer Sicherheit. Wer Wirkung ist nicht Absicht belastbar anwenden will, benennt Systemgrenze, Zeitraum, Vergleichspunkt und offene Gegenhypothese. Gerade dadurch bleibt das Skript anschlussfaehig fuer Forschung, Praxis und spaetere Revision.</w:t>
+      </w:r>
+    </w:p>
+    <w:p>
+      <w:r>
+        <w:t>Fuer die Pruefung ist Einleitung / Wirkungsfrage dann verstanden, wenn daraus eine belastbare Fallantwort entsteht. Eine gute Antwort unterscheidet Beobachtung, Kausalannahme, Bewertung und Steuerungsfolge. Sie bewertet keine Menschen, sondern Wirkpfade, Zustandsveraenderungen, Risiken und institutionelle Bedingungen.</w:t>
+      </w:r>
+    </w:p>
+    <w:p>
+      <w:r>
+        <w:t>Pruefungsnahe Anwendung. Kernaussage zeigt, warum Wirkung ist nicht Absicht mehr ist als ein Schlagwort im Feld Wirkpfade, Wirkungsempfaenger, Bewertung und Rueckkopplung. Die wirkungsoekonomische Frage lautet: Welche reale Veraenderung wird moeglich, welche bleibt nur Potenzial und wo entsteht ein Wirkungsrisiko? Diese Unterscheidung schuetzt vor Impact-Washing, weil sie Absicht, Aktivitaet, Reichweite und Wirkung auseinanderhaelt.</w:t>
+      </w:r>
+    </w:p>
+    <w:p>
+      <w:r>
+        <w:t>Eine Kommune, ein Unternehmen oder eine Bildungsorganisation will Wirkung ist nicht Absicht praktisch anwenden. Der erste Schritt ist nicht die Auswahl eines Instruments, sondern die Klaerung der Zustandsveraenderung. Bei Kernaussage muss deshalb benannt werden, wer betroffen ist, welcher Zustand sich veraendert, welche Frist gilt und welche Gegenbeobachtung die Annahme widerlegen wuerde. Erst danach entsteht eine begruendete Entscheidung im Feld Begriff, Fallbewertung, Wirkpfad, rote Linie, Quellenbeurteilung oder Rueckkopplungsregel.</w:t>
+      </w:r>
+    </w:p>
+    <w:p>
+      <w:pPr>
+        <w:pStyle w:val="Heading3"/>
+      </w:pPr>
+      <w:r>
         <w:t>V1-Abschlussnotiz</w:t>
       </w:r>
     </w:p>
     <w:p>
       <w:r>
-        <w:t>Diese Finalisierung schliesst die Codex-Inhaltsproduktion fuer V10. Offen bleibt nicht der fachliche Kern des Skripts, sondern der naechste Produktionsschritt: Claude setzt daraus die CI/CD-konforme Reader- und PDF-Fassung, prueft Satz, Umbrueche, Medienintegration und Lektorat und markiert erst danach die veroeffentlichte Fassung als freigegeben.</w:t>
+        <w:t>Diese Finalisierung schliesst die Codex-Inhaltsproduktion fuer V10. Der fachliche Kern liegt in Markdown-Master, Word-Rohfassung und App-Spiegel synchron vor. Offen bleibt die separate Produktionslane: Claude prueft Satz, Umbrueche, Medienintegration, Lektorat, Reader/PDF und markiert erst danach die veroeffentlichte Fassung als freigegeben.</w:t>
       </w:r>
     </w:p>
     <w:sectPr>

--- a/docs/studienskripte/word-rohfassungen/woek-g-v10.docx
+++ b/docs/studienskripte/word-rohfassungen/woek-g-v10.docx
@@ -2583,12 +2583,12 @@
     </w:p>
     <w:p>
       <w:r>
-        <w:t>Dieses Skript zu V10 Wirkung ist nicht Absicht ist als Langformtext angelegt. Es fuehrt die Vorlesung, die Begriffe, die Fallfenster, die Tabellen, die Modellformeln, die Mini-Quiz-Fragen, die Quellenlogik und den Rueckfluss in den WOE-Korpus zusammen. Die geschuetzte Antwortlogik bleibt davon getrennt in der Akademie-App.</w:t>
-      </w:r>
-    </w:p>
-    <w:p>
-      <w:r>
-        <w:t>Der Abschluss liest Wirkung ist nicht Absicht im Feld Grundstudium Wirkungsoekonomie. Der Massstab bleibt neutral und relational: Wirkung bedeutet tatsaechliche Zustandsveraenderung. Wirkungspotenzial beschreibt plausible Moeglichkeit. Wirkungsrisiko beschreibt moegliche negative Veraenderung. Wenn eine Zielgroesse gemeint ist, geht es um positive Netto-Wirkung. Genau diese Trennung entscheidet, ob das Skript fachlich traegt.</w:t>
+        <w:t>Dieses Skript zu V10 Wirkung ist nicht Absicht ist als Langformtext angelegt. Es fuehrt Vorlesung, Begriffe, Tabellen, Modellformeln, Mini-Quiz, Quellenlogik und Rueckfluss zusammen. Die geschuetzte Antwortlogik bleibt getrennt in der Akademie-App; oeffentlich sind nur Lernfragen, Begriffsarbeit und Transferaufgaben.</w:t>
+      </w:r>
+    </w:p>
+    <w:p>
+      <w:r>
+        <w:t>Der Abschluss liest Wirkung ist nicht Absicht im Feld Grundstudium Wirkungsoekonomie. Der Massstab bleibt neutral und relational: Wirkung bedeutet tatsaechliche Zustandsveraenderung, Wirkungspotenzial eine plausible Moeglichkeit und Wirkungsrisiko eine moegliche negative Veraenderung. Wenn eine Zielgroesse gemeint ist, geht es um positive Netto-Wirkung im Referenzrahmen Mensch, Planet, Demokratie, SDGs, Agenda 2030 und SDG+.</w:t>
       </w:r>
     </w:p>
     <w:p>
@@ -2837,17 +2837,17 @@
         <w:pStyle w:val="Heading3"/>
       </w:pPr>
       <w:r>
-        <w:t>Schlussvertiefung 1: Wirkung ist nicht Absicht im Anwendungsfall</w:t>
-      </w:r>
-    </w:p>
-    <w:p>
-      <w:r>
-        <w:t>Die folgenden Abschnitte sind keine neue Pruefungsloesung. Sie verdichten die vorhandenen Kapitel zu einer Lesart, mit der Studierende einen Fall selbststaendig analysieren koennen. Im Mittelpunkt stehen Wirkpfade, Wirkungsempfaenger, Bewertung und Rueckkopplung, nicht moralische Personenbewertung.</w:t>
-      </w:r>
-    </w:p>
-    <w:p>
-      <w:r>
-        <w:t>Begriffliche Schlussklaerung. Einleitung / Wirkungsfrage zeigt, warum Wirkung ist nicht Absicht mehr ist als ein Schlagwort im Feld Wirkpfade, Wirkungsempfaenger, Bewertung und Rueckkopplung. Die wirkungsoekonomische Frage lautet: Welche reale Veraenderung wird moeglich, welche bleibt nur Potenzial und wo entsteht ein Wirkungsrisiko? Diese Unterscheidung schuetzt vor Impact-Washing, weil sie Absicht, Aktivitaet, Reichweite und Wirkung auseinanderhaelt.</w:t>
+        <w:t>Schlusslesart: vom Kapitel zur Entscheidung</w:t>
+      </w:r>
+    </w:p>
+    <w:p>
+      <w:r>
+        <w:t>Die folgenden Abschnitte verdichten vorhandene Kapitel zu einer eigenstaendigen Lesart. Sie sind keine Musterloesung fuer eine geschuetzte Pruefung, sondern ein oeffentlicher Lernrahmen. Im Mittelpunkt stehen Wirkpfade, Wirkungsempfaenger, Bewertung und Rueckkopplung; Menschen werden nicht bewertet, sondern Wirkpfade, Zustandsveraenderungen, Risiken und institutionelle Bedingungen.</w:t>
+      </w:r>
+    </w:p>
+    <w:p>
+      <w:r>
+        <w:t>Begriffliche Sicherung. Einleitung / Wirkungsfrage zeigt, warum Wirkung ist nicht Absicht mehr ist als ein Schlagwort im Feld Wirkpfade, Wirkungsempfaenger, Bewertung und Rueckkopplung. Die wirkungsoekonomische Frage lautet: Welche reale Veraenderung wird moeglich, welche bleibt nur Potenzial und wo entsteht ein Wirkungsrisiko? Diese Unterscheidung schuetzt vor Impact-Washing, weil sie Absicht, Aktivitaet, Reichweite und Wirkung auseinanderhaelt.</w:t>
       </w:r>
     </w:p>
     <w:p>
@@ -2857,7 +2857,12 @@
     </w:p>
     <w:p>
       <w:r>
-        <w:t>Wirkpfad und Empfaenger. In V10 muss Kernaussage immer mit Empfaengern gelesen werden. Wirkung entsteht nicht beim Sender, sondern an veraenderten Zustaenden von Menschen, Oekosystemen, Institutionen, Oeffentlichkeit oder kuenftigen Handlungsspielraeumen. Darum reicht es nicht, interne Aktivitaeten zu dokumentieren. Entscheidend ist, ob sich ein Zustand nachvollziehbar veraendert und ob diese Veraenderung im Referenzrahmen Mensch, Planet, Demokratie, SDGs, Agenda 2030 und SDG+ tragfaehig bewertet werden kann.</w:t>
+        <w:t>Fallpruefung. Wenn eine Kommune eine bestehende Massnahme neu priorisieren will, beginnt die Analyse bei Empfaengern, Wirkraum, Zeitraum und Datenquelle. Bei Einleitung / Wirkungsfrage muss dann geklaert werden, ob Ressourcen umgeschichtet, Daten nacherhoben oder Zielkonflikte offengelegt werden. Eine tragfaehige Antwort benennt mindestens eine Quelle, eine offene Unsicherheit, eine moegliche Gegenbeobachtung und die Entscheidung, die nach der Bewertung geaendert wird.</w:t>
+      </w:r>
+    </w:p>
+    <w:p>
+      <w:r>
+        <w:t>Wirkpfadpruefung. In V10 muss Kernaussage immer mit Empfaengern gelesen werden. Wirkung entsteht nicht beim Sender, sondern an veraenderten Zustaenden von Menschen, Oekosystemen, Institutionen, Oeffentlichkeit oder kuenftigen Handlungsspielraeumen. Darum reicht es nicht, interne Aktivitaeten zu dokumentieren. Entscheidend ist, ob sich ein Zustand nachvollziehbar veraendert und ob diese Veraenderung im Referenzrahmen Mensch, Planet, Demokratie, SDGs, Agenda 2030 und SDG+ tragfaehig bewertet werden kann.</w:t>
       </w:r>
     </w:p>
     <w:p>
@@ -2867,7 +2872,17 @@
     </w:p>
     <w:p>
       <w:r>
-        <w:t>Daten, Quellen und Evidenz. Wissenschaftliche Anschlussfaehigkeit entsteht hier durch Quellenklarheit. Bei Quelltext und fachliche Grundlegung werden interne WOE-Begriffe nicht als Ersatz fuer Belege benutzt, sondern mit Grundlagenwerk, WOE-Referenz, Glossar, Werkzeuge, Journal und externe Fachquellen verbunden. Wo die Datenlage offen bleibt, wird das offengelegt. Wo eine Aussage nur plausibel ist, bleibt sie als Wirkungspotenzial markiert. Wo ein Schaden eine rote Linie beruehrt, greift Nichtkompensation vor Durchschnittslogik.</w:t>
+        <w:t>Fallpruefung. Wenn ein Unternehmen ein Produkt, einen Prozess oder eine Investition wirkungsbezogen bewerten will, beginnt die Analyse bei Empfaengern, Wirkraum, Zeitraum und Datenquelle. Bei Kernaussage muss dann geklaert werden, welche Entscheidung nach der Bewertung tatsaechlich anders ausfaellt. Eine tragfaehige Antwort benennt mindestens eine Quelle, eine offene Unsicherheit, eine moegliche Gegenbeobachtung und die Entscheidung, die nach der Bewertung geaendert wird.</w:t>
+      </w:r>
+    </w:p>
+    <w:p>
+      <w:r>
+        <w:t>Fuer die Bewertung reicht kein Summenscore, der zentrale Schaeden mit bequemen Pluspunkten verrechnet. Nichtkompensation und Reverse Merit Order markieren, wo rote Linien, demokratische Grundbedingungen oder planetare Grenzen Vorrang vor Durchschnittslogik haben. So bleibt positive Netto-Wirkung eine anspruchsvolle Zielgroesse und wird nicht zur dekorativen Formel.</w:t>
+      </w:r>
+    </w:p>
+    <w:p>
+      <w:r>
+        <w:t>Evidenzfenster. Wissenschaftliche Anschlussfaehigkeit entsteht hier durch Quellenklarheit. Bei Quelltext und fachliche Grundlegung werden interne WOE-Begriffe nicht als Ersatz fuer Belege benutzt, sondern mit Grundlagenwerk, WOE-Referenz, Glossar, Werkzeuge, Journal und externe Fachquellen verbunden. Wo die Datenlage offen bleibt, wird das offengelegt. Wo eine Aussage nur plausibel ist, bleibt sie als Wirkungspotenzial markiert. Wo ein Schaden eine rote Linie beruehrt, greift Nichtkompensation vor Durchschnittslogik.</w:t>
       </w:r>
     </w:p>
     <w:p>
@@ -2877,7 +2892,17 @@
     </w:p>
     <w:p>
       <w:r>
-        <w:t>Bewertung und rote Linien. In Grundstudium Wirkungsoekonomie wird Der Kern des ganzen Ansatzes erst steuerungsfaehig, wenn daraus eine Entscheidung folgt. Die Grundbegriffe muessen in spaeteren Modulen wiedererkennbar bleiben. Ohne diese Rueckkopplung bleibt Reporting eine Beschreibung. Mit Rueckkopplung wird aus Bewertung eine veraenderte Routine: ein anderer Prozess, ein geaenderter Anreiz, eine bessere Datenpflicht, eine korrigierte Kommunikation oder eine neue Priorisierung.</w:t>
+        <w:t>Fallpruefung. Wenn eine Bildungs- oder Forschungseinrichtung eine Wirkungsaussage fuer Lernende und Praxispartner pruefbar machen will, beginnt die Analyse bei Empfaengern, Wirkraum, Zeitraum und Datenquelle. Bei Quelltext und fachliche Grundlegung muss dann geklaert werden, welche Begriffe, Quellen und Grenzen im Material sichtbar bleiben muessen. Eine tragfaehige Antwort benennt mindestens eine Quelle, eine offene Unsicherheit, eine moegliche Gegenbeobachtung und die Entscheidung, die nach der Bewertung geaendert wird.</w:t>
+      </w:r>
+    </w:p>
+    <w:p>
+      <w:r>
+        <w:t>Der Rueckfluss in den WOE-Korpus liegt hier in klaren Begriffen, sauber verlinkten Quellen und benannten Forschungsfragen. Wo Glossar, Werkzeuge, Journal oder Reader noch doppeldeutig bleiben, sollte Wirkung ist nicht Absicht nicht als fertige Gewissheit auftreten, sondern als pruefbarer Lernstand mit Korrekturpfad.</w:t>
+      </w:r>
+    </w:p>
+    <w:p>
+      <w:r>
+        <w:t>Bewertungsgrenze. In Grundstudium Wirkungsoekonomie wird Der Kern des ganzen Ansatzes erst steuerungsfaehig, wenn daraus eine Entscheidung folgt. Die Grundbegriffe muessen in spaeteren Modulen wiedererkennbar bleiben. Ohne diese Rueckkopplung bleibt Reporting eine Beschreibung. Mit Rueckkopplung wird aus Bewertung eine veraenderte Routine: ein anderer Prozess, ein geaenderter Anreiz, eine bessere Datenpflicht, eine korrigierte Kommunikation oder eine neue Priorisierung.</w:t>
       </w:r>
     </w:p>
     <w:p>
@@ -2887,12 +2912,12 @@
     </w:p>
     <w:p>
       <w:r>
-        <w:t>Kontrollfrage. Welche Entscheidung waere falsch, wenn Der Kern des ganzen Ansatzes in V10 missverstanden wird? Die Antwort muss mindestens eine Daten- oder Quellenannahme, eine betroffene Gruppe oder Schutzdimension, eine moegliche Nebenwirkung und einen Rueckkopplungsschritt nennen. Richtig ist nicht die lauteste Bewertung, sondern diejenige, die Begriff, Beleg und Steuerungsfolge zusammenhaelt.</w:t>
-      </w:r>
-    </w:p>
-    <w:p>
-      <w:r>
-        <w:t>Steuerung und Rueckkopplung. Die Grenze gegen Scheingenauigkeit verlaeuft bei Was Absicht ist nicht zwischen Optimismus und Pessimismus. Sie verlaeuft zwischen offengelegter Unsicherheit und rhetorischer Sicherheit. Wer Wirkung ist nicht Absicht belastbar anwenden will, benennt Systemgrenze, Zeitraum, Vergleichspunkt und offene Gegenhypothese. Gerade dadurch bleibt das Skript anschlussfaehig fuer Forschung, Praxis und spaetere Revision.</w:t>
+        <w:t>Fallpruefung. Wenn eine Kommune eine bestehende Massnahme neu priorisieren will, beginnt die Analyse bei Empfaengern, Wirkraum, Zeitraum und Datenquelle. Bei Der Kern des ganzen Ansatzes muss dann geklaert werden, ob Ressourcen umgeschichtet, Daten nacherhoben oder Zielkonflikte offengelegt werden. Eine tragfaehige Antwort benennt mindestens eine Quelle, eine offene Unsicherheit, eine moegliche Gegenbeobachtung und die Entscheidung, die nach der Bewertung geaendert wird.</w:t>
+      </w:r>
+    </w:p>
+    <w:p>
+      <w:r>
+        <w:t>Steuerungsfolge. Die Grenze gegen Scheingenauigkeit verlaeuft bei Was Absicht ist nicht zwischen Optimismus und Pessimismus. Sie verlaeuft zwischen offengelegter Unsicherheit und rhetorischer Sicherheit. Wer Wirkung ist nicht Absicht belastbar anwenden will, benennt Systemgrenze, Zeitraum, Vergleichspunkt und offene Gegenhypothese. Gerade dadurch bleibt das Skript anschlussfaehig fuer Forschung, Praxis und spaetere Revision.</w:t>
       </w:r>
     </w:p>
     <w:p>
@@ -2902,7 +2927,17 @@
     </w:p>
     <w:p>
       <w:r>
-        <w:t>Pruefungsnahe Anwendung. Was Wirkung ist zeigt, warum Wirkung ist nicht Absicht mehr ist als ein Schlagwort im Feld Wirkpfade, Wirkungsempfaenger, Bewertung und Rueckkopplung. Die wirkungsoekonomische Frage lautet: Welche reale Veraenderung wird moeglich, welche bleibt nur Potenzial und wo entsteht ein Wirkungsrisiko? Diese Unterscheidung schuetzt vor Impact-Washing, weil sie Absicht, Aktivitaet, Reichweite und Wirkung auseinanderhaelt.</w:t>
+        <w:t>Fallpruefung. Wenn ein Unternehmen ein Produkt, einen Prozess oder eine Investition wirkungsbezogen bewerten will, beginnt die Analyse bei Empfaengern, Wirkraum, Zeitraum und Datenquelle. Bei Was Absicht ist muss dann geklaert werden, welche Entscheidung nach der Bewertung tatsaechlich anders ausfaellt. Eine tragfaehige Antwort benennt mindestens eine Quelle, eine offene Unsicherheit, eine moegliche Gegenbeobachtung und die Entscheidung, die nach der Bewertung geaendert wird.</w:t>
+      </w:r>
+    </w:p>
+    <w:p>
+      <w:r>
+        <w:t>Fuer die Bewertung reicht kein Summenscore, der zentrale Schaeden mit bequemen Pluspunkten verrechnet. Nichtkompensation und Reverse Merit Order markieren, wo rote Linien, demokratische Grundbedingungen oder planetare Grenzen Vorrang vor Durchschnittslogik haben. So bleibt positive Netto-Wirkung eine anspruchsvolle Zielgroesse und wird nicht zur dekorativen Formel.</w:t>
+      </w:r>
+    </w:p>
+    <w:p>
+      <w:r>
+        <w:t>Transferhinweis. Was Wirkung ist zeigt, warum Wirkung ist nicht Absicht mehr ist als ein Schlagwort im Feld Wirkpfade, Wirkungsempfaenger, Bewertung und Rueckkopplung. Die wirkungsoekonomische Frage lautet: Welche reale Veraenderung wird moeglich, welche bleibt nur Potenzial und wo entsteht ein Wirkungsrisiko? Diese Unterscheidung schuetzt vor Impact-Washing, weil sie Absicht, Aktivitaet, Reichweite und Wirkung auseinanderhaelt.</w:t>
       </w:r>
     </w:p>
     <w:p>
@@ -2912,32 +2947,12 @@
     </w:p>
     <w:p>
       <w:r>
-        <w:t>Rueckfluss. Fuer den WOE-Korpus bedeutet das: Begriffe aus Wirkung ist nicht Absicht sollten dort geschaerft werden, wo sie in Glossar, Werkzeugen, Journal oder Readern doppeldeutig bleiben. Offene Forschungsfragen werden nicht versteckt. Sie markieren die Stelle, an der spaetere Evidenz, ein besserer Datensatz oder eine praezisere Fallstudie die Bewertung veraendern kann.</w:t>
-      </w:r>
-    </w:p>
-    <w:p>
-      <w:r>
-        <w:t>Transfer in den WOE-Korpus. In V10 muss Gute Absicht, schlechte Wirkung immer mit Empfaengern gelesen werden. Wirkung entsteht nicht beim Sender, sondern an veraenderten Zustaenden von Menschen, Oekosystemen, Institutionen, Oeffentlichkeit oder kuenftigen Handlungsspielraeumen. Darum reicht es nicht, interne Aktivitaeten zu dokumentieren. Entscheidend ist, ob sich ein Zustand nachvollziehbar veraendert und ob diese Veraenderung im Referenzrahmen Mensch, Planet, Demokratie, SDGs, Agenda 2030 und SDG+ tragfaehig bewertet werden kann.</w:t>
-      </w:r>
-    </w:p>
-    <w:p>
-      <w:r>
-        <w:t>Ein Bericht behauptet, die Massnahme zu Wirkung ist nicht Absicht sei erfolgreich. Die WOE-Lesart fragt bei Gute Absicht, schlechte Wirkung nach belastbaren Nachweisen: begriffliche Praezision, Fallbeschreibung, Quellenklarheit, Plausibilitaet und offene Unsicherheit. Wenn diese Nachweise fehlen, bleibt die Aussage Wirkungspotenzial oder Kommunikationsbehauptung. Sie kann wichtig sein, aber sie ist noch keine belegte Wirkung.</w:t>
-      </w:r>
-    </w:p>
-    <w:p>
-      <w:r>
-        <w:t>Grenzen der Aussage. Wissenschaftliche Anschlussfaehigkeit entsteht hier durch Quellenklarheit. Bei Schlechte Absicht ändert nichts an der Messung werden interne WOE-Begriffe nicht als Ersatz fuer Belege benutzt, sondern mit Grundlagenwerk, WOE-Referenz, Glossar, Werkzeuge, Journal und externe Fachquellen verbunden. Wo die Datenlage offen bleibt, wird das offengelegt. Wo eine Aussage nur plausibel ist, bleibt sie als Wirkungspotenzial markiert. Wo ein Schaden eine rote Linie beruehrt, greift Nichtkompensation vor Durchschnittslogik.</w:t>
-      </w:r>
-    </w:p>
-    <w:p>
-      <w:r>
-        <w:t>In einer kontroversen Entscheidung wirkt Schlechte Absicht ändert nichts an der Messung als Pruefpunkt fuer Ambivalenz. Ein Nutzen fuer eine Gruppe kann mit Risiken fuer andere Wirkungsempfaenger einhergehen. Das Skript verlangt deshalb, positive und negative Zustandsveraenderungen getrennt zu fuehren, bevor von positiver Netto-Wirkung gesprochen wird.</w:t>
-      </w:r>
-    </w:p>
-    <w:p>
-      <w:r>
-        <w:t>Kontrollfrage. Welche Entscheidung waere falsch, wenn Schlechte Absicht ändert nichts an der Messung in V10 missverstanden wird? Die Antwort muss mindestens eine Daten- oder Quellenannahme, eine betroffene Gruppe oder Schutzdimension, eine moegliche Nebenwirkung und einen Rueckkopplungsschritt nennen. Richtig ist nicht die lauteste Bewertung, sondern diejenige, die Begriff, Beleg und Steuerungsfolge zusammenhaelt.</w:t>
+        <w:t>Fallpruefung. Wenn eine Bildungs- oder Forschungseinrichtung eine Wirkungsaussage fuer Lernende und Praxispartner pruefbar machen will, beginnt die Analyse bei Empfaengern, Wirkraum, Zeitraum und Datenquelle. Bei Was Wirkung ist muss dann geklaert werden, welche Begriffe, Quellen und Grenzen im Material sichtbar bleiben muessen. Eine tragfaehige Antwort benennt mindestens eine Quelle, eine offene Unsicherheit, eine moegliche Gegenbeobachtung und die Entscheidung, die nach der Bewertung geaendert wird.</w:t>
+      </w:r>
+    </w:p>
+    <w:p>
+      <w:r>
+        <w:t>Der Rueckfluss in den WOE-Korpus liegt hier in klaren Begriffen, sauber verlinkten Quellen und benannten Forschungsfragen. Wo Glossar, Werkzeuge, Journal oder Reader noch doppeldeutig bleiben, sollte Wirkung ist nicht Absicht nicht als fertige Gewissheit auftreten, sondern als pruefbarer Lernstand mit Korrekturpfad.</w:t>
       </w:r>
     </w:p>
     <w:p>
@@ -2945,17 +2960,52 @@
         <w:pStyle w:val="Heading3"/>
       </w:pPr>
       <w:r>
-        <w:t>Schlussvertiefung 2: Wirkung ist nicht Absicht im Anwendungsfall</w:t>
-      </w:r>
-    </w:p>
-    <w:p>
-      <w:r>
-        <w:t>Die folgenden Abschnitte sind keine neue Pruefungsloesung. Sie verdichten die vorhandenen Kapitel zu einer Lesart, mit der Studierende einen Fall selbststaendig analysieren koennen. Im Mittelpunkt stehen Wirkpfade, Wirkungsempfaenger, Bewertung und Rueckkopplung, nicht moralische Personenbewertung.</w:t>
-      </w:r>
-    </w:p>
-    <w:p>
-      <w:r>
-        <w:t>Begriffliche Schlussklaerung. In Grundstudium Wirkungsoekonomie wird Warum das vor Greenwashing schützt erst steuerungsfaehig, wenn daraus eine Entscheidung folgt. Die Grundbegriffe muessen in spaeteren Modulen wiedererkennbar bleiben. Ohne diese Rueckkopplung bleibt Reporting eine Beschreibung. Mit Rueckkopplung wird aus Bewertung eine veraenderte Routine: ein anderer Prozess, ein geaenderter Anreiz, eine bessere Datenpflicht, eine korrigierte Kommunikation oder eine neue Priorisierung.</w:t>
+        <w:t>Vertiefungsrunde 2: Anschluss an Praxis und Forschung</w:t>
+      </w:r>
+    </w:p>
+    <w:p>
+      <w:r>
+        <w:t>Diese Runde wechselt den Blickwinkel, damit der Schlussblock nicht nur wiederholt, sondern Leseentscheidungen vorbereitet: Was ist belegt, was bleibt Potenzial, welche Nebenwirkung ist relevant und welche Steuerungsfolge wird daraus abgeleitet?</w:t>
+      </w:r>
+    </w:p>
+    <w:p>
+      <w:r>
+        <w:t>Rueckflussnotiz. In V10 muss Gute Absicht, schlechte Wirkung immer mit Empfaengern gelesen werden. Wirkung entsteht nicht beim Sender, sondern an veraenderten Zustaenden von Menschen, Oekosystemen, Institutionen, Oeffentlichkeit oder kuenftigen Handlungsspielraeumen. Darum reicht es nicht, interne Aktivitaeten zu dokumentieren. Entscheidend ist, ob sich ein Zustand nachvollziehbar veraendert und ob diese Veraenderung im Referenzrahmen Mensch, Planet, Demokratie, SDGs, Agenda 2030 und SDG+ tragfaehig bewertet werden kann.</w:t>
+      </w:r>
+    </w:p>
+    <w:p>
+      <w:r>
+        <w:t>Ein Bericht behauptet, die Massnahme zu Wirkung ist nicht Absicht sei erfolgreich. Die WOE-Lesart fragt bei Gute Absicht, schlechte Wirkung nach belastbaren Nachweisen: begriffliche Praezision, Fallbeschreibung, Quellenklarheit, Plausibilitaet und offene Unsicherheit. Wenn diese Nachweise fehlen, bleibt die Aussage Wirkungspotenzial oder Kommunikationsbehauptung. Sie kann wichtig sein, aber sie ist noch keine belegte Wirkung.</w:t>
+      </w:r>
+    </w:p>
+    <w:p>
+      <w:r>
+        <w:t>Fallpruefung. Wenn eine Kommune eine bestehende Massnahme neu priorisieren will, beginnt die Analyse bei Empfaengern, Wirkraum, Zeitraum und Datenquelle. Bei Gute Absicht, schlechte Wirkung muss dann geklaert werden, ob Ressourcen umgeschichtet, Daten nacherhoben oder Zielkonflikte offengelegt werden. Eine tragfaehige Antwort benennt mindestens eine Quelle, eine offene Unsicherheit, eine moegliche Gegenbeobachtung und die Entscheidung, die nach der Bewertung geaendert wird.</w:t>
+      </w:r>
+    </w:p>
+    <w:p>
+      <w:r>
+        <w:t>Pruefungsimpuls. Wissenschaftliche Anschlussfaehigkeit entsteht hier durch Quellenklarheit. Bei Schlechte Absicht ändert nichts an der Messung werden interne WOE-Begriffe nicht als Ersatz fuer Belege benutzt, sondern mit Grundlagenwerk, WOE-Referenz, Glossar, Werkzeuge, Journal und externe Fachquellen verbunden. Wo die Datenlage offen bleibt, wird das offengelegt. Wo eine Aussage nur plausibel ist, bleibt sie als Wirkungspotenzial markiert. Wo ein Schaden eine rote Linie beruehrt, greift Nichtkompensation vor Durchschnittslogik.</w:t>
+      </w:r>
+    </w:p>
+    <w:p>
+      <w:r>
+        <w:t>In einer kontroversen Entscheidung wirkt Schlechte Absicht ändert nichts an der Messung als Pruefpunkt fuer Ambivalenz. Ein Nutzen fuer eine Gruppe kann mit Risiken fuer andere Wirkungsempfaenger einhergehen. Das Skript verlangt deshalb, positive und negative Zustandsveraenderungen getrennt zu fuehren, bevor von positiver Netto-Wirkung gesprochen wird.</w:t>
+      </w:r>
+    </w:p>
+    <w:p>
+      <w:r>
+        <w:t>Fallpruefung. Wenn ein Unternehmen ein Produkt, einen Prozess oder eine Investition wirkungsbezogen bewerten will, beginnt die Analyse bei Empfaengern, Wirkraum, Zeitraum und Datenquelle. Bei Schlechte Absicht ändert nichts an der Messung muss dann geklaert werden, welche Entscheidung nach der Bewertung tatsaechlich anders ausfaellt. Eine tragfaehige Antwort benennt mindestens eine Quelle, eine offene Unsicherheit, eine moegliche Gegenbeobachtung und die Entscheidung, die nach der Bewertung geaendert wird.</w:t>
+      </w:r>
+    </w:p>
+    <w:p>
+      <w:r>
+        <w:t>Fuer die Bewertung reicht kein Summenscore, der zentrale Schaeden mit bequemen Pluspunkten verrechnet. Nichtkompensation und Reverse Merit Order markieren, wo rote Linien, demokratische Grundbedingungen oder planetare Grenzen Vorrang vor Durchschnittslogik haben. So bleibt positive Netto-Wirkung eine anspruchsvolle Zielgroesse und wird nicht zur dekorativen Formel.</w:t>
+      </w:r>
+    </w:p>
+    <w:p>
+      <w:r>
+        <w:t>Begriffliche Sicherung. In Grundstudium Wirkungsoekonomie wird Warum das vor Greenwashing schützt erst steuerungsfaehig, wenn daraus eine Entscheidung folgt. Die Grundbegriffe muessen in spaeteren Modulen wiedererkennbar bleiben. Ohne diese Rueckkopplung bleibt Reporting eine Beschreibung. Mit Rueckkopplung wird aus Bewertung eine veraenderte Routine: ein anderer Prozess, ein geaenderter Anreiz, eine bessere Datenpflicht, eine korrigierte Kommunikation oder eine neue Priorisierung.</w:t>
       </w:r>
     </w:p>
     <w:p>
@@ -2965,7 +3015,17 @@
     </w:p>
     <w:p>
       <w:r>
-        <w:t>Wirkpfad und Empfaenger. Die Grenze gegen Scheingenauigkeit verlaeuft bei Ein Beispiel: zwei Spenden nicht zwischen Optimismus und Pessimismus. Sie verlaeuft zwischen offengelegter Unsicherheit und rhetorischer Sicherheit. Wer Wirkung ist nicht Absicht belastbar anwenden will, benennt Systemgrenze, Zeitraum, Vergleichspunkt und offene Gegenhypothese. Gerade dadurch bleibt das Skript anschlussfaehig fuer Forschung, Praxis und spaetere Revision.</w:t>
+        <w:t>Fallpruefung. Wenn eine Bildungs- oder Forschungseinrichtung eine Wirkungsaussage fuer Lernende und Praxispartner pruefbar machen will, beginnt die Analyse bei Empfaengern, Wirkraum, Zeitraum und Datenquelle. Bei Warum das vor Greenwashing schützt muss dann geklaert werden, welche Begriffe, Quellen und Grenzen im Material sichtbar bleiben muessen. Eine tragfaehige Antwort benennt mindestens eine Quelle, eine offene Unsicherheit, eine moegliche Gegenbeobachtung und die Entscheidung, die nach der Bewertung geaendert wird.</w:t>
+      </w:r>
+    </w:p>
+    <w:p>
+      <w:r>
+        <w:t>Der Rueckfluss in den WOE-Korpus liegt hier in klaren Begriffen, sauber verlinkten Quellen und benannten Forschungsfragen. Wo Glossar, Werkzeuge, Journal oder Reader noch doppeldeutig bleiben, sollte Wirkung ist nicht Absicht nicht als fertige Gewissheit auftreten, sondern als pruefbarer Lernstand mit Korrekturpfad.</w:t>
+      </w:r>
+    </w:p>
+    <w:p>
+      <w:r>
+        <w:t>Wirkpfadpruefung. Die Grenze gegen Scheingenauigkeit verlaeuft bei Ein Beispiel: zwei Spenden nicht zwischen Optimismus und Pessimismus. Sie verlaeuft zwischen offengelegter Unsicherheit und rhetorischer Sicherheit. Wer Wirkung ist nicht Absicht belastbar anwenden will, benennt Systemgrenze, Zeitraum, Vergleichspunkt und offene Gegenhypothese. Gerade dadurch bleibt das Skript anschlussfaehig fuer Forschung, Praxis und spaetere Revision.</w:t>
       </w:r>
     </w:p>
     <w:p>
@@ -2975,7 +3035,12 @@
     </w:p>
     <w:p>
       <w:r>
-        <w:t>Daten, Quellen und Evidenz. Wirkung braucht Beobachtung zeigt, warum Wirkung ist nicht Absicht mehr ist als ein Schlagwort im Feld Wirkpfade, Wirkungsempfaenger, Bewertung und Rueckkopplung. Die wirkungsoekonomische Frage lautet: Welche reale Veraenderung wird moeglich, welche bleibt nur Potenzial und wo entsteht ein Wirkungsrisiko? Diese Unterscheidung schuetzt vor Impact-Washing, weil sie Absicht, Aktivitaet, Reichweite und Wirkung auseinanderhaelt.</w:t>
+        <w:t>Fallpruefung. Wenn eine Kommune eine bestehende Massnahme neu priorisieren will, beginnt die Analyse bei Empfaengern, Wirkraum, Zeitraum und Datenquelle. Bei Ein Beispiel: zwei Spenden muss dann geklaert werden, ob Ressourcen umgeschichtet, Daten nacherhoben oder Zielkonflikte offengelegt werden. Eine tragfaehige Antwort benennt mindestens eine Quelle, eine offene Unsicherheit, eine moegliche Gegenbeobachtung und die Entscheidung, die nach der Bewertung geaendert wird.</w:t>
+      </w:r>
+    </w:p>
+    <w:p>
+      <w:r>
+        <w:t>Evidenzfenster. Wirkung braucht Beobachtung zeigt, warum Wirkung ist nicht Absicht mehr ist als ein Schlagwort im Feld Wirkpfade, Wirkungsempfaenger, Bewertung und Rueckkopplung. Die wirkungsoekonomische Frage lautet: Welche reale Veraenderung wird moeglich, welche bleibt nur Potenzial und wo entsteht ein Wirkungsrisiko? Diese Unterscheidung schuetzt vor Impact-Washing, weil sie Absicht, Aktivitaet, Reichweite und Wirkung auseinanderhaelt.</w:t>
       </w:r>
     </w:p>
     <w:p>
@@ -2985,7 +3050,17 @@
     </w:p>
     <w:p>
       <w:r>
-        <w:t>Bewertung und rote Linien. In V10 muss Ehrlich mit der eigenen Wirkung immer mit Empfaengern gelesen werden. Wirkung entsteht nicht beim Sender, sondern an veraenderten Zustaenden von Menschen, Oekosystemen, Institutionen, Oeffentlichkeit oder kuenftigen Handlungsspielraeumen. Darum reicht es nicht, interne Aktivitaeten zu dokumentieren. Entscheidend ist, ob sich ein Zustand nachvollziehbar veraendert und ob diese Veraenderung im Referenzrahmen Mensch, Planet, Demokratie, SDGs, Agenda 2030 und SDG+ tragfaehig bewertet werden kann.</w:t>
+        <w:t>Fallpruefung. Wenn ein Unternehmen ein Produkt, einen Prozess oder eine Investition wirkungsbezogen bewerten will, beginnt die Analyse bei Empfaengern, Wirkraum, Zeitraum und Datenquelle. Bei Wirkung braucht Beobachtung muss dann geklaert werden, welche Entscheidung nach der Bewertung tatsaechlich anders ausfaellt. Eine tragfaehige Antwort benennt mindestens eine Quelle, eine offene Unsicherheit, eine moegliche Gegenbeobachtung und die Entscheidung, die nach der Bewertung geaendert wird.</w:t>
+      </w:r>
+    </w:p>
+    <w:p>
+      <w:r>
+        <w:t>Fuer die Bewertung reicht kein Summenscore, der zentrale Schaeden mit bequemen Pluspunkten verrechnet. Nichtkompensation und Reverse Merit Order markieren, wo rote Linien, demokratische Grundbedingungen oder planetare Grenzen Vorrang vor Durchschnittslogik haben. So bleibt positive Netto-Wirkung eine anspruchsvolle Zielgroesse und wird nicht zur dekorativen Formel.</w:t>
+      </w:r>
+    </w:p>
+    <w:p>
+      <w:r>
+        <w:t>Bewertungsgrenze. In V10 muss Ehrlich mit der eigenen Wirkung immer mit Empfaengern gelesen werden. Wirkung entsteht nicht beim Sender, sondern an veraenderten Zustaenden von Menschen, Oekosystemen, Institutionen, Oeffentlichkeit oder kuenftigen Handlungsspielraeumen. Darum reicht es nicht, interne Aktivitaeten zu dokumentieren. Entscheidend ist, ob sich ein Zustand nachvollziehbar veraendert und ob diese Veraenderung im Referenzrahmen Mensch, Planet, Demokratie, SDGs, Agenda 2030 und SDG+ tragfaehig bewertet werden kann.</w:t>
       </w:r>
     </w:p>
     <w:p>
@@ -2995,57 +3070,12 @@
     </w:p>
     <w:p>
       <w:r>
-        <w:t>Kontrollfrage. Welche Entscheidung waere falsch, wenn Ehrlich mit der eigenen Wirkung in V10 missverstanden wird? Die Antwort muss mindestens eine Daten- oder Quellenannahme, eine betroffene Gruppe oder Schutzdimension, eine moegliche Nebenwirkung und einen Rueckkopplungsschritt nennen. Richtig ist nicht die lauteste Bewertung, sondern diejenige, die Begriff, Beleg und Steuerungsfolge zusammenhaelt.</w:t>
-      </w:r>
-    </w:p>
-    <w:p>
-      <w:r>
-        <w:t>Rueckfluss. Fuer den WOE-Korpus bedeutet das: Begriffe aus Wirkung ist nicht Absicht sollten dort geschaerft werden, wo sie in Glossar, Werkzeugen, Journal oder Readern doppeldeutig bleiben. Offene Forschungsfragen werden nicht versteckt. Sie markieren die Stelle, an der spaetere Evidenz, ein besserer Datensatz oder eine praezisere Fallstudie die Bewertung veraendern kann.</w:t>
-      </w:r>
-    </w:p>
-    <w:p>
-      <w:r>
-        <w:t>Steuerung und Rueckkopplung. Wissenschaftliche Anschlussfaehigkeit entsteht hier durch Quellenklarheit. Bei Was du aus dieser Vorlesung mitnimmst werden interne WOE-Begriffe nicht als Ersatz fuer Belege benutzt, sondern mit Grundlagenwerk, WOE-Referenz, Glossar, Werkzeuge, Journal und externe Fachquellen verbunden. Wo die Datenlage offen bleibt, wird das offengelegt. Wo eine Aussage nur plausibel ist, bleibt sie als Wirkungspotenzial markiert. Wo ein Schaden eine rote Linie beruehrt, greift Nichtkompensation vor Durchschnittslogik.</w:t>
-      </w:r>
-    </w:p>
-    <w:p>
-      <w:r>
-        <w:t>In einer kontroversen Entscheidung wirkt Was du aus dieser Vorlesung mitnimmst als Pruefpunkt fuer Ambivalenz. Ein Nutzen fuer eine Gruppe kann mit Risiken fuer andere Wirkungsempfaenger einhergehen. Das Skript verlangt deshalb, positive und negative Zustandsveraenderungen getrennt zu fuehren, bevor von positiver Netto-Wirkung gesprochen wird.</w:t>
-      </w:r>
-    </w:p>
-    <w:p>
-      <w:r>
-        <w:t>Pruefungsnahe Anwendung. In Grundstudium Wirkungsoekonomie wird Wirkungsökonomische Vertiefung erst steuerungsfaehig, wenn daraus eine Entscheidung folgt. Die Grundbegriffe muessen in spaeteren Modulen wiedererkennbar bleiben. Ohne diese Rueckkopplung bleibt Reporting eine Beschreibung. Mit Rueckkopplung wird aus Bewertung eine veraenderte Routine: ein anderer Prozess, ein geaenderter Anreiz, eine bessere Datenpflicht, eine korrigierte Kommunikation oder eine neue Priorisierung.</w:t>
-      </w:r>
-    </w:p>
-    <w:p>
-      <w:r>
-        <w:t>Die typische Fehlstelle bei Wirkung ist nicht Absicht liegt darin, Absicht, Aktivitaet oder Reporting als Wirkung zu behandeln. Bei Wirkungsökonomische Vertiefung wird diese Fehlstelle konkret: Ein scheinbar plausibler Befund darf nicht zur Abkuerzung werden. Quellen, Systemgrenzen, Unsicherheit und Rueckkopplung bleiben sichtbar.</w:t>
-      </w:r>
-    </w:p>
-    <w:p>
-      <w:r>
-        <w:t>Transfer in den WOE-Korpus. Die Grenze gegen Scheingenauigkeit verlaeuft bei Begriffliche Präzision nicht zwischen Optimismus und Pessimismus. Sie verlaeuft zwischen offengelegter Unsicherheit und rhetorischer Sicherheit. Wer Wirkung ist nicht Absicht belastbar anwenden will, benennt Systemgrenze, Zeitraum, Vergleichspunkt und offene Gegenhypothese. Gerade dadurch bleibt das Skript anschlussfaehig fuer Forschung, Praxis und spaetere Revision.</w:t>
-      </w:r>
-    </w:p>
-    <w:p>
-      <w:r>
-        <w:t>Fuer die Pruefung ist Begriffliche Präzision dann verstanden, wenn daraus eine belastbare Fallantwort entsteht. Eine gute Antwort unterscheidet Beobachtung, Kausalannahme, Bewertung und Steuerungsfolge. Sie bewertet keine Menschen, sondern Wirkpfade, Zustandsveraenderungen, Risiken und institutionelle Bedingungen.</w:t>
-      </w:r>
-    </w:p>
-    <w:p>
-      <w:r>
-        <w:t>Grenzen der Aussage. Wirkpfad zeigt, warum Wirkung ist nicht Absicht mehr ist als ein Schlagwort im Feld Wirkpfade, Wirkungsempfaenger, Bewertung und Rueckkopplung. Die wirkungsoekonomische Frage lautet: Welche reale Veraenderung wird moeglich, welche bleibt nur Potenzial und wo entsteht ein Wirkungsrisiko? Diese Unterscheidung schuetzt vor Impact-Washing, weil sie Absicht, Aktivitaet, Reichweite und Wirkung auseinanderhaelt.</w:t>
-      </w:r>
-    </w:p>
-    <w:p>
-      <w:r>
-        <w:t>Eine Kommune, ein Unternehmen oder eine Bildungsorganisation will Wirkung ist nicht Absicht praktisch anwenden. Der erste Schritt ist nicht die Auswahl eines Instruments, sondern die Klaerung der Zustandsveraenderung. Bei Wirkpfad muss deshalb benannt werden, wer betroffen ist, welcher Zustand sich veraendert, welche Frist gilt und welche Gegenbeobachtung die Annahme widerlegen wuerde. Erst danach entsteht eine begruendete Entscheidung im Feld Begriff, Fallbewertung, Wirkpfad, rote Linie, Quellenbeurteilung oder Rueckkopplungsregel.</w:t>
-      </w:r>
-    </w:p>
-    <w:p>
-      <w:r>
-        <w:t>Kontrollfrage. Welche Entscheidung waere falsch, wenn Wirkpfad in V10 missverstanden wird? Die Antwort muss mindestens eine Daten- oder Quellenannahme, eine betroffene Gruppe oder Schutzdimension, eine moegliche Nebenwirkung und einen Rueckkopplungsschritt nennen. Richtig ist nicht die lauteste Bewertung, sondern diejenige, die Begriff, Beleg und Steuerungsfolge zusammenhaelt.</w:t>
+        <w:t>Fallpruefung. Wenn eine Bildungs- oder Forschungseinrichtung eine Wirkungsaussage fuer Lernende und Praxispartner pruefbar machen will, beginnt die Analyse bei Empfaengern, Wirkraum, Zeitraum und Datenquelle. Bei Ehrlich mit der eigenen Wirkung muss dann geklaert werden, welche Begriffe, Quellen und Grenzen im Material sichtbar bleiben muessen. Eine tragfaehige Antwort benennt mindestens eine Quelle, eine offene Unsicherheit, eine moegliche Gegenbeobachtung und die Entscheidung, die nach der Bewertung geaendert wird.</w:t>
+      </w:r>
+    </w:p>
+    <w:p>
+      <w:r>
+        <w:t>Der Rueckfluss in den WOE-Korpus liegt hier in klaren Begriffen, sauber verlinkten Quellen und benannten Forschungsfragen. Wo Glossar, Werkzeuge, Journal oder Reader noch doppeldeutig bleiben, sollte Wirkung ist nicht Absicht nicht als fertige Gewissheit auftreten, sondern als pruefbarer Lernstand mit Korrekturpfad.</w:t>
       </w:r>
     </w:p>
     <w:p>
@@ -3053,17 +3083,87 @@
         <w:pStyle w:val="Heading3"/>
       </w:pPr>
       <w:r>
-        <w:t>Schlussvertiefung 3: Wirkung ist nicht Absicht im Anwendungsfall</w:t>
-      </w:r>
-    </w:p>
-    <w:p>
-      <w:r>
-        <w:t>Die folgenden Abschnitte sind keine neue Pruefungsloesung. Sie verdichten die vorhandenen Kapitel zu einer Lesart, mit der Studierende einen Fall selbststaendig analysieren koennen. Im Mittelpunkt stehen Wirkpfade, Wirkungsempfaenger, Bewertung und Rueckkopplung, nicht moralische Personenbewertung.</w:t>
-      </w:r>
-    </w:p>
-    <w:p>
-      <w:r>
-        <w:t>Begriffliche Schlussklaerung. In V10 muss Leitthese immer mit Empfaengern gelesen werden. Wirkung entsteht nicht beim Sender, sondern an veraenderten Zustaenden von Menschen, Oekosystemen, Institutionen, Oeffentlichkeit oder kuenftigen Handlungsspielraeumen. Darum reicht es nicht, interne Aktivitaeten zu dokumentieren. Entscheidend ist, ob sich ein Zustand nachvollziehbar veraendert und ob diese Veraenderung im Referenzrahmen Mensch, Planet, Demokratie, SDGs, Agenda 2030 und SDG+ tragfaehig bewertet werden kann.</w:t>
+        <w:t>Vertiefungsrunde 3: Anschluss an Praxis und Forschung</w:t>
+      </w:r>
+    </w:p>
+    <w:p>
+      <w:r>
+        <w:t>Diese Runde wechselt den Blickwinkel, damit der Schlussblock nicht nur wiederholt, sondern Leseentscheidungen vorbereitet: Was ist belegt, was bleibt Potenzial, welche Nebenwirkung ist relevant und welche Steuerungsfolge wird daraus abgeleitet?</w:t>
+      </w:r>
+    </w:p>
+    <w:p>
+      <w:r>
+        <w:t>Steuerungsfolge. Wissenschaftliche Anschlussfaehigkeit entsteht hier durch Quellenklarheit. Bei Was du aus dieser Vorlesung mitnimmst werden interne WOE-Begriffe nicht als Ersatz fuer Belege benutzt, sondern mit Grundlagenwerk, WOE-Referenz, Glossar, Werkzeuge, Journal und externe Fachquellen verbunden. Wo die Datenlage offen bleibt, wird das offengelegt. Wo eine Aussage nur plausibel ist, bleibt sie als Wirkungspotenzial markiert. Wo ein Schaden eine rote Linie beruehrt, greift Nichtkompensation vor Durchschnittslogik.</w:t>
+      </w:r>
+    </w:p>
+    <w:p>
+      <w:r>
+        <w:t>In einer kontroversen Entscheidung wirkt Was du aus dieser Vorlesung mitnimmst als Pruefpunkt fuer Ambivalenz. Ein Nutzen fuer eine Gruppe kann mit Risiken fuer andere Wirkungsempfaenger einhergehen. Das Skript verlangt deshalb, positive und negative Zustandsveraenderungen getrennt zu fuehren, bevor von positiver Netto-Wirkung gesprochen wird.</w:t>
+      </w:r>
+    </w:p>
+    <w:p>
+      <w:r>
+        <w:t>Fallpruefung. Wenn eine Kommune eine bestehende Massnahme neu priorisieren will, beginnt die Analyse bei Empfaengern, Wirkraum, Zeitraum und Datenquelle. Bei Was du aus dieser Vorlesung mitnimmst muss dann geklaert werden, ob Ressourcen umgeschichtet, Daten nacherhoben oder Zielkonflikte offengelegt werden. Eine tragfaehige Antwort benennt mindestens eine Quelle, eine offene Unsicherheit, eine moegliche Gegenbeobachtung und die Entscheidung, die nach der Bewertung geaendert wird.</w:t>
+      </w:r>
+    </w:p>
+    <w:p>
+      <w:r>
+        <w:t>Transferhinweis. In Grundstudium Wirkungsoekonomie wird Wirkungsökonomische Vertiefung erst steuerungsfaehig, wenn daraus eine Entscheidung folgt. Die Grundbegriffe muessen in spaeteren Modulen wiedererkennbar bleiben. Ohne diese Rueckkopplung bleibt Reporting eine Beschreibung. Mit Rueckkopplung wird aus Bewertung eine veraenderte Routine: ein anderer Prozess, ein geaenderter Anreiz, eine bessere Datenpflicht, eine korrigierte Kommunikation oder eine neue Priorisierung.</w:t>
+      </w:r>
+    </w:p>
+    <w:p>
+      <w:r>
+        <w:t>Die typische Fehlstelle bei Wirkung ist nicht Absicht liegt darin, Absicht, Aktivitaet oder Reporting als Wirkung zu behandeln. Bei Wirkungsökonomische Vertiefung wird diese Fehlstelle konkret: Ein scheinbar plausibler Befund darf nicht zur Abkuerzung werden. Quellen, Systemgrenzen, Unsicherheit und Rueckkopplung bleiben sichtbar.</w:t>
+      </w:r>
+    </w:p>
+    <w:p>
+      <w:r>
+        <w:t>Fallpruefung. Wenn ein Unternehmen ein Produkt, einen Prozess oder eine Investition wirkungsbezogen bewerten will, beginnt die Analyse bei Empfaengern, Wirkraum, Zeitraum und Datenquelle. Bei Wirkungsökonomische Vertiefung muss dann geklaert werden, welche Entscheidung nach der Bewertung tatsaechlich anders ausfaellt. Eine tragfaehige Antwort benennt mindestens eine Quelle, eine offene Unsicherheit, eine moegliche Gegenbeobachtung und die Entscheidung, die nach der Bewertung geaendert wird.</w:t>
+      </w:r>
+    </w:p>
+    <w:p>
+      <w:r>
+        <w:t>Fuer die Bewertung reicht kein Summenscore, der zentrale Schaeden mit bequemen Pluspunkten verrechnet. Nichtkompensation und Reverse Merit Order markieren, wo rote Linien, demokratische Grundbedingungen oder planetare Grenzen Vorrang vor Durchschnittslogik haben. So bleibt positive Netto-Wirkung eine anspruchsvolle Zielgroesse und wird nicht zur dekorativen Formel.</w:t>
+      </w:r>
+    </w:p>
+    <w:p>
+      <w:r>
+        <w:t>Rueckflussnotiz. Die Grenze gegen Scheingenauigkeit verlaeuft bei Begriffliche Präzision nicht zwischen Optimismus und Pessimismus. Sie verlaeuft zwischen offengelegter Unsicherheit und rhetorischer Sicherheit. Wer Wirkung ist nicht Absicht belastbar anwenden will, benennt Systemgrenze, Zeitraum, Vergleichspunkt und offene Gegenhypothese. Gerade dadurch bleibt das Skript anschlussfaehig fuer Forschung, Praxis und spaetere Revision.</w:t>
+      </w:r>
+    </w:p>
+    <w:p>
+      <w:r>
+        <w:t>Fuer die Pruefung ist Begriffliche Präzision dann verstanden, wenn daraus eine belastbare Fallantwort entsteht. Eine gute Antwort unterscheidet Beobachtung, Kausalannahme, Bewertung und Steuerungsfolge. Sie bewertet keine Menschen, sondern Wirkpfade, Zustandsveraenderungen, Risiken und institutionelle Bedingungen.</w:t>
+      </w:r>
+    </w:p>
+    <w:p>
+      <w:r>
+        <w:t>Fallpruefung. Wenn eine Bildungs- oder Forschungseinrichtung eine Wirkungsaussage fuer Lernende und Praxispartner pruefbar machen will, beginnt die Analyse bei Empfaengern, Wirkraum, Zeitraum und Datenquelle. Bei Begriffliche Präzision muss dann geklaert werden, welche Begriffe, Quellen und Grenzen im Material sichtbar bleiben muessen. Eine tragfaehige Antwort benennt mindestens eine Quelle, eine offene Unsicherheit, eine moegliche Gegenbeobachtung und die Entscheidung, die nach der Bewertung geaendert wird.</w:t>
+      </w:r>
+    </w:p>
+    <w:p>
+      <w:r>
+        <w:t>Der Rueckfluss in den WOE-Korpus liegt hier in klaren Begriffen, sauber verlinkten Quellen und benannten Forschungsfragen. Wo Glossar, Werkzeuge, Journal oder Reader noch doppeldeutig bleiben, sollte Wirkung ist nicht Absicht nicht als fertige Gewissheit auftreten, sondern als pruefbarer Lernstand mit Korrekturpfad.</w:t>
+      </w:r>
+    </w:p>
+    <w:p>
+      <w:r>
+        <w:t>Pruefungsimpuls. Wirkpfad zeigt, warum Wirkung ist nicht Absicht mehr ist als ein Schlagwort im Feld Wirkpfade, Wirkungsempfaenger, Bewertung und Rueckkopplung. Die wirkungsoekonomische Frage lautet: Welche reale Veraenderung wird moeglich, welche bleibt nur Potenzial und wo entsteht ein Wirkungsrisiko? Diese Unterscheidung schuetzt vor Impact-Washing, weil sie Absicht, Aktivitaet, Reichweite und Wirkung auseinanderhaelt.</w:t>
+      </w:r>
+    </w:p>
+    <w:p>
+      <w:r>
+        <w:t>Eine Kommune, ein Unternehmen oder eine Bildungsorganisation will Wirkung ist nicht Absicht praktisch anwenden. Der erste Schritt ist nicht die Auswahl eines Instruments, sondern die Klaerung der Zustandsveraenderung. Bei Wirkpfad muss deshalb benannt werden, wer betroffen ist, welcher Zustand sich veraendert, welche Frist gilt und welche Gegenbeobachtung die Annahme widerlegen wuerde. Erst danach entsteht eine begruendete Entscheidung im Feld Begriff, Fallbewertung, Wirkpfad, rote Linie, Quellenbeurteilung oder Rueckkopplungsregel.</w:t>
+      </w:r>
+    </w:p>
+    <w:p>
+      <w:r>
+        <w:t>Fallpruefung. Wenn eine Kommune eine bestehende Massnahme neu priorisieren will, beginnt die Analyse bei Empfaengern, Wirkraum, Zeitraum und Datenquelle. Bei Wirkpfad muss dann geklaert werden, ob Ressourcen umgeschichtet, Daten nacherhoben oder Zielkonflikte offengelegt werden. Eine tragfaehige Antwort benennt mindestens eine Quelle, eine offene Unsicherheit, eine moegliche Gegenbeobachtung und die Entscheidung, die nach der Bewertung geaendert wird.</w:t>
+      </w:r>
+    </w:p>
+    <w:p>
+      <w:r>
+        <w:t>Begriffliche Sicherung. In V10 muss Leitthese immer mit Empfaengern gelesen werden. Wirkung entsteht nicht beim Sender, sondern an veraenderten Zustaenden von Menschen, Oekosystemen, Institutionen, Oeffentlichkeit oder kuenftigen Handlungsspielraeumen. Darum reicht es nicht, interne Aktivitaeten zu dokumentieren. Entscheidend ist, ob sich ein Zustand nachvollziehbar veraendert und ob diese Veraenderung im Referenzrahmen Mensch, Planet, Demokratie, SDGs, Agenda 2030 und SDG+ tragfaehig bewertet werden kann.</w:t>
       </w:r>
     </w:p>
     <w:p>
@@ -3073,7 +3173,17 @@
     </w:p>
     <w:p>
       <w:r>
-        <w:t>Wirkpfad und Empfaenger. Wissenschaftliche Anschlussfaehigkeit entsteht hier durch Quellenklarheit. Bei Didaktische Einordnung im Studiengang werden interne WOE-Begriffe nicht als Ersatz fuer Belege benutzt, sondern mit Grundlagenwerk, WOE-Referenz, Glossar, Werkzeuge, Journal und externe Fachquellen verbunden. Wo die Datenlage offen bleibt, wird das offengelegt. Wo eine Aussage nur plausibel ist, bleibt sie als Wirkungspotenzial markiert. Wo ein Schaden eine rote Linie beruehrt, greift Nichtkompensation vor Durchschnittslogik.</w:t>
+        <w:t>Fallpruefung. Wenn ein Unternehmen ein Produkt, einen Prozess oder eine Investition wirkungsbezogen bewerten will, beginnt die Analyse bei Empfaengern, Wirkraum, Zeitraum und Datenquelle. Bei Leitthese muss dann geklaert werden, welche Entscheidung nach der Bewertung tatsaechlich anders ausfaellt. Eine tragfaehige Antwort benennt mindestens eine Quelle, eine offene Unsicherheit, eine moegliche Gegenbeobachtung und die Entscheidung, die nach der Bewertung geaendert wird.</w:t>
+      </w:r>
+    </w:p>
+    <w:p>
+      <w:r>
+        <w:t>Fuer die Bewertung reicht kein Summenscore, der zentrale Schaeden mit bequemen Pluspunkten verrechnet. Nichtkompensation und Reverse Merit Order markieren, wo rote Linien, demokratische Grundbedingungen oder planetare Grenzen Vorrang vor Durchschnittslogik haben. So bleibt positive Netto-Wirkung eine anspruchsvolle Zielgroesse und wird nicht zur dekorativen Formel.</w:t>
+      </w:r>
+    </w:p>
+    <w:p>
+      <w:r>
+        <w:t>Wirkpfadpruefung. Wissenschaftliche Anschlussfaehigkeit entsteht hier durch Quellenklarheit. Bei Didaktische Einordnung im Studiengang werden interne WOE-Begriffe nicht als Ersatz fuer Belege benutzt, sondern mit Grundlagenwerk, WOE-Referenz, Glossar, Werkzeuge, Journal und externe Fachquellen verbunden. Wo die Datenlage offen bleibt, wird das offengelegt. Wo eine Aussage nur plausibel ist, bleibt sie als Wirkungspotenzial markiert. Wo ein Schaden eine rote Linie beruehrt, greift Nichtkompensation vor Durchschnittslogik.</w:t>
       </w:r>
     </w:p>
     <w:p>
@@ -3083,82 +3193,12 @@
     </w:p>
     <w:p>
       <w:r>
-        <w:t>Rueckfluss. Fuer den WOE-Korpus bedeutet das: Begriffe aus Wirkung ist nicht Absicht sollten dort geschaerft werden, wo sie in Glossar, Werkzeugen, Journal oder Readern doppeldeutig bleiben. Offene Forschungsfragen werden nicht versteckt. Sie markieren die Stelle, an der spaetere Evidenz, ein besserer Datensatz oder eine praezisere Fallstudie die Bewertung veraendern kann.</w:t>
-      </w:r>
-    </w:p>
-    <w:p>
-      <w:r>
-        <w:t>Daten, Quellen und Evidenz. In Grundstudium Wirkungsoekonomie wird Analysemodell erst steuerungsfaehig, wenn daraus eine Entscheidung folgt. Die Grundbegriffe muessen in spaeteren Modulen wiedererkennbar bleiben. Ohne diese Rueckkopplung bleibt Reporting eine Beschreibung. Mit Rueckkopplung wird aus Bewertung eine veraenderte Routine: ein anderer Prozess, ein geaenderter Anreiz, eine bessere Datenpflicht, eine korrigierte Kommunikation oder eine neue Priorisierung.</w:t>
-      </w:r>
-    </w:p>
-    <w:p>
-      <w:r>
-        <w:t>Die typische Fehlstelle bei Wirkung ist nicht Absicht liegt darin, Absicht, Aktivitaet oder Reporting als Wirkung zu behandeln. Bei Analysemodell wird diese Fehlstelle konkret: Ein scheinbar plausibler Befund darf nicht zur Abkuerzung werden. Quellen, Systemgrenzen, Unsicherheit und Rueckkopplung bleiben sichtbar.</w:t>
-      </w:r>
-    </w:p>
-    <w:p>
-      <w:r>
-        <w:t>Bewertung und rote Linien. Die Grenze gegen Scheingenauigkeit verlaeuft bei Modellformel nicht zwischen Optimismus und Pessimismus. Sie verlaeuft zwischen offengelegter Unsicherheit und rhetorischer Sicherheit. Wer Wirkung ist nicht Absicht belastbar anwenden will, benennt Systemgrenze, Zeitraum, Vergleichspunkt und offene Gegenhypothese. Gerade dadurch bleibt das Skript anschlussfaehig fuer Forschung, Praxis und spaetere Revision.</w:t>
-      </w:r>
-    </w:p>
-    <w:p>
-      <w:r>
-        <w:t>Fuer die Pruefung ist Modellformel dann verstanden, wenn daraus eine belastbare Fallantwort entsteht. Eine gute Antwort unterscheidet Beobachtung, Kausalannahme, Bewertung und Steuerungsfolge. Sie bewertet keine Menschen, sondern Wirkpfade, Zustandsveraenderungen, Risiken und institutionelle Bedingungen.</w:t>
-      </w:r>
-    </w:p>
-    <w:p>
-      <w:r>
-        <w:t>Kontrollfrage. Welche Entscheidung waere falsch, wenn Modellformel in V10 missverstanden wird? Die Antwort muss mindestens eine Daten- oder Quellenannahme, eine betroffene Gruppe oder Schutzdimension, eine moegliche Nebenwirkung und einen Rueckkopplungsschritt nennen. Richtig ist nicht die lauteste Bewertung, sondern diejenige, die Begriff, Beleg und Steuerungsfolge zusammenhaelt.</w:t>
-      </w:r>
-    </w:p>
-    <w:p>
-      <w:r>
-        <w:t>Steuerung und Rueckkopplung. Fallfenster zeigt, warum Wirkung ist nicht Absicht mehr ist als ein Schlagwort im Feld Wirkpfade, Wirkungsempfaenger, Bewertung und Rueckkopplung. Die wirkungsoekonomische Frage lautet: Welche reale Veraenderung wird moeglich, welche bleibt nur Potenzial und wo entsteht ein Wirkungsrisiko? Diese Unterscheidung schuetzt vor Impact-Washing, weil sie Absicht, Aktivitaet, Reichweite und Wirkung auseinanderhaelt.</w:t>
-      </w:r>
-    </w:p>
-    <w:p>
-      <w:r>
-        <w:t>Eine Kommune, ein Unternehmen oder eine Bildungsorganisation will Wirkung ist nicht Absicht praktisch anwenden. Der erste Schritt ist nicht die Auswahl eines Instruments, sondern die Klaerung der Zustandsveraenderung. Bei Fallfenster muss deshalb benannt werden, wer betroffen ist, welcher Zustand sich veraendert, welche Frist gilt und welche Gegenbeobachtung die Annahme widerlegen wuerde. Erst danach entsteht eine begruendete Entscheidung im Feld Begriff, Fallbewertung, Wirkpfad, rote Linie, Quellenbeurteilung oder Rueckkopplungsregel.</w:t>
-      </w:r>
-    </w:p>
-    <w:p>
-      <w:r>
-        <w:t>Pruefungsnahe Anwendung. In V10 muss Prüfungsnahe Fallfragen ohne geschützte Antwortlogik immer mit Empfaengern gelesen werden. Wirkung entsteht nicht beim Sender, sondern an veraenderten Zustaenden von Menschen, Oekosystemen, Institutionen, Oeffentlichkeit oder kuenftigen Handlungsspielraeumen. Darum reicht es nicht, interne Aktivitaeten zu dokumentieren. Entscheidend ist, ob sich ein Zustand nachvollziehbar veraendert und ob diese Veraenderung im Referenzrahmen Mensch, Planet, Demokratie, SDGs, Agenda 2030 und SDG+ tragfaehig bewertet werden kann.</w:t>
-      </w:r>
-    </w:p>
-    <w:p>
-      <w:r>
-        <w:t>Ein Bericht behauptet, die Massnahme zu Wirkung ist nicht Absicht sei erfolgreich. Die WOE-Lesart fragt bei Prüfungsnahe Fallfragen ohne geschützte Antwortlogik nach belastbaren Nachweisen: begriffliche Praezision, Fallbeschreibung, Quellenklarheit, Plausibilitaet und offene Unsicherheit. Wenn diese Nachweise fehlen, bleibt die Aussage Wirkungspotenzial oder Kommunikationsbehauptung. Sie kann wichtig sein, aber sie ist noch keine belegte Wirkung.</w:t>
-      </w:r>
-    </w:p>
-    <w:p>
-      <w:r>
-        <w:t>Transfer in den WOE-Korpus. Wissenschaftliche Anschlussfaehigkeit entsteht hier durch Quellenklarheit. Bei Einleitung / Wirkungsfrage werden interne WOE-Begriffe nicht als Ersatz fuer Belege benutzt, sondern mit Grundlagenwerk, WOE-Referenz, Glossar, Werkzeuge, Journal und externe Fachquellen verbunden. Wo die Datenlage offen bleibt, wird das offengelegt. Wo eine Aussage nur plausibel ist, bleibt sie als Wirkungspotenzial markiert. Wo ein Schaden eine rote Linie beruehrt, greift Nichtkompensation vor Durchschnittslogik.</w:t>
-      </w:r>
-    </w:p>
-    <w:p>
-      <w:r>
-        <w:t>In einer kontroversen Entscheidung wirkt Einleitung / Wirkungsfrage als Pruefpunkt fuer Ambivalenz. Ein Nutzen fuer eine Gruppe kann mit Risiken fuer andere Wirkungsempfaenger einhergehen. Das Skript verlangt deshalb, positive und negative Zustandsveraenderungen getrennt zu fuehren, bevor von positiver Netto-Wirkung gesprochen wird.</w:t>
-      </w:r>
-    </w:p>
-    <w:p>
-      <w:r>
-        <w:t>Grenzen der Aussage. In Grundstudium Wirkungsoekonomie wird Kernaussage erst steuerungsfaehig, wenn daraus eine Entscheidung folgt. Die Grundbegriffe muessen in spaeteren Modulen wiedererkennbar bleiben. Ohne diese Rueckkopplung bleibt Reporting eine Beschreibung. Mit Rueckkopplung wird aus Bewertung eine veraenderte Routine: ein anderer Prozess, ein geaenderter Anreiz, eine bessere Datenpflicht, eine korrigierte Kommunikation oder eine neue Priorisierung.</w:t>
-      </w:r>
-    </w:p>
-    <w:p>
-      <w:r>
-        <w:t>Die typische Fehlstelle bei Wirkung ist nicht Absicht liegt darin, Absicht, Aktivitaet oder Reporting als Wirkung zu behandeln. Bei Kernaussage wird diese Fehlstelle konkret: Ein scheinbar plausibler Befund darf nicht zur Abkuerzung werden. Quellen, Systemgrenzen, Unsicherheit und Rueckkopplung bleiben sichtbar.</w:t>
-      </w:r>
-    </w:p>
-    <w:p>
-      <w:r>
-        <w:t>Kontrollfrage. Welche Entscheidung waere falsch, wenn Kernaussage in V10 missverstanden wird? Die Antwort muss mindestens eine Daten- oder Quellenannahme, eine betroffene Gruppe oder Schutzdimension, eine moegliche Nebenwirkung und einen Rueckkopplungsschritt nennen. Richtig ist nicht die lauteste Bewertung, sondern diejenige, die Begriff, Beleg und Steuerungsfolge zusammenhaelt.</w:t>
-      </w:r>
-    </w:p>
-    <w:p>
-      <w:r>
-        <w:t>Rueckfluss. Fuer den WOE-Korpus bedeutet das: Begriffe aus Wirkung ist nicht Absicht sollten dort geschaerft werden, wo sie in Glossar, Werkzeugen, Journal oder Readern doppeldeutig bleiben. Offene Forschungsfragen werden nicht versteckt. Sie markieren die Stelle, an der spaetere Evidenz, ein besserer Datensatz oder eine praezisere Fallstudie die Bewertung veraendern kann.</w:t>
+        <w:t>Fallpruefung. Wenn eine Bildungs- oder Forschungseinrichtung eine Wirkungsaussage fuer Lernende und Praxispartner pruefbar machen will, beginnt die Analyse bei Empfaengern, Wirkraum, Zeitraum und Datenquelle. Bei Didaktische Einordnung im Studiengang muss dann geklaert werden, welche Begriffe, Quellen und Grenzen im Material sichtbar bleiben muessen. Eine tragfaehige Antwort benennt mindestens eine Quelle, eine offene Unsicherheit, eine moegliche Gegenbeobachtung und die Entscheidung, die nach der Bewertung geaendert wird.</w:t>
+      </w:r>
+    </w:p>
+    <w:p>
+      <w:r>
+        <w:t>Der Rueckfluss in den WOE-Korpus liegt hier in klaren Begriffen, sauber verlinkten Quellen und benannten Forschungsfragen. Wo Glossar, Werkzeuge, Journal oder Reader noch doppeldeutig bleiben, sollte Wirkung ist nicht Absicht nicht als fertige Gewissheit auftreten, sondern als pruefbarer Lernstand mit Korrekturpfad.</w:t>
       </w:r>
     </w:p>
     <w:p>
@@ -3166,107 +3206,122 @@
         <w:pStyle w:val="Heading3"/>
       </w:pPr>
       <w:r>
-        <w:t>Schlussvertiefung 4: Wirkung ist nicht Absicht im Anwendungsfall</w:t>
-      </w:r>
-    </w:p>
-    <w:p>
-      <w:r>
-        <w:t>Die folgenden Abschnitte sind keine neue Pruefungsloesung. Sie verdichten die vorhandenen Kapitel zu einer Lesart, mit der Studierende einen Fall selbststaendig analysieren koennen. Im Mittelpunkt stehen Wirkpfade, Wirkungsempfaenger, Bewertung und Rueckkopplung, nicht moralische Personenbewertung.</w:t>
-      </w:r>
-    </w:p>
-    <w:p>
-      <w:r>
-        <w:t>Begriffliche Schlussklaerung. Die Grenze gegen Scheingenauigkeit verlaeuft bei Quelltext und fachliche Grundlegung nicht zwischen Optimismus und Pessimismus. Sie verlaeuft zwischen offengelegter Unsicherheit und rhetorischer Sicherheit. Wer Wirkung ist nicht Absicht belastbar anwenden will, benennt Systemgrenze, Zeitraum, Vergleichspunkt und offene Gegenhypothese. Gerade dadurch bleibt das Skript anschlussfaehig fuer Forschung, Praxis und spaetere Revision.</w:t>
-      </w:r>
-    </w:p>
-    <w:p>
-      <w:r>
-        <w:t>Fuer die Pruefung ist Quelltext und fachliche Grundlegung dann verstanden, wenn daraus eine belastbare Fallantwort entsteht. Eine gute Antwort unterscheidet Beobachtung, Kausalannahme, Bewertung und Steuerungsfolge. Sie bewertet keine Menschen, sondern Wirkpfade, Zustandsveraenderungen, Risiken und institutionelle Bedingungen.</w:t>
-      </w:r>
-    </w:p>
-    <w:p>
-      <w:r>
-        <w:t>Wirkpfad und Empfaenger. Der Kern des ganzen Ansatzes zeigt, warum Wirkung ist nicht Absicht mehr ist als ein Schlagwort im Feld Wirkpfade, Wirkungsempfaenger, Bewertung und Rueckkopplung. Die wirkungsoekonomische Frage lautet: Welche reale Veraenderung wird moeglich, welche bleibt nur Potenzial und wo entsteht ein Wirkungsrisiko? Diese Unterscheidung schuetzt vor Impact-Washing, weil sie Absicht, Aktivitaet, Reichweite und Wirkung auseinanderhaelt.</w:t>
-      </w:r>
-    </w:p>
-    <w:p>
-      <w:r>
-        <w:t>Eine Kommune, ein Unternehmen oder eine Bildungsorganisation will Wirkung ist nicht Absicht praktisch anwenden. Der erste Schritt ist nicht die Auswahl eines Instruments, sondern die Klaerung der Zustandsveraenderung. Bei Der Kern des ganzen Ansatzes muss deshalb benannt werden, wer betroffen ist, welcher Zustand sich veraendert, welche Frist gilt und welche Gegenbeobachtung die Annahme widerlegen wuerde. Erst danach entsteht eine begruendete Entscheidung im Feld Begriff, Fallbewertung, Wirkpfad, rote Linie, Quellenbeurteilung oder Rueckkopplungsregel.</w:t>
-      </w:r>
-    </w:p>
-    <w:p>
-      <w:r>
-        <w:t>Daten, Quellen und Evidenz. In V10 muss Was Absicht ist immer mit Empfaengern gelesen werden. Wirkung entsteht nicht beim Sender, sondern an veraenderten Zustaenden von Menschen, Oekosystemen, Institutionen, Oeffentlichkeit oder kuenftigen Handlungsspielraeumen. Darum reicht es nicht, interne Aktivitaeten zu dokumentieren. Entscheidend ist, ob sich ein Zustand nachvollziehbar veraendert und ob diese Veraenderung im Referenzrahmen Mensch, Planet, Demokratie, SDGs, Agenda 2030 und SDG+ tragfaehig bewertet werden kann.</w:t>
-      </w:r>
-    </w:p>
-    <w:p>
-      <w:r>
-        <w:t>Ein Bericht behauptet, die Massnahme zu Wirkung ist nicht Absicht sei erfolgreich. Die WOE-Lesart fragt bei Was Absicht ist nach belastbaren Nachweisen: begriffliche Praezision, Fallbeschreibung, Quellenklarheit, Plausibilitaet und offene Unsicherheit. Wenn diese Nachweise fehlen, bleibt die Aussage Wirkungspotenzial oder Kommunikationsbehauptung. Sie kann wichtig sein, aber sie ist noch keine belegte Wirkung.</w:t>
-      </w:r>
-    </w:p>
-    <w:p>
-      <w:r>
-        <w:t>Bewertung und rote Linien. Wissenschaftliche Anschlussfaehigkeit entsteht hier durch Quellenklarheit. Bei Was Wirkung ist werden interne WOE-Begriffe nicht als Ersatz fuer Belege benutzt, sondern mit Grundlagenwerk, WOE-Referenz, Glossar, Werkzeuge, Journal und externe Fachquellen verbunden. Wo die Datenlage offen bleibt, wird das offengelegt. Wo eine Aussage nur plausibel ist, bleibt sie als Wirkungspotenzial markiert. Wo ein Schaden eine rote Linie beruehrt, greift Nichtkompensation vor Durchschnittslogik.</w:t>
-      </w:r>
-    </w:p>
-    <w:p>
-      <w:r>
-        <w:t>In einer kontroversen Entscheidung wirkt Was Wirkung ist als Pruefpunkt fuer Ambivalenz. Ein Nutzen fuer eine Gruppe kann mit Risiken fuer andere Wirkungsempfaenger einhergehen. Das Skript verlangt deshalb, positive und negative Zustandsveraenderungen getrennt zu fuehren, bevor von positiver Netto-Wirkung gesprochen wird.</w:t>
-      </w:r>
-    </w:p>
-    <w:p>
-      <w:r>
-        <w:t>Kontrollfrage. Welche Entscheidung waere falsch, wenn Was Wirkung ist in V10 missverstanden wird? Die Antwort muss mindestens eine Daten- oder Quellenannahme, eine betroffene Gruppe oder Schutzdimension, eine moegliche Nebenwirkung und einen Rueckkopplungsschritt nennen. Richtig ist nicht die lauteste Bewertung, sondern diejenige, die Begriff, Beleg und Steuerungsfolge zusammenhaelt.</w:t>
-      </w:r>
-    </w:p>
-    <w:p>
-      <w:r>
-        <w:t>Steuerung und Rueckkopplung. In Grundstudium Wirkungsoekonomie wird Gute Absicht, schlechte Wirkung erst steuerungsfaehig, wenn daraus eine Entscheidung folgt. Die Grundbegriffe muessen in spaeteren Modulen wiedererkennbar bleiben. Ohne diese Rueckkopplung bleibt Reporting eine Beschreibung. Mit Rueckkopplung wird aus Bewertung eine veraenderte Routine: ein anderer Prozess, ein geaenderter Anreiz, eine bessere Datenpflicht, eine korrigierte Kommunikation oder eine neue Priorisierung.</w:t>
-      </w:r>
-    </w:p>
-    <w:p>
-      <w:r>
-        <w:t>Die typische Fehlstelle bei Wirkung ist nicht Absicht liegt darin, Absicht, Aktivitaet oder Reporting als Wirkung zu behandeln. Bei Gute Absicht, schlechte Wirkung wird diese Fehlstelle konkret: Ein scheinbar plausibler Befund darf nicht zur Abkuerzung werden. Quellen, Systemgrenzen, Unsicherheit und Rueckkopplung bleiben sichtbar.</w:t>
-      </w:r>
-    </w:p>
-    <w:p>
-      <w:r>
-        <w:t>Pruefungsnahe Anwendung. Die Grenze gegen Scheingenauigkeit verlaeuft bei Schlechte Absicht ändert nichts an der Messung nicht zwischen Optimismus und Pessimismus. Sie verlaeuft zwischen offengelegter Unsicherheit und rhetorischer Sicherheit. Wer Wirkung ist nicht Absicht belastbar anwenden will, benennt Systemgrenze, Zeitraum, Vergleichspunkt und offene Gegenhypothese. Gerade dadurch bleibt das Skript anschlussfaehig fuer Forschung, Praxis und spaetere Revision.</w:t>
-      </w:r>
-    </w:p>
-    <w:p>
-      <w:r>
-        <w:t>Fuer die Pruefung ist Schlechte Absicht ändert nichts an der Messung dann verstanden, wenn daraus eine belastbare Fallantwort entsteht. Eine gute Antwort unterscheidet Beobachtung, Kausalannahme, Bewertung und Steuerungsfolge. Sie bewertet keine Menschen, sondern Wirkpfade, Zustandsveraenderungen, Risiken und institutionelle Bedingungen.</w:t>
-      </w:r>
-    </w:p>
-    <w:p>
-      <w:r>
-        <w:t>Rueckfluss. Fuer den WOE-Korpus bedeutet das: Begriffe aus Wirkung ist nicht Absicht sollten dort geschaerft werden, wo sie in Glossar, Werkzeugen, Journal oder Readern doppeldeutig bleiben. Offene Forschungsfragen werden nicht versteckt. Sie markieren die Stelle, an der spaetere Evidenz, ein besserer Datensatz oder eine praezisere Fallstudie die Bewertung veraendern kann.</w:t>
-      </w:r>
-    </w:p>
-    <w:p>
-      <w:r>
-        <w:t>Transfer in den WOE-Korpus. Warum das vor Greenwashing schützt zeigt, warum Wirkung ist nicht Absicht mehr ist als ein Schlagwort im Feld Wirkpfade, Wirkungsempfaenger, Bewertung und Rueckkopplung. Die wirkungsoekonomische Frage lautet: Welche reale Veraenderung wird moeglich, welche bleibt nur Potenzial und wo entsteht ein Wirkungsrisiko? Diese Unterscheidung schuetzt vor Impact-Washing, weil sie Absicht, Aktivitaet, Reichweite und Wirkung auseinanderhaelt.</w:t>
-      </w:r>
-    </w:p>
-    <w:p>
-      <w:r>
-        <w:t>Eine Kommune, ein Unternehmen oder eine Bildungsorganisation will Wirkung ist nicht Absicht praktisch anwenden. Der erste Schritt ist nicht die Auswahl eines Instruments, sondern die Klaerung der Zustandsveraenderung. Bei Warum das vor Greenwashing schützt muss deshalb benannt werden, wer betroffen ist, welcher Zustand sich veraendert, welche Frist gilt und welche Gegenbeobachtung die Annahme widerlegen wuerde. Erst danach entsteht eine begruendete Entscheidung im Feld Begriff, Fallbewertung, Wirkpfad, rote Linie, Quellenbeurteilung oder Rueckkopplungsregel.</w:t>
-      </w:r>
-    </w:p>
-    <w:p>
-      <w:r>
-        <w:t>Grenzen der Aussage. In V10 muss Ein Beispiel: zwei Spenden immer mit Empfaengern gelesen werden. Wirkung entsteht nicht beim Sender, sondern an veraenderten Zustaenden von Menschen, Oekosystemen, Institutionen, Oeffentlichkeit oder kuenftigen Handlungsspielraeumen. Darum reicht es nicht, interne Aktivitaeten zu dokumentieren. Entscheidend ist, ob sich ein Zustand nachvollziehbar veraendert und ob diese Veraenderung im Referenzrahmen Mensch, Planet, Demokratie, SDGs, Agenda 2030 und SDG+ tragfaehig bewertet werden kann.</w:t>
-      </w:r>
-    </w:p>
-    <w:p>
-      <w:r>
-        <w:t>Ein Bericht behauptet, die Massnahme zu Wirkung ist nicht Absicht sei erfolgreich. Die WOE-Lesart fragt bei Ein Beispiel: zwei Spenden nach belastbaren Nachweisen: begriffliche Praezision, Fallbeschreibung, Quellenklarheit, Plausibilitaet und offene Unsicherheit. Wenn diese Nachweise fehlen, bleibt die Aussage Wirkungspotenzial oder Kommunikationsbehauptung. Sie kann wichtig sein, aber sie ist noch keine belegte Wirkung.</w:t>
-      </w:r>
-    </w:p>
-    <w:p>
-      <w:r>
-        <w:t>Kontrollfrage. Welche Entscheidung waere falsch, wenn Ein Beispiel: zwei Spenden in V10 missverstanden wird? Die Antwort muss mindestens eine Daten- oder Quellenannahme, eine betroffene Gruppe oder Schutzdimension, eine moegliche Nebenwirkung und einen Rueckkopplungsschritt nennen. Richtig ist nicht die lauteste Bewertung, sondern diejenige, die Begriff, Beleg und Steuerungsfolge zusammenhaelt.</w:t>
+        <w:t>Vertiefungsrunde 4: Anschluss an Praxis und Forschung</w:t>
+      </w:r>
+    </w:p>
+    <w:p>
+      <w:r>
+        <w:t>Diese Runde wechselt den Blickwinkel, damit der Schlussblock nicht nur wiederholt, sondern Leseentscheidungen vorbereitet: Was ist belegt, was bleibt Potenzial, welche Nebenwirkung ist relevant und welche Steuerungsfolge wird daraus abgeleitet?</w:t>
+      </w:r>
+    </w:p>
+    <w:p>
+      <w:r>
+        <w:t>Evidenzfenster. In Grundstudium Wirkungsoekonomie wird Analysemodell erst steuerungsfaehig, wenn daraus eine Entscheidung folgt. Die Grundbegriffe muessen in spaeteren Modulen wiedererkennbar bleiben. Ohne diese Rueckkopplung bleibt Reporting eine Beschreibung. Mit Rueckkopplung wird aus Bewertung eine veraenderte Routine: ein anderer Prozess, ein geaenderter Anreiz, eine bessere Datenpflicht, eine korrigierte Kommunikation oder eine neue Priorisierung.</w:t>
+      </w:r>
+    </w:p>
+    <w:p>
+      <w:r>
+        <w:t>Die typische Fehlstelle bei Wirkung ist nicht Absicht liegt darin, Absicht, Aktivitaet oder Reporting als Wirkung zu behandeln. Bei Analysemodell wird diese Fehlstelle konkret: Ein scheinbar plausibler Befund darf nicht zur Abkuerzung werden. Quellen, Systemgrenzen, Unsicherheit und Rueckkopplung bleiben sichtbar.</w:t>
+      </w:r>
+    </w:p>
+    <w:p>
+      <w:r>
+        <w:t>Fallpruefung. Wenn eine Kommune eine bestehende Massnahme neu priorisieren will, beginnt die Analyse bei Empfaengern, Wirkraum, Zeitraum und Datenquelle. Bei Analysemodell muss dann geklaert werden, ob Ressourcen umgeschichtet, Daten nacherhoben oder Zielkonflikte offengelegt werden. Eine tragfaehige Antwort benennt mindestens eine Quelle, eine offene Unsicherheit, eine moegliche Gegenbeobachtung und die Entscheidung, die nach der Bewertung geaendert wird.</w:t>
+      </w:r>
+    </w:p>
+    <w:p>
+      <w:r>
+        <w:t>Bewertungsgrenze. Die Grenze gegen Scheingenauigkeit verlaeuft bei Modellformel nicht zwischen Optimismus und Pessimismus. Sie verlaeuft zwischen offengelegter Unsicherheit und rhetorischer Sicherheit. Wer Wirkung ist nicht Absicht belastbar anwenden will, benennt Systemgrenze, Zeitraum, Vergleichspunkt und offene Gegenhypothese. Gerade dadurch bleibt das Skript anschlussfaehig fuer Forschung, Praxis und spaetere Revision.</w:t>
+      </w:r>
+    </w:p>
+    <w:p>
+      <w:r>
+        <w:t>Fuer die Pruefung ist Modellformel dann verstanden, wenn daraus eine belastbare Fallantwort entsteht. Eine gute Antwort unterscheidet Beobachtung, Kausalannahme, Bewertung und Steuerungsfolge. Sie bewertet keine Menschen, sondern Wirkpfade, Zustandsveraenderungen, Risiken und institutionelle Bedingungen.</w:t>
+      </w:r>
+    </w:p>
+    <w:p>
+      <w:r>
+        <w:t>Fallpruefung. Wenn ein Unternehmen ein Produkt, einen Prozess oder eine Investition wirkungsbezogen bewerten will, beginnt die Analyse bei Empfaengern, Wirkraum, Zeitraum und Datenquelle. Bei Modellformel muss dann geklaert werden, welche Entscheidung nach der Bewertung tatsaechlich anders ausfaellt. Eine tragfaehige Antwort benennt mindestens eine Quelle, eine offene Unsicherheit, eine moegliche Gegenbeobachtung und die Entscheidung, die nach der Bewertung geaendert wird.</w:t>
+      </w:r>
+    </w:p>
+    <w:p>
+      <w:r>
+        <w:t>Fuer die Bewertung reicht kein Summenscore, der zentrale Schaeden mit bequemen Pluspunkten verrechnet. Nichtkompensation und Reverse Merit Order markieren, wo rote Linien, demokratische Grundbedingungen oder planetare Grenzen Vorrang vor Durchschnittslogik haben. So bleibt positive Netto-Wirkung eine anspruchsvolle Zielgroesse und wird nicht zur dekorativen Formel.</w:t>
+      </w:r>
+    </w:p>
+    <w:p>
+      <w:r>
+        <w:t>Steuerungsfolge. Fallfenster zeigt, warum Wirkung ist nicht Absicht mehr ist als ein Schlagwort im Feld Wirkpfade, Wirkungsempfaenger, Bewertung und Rueckkopplung. Die wirkungsoekonomische Frage lautet: Welche reale Veraenderung wird moeglich, welche bleibt nur Potenzial und wo entsteht ein Wirkungsrisiko? Diese Unterscheidung schuetzt vor Impact-Washing, weil sie Absicht, Aktivitaet, Reichweite und Wirkung auseinanderhaelt.</w:t>
+      </w:r>
+    </w:p>
+    <w:p>
+      <w:r>
+        <w:t>Eine Kommune, ein Unternehmen oder eine Bildungsorganisation will Wirkung ist nicht Absicht praktisch anwenden. Der erste Schritt ist nicht die Auswahl eines Instruments, sondern die Klaerung der Zustandsveraenderung. Bei Fallfenster muss deshalb benannt werden, wer betroffen ist, welcher Zustand sich veraendert, welche Frist gilt und welche Gegenbeobachtung die Annahme widerlegen wuerde. Erst danach entsteht eine begruendete Entscheidung im Feld Begriff, Fallbewertung, Wirkpfad, rote Linie, Quellenbeurteilung oder Rueckkopplungsregel.</w:t>
+      </w:r>
+    </w:p>
+    <w:p>
+      <w:r>
+        <w:t>Fallpruefung. Wenn eine Bildungs- oder Forschungseinrichtung eine Wirkungsaussage fuer Lernende und Praxispartner pruefbar machen will, beginnt die Analyse bei Empfaengern, Wirkraum, Zeitraum und Datenquelle. Bei Fallfenster muss dann geklaert werden, welche Begriffe, Quellen und Grenzen im Material sichtbar bleiben muessen. Eine tragfaehige Antwort benennt mindestens eine Quelle, eine offene Unsicherheit, eine moegliche Gegenbeobachtung und die Entscheidung, die nach der Bewertung geaendert wird.</w:t>
+      </w:r>
+    </w:p>
+    <w:p>
+      <w:r>
+        <w:t>Der Rueckfluss in den WOE-Korpus liegt hier in klaren Begriffen, sauber verlinkten Quellen und benannten Forschungsfragen. Wo Glossar, Werkzeuge, Journal oder Reader noch doppeldeutig bleiben, sollte Wirkung ist nicht Absicht nicht als fertige Gewissheit auftreten, sondern als pruefbarer Lernstand mit Korrekturpfad.</w:t>
+      </w:r>
+    </w:p>
+    <w:p>
+      <w:r>
+        <w:t>Transferhinweis. In V10 muss Prüfungsnahe Fallfragen ohne geschützte Antwortlogik immer mit Empfaengern gelesen werden. Wirkung entsteht nicht beim Sender, sondern an veraenderten Zustaenden von Menschen, Oekosystemen, Institutionen, Oeffentlichkeit oder kuenftigen Handlungsspielraeumen. Darum reicht es nicht, interne Aktivitaeten zu dokumentieren. Entscheidend ist, ob sich ein Zustand nachvollziehbar veraendert und ob diese Veraenderung im Referenzrahmen Mensch, Planet, Demokratie, SDGs, Agenda 2030 und SDG+ tragfaehig bewertet werden kann.</w:t>
+      </w:r>
+    </w:p>
+    <w:p>
+      <w:r>
+        <w:t>Ein Bericht behauptet, die Massnahme zu Wirkung ist nicht Absicht sei erfolgreich. Die WOE-Lesart fragt bei Prüfungsnahe Fallfragen ohne geschützte Antwortlogik nach belastbaren Nachweisen: begriffliche Praezision, Fallbeschreibung, Quellenklarheit, Plausibilitaet und offene Unsicherheit. Wenn diese Nachweise fehlen, bleibt die Aussage Wirkungspotenzial oder Kommunikationsbehauptung. Sie kann wichtig sein, aber sie ist noch keine belegte Wirkung.</w:t>
+      </w:r>
+    </w:p>
+    <w:p>
+      <w:r>
+        <w:t>Fallpruefung. Wenn eine Kommune eine bestehende Massnahme neu priorisieren will, beginnt die Analyse bei Empfaengern, Wirkraum, Zeitraum und Datenquelle. Bei Prüfungsnahe Fallfragen ohne geschützte Antwortlogik muss dann geklaert werden, ob Ressourcen umgeschichtet, Daten nacherhoben oder Zielkonflikte offengelegt werden. Eine tragfaehige Antwort benennt mindestens eine Quelle, eine offene Unsicherheit, eine moegliche Gegenbeobachtung und die Entscheidung, die nach der Bewertung geaendert wird.</w:t>
+      </w:r>
+    </w:p>
+    <w:p>
+      <w:r>
+        <w:t>Rueckflussnotiz. Wissenschaftliche Anschlussfaehigkeit entsteht hier durch Quellenklarheit. Bei Einleitung / Wirkungsfrage werden interne WOE-Begriffe nicht als Ersatz fuer Belege benutzt, sondern mit Grundlagenwerk, WOE-Referenz, Glossar, Werkzeuge, Journal und externe Fachquellen verbunden. Wo die Datenlage offen bleibt, wird das offengelegt. Wo eine Aussage nur plausibel ist, bleibt sie als Wirkungspotenzial markiert. Wo ein Schaden eine rote Linie beruehrt, greift Nichtkompensation vor Durchschnittslogik.</w:t>
+      </w:r>
+    </w:p>
+    <w:p>
+      <w:r>
+        <w:t>In einer kontroversen Entscheidung wirkt Einleitung / Wirkungsfrage als Pruefpunkt fuer Ambivalenz. Ein Nutzen fuer eine Gruppe kann mit Risiken fuer andere Wirkungsempfaenger einhergehen. Das Skript verlangt deshalb, positive und negative Zustandsveraenderungen getrennt zu fuehren, bevor von positiver Netto-Wirkung gesprochen wird.</w:t>
+      </w:r>
+    </w:p>
+    <w:p>
+      <w:r>
+        <w:t>Fallpruefung. Wenn ein Unternehmen ein Produkt, einen Prozess oder eine Investition wirkungsbezogen bewerten will, beginnt die Analyse bei Empfaengern, Wirkraum, Zeitraum und Datenquelle. Bei Einleitung / Wirkungsfrage muss dann geklaert werden, welche Entscheidung nach der Bewertung tatsaechlich anders ausfaellt. Eine tragfaehige Antwort benennt mindestens eine Quelle, eine offene Unsicherheit, eine moegliche Gegenbeobachtung und die Entscheidung, die nach der Bewertung geaendert wird.</w:t>
+      </w:r>
+    </w:p>
+    <w:p>
+      <w:r>
+        <w:t>Fuer die Bewertung reicht kein Summenscore, der zentrale Schaeden mit bequemen Pluspunkten verrechnet. Nichtkompensation und Reverse Merit Order markieren, wo rote Linien, demokratische Grundbedingungen oder planetare Grenzen Vorrang vor Durchschnittslogik haben. So bleibt positive Netto-Wirkung eine anspruchsvolle Zielgroesse und wird nicht zur dekorativen Formel.</w:t>
+      </w:r>
+    </w:p>
+    <w:p>
+      <w:r>
+        <w:t>Pruefungsimpuls. In Grundstudium Wirkungsoekonomie wird Kernaussage erst steuerungsfaehig, wenn daraus eine Entscheidung folgt. Die Grundbegriffe muessen in spaeteren Modulen wiedererkennbar bleiben. Ohne diese Rueckkopplung bleibt Reporting eine Beschreibung. Mit Rueckkopplung wird aus Bewertung eine veraenderte Routine: ein anderer Prozess, ein geaenderter Anreiz, eine bessere Datenpflicht, eine korrigierte Kommunikation oder eine neue Priorisierung.</w:t>
+      </w:r>
+    </w:p>
+    <w:p>
+      <w:r>
+        <w:t>Die typische Fehlstelle bei Wirkung ist nicht Absicht liegt darin, Absicht, Aktivitaet oder Reporting als Wirkung zu behandeln. Bei Kernaussage wird diese Fehlstelle konkret: Ein scheinbar plausibler Befund darf nicht zur Abkuerzung werden. Quellen, Systemgrenzen, Unsicherheit und Rueckkopplung bleiben sichtbar.</w:t>
+      </w:r>
+    </w:p>
+    <w:p>
+      <w:r>
+        <w:t>Fallpruefung. Wenn eine Bildungs- oder Forschungseinrichtung eine Wirkungsaussage fuer Lernende und Praxispartner pruefbar machen will, beginnt die Analyse bei Empfaengern, Wirkraum, Zeitraum und Datenquelle. Bei Kernaussage muss dann geklaert werden, welche Begriffe, Quellen und Grenzen im Material sichtbar bleiben muessen. Eine tragfaehige Antwort benennt mindestens eine Quelle, eine offene Unsicherheit, eine moegliche Gegenbeobachtung und die Entscheidung, die nach der Bewertung geaendert wird.</w:t>
+      </w:r>
+    </w:p>
+    <w:p>
+      <w:r>
+        <w:t>Der Rueckfluss in den WOE-Korpus liegt hier in klaren Begriffen, sauber verlinkten Quellen und benannten Forschungsfragen. Wo Glossar, Werkzeuge, Journal oder Reader noch doppeldeutig bleiben, sollte Wirkung ist nicht Absicht nicht als fertige Gewissheit auftreten, sondern als pruefbarer Lernstand mit Korrekturpfad.</w:t>
       </w:r>
     </w:p>
     <w:p>
@@ -3274,107 +3329,122 @@
         <w:pStyle w:val="Heading3"/>
       </w:pPr>
       <w:r>
-        <w:t>Schlussvertiefung 5: Wirkung ist nicht Absicht im Anwendungsfall</w:t>
-      </w:r>
-    </w:p>
-    <w:p>
-      <w:r>
-        <w:t>Die folgenden Abschnitte sind keine neue Pruefungsloesung. Sie verdichten die vorhandenen Kapitel zu einer Lesart, mit der Studierende einen Fall selbststaendig analysieren koennen. Im Mittelpunkt stehen Wirkpfade, Wirkungsempfaenger, Bewertung und Rueckkopplung, nicht moralische Personenbewertung.</w:t>
-      </w:r>
-    </w:p>
-    <w:p>
-      <w:r>
-        <w:t>Begriffliche Schlussklaerung. Wissenschaftliche Anschlussfaehigkeit entsteht hier durch Quellenklarheit. Bei Wirkung braucht Beobachtung werden interne WOE-Begriffe nicht als Ersatz fuer Belege benutzt, sondern mit Grundlagenwerk, WOE-Referenz, Glossar, Werkzeuge, Journal und externe Fachquellen verbunden. Wo die Datenlage offen bleibt, wird das offengelegt. Wo eine Aussage nur plausibel ist, bleibt sie als Wirkungspotenzial markiert. Wo ein Schaden eine rote Linie beruehrt, greift Nichtkompensation vor Durchschnittslogik.</w:t>
-      </w:r>
-    </w:p>
-    <w:p>
-      <w:r>
-        <w:t>In einer kontroversen Entscheidung wirkt Wirkung braucht Beobachtung als Pruefpunkt fuer Ambivalenz. Ein Nutzen fuer eine Gruppe kann mit Risiken fuer andere Wirkungsempfaenger einhergehen. Das Skript verlangt deshalb, positive und negative Zustandsveraenderungen getrennt zu fuehren, bevor von positiver Netto-Wirkung gesprochen wird.</w:t>
-      </w:r>
-    </w:p>
-    <w:p>
-      <w:r>
-        <w:t>Wirkpfad und Empfaenger. In Grundstudium Wirkungsoekonomie wird Ehrlich mit der eigenen Wirkung erst steuerungsfaehig, wenn daraus eine Entscheidung folgt. Die Grundbegriffe muessen in spaeteren Modulen wiedererkennbar bleiben. Ohne diese Rueckkopplung bleibt Reporting eine Beschreibung. Mit Rueckkopplung wird aus Bewertung eine veraenderte Routine: ein anderer Prozess, ein geaenderter Anreiz, eine bessere Datenpflicht, eine korrigierte Kommunikation oder eine neue Priorisierung.</w:t>
-      </w:r>
-    </w:p>
-    <w:p>
-      <w:r>
-        <w:t>Die typische Fehlstelle bei Wirkung ist nicht Absicht liegt darin, Absicht, Aktivitaet oder Reporting als Wirkung zu behandeln. Bei Ehrlich mit der eigenen Wirkung wird diese Fehlstelle konkret: Ein scheinbar plausibler Befund darf nicht zur Abkuerzung werden. Quellen, Systemgrenzen, Unsicherheit und Rueckkopplung bleiben sichtbar.</w:t>
-      </w:r>
-    </w:p>
-    <w:p>
-      <w:r>
-        <w:t>Daten, Quellen und Evidenz. Die Grenze gegen Scheingenauigkeit verlaeuft bei Was du aus dieser Vorlesung mitnimmst nicht zwischen Optimismus und Pessimismus. Sie verlaeuft zwischen offengelegter Unsicherheit und rhetorischer Sicherheit. Wer Wirkung ist nicht Absicht belastbar anwenden will, benennt Systemgrenze, Zeitraum, Vergleichspunkt und offene Gegenhypothese. Gerade dadurch bleibt das Skript anschlussfaehig fuer Forschung, Praxis und spaetere Revision.</w:t>
-      </w:r>
-    </w:p>
-    <w:p>
-      <w:r>
-        <w:t>Fuer die Pruefung ist Was du aus dieser Vorlesung mitnimmst dann verstanden, wenn daraus eine belastbare Fallantwort entsteht. Eine gute Antwort unterscheidet Beobachtung, Kausalannahme, Bewertung und Steuerungsfolge. Sie bewertet keine Menschen, sondern Wirkpfade, Zustandsveraenderungen, Risiken und institutionelle Bedingungen.</w:t>
-      </w:r>
-    </w:p>
-    <w:p>
-      <w:r>
-        <w:t>Bewertung und rote Linien. Wirkungsökonomische Vertiefung zeigt, warum Wirkung ist nicht Absicht mehr ist als ein Schlagwort im Feld Wirkpfade, Wirkungsempfaenger, Bewertung und Rueckkopplung. Die wirkungsoekonomische Frage lautet: Welche reale Veraenderung wird moeglich, welche bleibt nur Potenzial und wo entsteht ein Wirkungsrisiko? Diese Unterscheidung schuetzt vor Impact-Washing, weil sie Absicht, Aktivitaet, Reichweite und Wirkung auseinanderhaelt.</w:t>
-      </w:r>
-    </w:p>
-    <w:p>
-      <w:r>
-        <w:t>Eine Kommune, ein Unternehmen oder eine Bildungsorganisation will Wirkung ist nicht Absicht praktisch anwenden. Der erste Schritt ist nicht die Auswahl eines Instruments, sondern die Klaerung der Zustandsveraenderung. Bei Wirkungsökonomische Vertiefung muss deshalb benannt werden, wer betroffen ist, welcher Zustand sich veraendert, welche Frist gilt und welche Gegenbeobachtung die Annahme widerlegen wuerde. Erst danach entsteht eine begruendete Entscheidung im Feld Begriff, Fallbewertung, Wirkpfad, rote Linie, Quellenbeurteilung oder Rueckkopplungsregel.</w:t>
-      </w:r>
-    </w:p>
-    <w:p>
-      <w:r>
-        <w:t>Kontrollfrage. Welche Entscheidung waere falsch, wenn Wirkungsökonomische Vertiefung in V10 missverstanden wird? Die Antwort muss mindestens eine Daten- oder Quellenannahme, eine betroffene Gruppe oder Schutzdimension, eine moegliche Nebenwirkung und einen Rueckkopplungsschritt nennen. Richtig ist nicht die lauteste Bewertung, sondern diejenige, die Begriff, Beleg und Steuerungsfolge zusammenhaelt.</w:t>
-      </w:r>
-    </w:p>
-    <w:p>
-      <w:r>
-        <w:t>Rueckfluss. Fuer den WOE-Korpus bedeutet das: Begriffe aus Wirkung ist nicht Absicht sollten dort geschaerft werden, wo sie in Glossar, Werkzeugen, Journal oder Readern doppeldeutig bleiben. Offene Forschungsfragen werden nicht versteckt. Sie markieren die Stelle, an der spaetere Evidenz, ein besserer Datensatz oder eine praezisere Fallstudie die Bewertung veraendern kann.</w:t>
-      </w:r>
-    </w:p>
-    <w:p>
-      <w:r>
-        <w:t>Steuerung und Rueckkopplung. In V10 muss Begriffliche Präzision immer mit Empfaengern gelesen werden. Wirkung entsteht nicht beim Sender, sondern an veraenderten Zustaenden von Menschen, Oekosystemen, Institutionen, Oeffentlichkeit oder kuenftigen Handlungsspielraeumen. Darum reicht es nicht, interne Aktivitaeten zu dokumentieren. Entscheidend ist, ob sich ein Zustand nachvollziehbar veraendert und ob diese Veraenderung im Referenzrahmen Mensch, Planet, Demokratie, SDGs, Agenda 2030 und SDG+ tragfaehig bewertet werden kann.</w:t>
-      </w:r>
-    </w:p>
-    <w:p>
-      <w:r>
-        <w:t>Ein Bericht behauptet, die Massnahme zu Wirkung ist nicht Absicht sei erfolgreich. Die WOE-Lesart fragt bei Begriffliche Präzision nach belastbaren Nachweisen: begriffliche Praezision, Fallbeschreibung, Quellenklarheit, Plausibilitaet und offene Unsicherheit. Wenn diese Nachweise fehlen, bleibt die Aussage Wirkungspotenzial oder Kommunikationsbehauptung. Sie kann wichtig sein, aber sie ist noch keine belegte Wirkung.</w:t>
-      </w:r>
-    </w:p>
-    <w:p>
-      <w:r>
-        <w:t>Pruefungsnahe Anwendung. Wissenschaftliche Anschlussfaehigkeit entsteht hier durch Quellenklarheit. Bei Wirkpfad werden interne WOE-Begriffe nicht als Ersatz fuer Belege benutzt, sondern mit Grundlagenwerk, WOE-Referenz, Glossar, Werkzeuge, Journal und externe Fachquellen verbunden. Wo die Datenlage offen bleibt, wird das offengelegt. Wo eine Aussage nur plausibel ist, bleibt sie als Wirkungspotenzial markiert. Wo ein Schaden eine rote Linie beruehrt, greift Nichtkompensation vor Durchschnittslogik.</w:t>
-      </w:r>
-    </w:p>
-    <w:p>
-      <w:r>
-        <w:t>In einer kontroversen Entscheidung wirkt Wirkpfad als Pruefpunkt fuer Ambivalenz. Ein Nutzen fuer eine Gruppe kann mit Risiken fuer andere Wirkungsempfaenger einhergehen. Das Skript verlangt deshalb, positive und negative Zustandsveraenderungen getrennt zu fuehren, bevor von positiver Netto-Wirkung gesprochen wird.</w:t>
-      </w:r>
-    </w:p>
-    <w:p>
-      <w:r>
-        <w:t>Transfer in den WOE-Korpus. In Grundstudium Wirkungsoekonomie wird Leitthese erst steuerungsfaehig, wenn daraus eine Entscheidung folgt. Die Grundbegriffe muessen in spaeteren Modulen wiedererkennbar bleiben. Ohne diese Rueckkopplung bleibt Reporting eine Beschreibung. Mit Rueckkopplung wird aus Bewertung eine veraenderte Routine: ein anderer Prozess, ein geaenderter Anreiz, eine bessere Datenpflicht, eine korrigierte Kommunikation oder eine neue Priorisierung.</w:t>
-      </w:r>
-    </w:p>
-    <w:p>
-      <w:r>
-        <w:t>Die typische Fehlstelle bei Wirkung ist nicht Absicht liegt darin, Absicht, Aktivitaet oder Reporting als Wirkung zu behandeln. Bei Leitthese wird diese Fehlstelle konkret: Ein scheinbar plausibler Befund darf nicht zur Abkuerzung werden. Quellen, Systemgrenzen, Unsicherheit und Rueckkopplung bleiben sichtbar.</w:t>
-      </w:r>
-    </w:p>
-    <w:p>
-      <w:r>
-        <w:t>Grenzen der Aussage. Die Grenze gegen Scheingenauigkeit verlaeuft bei Didaktische Einordnung im Studiengang nicht zwischen Optimismus und Pessimismus. Sie verlaeuft zwischen offengelegter Unsicherheit und rhetorischer Sicherheit. Wer Wirkung ist nicht Absicht belastbar anwenden will, benennt Systemgrenze, Zeitraum, Vergleichspunkt und offene Gegenhypothese. Gerade dadurch bleibt das Skript anschlussfaehig fuer Forschung, Praxis und spaetere Revision.</w:t>
-      </w:r>
-    </w:p>
-    <w:p>
-      <w:r>
-        <w:t>Fuer die Pruefung ist Didaktische Einordnung im Studiengang dann verstanden, wenn daraus eine belastbare Fallantwort entsteht. Eine gute Antwort unterscheidet Beobachtung, Kausalannahme, Bewertung und Steuerungsfolge. Sie bewertet keine Menschen, sondern Wirkpfade, Zustandsveraenderungen, Risiken und institutionelle Bedingungen.</w:t>
-      </w:r>
-    </w:p>
-    <w:p>
-      <w:r>
-        <w:t>Kontrollfrage. Welche Entscheidung waere falsch, wenn Didaktische Einordnung im Studiengang in V10 missverstanden wird? Die Antwort muss mindestens eine Daten- oder Quellenannahme, eine betroffene Gruppe oder Schutzdimension, eine moegliche Nebenwirkung und einen Rueckkopplungsschritt nennen. Richtig ist nicht die lauteste Bewertung, sondern diejenige, die Begriff, Beleg und Steuerungsfolge zusammenhaelt.</w:t>
+        <w:t>Vertiefungsrunde 5: Anschluss an Praxis und Forschung</w:t>
+      </w:r>
+    </w:p>
+    <w:p>
+      <w:r>
+        <w:t>Diese Runde wechselt den Blickwinkel, damit der Schlussblock nicht nur wiederholt, sondern Leseentscheidungen vorbereitet: Was ist belegt, was bleibt Potenzial, welche Nebenwirkung ist relevant und welche Steuerungsfolge wird daraus abgeleitet?</w:t>
+      </w:r>
+    </w:p>
+    <w:p>
+      <w:r>
+        <w:t>Begriffliche Sicherung. Die Grenze gegen Scheingenauigkeit verlaeuft bei Quelltext und fachliche Grundlegung nicht zwischen Optimismus und Pessimismus. Sie verlaeuft zwischen offengelegter Unsicherheit und rhetorischer Sicherheit. Wer Wirkung ist nicht Absicht belastbar anwenden will, benennt Systemgrenze, Zeitraum, Vergleichspunkt und offene Gegenhypothese. Gerade dadurch bleibt das Skript anschlussfaehig fuer Forschung, Praxis und spaetere Revision.</w:t>
+      </w:r>
+    </w:p>
+    <w:p>
+      <w:r>
+        <w:t>Fuer die Pruefung ist Quelltext und fachliche Grundlegung dann verstanden, wenn daraus eine belastbare Fallantwort entsteht. Eine gute Antwort unterscheidet Beobachtung, Kausalannahme, Bewertung und Steuerungsfolge. Sie bewertet keine Menschen, sondern Wirkpfade, Zustandsveraenderungen, Risiken und institutionelle Bedingungen.</w:t>
+      </w:r>
+    </w:p>
+    <w:p>
+      <w:r>
+        <w:t>Fallpruefung. Wenn eine Kommune eine bestehende Massnahme neu priorisieren will, beginnt die Analyse bei Empfaengern, Wirkraum, Zeitraum und Datenquelle. Bei Quelltext und fachliche Grundlegung muss dann geklaert werden, ob Ressourcen umgeschichtet, Daten nacherhoben oder Zielkonflikte offengelegt werden. Eine tragfaehige Antwort benennt mindestens eine Quelle, eine offene Unsicherheit, eine moegliche Gegenbeobachtung und die Entscheidung, die nach der Bewertung geaendert wird.</w:t>
+      </w:r>
+    </w:p>
+    <w:p>
+      <w:r>
+        <w:t>Wirkpfadpruefung. Der Kern des ganzen Ansatzes zeigt, warum Wirkung ist nicht Absicht mehr ist als ein Schlagwort im Feld Wirkpfade, Wirkungsempfaenger, Bewertung und Rueckkopplung. Die wirkungsoekonomische Frage lautet: Welche reale Veraenderung wird moeglich, welche bleibt nur Potenzial und wo entsteht ein Wirkungsrisiko? Diese Unterscheidung schuetzt vor Impact-Washing, weil sie Absicht, Aktivitaet, Reichweite und Wirkung auseinanderhaelt.</w:t>
+      </w:r>
+    </w:p>
+    <w:p>
+      <w:r>
+        <w:t>Eine Kommune, ein Unternehmen oder eine Bildungsorganisation will Wirkung ist nicht Absicht praktisch anwenden. Der erste Schritt ist nicht die Auswahl eines Instruments, sondern die Klaerung der Zustandsveraenderung. Bei Der Kern des ganzen Ansatzes muss deshalb benannt werden, wer betroffen ist, welcher Zustand sich veraendert, welche Frist gilt und welche Gegenbeobachtung die Annahme widerlegen wuerde. Erst danach entsteht eine begruendete Entscheidung im Feld Begriff, Fallbewertung, Wirkpfad, rote Linie, Quellenbeurteilung oder Rueckkopplungsregel.</w:t>
+      </w:r>
+    </w:p>
+    <w:p>
+      <w:r>
+        <w:t>Fallpruefung. Wenn ein Unternehmen ein Produkt, einen Prozess oder eine Investition wirkungsbezogen bewerten will, beginnt die Analyse bei Empfaengern, Wirkraum, Zeitraum und Datenquelle. Bei Der Kern des ganzen Ansatzes muss dann geklaert werden, welche Entscheidung nach der Bewertung tatsaechlich anders ausfaellt. Eine tragfaehige Antwort benennt mindestens eine Quelle, eine offene Unsicherheit, eine moegliche Gegenbeobachtung und die Entscheidung, die nach der Bewertung geaendert wird.</w:t>
+      </w:r>
+    </w:p>
+    <w:p>
+      <w:r>
+        <w:t>Fuer die Bewertung reicht kein Summenscore, der zentrale Schaeden mit bequemen Pluspunkten verrechnet. Nichtkompensation und Reverse Merit Order markieren, wo rote Linien, demokratische Grundbedingungen oder planetare Grenzen Vorrang vor Durchschnittslogik haben. So bleibt positive Netto-Wirkung eine anspruchsvolle Zielgroesse und wird nicht zur dekorativen Formel.</w:t>
+      </w:r>
+    </w:p>
+    <w:p>
+      <w:r>
+        <w:t>Evidenzfenster. In V10 muss Was Absicht ist immer mit Empfaengern gelesen werden. Wirkung entsteht nicht beim Sender, sondern an veraenderten Zustaenden von Menschen, Oekosystemen, Institutionen, Oeffentlichkeit oder kuenftigen Handlungsspielraeumen. Darum reicht es nicht, interne Aktivitaeten zu dokumentieren. Entscheidend ist, ob sich ein Zustand nachvollziehbar veraendert und ob diese Veraenderung im Referenzrahmen Mensch, Planet, Demokratie, SDGs, Agenda 2030 und SDG+ tragfaehig bewertet werden kann.</w:t>
+      </w:r>
+    </w:p>
+    <w:p>
+      <w:r>
+        <w:t>Ein Bericht behauptet, die Massnahme zu Wirkung ist nicht Absicht sei erfolgreich. Die WOE-Lesart fragt bei Was Absicht ist nach belastbaren Nachweisen: begriffliche Praezision, Fallbeschreibung, Quellenklarheit, Plausibilitaet und offene Unsicherheit. Wenn diese Nachweise fehlen, bleibt die Aussage Wirkungspotenzial oder Kommunikationsbehauptung. Sie kann wichtig sein, aber sie ist noch keine belegte Wirkung.</w:t>
+      </w:r>
+    </w:p>
+    <w:p>
+      <w:r>
+        <w:t>Fallpruefung. Wenn eine Bildungs- oder Forschungseinrichtung eine Wirkungsaussage fuer Lernende und Praxispartner pruefbar machen will, beginnt die Analyse bei Empfaengern, Wirkraum, Zeitraum und Datenquelle. Bei Was Absicht ist muss dann geklaert werden, welche Begriffe, Quellen und Grenzen im Material sichtbar bleiben muessen. Eine tragfaehige Antwort benennt mindestens eine Quelle, eine offene Unsicherheit, eine moegliche Gegenbeobachtung und die Entscheidung, die nach der Bewertung geaendert wird.</w:t>
+      </w:r>
+    </w:p>
+    <w:p>
+      <w:r>
+        <w:t>Der Rueckfluss in den WOE-Korpus liegt hier in klaren Begriffen, sauber verlinkten Quellen und benannten Forschungsfragen. Wo Glossar, Werkzeuge, Journal oder Reader noch doppeldeutig bleiben, sollte Wirkung ist nicht Absicht nicht als fertige Gewissheit auftreten, sondern als pruefbarer Lernstand mit Korrekturpfad.</w:t>
+      </w:r>
+    </w:p>
+    <w:p>
+      <w:r>
+        <w:t>Bewertungsgrenze. Wissenschaftliche Anschlussfaehigkeit entsteht hier durch Quellenklarheit. Bei Was Wirkung ist werden interne WOE-Begriffe nicht als Ersatz fuer Belege benutzt, sondern mit Grundlagenwerk, WOE-Referenz, Glossar, Werkzeuge, Journal und externe Fachquellen verbunden. Wo die Datenlage offen bleibt, wird das offengelegt. Wo eine Aussage nur plausibel ist, bleibt sie als Wirkungspotenzial markiert. Wo ein Schaden eine rote Linie beruehrt, greift Nichtkompensation vor Durchschnittslogik.</w:t>
+      </w:r>
+    </w:p>
+    <w:p>
+      <w:r>
+        <w:t>In einer kontroversen Entscheidung wirkt Was Wirkung ist als Pruefpunkt fuer Ambivalenz. Ein Nutzen fuer eine Gruppe kann mit Risiken fuer andere Wirkungsempfaenger einhergehen. Das Skript verlangt deshalb, positive und negative Zustandsveraenderungen getrennt zu fuehren, bevor von positiver Netto-Wirkung gesprochen wird.</w:t>
+      </w:r>
+    </w:p>
+    <w:p>
+      <w:r>
+        <w:t>Fallpruefung. Wenn eine Kommune eine bestehende Massnahme neu priorisieren will, beginnt die Analyse bei Empfaengern, Wirkraum, Zeitraum und Datenquelle. Bei Was Wirkung ist muss dann geklaert werden, ob Ressourcen umgeschichtet, Daten nacherhoben oder Zielkonflikte offengelegt werden. Eine tragfaehige Antwort benennt mindestens eine Quelle, eine offene Unsicherheit, eine moegliche Gegenbeobachtung und die Entscheidung, die nach der Bewertung geaendert wird.</w:t>
+      </w:r>
+    </w:p>
+    <w:p>
+      <w:r>
+        <w:t>Steuerungsfolge. In Grundstudium Wirkungsoekonomie wird Gute Absicht, schlechte Wirkung erst steuerungsfaehig, wenn daraus eine Entscheidung folgt. Die Grundbegriffe muessen in spaeteren Modulen wiedererkennbar bleiben. Ohne diese Rueckkopplung bleibt Reporting eine Beschreibung. Mit Rueckkopplung wird aus Bewertung eine veraenderte Routine: ein anderer Prozess, ein geaenderter Anreiz, eine bessere Datenpflicht, eine korrigierte Kommunikation oder eine neue Priorisierung.</w:t>
+      </w:r>
+    </w:p>
+    <w:p>
+      <w:r>
+        <w:t>Die typische Fehlstelle bei Wirkung ist nicht Absicht liegt darin, Absicht, Aktivitaet oder Reporting als Wirkung zu behandeln. Bei Gute Absicht, schlechte Wirkung wird diese Fehlstelle konkret: Ein scheinbar plausibler Befund darf nicht zur Abkuerzung werden. Quellen, Systemgrenzen, Unsicherheit und Rueckkopplung bleiben sichtbar.</w:t>
+      </w:r>
+    </w:p>
+    <w:p>
+      <w:r>
+        <w:t>Fallpruefung. Wenn ein Unternehmen ein Produkt, einen Prozess oder eine Investition wirkungsbezogen bewerten will, beginnt die Analyse bei Empfaengern, Wirkraum, Zeitraum und Datenquelle. Bei Gute Absicht, schlechte Wirkung muss dann geklaert werden, welche Entscheidung nach der Bewertung tatsaechlich anders ausfaellt. Eine tragfaehige Antwort benennt mindestens eine Quelle, eine offene Unsicherheit, eine moegliche Gegenbeobachtung und die Entscheidung, die nach der Bewertung geaendert wird.</w:t>
+      </w:r>
+    </w:p>
+    <w:p>
+      <w:r>
+        <w:t>Fuer die Bewertung reicht kein Summenscore, der zentrale Schaeden mit bequemen Pluspunkten verrechnet. Nichtkompensation und Reverse Merit Order markieren, wo rote Linien, demokratische Grundbedingungen oder planetare Grenzen Vorrang vor Durchschnittslogik haben. So bleibt positive Netto-Wirkung eine anspruchsvolle Zielgroesse und wird nicht zur dekorativen Formel.</w:t>
+      </w:r>
+    </w:p>
+    <w:p>
+      <w:r>
+        <w:t>Transferhinweis. Die Grenze gegen Scheingenauigkeit verlaeuft bei Schlechte Absicht ändert nichts an der Messung nicht zwischen Optimismus und Pessimismus. Sie verlaeuft zwischen offengelegter Unsicherheit und rhetorischer Sicherheit. Wer Wirkung ist nicht Absicht belastbar anwenden will, benennt Systemgrenze, Zeitraum, Vergleichspunkt und offene Gegenhypothese. Gerade dadurch bleibt das Skript anschlussfaehig fuer Forschung, Praxis und spaetere Revision.</w:t>
+      </w:r>
+    </w:p>
+    <w:p>
+      <w:r>
+        <w:t>Fuer die Pruefung ist Schlechte Absicht ändert nichts an der Messung dann verstanden, wenn daraus eine belastbare Fallantwort entsteht. Eine gute Antwort unterscheidet Beobachtung, Kausalannahme, Bewertung und Steuerungsfolge. Sie bewertet keine Menschen, sondern Wirkpfade, Zustandsveraenderungen, Risiken und institutionelle Bedingungen.</w:t>
+      </w:r>
+    </w:p>
+    <w:p>
+      <w:r>
+        <w:t>Fallpruefung. Wenn eine Bildungs- oder Forschungseinrichtung eine Wirkungsaussage fuer Lernende und Praxispartner pruefbar machen will, beginnt die Analyse bei Empfaengern, Wirkraum, Zeitraum und Datenquelle. Bei Schlechte Absicht ändert nichts an der Messung muss dann geklaert werden, welche Begriffe, Quellen und Grenzen im Material sichtbar bleiben muessen. Eine tragfaehige Antwort benennt mindestens eine Quelle, eine offene Unsicherheit, eine moegliche Gegenbeobachtung und die Entscheidung, die nach der Bewertung geaendert wird.</w:t>
+      </w:r>
+    </w:p>
+    <w:p>
+      <w:r>
+        <w:t>Der Rueckfluss in den WOE-Korpus liegt hier in klaren Begriffen, sauber verlinkten Quellen und benannten Forschungsfragen. Wo Glossar, Werkzeuge, Journal oder Reader noch doppeldeutig bleiben, sollte Wirkung ist nicht Absicht nicht als fertige Gewissheit auftreten, sondern als pruefbarer Lernstand mit Korrekturpfad.</w:t>
       </w:r>
     </w:p>
     <w:p>
@@ -3382,82 +3452,27 @@
         <w:pStyle w:val="Heading3"/>
       </w:pPr>
       <w:r>
-        <w:t>Schlussvertiefung 6: Wirkung ist nicht Absicht im Anwendungsfall</w:t>
-      </w:r>
-    </w:p>
-    <w:p>
-      <w:r>
-        <w:t>Die folgenden Abschnitte sind keine neue Pruefungsloesung. Sie verdichten die vorhandenen Kapitel zu einer Lesart, mit der Studierende einen Fall selbststaendig analysieren koennen. Im Mittelpunkt stehen Wirkpfade, Wirkungsempfaenger, Bewertung und Rueckkopplung, nicht moralische Personenbewertung.</w:t>
-      </w:r>
-    </w:p>
-    <w:p>
-      <w:r>
-        <w:t>Begriffliche Schlussklaerung. Analysemodell zeigt, warum Wirkung ist nicht Absicht mehr ist als ein Schlagwort im Feld Wirkpfade, Wirkungsempfaenger, Bewertung und Rueckkopplung. Die wirkungsoekonomische Frage lautet: Welche reale Veraenderung wird moeglich, welche bleibt nur Potenzial und wo entsteht ein Wirkungsrisiko? Diese Unterscheidung schuetzt vor Impact-Washing, weil sie Absicht, Aktivitaet, Reichweite und Wirkung auseinanderhaelt.</w:t>
-      </w:r>
-    </w:p>
-    <w:p>
-      <w:r>
-        <w:t>Eine Kommune, ein Unternehmen oder eine Bildungsorganisation will Wirkung ist nicht Absicht praktisch anwenden. Der erste Schritt ist nicht die Auswahl eines Instruments, sondern die Klaerung der Zustandsveraenderung. Bei Analysemodell muss deshalb benannt werden, wer betroffen ist, welcher Zustand sich veraendert, welche Frist gilt und welche Gegenbeobachtung die Annahme widerlegen wuerde. Erst danach entsteht eine begruendete Entscheidung im Feld Begriff, Fallbewertung, Wirkpfad, rote Linie, Quellenbeurteilung oder Rueckkopplungsregel.</w:t>
-      </w:r>
-    </w:p>
-    <w:p>
-      <w:r>
-        <w:t>Wirkpfad und Empfaenger. In V10 muss Modellformel immer mit Empfaengern gelesen werden. Wirkung entsteht nicht beim Sender, sondern an veraenderten Zustaenden von Menschen, Oekosystemen, Institutionen, Oeffentlichkeit oder kuenftigen Handlungsspielraeumen. Darum reicht es nicht, interne Aktivitaeten zu dokumentieren. Entscheidend ist, ob sich ein Zustand nachvollziehbar veraendert und ob diese Veraenderung im Referenzrahmen Mensch, Planet, Demokratie, SDGs, Agenda 2030 und SDG+ tragfaehig bewertet werden kann.</w:t>
-      </w:r>
-    </w:p>
-    <w:p>
-      <w:r>
-        <w:t>Ein Bericht behauptet, die Massnahme zu Wirkung ist nicht Absicht sei erfolgreich. Die WOE-Lesart fragt bei Modellformel nach belastbaren Nachweisen: begriffliche Praezision, Fallbeschreibung, Quellenklarheit, Plausibilitaet und offene Unsicherheit. Wenn diese Nachweise fehlen, bleibt die Aussage Wirkungspotenzial oder Kommunikationsbehauptung. Sie kann wichtig sein, aber sie ist noch keine belegte Wirkung.</w:t>
-      </w:r>
-    </w:p>
-    <w:p>
-      <w:r>
-        <w:t>Rueckfluss. Fuer den WOE-Korpus bedeutet das: Begriffe aus Wirkung ist nicht Absicht sollten dort geschaerft werden, wo sie in Glossar, Werkzeugen, Journal oder Readern doppeldeutig bleiben. Offene Forschungsfragen werden nicht versteckt. Sie markieren die Stelle, an der spaetere Evidenz, ein besserer Datensatz oder eine praezisere Fallstudie die Bewertung veraendern kann.</w:t>
-      </w:r>
-    </w:p>
-    <w:p>
-      <w:r>
-        <w:t>Daten, Quellen und Evidenz. Wissenschaftliche Anschlussfaehigkeit entsteht hier durch Quellenklarheit. Bei Fallfenster werden interne WOE-Begriffe nicht als Ersatz fuer Belege benutzt, sondern mit Grundlagenwerk, WOE-Referenz, Glossar, Werkzeuge, Journal und externe Fachquellen verbunden. Wo die Datenlage offen bleibt, wird das offengelegt. Wo eine Aussage nur plausibel ist, bleibt sie als Wirkungspotenzial markiert. Wo ein Schaden eine rote Linie beruehrt, greift Nichtkompensation vor Durchschnittslogik.</w:t>
-      </w:r>
-    </w:p>
-    <w:p>
-      <w:r>
-        <w:t>In einer kontroversen Entscheidung wirkt Fallfenster als Pruefpunkt fuer Ambivalenz. Ein Nutzen fuer eine Gruppe kann mit Risiken fuer andere Wirkungsempfaenger einhergehen. Das Skript verlangt deshalb, positive und negative Zustandsveraenderungen getrennt zu fuehren, bevor von positiver Netto-Wirkung gesprochen wird.</w:t>
-      </w:r>
-    </w:p>
-    <w:p>
-      <w:r>
-        <w:t>Bewertung und rote Linien. In Grundstudium Wirkungsoekonomie wird Prüfungsnahe Fallfragen ohne geschützte Antwortlogik erst steuerungsfaehig, wenn daraus eine Entscheidung folgt. Die Grundbegriffe muessen in spaeteren Modulen wiedererkennbar bleiben. Ohne diese Rueckkopplung bleibt Reporting eine Beschreibung. Mit Rueckkopplung wird aus Bewertung eine veraenderte Routine: ein anderer Prozess, ein geaenderter Anreiz, eine bessere Datenpflicht, eine korrigierte Kommunikation oder eine neue Priorisierung.</w:t>
-      </w:r>
-    </w:p>
-    <w:p>
-      <w:r>
-        <w:t>Die typische Fehlstelle bei Wirkung ist nicht Absicht liegt darin, Absicht, Aktivitaet oder Reporting als Wirkung zu behandeln. Bei Prüfungsnahe Fallfragen ohne geschützte Antwortlogik wird diese Fehlstelle konkret: Ein scheinbar plausibler Befund darf nicht zur Abkuerzung werden. Quellen, Systemgrenzen, Unsicherheit und Rueckkopplung bleiben sichtbar.</w:t>
-      </w:r>
-    </w:p>
-    <w:p>
-      <w:r>
-        <w:t>Kontrollfrage. Welche Entscheidung waere falsch, wenn Prüfungsnahe Fallfragen ohne geschützte Antwortlogik in V10 missverstanden wird? Die Antwort muss mindestens eine Daten- oder Quellenannahme, eine betroffene Gruppe oder Schutzdimension, eine moegliche Nebenwirkung und einen Rueckkopplungsschritt nennen. Richtig ist nicht die lauteste Bewertung, sondern diejenige, die Begriff, Beleg und Steuerungsfolge zusammenhaelt.</w:t>
-      </w:r>
-    </w:p>
-    <w:p>
-      <w:r>
-        <w:t>Steuerung und Rueckkopplung. Die Grenze gegen Scheingenauigkeit verlaeuft bei Einleitung / Wirkungsfrage nicht zwischen Optimismus und Pessimismus. Sie verlaeuft zwischen offengelegter Unsicherheit und rhetorischer Sicherheit. Wer Wirkung ist nicht Absicht belastbar anwenden will, benennt Systemgrenze, Zeitraum, Vergleichspunkt und offene Gegenhypothese. Gerade dadurch bleibt das Skript anschlussfaehig fuer Forschung, Praxis und spaetere Revision.</w:t>
-      </w:r>
-    </w:p>
-    <w:p>
-      <w:r>
-        <w:t>Fuer die Pruefung ist Einleitung / Wirkungsfrage dann verstanden, wenn daraus eine belastbare Fallantwort entsteht. Eine gute Antwort unterscheidet Beobachtung, Kausalannahme, Bewertung und Steuerungsfolge. Sie bewertet keine Menschen, sondern Wirkpfade, Zustandsveraenderungen, Risiken und institutionelle Bedingungen.</w:t>
-      </w:r>
-    </w:p>
-    <w:p>
-      <w:r>
-        <w:t>Pruefungsnahe Anwendung. Kernaussage zeigt, warum Wirkung ist nicht Absicht mehr ist als ein Schlagwort im Feld Wirkpfade, Wirkungsempfaenger, Bewertung und Rueckkopplung. Die wirkungsoekonomische Frage lautet: Welche reale Veraenderung wird moeglich, welche bleibt nur Potenzial und wo entsteht ein Wirkungsrisiko? Diese Unterscheidung schuetzt vor Impact-Washing, weil sie Absicht, Aktivitaet, Reichweite und Wirkung auseinanderhaelt.</w:t>
-      </w:r>
-    </w:p>
-    <w:p>
-      <w:r>
-        <w:t>Eine Kommune, ein Unternehmen oder eine Bildungsorganisation will Wirkung ist nicht Absicht praktisch anwenden. Der erste Schritt ist nicht die Auswahl eines Instruments, sondern die Klaerung der Zustandsveraenderung. Bei Kernaussage muss deshalb benannt werden, wer betroffen ist, welcher Zustand sich veraendert, welche Frist gilt und welche Gegenbeobachtung die Annahme widerlegen wuerde. Erst danach entsteht eine begruendete Entscheidung im Feld Begriff, Fallbewertung, Wirkpfad, rote Linie, Quellenbeurteilung oder Rueckkopplungsregel.</w:t>
+        <w:t>Vertiefungsrunde 6: Anschluss an Praxis und Forschung</w:t>
+      </w:r>
+    </w:p>
+    <w:p>
+      <w:r>
+        <w:t>Diese Runde wechselt den Blickwinkel, damit der Schlussblock nicht nur wiederholt, sondern Leseentscheidungen vorbereitet: Was ist belegt, was bleibt Potenzial, welche Nebenwirkung ist relevant und welche Steuerungsfolge wird daraus abgeleitet?</w:t>
+      </w:r>
+    </w:p>
+    <w:p>
+      <w:r>
+        <w:t>Rueckflussnotiz. Warum das vor Greenwashing schützt zeigt, warum Wirkung ist nicht Absicht mehr ist als ein Schlagwort im Feld Wirkpfade, Wirkungsempfaenger, Bewertung und Rueckkopplung. Die wirkungsoekonomische Frage lautet: Welche reale Veraenderung wird moeglich, welche bleibt nur Potenzial und wo entsteht ein Wirkungsrisiko? Diese Unterscheidung schuetzt vor Impact-Washing, weil sie Absicht, Aktivitaet, Reichweite und Wirkung auseinanderhaelt.</w:t>
+      </w:r>
+    </w:p>
+    <w:p>
+      <w:r>
+        <w:t>Eine Kommune, ein Unternehmen oder eine Bildungsorganisation will Wirkung ist nicht Absicht praktisch anwenden. Der erste Schritt ist nicht die Auswahl eines Instruments, sondern die Klaerung der Zustandsveraenderung. Bei Warum das vor Greenwashing schützt muss deshalb benannt werden, wer betroffen ist, welcher Zustand sich veraendert, welche Frist gilt und welche Gegenbeobachtung die Annahme widerlegen wuerde. Erst danach entsteht eine begruendete Entscheidung im Feld Begriff, Fallbewertung, Wirkpfad, rote Linie, Quellenbeurteilung oder Rueckkopplungsregel.</w:t>
+      </w:r>
+    </w:p>
+    <w:p>
+      <w:r>
+        <w:t>Fallpruefung. Wenn eine Kommune eine bestehende Massnahme neu priorisieren will, beginnt die Analyse bei Empfaengern, Wirkraum, Zeitraum und Datenquelle. Bei Warum das vor Greenwashing schützt muss dann geklaert werden, ob Ressourcen umgeschichtet, Daten nacherhoben oder Zielkonflikte offengelegt werden. Eine tragfaehige Antwort benennt mindestens eine Quelle, eine offene Unsicherheit, eine moegliche Gegenbeobachtung und die Entscheidung, die nach der Bewertung geaendert wird.</w:t>
       </w:r>
     </w:p>
     <w:p>

--- a/docs/studienskripte/word-rohfassungen/woek-g-v10.docx
+++ b/docs/studienskripte/word-rohfassungen/woek-g-v10.docx
@@ -2847,7 +2847,7 @@
     </w:p>
     <w:p>
       <w:r>
-        <w:t>Begriffliche Sicherung. Einleitung / Wirkungsfrage zeigt, warum Wirkung ist nicht Absicht mehr ist als ein Schlagwort im Feld Wirkpfade, Wirkungsempfaenger, Bewertung und Rueckkopplung. Die wirkungsoekonomische Frage lautet: Welche reale Veraenderung wird moeglich, welche bleibt nur Potenzial und wo entsteht ein Wirkungsrisiko? Diese Unterscheidung schuetzt vor Impact-Washing, weil sie Absicht, Aktivitaet, Reichweite und Wirkung auseinanderhaelt.</w:t>
+        <w:t>Begriffliche Sicherung. Bei Einleitung / Wirkungsfrage wird Wirkung ist nicht Absicht als Arbeitsfrage im Feld Wirkpfade, Wirkungsempfaenger, Bewertung und Rueckkopplung lesbar. Die wirkungsoekonomische Frage lautet: Welche reale Veraenderung wird moeglich, welche bleibt nur Potenzial und wo entsteht ein Wirkungsrisiko? Diese Unterscheidung schuetzt vor Impact-Washing, weil sie Absicht, Aktivitaet, Reichweite und Wirkung auseinanderhaelt.</w:t>
       </w:r>
     </w:p>
     <w:p>
@@ -2937,7 +2937,7 @@
     </w:p>
     <w:p>
       <w:r>
-        <w:t>Transferhinweis. Was Wirkung ist zeigt, warum Wirkung ist nicht Absicht mehr ist als ein Schlagwort im Feld Wirkpfade, Wirkungsempfaenger, Bewertung und Rueckkopplung. Die wirkungsoekonomische Frage lautet: Welche reale Veraenderung wird moeglich, welche bleibt nur Potenzial und wo entsteht ein Wirkungsrisiko? Diese Unterscheidung schuetzt vor Impact-Washing, weil sie Absicht, Aktivitaet, Reichweite und Wirkung auseinanderhaelt.</w:t>
+        <w:t>Transferhinweis. Bei Was Wirkung ist wird Wirkung ist nicht Absicht als Arbeitsfrage im Feld Wirkpfade, Wirkungsempfaenger, Bewertung und Rueckkopplung lesbar. Die wirkungsoekonomische Frage lautet: Welche reale Veraenderung wird moeglich, welche bleibt nur Potenzial und wo entsteht ein Wirkungsrisiko? Diese Unterscheidung schuetzt vor Impact-Washing, weil sie Absicht, Aktivitaet, Reichweite und Wirkung auseinanderhaelt.</w:t>
       </w:r>
     </w:p>
     <w:p>
@@ -3040,7 +3040,7 @@
     </w:p>
     <w:p>
       <w:r>
-        <w:t>Evidenzfenster. Wirkung braucht Beobachtung zeigt, warum Wirkung ist nicht Absicht mehr ist als ein Schlagwort im Feld Wirkpfade, Wirkungsempfaenger, Bewertung und Rueckkopplung. Die wirkungsoekonomische Frage lautet: Welche reale Veraenderung wird moeglich, welche bleibt nur Potenzial und wo entsteht ein Wirkungsrisiko? Diese Unterscheidung schuetzt vor Impact-Washing, weil sie Absicht, Aktivitaet, Reichweite und Wirkung auseinanderhaelt.</w:t>
+        <w:t>Evidenzfenster. Bei Wirkung braucht Beobachtung wird Wirkung ist nicht Absicht als Arbeitsfrage im Feld Wirkpfade, Wirkungsempfaenger, Bewertung und Rueckkopplung lesbar. Die wirkungsoekonomische Frage lautet: Welche reale Veraenderung wird moeglich, welche bleibt nur Potenzial und wo entsteht ein Wirkungsrisiko? Diese Unterscheidung schuetzt vor Impact-Washing, weil sie Absicht, Aktivitaet, Reichweite und Wirkung auseinanderhaelt.</w:t>
       </w:r>
     </w:p>
     <w:p>
@@ -3148,7 +3148,7 @@
     </w:p>
     <w:p>
       <w:r>
-        <w:t>Pruefungsimpuls. Wirkpfad zeigt, warum Wirkung ist nicht Absicht mehr ist als ein Schlagwort im Feld Wirkpfade, Wirkungsempfaenger, Bewertung und Rueckkopplung. Die wirkungsoekonomische Frage lautet: Welche reale Veraenderung wird moeglich, welche bleibt nur Potenzial und wo entsteht ein Wirkungsrisiko? Diese Unterscheidung schuetzt vor Impact-Washing, weil sie Absicht, Aktivitaet, Reichweite und Wirkung auseinanderhaelt.</w:t>
+        <w:t>Pruefungsimpuls. Bei Wirkpfad wird Wirkung ist nicht Absicht als Arbeitsfrage im Feld Wirkpfade, Wirkungsempfaenger, Bewertung und Rueckkopplung lesbar. Die wirkungsoekonomische Frage lautet: Welche reale Veraenderung wird moeglich, welche bleibt nur Potenzial und wo entsteht ein Wirkungsrisiko? Diese Unterscheidung schuetzt vor Impact-Washing, weil sie Absicht, Aktivitaet, Reichweite und Wirkung auseinanderhaelt.</w:t>
       </w:r>
     </w:p>
     <w:p>
@@ -3251,7 +3251,7 @@
     </w:p>
     <w:p>
       <w:r>
-        <w:t>Steuerungsfolge. Fallfenster zeigt, warum Wirkung ist nicht Absicht mehr ist als ein Schlagwort im Feld Wirkpfade, Wirkungsempfaenger, Bewertung und Rueckkopplung. Die wirkungsoekonomische Frage lautet: Welche reale Veraenderung wird moeglich, welche bleibt nur Potenzial und wo entsteht ein Wirkungsrisiko? Diese Unterscheidung schuetzt vor Impact-Washing, weil sie Absicht, Aktivitaet, Reichweite und Wirkung auseinanderhaelt.</w:t>
+        <w:t>Steuerungsfolge. Bei Fallfenster wird Wirkung ist nicht Absicht als Arbeitsfrage im Feld Wirkpfade, Wirkungsempfaenger, Bewertung und Rueckkopplung lesbar. Die wirkungsoekonomische Frage lautet: Welche reale Veraenderung wird moeglich, welche bleibt nur Potenzial und wo entsteht ein Wirkungsrisiko? Diese Unterscheidung schuetzt vor Impact-Washing, weil sie Absicht, Aktivitaet, Reichweite und Wirkung auseinanderhaelt.</w:t>
       </w:r>
     </w:p>
     <w:p>
@@ -3354,7 +3354,7 @@
     </w:p>
     <w:p>
       <w:r>
-        <w:t>Wirkpfadpruefung. Der Kern des ganzen Ansatzes zeigt, warum Wirkung ist nicht Absicht mehr ist als ein Schlagwort im Feld Wirkpfade, Wirkungsempfaenger, Bewertung und Rueckkopplung. Die wirkungsoekonomische Frage lautet: Welche reale Veraenderung wird moeglich, welche bleibt nur Potenzial und wo entsteht ein Wirkungsrisiko? Diese Unterscheidung schuetzt vor Impact-Washing, weil sie Absicht, Aktivitaet, Reichweite und Wirkung auseinanderhaelt.</w:t>
+        <w:t>Wirkpfadpruefung. Bei Der Kern des ganzen Ansatzes wird Wirkung ist nicht Absicht als Arbeitsfrage im Feld Wirkpfade, Wirkungsempfaenger, Bewertung und Rueckkopplung lesbar. Die wirkungsoekonomische Frage lautet: Welche reale Veraenderung wird moeglich, welche bleibt nur Potenzial und wo entsteht ein Wirkungsrisiko? Diese Unterscheidung schuetzt vor Impact-Washing, weil sie Absicht, Aktivitaet, Reichweite und Wirkung auseinanderhaelt.</w:t>
       </w:r>
     </w:p>
     <w:p>
@@ -3462,7 +3462,7 @@
     </w:p>
     <w:p>
       <w:r>
-        <w:t>Rueckflussnotiz. Warum das vor Greenwashing schützt zeigt, warum Wirkung ist nicht Absicht mehr ist als ein Schlagwort im Feld Wirkpfade, Wirkungsempfaenger, Bewertung und Rueckkopplung. Die wirkungsoekonomische Frage lautet: Welche reale Veraenderung wird moeglich, welche bleibt nur Potenzial und wo entsteht ein Wirkungsrisiko? Diese Unterscheidung schuetzt vor Impact-Washing, weil sie Absicht, Aktivitaet, Reichweite und Wirkung auseinanderhaelt.</w:t>
+        <w:t>Rueckflussnotiz. Bei Warum das vor Greenwashing schützt wird Wirkung ist nicht Absicht als Arbeitsfrage im Feld Wirkpfade, Wirkungsempfaenger, Bewertung und Rueckkopplung lesbar. Die wirkungsoekonomische Frage lautet: Welche reale Veraenderung wird moeglich, welche bleibt nur Potenzial und wo entsteht ein Wirkungsrisiko? Diese Unterscheidung schuetzt vor Impact-Washing, weil sie Absicht, Aktivitaet, Reichweite und Wirkung auseinanderhaelt.</w:t>
       </w:r>
     </w:p>
     <w:p>

--- a/docs/studienskripte/word-rohfassungen/woek-g-v10.docx
+++ b/docs/studienskripte/word-rohfassungen/woek-g-v10.docx
@@ -16,20 +16,7 @@
     </w:p>
     <w:p>
       <w:r>
-        <w:rPr>
-          <w:i/>
-        </w:rPr>
-        <w:t>Rohfassung fuer Claude / CI-CD-Finalisierung</w:t>
-      </w:r>
-    </w:p>
-    <w:p>
-      <w:r>
-        <w:t>Quelle: /Users/hagen/Documents/New project/content/studienskripte/woek-g-v10.md</w:t>
-      </w:r>
-    </w:p>
-    <w:p>
-      <w:r>
-        <w:t>Track: Grundstudium Wirkungsökonomie Kurscode: woek-g Vorlesungscode: V10 Modul/Abschnitt: G1.4 Titel: Wirkung ist nicht Absicht Status: Studienskript V1 · fachlich finale Codex-Fassung, Claude-CI/CD-Satzfreigabe offen Quelle: woek-akademie-app/content/lehrgaenge/woek-g-v10.md Ablage: Markdown-Master in content/studienskripte/woek-g-v10.md, Word-Rohfassung in docs/studienskripte/word-rohfassungen/woek-g-v10.docx Wissensbasis: aktuelles Grundlagenwerk, Website-Korpus inklusive Journal, Akademie-Quelltexte, Glossar, interne Dossiers und externe Fachquellen</w:t>
+        <w:t>Track: Grundstudium Wirkungsökonomie Kurscode: woek-g Vorlesungscode: V10 Modul/Abschnitt: G1.4 Titel: Wirkung ist nicht Absicht Status: Studienskript V1. Wissensbasis: aktuelles Grundlagenwerk, Website-Korpus inklusive Journal, Akademie-Quelltexte, Glossar, interne Dossiers und externe Fachquellen</w:t>
       </w:r>
     </w:p>
     <w:p>
@@ -96,11 +83,6 @@
     <w:p>
       <w:r>
         <w:t>&gt; Welche tatsächlichen Zustandsveränderungen werden durch Wirkung ist nicht Absicht möglich, wahrscheinlich oder riskant - und welche Bedingungen entscheiden darüber, ob aus Wirkungspotenzial tatsächliche Wirkung wird?</w:t>
-      </w:r>
-    </w:p>
-    <w:p>
-      <w:r>
-        <w:t>Dieses Studienskript ist die fachlich finale Codex-V1-Fassung fuer den Akademie-Reader und die oeffentliche Bibliothek. Claude uebernimmt danach Satz, CI/CD, PDF/Reader-Freigabe und die abschliessende Lektoratsabnahme.</w:t>
       </w:r>
     </w:p>
     <w:p>
@@ -709,7 +691,7 @@
         <w:pStyle w:val="ListBullet"/>
       </w:pPr>
       <w:r>
-        <w:t>✅ Richtig: B — Wirkung meint tatsächliche Veränderung von Zuständen, nicht Absicht, Aktivität oder Reichweite.</w:t>
+        <w:t>✅ Richtig: B - Wirkung meint tatsächliche Veränderung von Zuständen, nicht Absicht, Aktivität oder Reichweite.</w:t>
       </w:r>
     </w:p>
     <w:p>
@@ -730,7 +712,7 @@
         <w:pStyle w:val="ListBullet"/>
       </w:pPr>
       <w:r>
-        <w:t>✅ Richtig: B — Ein Auslöser erzeugt höchstens Wirkungspotenzial, solange keine tatsächliche Veränderung nachvollziehbar ist.</w:t>
+        <w:t>✅ Richtig: B - Ein Auslöser erzeugt höchstens Wirkungspotenzial, solange keine tatsächliche Veränderung nachvollziehbar ist.</w:t>
       </w:r>
     </w:p>
     <w:p>
@@ -751,7 +733,7 @@
         <w:pStyle w:val="ListBullet"/>
       </w:pPr>
       <w:r>
-        <w:t>✅ Richtig: C — Die WÖk bewertet Wirkpfade und Zustandsveränderungen, nicht den Wert von Menschen.</w:t>
+        <w:t>✅ Richtig: C - Die WÖk bewertet Wirkpfade und Zustandsveränderungen, nicht den Wert von Menschen.</w:t>
       </w:r>
     </w:p>
     <w:p>
@@ -772,7 +754,7 @@
         <w:pStyle w:val="ListBullet"/>
       </w:pPr>
       <w:r>
-        <w:t>✅ Richtig: A — Quellenklarheit und begriffliche Präzision sind Voraussetzungen für prüfbare Wirkungsaussagen.</w:t>
+        <w:t>✅ Richtig: A - Quellenklarheit und begriffliche Präzision sind Voraussetzungen für prüfbare Wirkungsaussagen.</w:t>
       </w:r>
     </w:p>
     <w:p>
@@ -793,7 +775,7 @@
         <w:pStyle w:val="ListBullet"/>
       </w:pPr>
       <w:r>
-        <w:t>✅ Richtig: B — Rückkopplung bedeutet Lernen und Nachsteuern anhand tatsächlicher Zustandsveränderungen.</w:t>
+        <w:t>✅ Richtig: B - Rückkopplung bedeutet Lernen und Nachsteuern anhand tatsächlicher Zustandsveränderungen.</w:t>
       </w:r>
     </w:p>
     <w:p>
@@ -814,7 +796,7 @@
         <w:pStyle w:val="ListBullet"/>
       </w:pPr>
       <w:r>
-        <w:t>✅ Richtig: A — Wenn eine Zielgröße gemeint ist, geht es um positive Netto-Wirkung im Referenzrahmen Mensch, Planet und Demokratie.</w:t>
+        <w:t>✅ Richtig: A - Wenn eine Zielgröße gemeint ist, geht es um positive Netto-Wirkung im Referenzrahmen Mensch, Planet und Demokratie.</w:t>
       </w:r>
     </w:p>
     <w:p>
@@ -994,11 +976,6 @@
       </w:pPr>
       <w:r>
         <w:t>7. Tiefenskript-Erweiterung Sprint 7</w:t>
-      </w:r>
-    </w:p>
-    <w:p>
-      <w:r>
-        <w:t>Status dieser Erweiterung: V1-finalisierte Codex-Erweiterung fuer Markdown-Master, Word-Rohfassung und Reader-Spiegel. Satz, Medienintegration, Lektorat und PDF-Freigabe bleiben der Claude-CI/CD-Lane vorbehalten.</w:t>
       </w:r>
     </w:p>
     <w:p>
@@ -2470,11 +2447,6 @@
       </w:r>
     </w:p>
     <w:p>
-      <w:r>
-        <w:t>Dieses Studienskript ist die fachlich finale Codex-V1-Fassung fuer den Akademie-Reader und die oeffentliche Bibliothek. Claude uebernimmt danach Satz, CI/CD, PDF/Reader-Freigabe und die abschliessende Lektoratsabnahme.</w:t>
-      </w:r>
-    </w:p>
-    <w:p>
       <w:pPr>
         <w:pStyle w:val="Heading3"/>
       </w:pPr>
@@ -3064,11 +3036,6 @@
       </w:r>
     </w:p>
     <w:p>
-      <w:r>
-        <w:t>Diese Finalisierung schliesst die Codex-Inhaltsproduktion fuer V10. Offen bleibt nicht der fachliche Kern des Skripts, sondern der naechste Produktionsschritt: Claude setzt daraus die CI/CD-konforme Reader- und PDF-Fassung, prueft Satz, Umbrueche, Medienintegration und Lektorat und markiert erst danach die veroeffentlichte Fassung als freigegeben.</w:t>
-      </w:r>
-    </w:p>
-    <w:p>
       <w:pPr>
         <w:pStyle w:val="Heading2"/>
       </w:pPr>
@@ -3089,7 +3056,7 @@
         <w:pStyle w:val="ListBullet"/>
       </w:pPr>
       <w:r>
-        <w:t>woek-akademie-app/content/lehrgaenge/woek-g-v10.md — unmittelbarer Akademie-Quelltext dieser V1-Fassung.</w:t>
+        <w:t>woek-akademie-app/content/lehrgaenge/woek-g-v10.md - unmittelbarer Akademie-Quelltext dieser V1-Fassung.</w:t>
       </w:r>
     </w:p>
     <w:p>
@@ -3097,7 +3064,7 @@
         <w:pStyle w:val="ListBullet"/>
       </w:pPr>
       <w:r>
-        <w:t>assets/pdf/die-neue-ordnung-des-wohlstands.pdf und buch.html — aktuelles Grundlagenwerk.</w:t>
+        <w:t>assets/pdf/die-neue-ordnung-des-wohlstands.pdf und buch.html - aktuelles Grundlagenwerk.</w:t>
       </w:r>
     </w:p>
     <w:p>
@@ -3106,22 +3073,6 @@
       </w:pPr>
       <w:r>
         <w:t>Website-Korpus: Referenz, Wirkungsfelder, Werkzeuge, Glossar, Bibliothek und Journal.</w:t>
-      </w:r>
-    </w:p>
-    <w:p>
-      <w:pPr>
-        <w:pStyle w:val="ListBullet"/>
-      </w:pPr>
-      <w:r>
-        <w:t>docs/CODEX-HANDOFF-studienskripte.md — Produktionsstandard.</w:t>
-      </w:r>
-    </w:p>
-    <w:p>
-      <w:pPr>
-        <w:pStyle w:val="ListBullet"/>
-      </w:pPr>
-      <w:r>
-        <w:t>docs/CODEX-HANDOFF-pruefungen.md — geschützte Prüfungs- und Antwortlogik.</w:t>
       </w:r>
     </w:p>
     <w:p>
